--- a/Tài liệu/Tuấn/Báo cáo NCKH 2026.docx
+++ b/Tài liệu/Tuấn/Báo cáo NCKH 2026.docx
@@ -5214,7 +5214,23 @@
             <w:rFonts w:ascii="Time s New Roman" w:hAnsi="Time s New Roman"/>
             <w:noProof/>
           </w:rPr>
-          <w:t>Hình 4: Servo 180</w:t>
+          <w:t xml:space="preserve">Hình </w:t>
+        </w:r>
+        <w:r>
+          <w:rPr>
+            <w:rStyle w:val="Hyperlink"/>
+            <w:rFonts w:ascii="Time s New Roman" w:hAnsi="Time s New Roman"/>
+            <w:noProof/>
+          </w:rPr>
+          <w:t>3</w:t>
+        </w:r>
+        <w:r>
+          <w:rPr>
+            <w:rStyle w:val="Hyperlink"/>
+            <w:rFonts w:ascii="Time s New Roman" w:hAnsi="Time s New Roman"/>
+            <w:noProof/>
+          </w:rPr>
+          <w:t>: Servo 180</w:t>
         </w:r>
         <w:r>
           <w:rPr>
@@ -5287,7 +5303,23 @@
             <w:rFonts w:cs="Times New Roman"/>
             <w:noProof/>
           </w:rPr>
-          <w:t>Hình 3: Servo MG90S</w:t>
+          <w:t xml:space="preserve">Hình </w:t>
+        </w:r>
+        <w:r>
+          <w:rPr>
+            <w:rStyle w:val="Hyperlink"/>
+            <w:rFonts w:cs="Times New Roman"/>
+            <w:noProof/>
+          </w:rPr>
+          <w:t>4</w:t>
+        </w:r>
+        <w:r>
+          <w:rPr>
+            <w:rStyle w:val="Hyperlink"/>
+            <w:rFonts w:cs="Times New Roman"/>
+            <w:noProof/>
+          </w:rPr>
+          <w:t>: Servo MG90S</w:t>
         </w:r>
         <w:r>
           <w:rPr>
@@ -6109,336 +6141,2268 @@
       </w:r>
       <w:bookmarkEnd w:id="2"/>
     </w:p>
-    <w:p>
-      <w:pPr>
-        <w:numPr>
-          <w:ilvl w:val="0"/>
-          <w:numId w:val="1"/>
-        </w:numPr>
-        <w:spacing w:line="360" w:lineRule="auto"/>
-        <w:jc w:val="both"/>
-        <w:rPr>
-          <w:rFonts w:ascii="Times New Roman" w:hAnsi="Times New Roman" w:cs="Times New Roman"/>
-          <w:color w:val="000000" w:themeColor="text1"/>
-          <w:sz w:val="26"/>
-          <w:szCs w:val="26"/>
-          <w:lang w:val="en-US"/>
-        </w:rPr>
-      </w:pPr>
-      <w:r>
-        <w:rPr>
-          <w:rFonts w:ascii="Times New Roman" w:hAnsi="Times New Roman" w:cs="Times New Roman"/>
-          <w:b/>
-          <w:bCs/>
-          <w:color w:val="000000" w:themeColor="text1"/>
-          <w:sz w:val="26"/>
-          <w:szCs w:val="26"/>
-          <w:lang w:val="en-US"/>
-        </w:rPr>
-        <w:t>IoT:</w:t>
-      </w:r>
-      <w:r>
-        <w:rPr>
-          <w:rFonts w:ascii="Times New Roman" w:hAnsi="Times New Roman" w:cs="Times New Roman"/>
-          <w:color w:val="000000" w:themeColor="text1"/>
-          <w:sz w:val="26"/>
-          <w:szCs w:val="26"/>
-          <w:lang w:val="en-US"/>
-        </w:rPr>
-        <w:t xml:space="preserve"> Internet of Things</w:t>
-      </w:r>
-    </w:p>
-    <w:p>
-      <w:pPr>
-        <w:numPr>
-          <w:ilvl w:val="0"/>
-          <w:numId w:val="1"/>
-        </w:numPr>
-        <w:spacing w:line="360" w:lineRule="auto"/>
-        <w:jc w:val="both"/>
-        <w:rPr>
-          <w:rFonts w:ascii="Times New Roman" w:hAnsi="Times New Roman" w:cs="Times New Roman"/>
-          <w:color w:val="000000" w:themeColor="text1"/>
-          <w:sz w:val="26"/>
-          <w:szCs w:val="26"/>
-          <w:lang w:val="en-US"/>
-        </w:rPr>
-      </w:pPr>
-      <w:r>
-        <w:rPr>
-          <w:rFonts w:ascii="Times New Roman" w:hAnsi="Times New Roman" w:cs="Times New Roman"/>
-          <w:b/>
-          <w:bCs/>
-          <w:color w:val="000000" w:themeColor="text1"/>
-          <w:sz w:val="26"/>
-          <w:szCs w:val="26"/>
-          <w:lang w:val="en-US"/>
-        </w:rPr>
-        <w:t>ESP32:</w:t>
-      </w:r>
-      <w:r>
-        <w:rPr>
-          <w:rFonts w:ascii="Times New Roman" w:hAnsi="Times New Roman" w:cs="Times New Roman"/>
-          <w:color w:val="000000" w:themeColor="text1"/>
-          <w:sz w:val="26"/>
-          <w:szCs w:val="26"/>
-          <w:lang w:val="en-US"/>
-        </w:rPr>
-        <w:t xml:space="preserve"> Espressif Systems 32-bit MCU</w:t>
-      </w:r>
-    </w:p>
-    <w:p>
-      <w:pPr>
-        <w:numPr>
-          <w:ilvl w:val="0"/>
-          <w:numId w:val="1"/>
-        </w:numPr>
-        <w:spacing w:line="360" w:lineRule="auto"/>
-        <w:jc w:val="both"/>
-        <w:rPr>
-          <w:rFonts w:ascii="Times New Roman" w:hAnsi="Times New Roman" w:cs="Times New Roman"/>
-          <w:color w:val="000000" w:themeColor="text1"/>
-          <w:sz w:val="26"/>
-          <w:szCs w:val="26"/>
-          <w:lang w:val="en-US"/>
-        </w:rPr>
-      </w:pPr>
-      <w:r>
-        <w:rPr>
-          <w:rFonts w:ascii="Times New Roman" w:hAnsi="Times New Roman" w:cs="Times New Roman"/>
-          <w:b/>
-          <w:bCs/>
-          <w:color w:val="000000" w:themeColor="text1"/>
-          <w:sz w:val="26"/>
-          <w:szCs w:val="26"/>
-          <w:lang w:val="en-US"/>
-        </w:rPr>
-        <w:t>MQTT:</w:t>
-      </w:r>
-      <w:r>
-        <w:rPr>
-          <w:rFonts w:ascii="Times New Roman" w:hAnsi="Times New Roman" w:cs="Times New Roman"/>
-          <w:color w:val="000000" w:themeColor="text1"/>
-          <w:sz w:val="26"/>
-          <w:szCs w:val="26"/>
-          <w:lang w:val="en-US"/>
-        </w:rPr>
-        <w:t xml:space="preserve"> Message Queuing Telemetry Transport</w:t>
-      </w:r>
-    </w:p>
-    <w:p>
-      <w:pPr>
-        <w:numPr>
-          <w:ilvl w:val="0"/>
-          <w:numId w:val="1"/>
-        </w:numPr>
-        <w:spacing w:line="360" w:lineRule="auto"/>
-        <w:jc w:val="both"/>
-        <w:rPr>
-          <w:rFonts w:ascii="Times New Roman" w:hAnsi="Times New Roman" w:cs="Times New Roman"/>
-          <w:color w:val="000000" w:themeColor="text1"/>
-          <w:sz w:val="26"/>
-          <w:szCs w:val="26"/>
-          <w:lang w:val="en-US"/>
-        </w:rPr>
-      </w:pPr>
-      <w:r>
-        <w:rPr>
-          <w:rFonts w:ascii="Times New Roman" w:hAnsi="Times New Roman" w:cs="Times New Roman"/>
-          <w:b/>
-          <w:bCs/>
-          <w:color w:val="000000" w:themeColor="text1"/>
-          <w:sz w:val="26"/>
-          <w:szCs w:val="26"/>
-          <w:lang w:val="en-US"/>
-        </w:rPr>
-        <w:t>API:</w:t>
-      </w:r>
-      <w:r>
-        <w:rPr>
-          <w:rFonts w:ascii="Times New Roman" w:hAnsi="Times New Roman" w:cs="Times New Roman"/>
-          <w:color w:val="000000" w:themeColor="text1"/>
-          <w:sz w:val="26"/>
-          <w:szCs w:val="26"/>
-          <w:lang w:val="en-US"/>
-        </w:rPr>
-        <w:t xml:space="preserve"> Application Programming Interface</w:t>
-      </w:r>
-    </w:p>
-    <w:p>
-      <w:pPr>
-        <w:numPr>
-          <w:ilvl w:val="0"/>
-          <w:numId w:val="1"/>
-        </w:numPr>
-        <w:spacing w:line="360" w:lineRule="auto"/>
-        <w:jc w:val="both"/>
-        <w:rPr>
-          <w:rFonts w:ascii="Times New Roman" w:hAnsi="Times New Roman" w:cs="Times New Roman"/>
-          <w:color w:val="000000" w:themeColor="text1"/>
-          <w:sz w:val="26"/>
-          <w:szCs w:val="26"/>
-          <w:lang w:val="en-US"/>
-        </w:rPr>
-      </w:pPr>
-      <w:r>
-        <w:rPr>
-          <w:rFonts w:ascii="Times New Roman" w:hAnsi="Times New Roman" w:cs="Times New Roman"/>
-          <w:b/>
-          <w:bCs/>
-          <w:color w:val="000000" w:themeColor="text1"/>
-          <w:sz w:val="26"/>
-          <w:szCs w:val="26"/>
-          <w:lang w:val="en-US"/>
-        </w:rPr>
-        <w:t>IDE:</w:t>
-      </w:r>
-      <w:r>
-        <w:rPr>
-          <w:rFonts w:ascii="Times New Roman" w:hAnsi="Times New Roman" w:cs="Times New Roman"/>
-          <w:color w:val="000000" w:themeColor="text1"/>
-          <w:sz w:val="26"/>
-          <w:szCs w:val="26"/>
-          <w:lang w:val="en-US"/>
-        </w:rPr>
-        <w:t xml:space="preserve"> Integrated Development Environment</w:t>
-      </w:r>
-    </w:p>
-    <w:p>
-      <w:pPr>
-        <w:spacing w:line="360" w:lineRule="auto"/>
-        <w:jc w:val="both"/>
-        <w:rPr>
-          <w:rFonts w:ascii="Times New Roman" w:hAnsi="Times New Roman" w:cs="Times New Roman"/>
-          <w:color w:val="000000" w:themeColor="text1"/>
-          <w:sz w:val="26"/>
-          <w:szCs w:val="26"/>
-        </w:rPr>
-      </w:pPr>
-      <w:r>
-        <w:rPr>
-          <w:rFonts w:ascii="Times New Roman" w:hAnsi="Times New Roman" w:cs="Times New Roman"/>
-          <w:color w:val="000000" w:themeColor="text1"/>
-          <w:sz w:val="26"/>
-          <w:szCs w:val="26"/>
-        </w:rPr>
-        <w:t>( sẽ sớm bổ sung danh mục từ viết tắt)</w:t>
-      </w:r>
-    </w:p>
-    <w:p>
-      <w:pPr>
-        <w:spacing w:line="360" w:lineRule="auto"/>
-        <w:jc w:val="both"/>
-        <w:rPr>
-          <w:rFonts w:ascii="Times New Roman" w:hAnsi="Times New Roman" w:cs="Times New Roman"/>
-          <w:color w:val="000000" w:themeColor="text1"/>
-          <w:sz w:val="26"/>
-          <w:szCs w:val="26"/>
-          <w:lang w:val="en-US"/>
-        </w:rPr>
-      </w:pPr>
-    </w:p>
-    <w:p>
-      <w:pPr>
-        <w:spacing w:line="360" w:lineRule="auto"/>
-        <w:jc w:val="both"/>
-        <w:rPr>
-          <w:rFonts w:ascii="Times New Roman" w:hAnsi="Times New Roman" w:cs="Times New Roman"/>
-          <w:color w:val="000000" w:themeColor="text1"/>
-          <w:sz w:val="26"/>
-          <w:szCs w:val="26"/>
-          <w:lang w:val="en-US"/>
-        </w:rPr>
-      </w:pPr>
-    </w:p>
-    <w:p>
-      <w:pPr>
-        <w:spacing w:line="360" w:lineRule="auto"/>
-        <w:jc w:val="both"/>
-        <w:rPr>
-          <w:rFonts w:ascii="Times New Roman" w:hAnsi="Times New Roman" w:cs="Times New Roman"/>
-          <w:color w:val="000000" w:themeColor="text1"/>
-          <w:sz w:val="26"/>
-          <w:szCs w:val="26"/>
-          <w:lang w:val="en-US"/>
-        </w:rPr>
-      </w:pPr>
-    </w:p>
-    <w:p>
-      <w:pPr>
-        <w:spacing w:line="360" w:lineRule="auto"/>
-        <w:jc w:val="both"/>
-        <w:rPr>
-          <w:rFonts w:ascii="Times New Roman" w:hAnsi="Times New Roman" w:cs="Times New Roman"/>
-          <w:color w:val="000000" w:themeColor="text1"/>
-          <w:sz w:val="26"/>
-          <w:szCs w:val="26"/>
-          <w:lang w:val="en-US"/>
-        </w:rPr>
-      </w:pPr>
-    </w:p>
-    <w:p>
-      <w:pPr>
-        <w:spacing w:line="360" w:lineRule="auto"/>
-        <w:jc w:val="both"/>
-        <w:rPr>
-          <w:rFonts w:ascii="Times New Roman" w:hAnsi="Times New Roman" w:cs="Times New Roman"/>
-          <w:color w:val="000000" w:themeColor="text1"/>
-          <w:sz w:val="26"/>
-          <w:szCs w:val="26"/>
-          <w:lang w:val="en-US"/>
-        </w:rPr>
-      </w:pPr>
-    </w:p>
-    <w:p>
-      <w:pPr>
-        <w:spacing w:line="360" w:lineRule="auto"/>
-        <w:jc w:val="both"/>
-        <w:rPr>
-          <w:rFonts w:ascii="Times New Roman" w:hAnsi="Times New Roman" w:cs="Times New Roman"/>
-          <w:color w:val="000000" w:themeColor="text1"/>
-          <w:sz w:val="26"/>
-          <w:szCs w:val="26"/>
-          <w:lang w:val="en-US"/>
-        </w:rPr>
-      </w:pPr>
-    </w:p>
-    <w:p>
-      <w:pPr>
-        <w:spacing w:line="360" w:lineRule="auto"/>
-        <w:jc w:val="both"/>
-        <w:rPr>
-          <w:rFonts w:ascii="Times New Roman" w:hAnsi="Times New Roman" w:cs="Times New Roman"/>
-          <w:color w:val="000000" w:themeColor="text1"/>
-          <w:sz w:val="26"/>
-          <w:szCs w:val="26"/>
-          <w:lang w:val="en-US"/>
-        </w:rPr>
-      </w:pPr>
-    </w:p>
-    <w:p>
-      <w:pPr>
-        <w:spacing w:line="360" w:lineRule="auto"/>
-        <w:jc w:val="both"/>
-        <w:rPr>
-          <w:rFonts w:ascii="Times New Roman" w:hAnsi="Times New Roman" w:cs="Times New Roman"/>
-          <w:color w:val="000000" w:themeColor="text1"/>
-          <w:sz w:val="26"/>
-          <w:szCs w:val="26"/>
-          <w:lang w:val="en-US"/>
-        </w:rPr>
-      </w:pPr>
-    </w:p>
-    <w:p>
-      <w:pPr>
-        <w:spacing w:line="360" w:lineRule="auto"/>
-        <w:jc w:val="both"/>
-        <w:rPr>
-          <w:rFonts w:ascii="Times New Roman" w:hAnsi="Times New Roman" w:cs="Times New Roman"/>
-          <w:color w:val="000000" w:themeColor="text1"/>
-          <w:sz w:val="26"/>
-          <w:szCs w:val="26"/>
-          <w:lang w:val="en-US"/>
+    <w:tbl>
+      <w:tblPr>
+        <w:tblW w:w="9172" w:type="dxa"/>
+        <w:tblCellMar>
+          <w:left w:w="0" w:type="dxa"/>
+          <w:right w:w="0" w:type="dxa"/>
+        </w:tblCellMar>
+        <w:tblLook w:val="04A0" w:firstRow="1" w:lastRow="0" w:firstColumn="1" w:lastColumn="0" w:noHBand="0" w:noVBand="1"/>
+      </w:tblPr>
+      <w:tblGrid>
+        <w:gridCol w:w="1209"/>
+        <w:gridCol w:w="4302"/>
+        <w:gridCol w:w="3661"/>
+      </w:tblGrid>
+      <w:tr>
+        <w:trPr>
+          <w:trHeight w:val="315"/>
+        </w:trPr>
+        <w:tc>
+          <w:tcPr>
+            <w:tcW w:w="1237" w:type="dxa"/>
+            <w:tcBorders>
+              <w:top w:val="single" w:sz="6" w:space="0" w:color="CCCCCC"/>
+              <w:left w:val="single" w:sz="6" w:space="0" w:color="CCCCCC"/>
+              <w:bottom w:val="single" w:sz="6" w:space="0" w:color="CCCCCC"/>
+              <w:right w:val="single" w:sz="6" w:space="0" w:color="CCCCCC"/>
+            </w:tcBorders>
+            <w:tcMar>
+              <w:top w:w="30" w:type="dxa"/>
+              <w:left w:w="45" w:type="dxa"/>
+              <w:bottom w:w="30" w:type="dxa"/>
+              <w:right w:w="45" w:type="dxa"/>
+            </w:tcMar>
+            <w:vAlign w:val="bottom"/>
+            <w:hideMark/>
+          </w:tcPr>
+          <w:p>
+            <w:pPr>
+              <w:spacing w:line="360" w:lineRule="auto"/>
+              <w:jc w:val="both"/>
+              <w:rPr>
+                <w:rFonts w:ascii="Times New Roman" w:hAnsi="Times New Roman" w:cs="Times New Roman"/>
+                <w:color w:val="000000" w:themeColor="text1"/>
+                <w:sz w:val="26"/>
+                <w:szCs w:val="26"/>
+                <w:lang w:val="en-US"/>
+              </w:rPr>
+            </w:pPr>
+            <w:r>
+              <w:rPr>
+                <w:rFonts w:ascii="Times New Roman" w:hAnsi="Times New Roman" w:cs="Times New Roman"/>
+                <w:color w:val="000000" w:themeColor="text1"/>
+                <w:sz w:val="26"/>
+                <w:szCs w:val="26"/>
+                <w:lang w:val="en-US"/>
+              </w:rPr>
+              <w:t>Từ viết tắt</w:t>
+            </w:r>
+          </w:p>
+        </w:tc>
+        <w:tc>
+          <w:tcPr>
+            <w:tcW w:w="3615" w:type="dxa"/>
+            <w:tcBorders>
+              <w:top w:val="single" w:sz="6" w:space="0" w:color="CCCCCC"/>
+              <w:left w:val="single" w:sz="6" w:space="0" w:color="CCCCCC"/>
+              <w:bottom w:val="single" w:sz="6" w:space="0" w:color="CCCCCC"/>
+              <w:right w:val="single" w:sz="6" w:space="0" w:color="CCCCCC"/>
+            </w:tcBorders>
+            <w:tcMar>
+              <w:top w:w="30" w:type="dxa"/>
+              <w:left w:w="45" w:type="dxa"/>
+              <w:bottom w:w="30" w:type="dxa"/>
+              <w:right w:w="45" w:type="dxa"/>
+            </w:tcMar>
+            <w:vAlign w:val="bottom"/>
+            <w:hideMark/>
+          </w:tcPr>
+          <w:p>
+            <w:pPr>
+              <w:spacing w:line="360" w:lineRule="auto"/>
+              <w:jc w:val="both"/>
+              <w:rPr>
+                <w:rFonts w:ascii="Times New Roman" w:hAnsi="Times New Roman" w:cs="Times New Roman"/>
+                <w:color w:val="000000" w:themeColor="text1"/>
+                <w:sz w:val="26"/>
+                <w:szCs w:val="26"/>
+                <w:lang w:val="en-US"/>
+              </w:rPr>
+            </w:pPr>
+            <w:r>
+              <w:rPr>
+                <w:rFonts w:ascii="Times New Roman" w:hAnsi="Times New Roman" w:cs="Times New Roman"/>
+                <w:color w:val="000000" w:themeColor="text1"/>
+                <w:sz w:val="26"/>
+                <w:szCs w:val="26"/>
+                <w:lang w:val="en-US"/>
+              </w:rPr>
+              <w:t>Thuật ngữ đầy đủ (Tiếng Anh)</w:t>
+            </w:r>
+          </w:p>
+        </w:tc>
+        <w:tc>
+          <w:tcPr>
+            <w:tcW w:w="4320" w:type="dxa"/>
+            <w:tcBorders>
+              <w:top w:val="single" w:sz="6" w:space="0" w:color="CCCCCC"/>
+              <w:left w:val="single" w:sz="6" w:space="0" w:color="CCCCCC"/>
+              <w:bottom w:val="single" w:sz="6" w:space="0" w:color="CCCCCC"/>
+              <w:right w:val="single" w:sz="6" w:space="0" w:color="CCCCCC"/>
+            </w:tcBorders>
+            <w:tcMar>
+              <w:top w:w="30" w:type="dxa"/>
+              <w:left w:w="45" w:type="dxa"/>
+              <w:bottom w:w="30" w:type="dxa"/>
+              <w:right w:w="45" w:type="dxa"/>
+            </w:tcMar>
+            <w:vAlign w:val="bottom"/>
+            <w:hideMark/>
+          </w:tcPr>
+          <w:p>
+            <w:pPr>
+              <w:spacing w:line="360" w:lineRule="auto"/>
+              <w:jc w:val="both"/>
+              <w:rPr>
+                <w:rFonts w:ascii="Times New Roman" w:hAnsi="Times New Roman" w:cs="Times New Roman"/>
+                <w:color w:val="000000" w:themeColor="text1"/>
+                <w:sz w:val="26"/>
+                <w:szCs w:val="26"/>
+                <w:lang w:val="en-US"/>
+              </w:rPr>
+            </w:pPr>
+            <w:r>
+              <w:rPr>
+                <w:rFonts w:ascii="Times New Roman" w:hAnsi="Times New Roman" w:cs="Times New Roman"/>
+                <w:color w:val="000000" w:themeColor="text1"/>
+                <w:sz w:val="26"/>
+                <w:szCs w:val="26"/>
+                <w:lang w:val="en-US"/>
+              </w:rPr>
+              <w:t>Giải thích ý nghĩa trong dự án</w:t>
+            </w:r>
+          </w:p>
+        </w:tc>
+      </w:tr>
+      <w:tr>
+        <w:trPr>
+          <w:trHeight w:val="315"/>
+        </w:trPr>
+        <w:tc>
+          <w:tcPr>
+            <w:tcW w:w="0" w:type="auto"/>
+            <w:tcBorders>
+              <w:top w:val="single" w:sz="6" w:space="0" w:color="CCCCCC"/>
+              <w:left w:val="single" w:sz="6" w:space="0" w:color="CCCCCC"/>
+              <w:bottom w:val="single" w:sz="6" w:space="0" w:color="CCCCCC"/>
+              <w:right w:val="single" w:sz="6" w:space="0" w:color="CCCCCC"/>
+            </w:tcBorders>
+            <w:tcMar>
+              <w:top w:w="30" w:type="dxa"/>
+              <w:left w:w="45" w:type="dxa"/>
+              <w:bottom w:w="30" w:type="dxa"/>
+              <w:right w:w="45" w:type="dxa"/>
+            </w:tcMar>
+            <w:vAlign w:val="bottom"/>
+            <w:hideMark/>
+          </w:tcPr>
+          <w:p>
+            <w:pPr>
+              <w:spacing w:line="360" w:lineRule="auto"/>
+              <w:jc w:val="both"/>
+              <w:rPr>
+                <w:rFonts w:ascii="Times New Roman" w:hAnsi="Times New Roman" w:cs="Times New Roman"/>
+                <w:b/>
+                <w:bCs/>
+                <w:color w:val="000000" w:themeColor="text1"/>
+                <w:sz w:val="26"/>
+                <w:szCs w:val="26"/>
+                <w:lang w:val="en-US"/>
+              </w:rPr>
+            </w:pPr>
+            <w:r>
+              <w:rPr>
+                <w:rFonts w:ascii="Times New Roman" w:hAnsi="Times New Roman" w:cs="Times New Roman"/>
+                <w:b/>
+                <w:bCs/>
+                <w:color w:val="000000" w:themeColor="text1"/>
+                <w:sz w:val="26"/>
+                <w:szCs w:val="26"/>
+                <w:lang w:val="en-US"/>
+              </w:rPr>
+              <w:t>AI</w:t>
+            </w:r>
+          </w:p>
+        </w:tc>
+        <w:tc>
+          <w:tcPr>
+            <w:tcW w:w="0" w:type="auto"/>
+            <w:tcBorders>
+              <w:top w:val="single" w:sz="6" w:space="0" w:color="CCCCCC"/>
+              <w:left w:val="single" w:sz="6" w:space="0" w:color="CCCCCC"/>
+              <w:bottom w:val="single" w:sz="6" w:space="0" w:color="CCCCCC"/>
+              <w:right w:val="single" w:sz="6" w:space="0" w:color="CCCCCC"/>
+            </w:tcBorders>
+            <w:tcMar>
+              <w:top w:w="30" w:type="dxa"/>
+              <w:left w:w="45" w:type="dxa"/>
+              <w:bottom w:w="30" w:type="dxa"/>
+              <w:right w:w="45" w:type="dxa"/>
+            </w:tcMar>
+            <w:vAlign w:val="bottom"/>
+            <w:hideMark/>
+          </w:tcPr>
+          <w:p>
+            <w:pPr>
+              <w:spacing w:line="360" w:lineRule="auto"/>
+              <w:jc w:val="both"/>
+              <w:rPr>
+                <w:rFonts w:ascii="Times New Roman" w:hAnsi="Times New Roman" w:cs="Times New Roman"/>
+                <w:color w:val="000000" w:themeColor="text1"/>
+                <w:sz w:val="26"/>
+                <w:szCs w:val="26"/>
+                <w:lang w:val="en-US"/>
+              </w:rPr>
+            </w:pPr>
+            <w:r>
+              <w:rPr>
+                <w:rFonts w:ascii="Times New Roman" w:hAnsi="Times New Roman" w:cs="Times New Roman"/>
+                <w:color w:val="000000" w:themeColor="text1"/>
+                <w:sz w:val="26"/>
+                <w:szCs w:val="26"/>
+                <w:lang w:val="en-US"/>
+              </w:rPr>
+              <w:t>Artificial Intelligence</w:t>
+            </w:r>
+          </w:p>
+        </w:tc>
+        <w:tc>
+          <w:tcPr>
+            <w:tcW w:w="2790" w:type="dxa"/>
+            <w:tcBorders>
+              <w:top w:val="single" w:sz="6" w:space="0" w:color="CCCCCC"/>
+              <w:left w:val="single" w:sz="6" w:space="0" w:color="CCCCCC"/>
+              <w:bottom w:val="single" w:sz="6" w:space="0" w:color="CCCCCC"/>
+              <w:right w:val="single" w:sz="6" w:space="0" w:color="CCCCCC"/>
+            </w:tcBorders>
+            <w:tcMar>
+              <w:top w:w="30" w:type="dxa"/>
+              <w:left w:w="45" w:type="dxa"/>
+              <w:bottom w:w="30" w:type="dxa"/>
+              <w:right w:w="45" w:type="dxa"/>
+            </w:tcMar>
+            <w:vAlign w:val="bottom"/>
+            <w:hideMark/>
+          </w:tcPr>
+          <w:p>
+            <w:pPr>
+              <w:spacing w:line="360" w:lineRule="auto"/>
+              <w:jc w:val="both"/>
+              <w:rPr>
+                <w:rFonts w:ascii="Times New Roman" w:hAnsi="Times New Roman" w:cs="Times New Roman"/>
+                <w:color w:val="000000" w:themeColor="text1"/>
+                <w:sz w:val="26"/>
+                <w:szCs w:val="26"/>
+                <w:lang w:val="en-US"/>
+              </w:rPr>
+            </w:pPr>
+            <w:r>
+              <w:rPr>
+                <w:rFonts w:ascii="Times New Roman" w:hAnsi="Times New Roman" w:cs="Times New Roman"/>
+                <w:color w:val="000000" w:themeColor="text1"/>
+                <w:sz w:val="26"/>
+                <w:szCs w:val="26"/>
+                <w:lang w:val="en-US"/>
+              </w:rPr>
+              <w:t>Trí tuệ nhân tạo: Công nghệ xử lý luồng hình ảnh từ Webcam để nhận diện cử chỉ tay.</w:t>
+            </w:r>
+          </w:p>
+        </w:tc>
+      </w:tr>
+      <w:tr>
+        <w:trPr>
+          <w:trHeight w:val="315"/>
+        </w:trPr>
+        <w:tc>
+          <w:tcPr>
+            <w:tcW w:w="0" w:type="auto"/>
+            <w:tcBorders>
+              <w:top w:val="single" w:sz="6" w:space="0" w:color="CCCCCC"/>
+              <w:left w:val="single" w:sz="6" w:space="0" w:color="CCCCCC"/>
+              <w:bottom w:val="single" w:sz="6" w:space="0" w:color="CCCCCC"/>
+              <w:right w:val="single" w:sz="6" w:space="0" w:color="CCCCCC"/>
+            </w:tcBorders>
+            <w:tcMar>
+              <w:top w:w="30" w:type="dxa"/>
+              <w:left w:w="45" w:type="dxa"/>
+              <w:bottom w:w="30" w:type="dxa"/>
+              <w:right w:w="45" w:type="dxa"/>
+            </w:tcMar>
+            <w:vAlign w:val="bottom"/>
+            <w:hideMark/>
+          </w:tcPr>
+          <w:p>
+            <w:pPr>
+              <w:spacing w:line="360" w:lineRule="auto"/>
+              <w:jc w:val="both"/>
+              <w:rPr>
+                <w:rFonts w:ascii="Times New Roman" w:hAnsi="Times New Roman" w:cs="Times New Roman"/>
+                <w:b/>
+                <w:bCs/>
+                <w:color w:val="000000" w:themeColor="text1"/>
+                <w:sz w:val="26"/>
+                <w:szCs w:val="26"/>
+                <w:lang w:val="en-US"/>
+              </w:rPr>
+            </w:pPr>
+            <w:r>
+              <w:rPr>
+                <w:rFonts w:ascii="Times New Roman" w:hAnsi="Times New Roman" w:cs="Times New Roman"/>
+                <w:b/>
+                <w:bCs/>
+                <w:color w:val="000000" w:themeColor="text1"/>
+                <w:sz w:val="26"/>
+                <w:szCs w:val="26"/>
+                <w:lang w:val="en-US"/>
+              </w:rPr>
+              <w:t>FPS</w:t>
+            </w:r>
+          </w:p>
+        </w:tc>
+        <w:tc>
+          <w:tcPr>
+            <w:tcW w:w="0" w:type="auto"/>
+            <w:tcBorders>
+              <w:top w:val="single" w:sz="6" w:space="0" w:color="CCCCCC"/>
+              <w:left w:val="single" w:sz="6" w:space="0" w:color="CCCCCC"/>
+              <w:bottom w:val="single" w:sz="6" w:space="0" w:color="CCCCCC"/>
+              <w:right w:val="single" w:sz="6" w:space="0" w:color="CCCCCC"/>
+            </w:tcBorders>
+            <w:tcMar>
+              <w:top w:w="30" w:type="dxa"/>
+              <w:left w:w="45" w:type="dxa"/>
+              <w:bottom w:w="30" w:type="dxa"/>
+              <w:right w:w="45" w:type="dxa"/>
+            </w:tcMar>
+            <w:vAlign w:val="bottom"/>
+            <w:hideMark/>
+          </w:tcPr>
+          <w:p>
+            <w:pPr>
+              <w:spacing w:line="360" w:lineRule="auto"/>
+              <w:jc w:val="both"/>
+              <w:rPr>
+                <w:rFonts w:ascii="Times New Roman" w:hAnsi="Times New Roman" w:cs="Times New Roman"/>
+                <w:color w:val="000000" w:themeColor="text1"/>
+                <w:sz w:val="26"/>
+                <w:szCs w:val="26"/>
+                <w:lang w:val="en-US"/>
+              </w:rPr>
+            </w:pPr>
+            <w:r>
+              <w:rPr>
+                <w:rFonts w:ascii="Times New Roman" w:hAnsi="Times New Roman" w:cs="Times New Roman"/>
+                <w:color w:val="000000" w:themeColor="text1"/>
+                <w:sz w:val="26"/>
+                <w:szCs w:val="26"/>
+                <w:lang w:val="en-US"/>
+              </w:rPr>
+              <w:t>Frames Per Second</w:t>
+            </w:r>
+          </w:p>
+        </w:tc>
+        <w:tc>
+          <w:tcPr>
+            <w:tcW w:w="2790" w:type="dxa"/>
+            <w:tcBorders>
+              <w:top w:val="single" w:sz="6" w:space="0" w:color="CCCCCC"/>
+              <w:left w:val="single" w:sz="6" w:space="0" w:color="CCCCCC"/>
+              <w:bottom w:val="single" w:sz="6" w:space="0" w:color="CCCCCC"/>
+              <w:right w:val="single" w:sz="6" w:space="0" w:color="CCCCCC"/>
+            </w:tcBorders>
+            <w:tcMar>
+              <w:top w:w="30" w:type="dxa"/>
+              <w:left w:w="45" w:type="dxa"/>
+              <w:bottom w:w="30" w:type="dxa"/>
+              <w:right w:w="45" w:type="dxa"/>
+            </w:tcMar>
+            <w:vAlign w:val="bottom"/>
+            <w:hideMark/>
+          </w:tcPr>
+          <w:p>
+            <w:pPr>
+              <w:spacing w:line="360" w:lineRule="auto"/>
+              <w:jc w:val="both"/>
+              <w:rPr>
+                <w:rFonts w:ascii="Times New Roman" w:hAnsi="Times New Roman" w:cs="Times New Roman"/>
+                <w:color w:val="000000" w:themeColor="text1"/>
+                <w:sz w:val="26"/>
+                <w:szCs w:val="26"/>
+                <w:lang w:val="en-US"/>
+              </w:rPr>
+            </w:pPr>
+            <w:r>
+              <w:rPr>
+                <w:rFonts w:ascii="Times New Roman" w:hAnsi="Times New Roman" w:cs="Times New Roman"/>
+                <w:color w:val="000000" w:themeColor="text1"/>
+                <w:sz w:val="26"/>
+                <w:szCs w:val="26"/>
+                <w:lang w:val="en-US"/>
+              </w:rPr>
+              <w:t>Số khung hình trên giây: Chỉ số đo lường tốc độ xử lý video của hệ thống.</w:t>
+            </w:r>
+          </w:p>
+        </w:tc>
+      </w:tr>
+      <w:tr>
+        <w:trPr>
+          <w:trHeight w:val="315"/>
+        </w:trPr>
+        <w:tc>
+          <w:tcPr>
+            <w:tcW w:w="0" w:type="auto"/>
+            <w:tcBorders>
+              <w:top w:val="single" w:sz="6" w:space="0" w:color="CCCCCC"/>
+              <w:left w:val="single" w:sz="6" w:space="0" w:color="CCCCCC"/>
+              <w:bottom w:val="single" w:sz="6" w:space="0" w:color="CCCCCC"/>
+              <w:right w:val="single" w:sz="6" w:space="0" w:color="CCCCCC"/>
+            </w:tcBorders>
+            <w:tcMar>
+              <w:top w:w="30" w:type="dxa"/>
+              <w:left w:w="45" w:type="dxa"/>
+              <w:bottom w:w="30" w:type="dxa"/>
+              <w:right w:w="45" w:type="dxa"/>
+            </w:tcMar>
+            <w:vAlign w:val="bottom"/>
+            <w:hideMark/>
+          </w:tcPr>
+          <w:p>
+            <w:pPr>
+              <w:spacing w:line="360" w:lineRule="auto"/>
+              <w:jc w:val="both"/>
+              <w:rPr>
+                <w:rFonts w:ascii="Times New Roman" w:hAnsi="Times New Roman" w:cs="Times New Roman"/>
+                <w:b/>
+                <w:bCs/>
+                <w:color w:val="000000" w:themeColor="text1"/>
+                <w:sz w:val="26"/>
+                <w:szCs w:val="26"/>
+                <w:lang w:val="en-US"/>
+              </w:rPr>
+            </w:pPr>
+            <w:r>
+              <w:rPr>
+                <w:rFonts w:ascii="Times New Roman" w:hAnsi="Times New Roman" w:cs="Times New Roman"/>
+                <w:b/>
+                <w:bCs/>
+                <w:color w:val="000000" w:themeColor="text1"/>
+                <w:sz w:val="26"/>
+                <w:szCs w:val="26"/>
+                <w:lang w:val="en-US"/>
+              </w:rPr>
+              <w:t>GPIO</w:t>
+            </w:r>
+          </w:p>
+        </w:tc>
+        <w:tc>
+          <w:tcPr>
+            <w:tcW w:w="0" w:type="auto"/>
+            <w:tcBorders>
+              <w:top w:val="single" w:sz="6" w:space="0" w:color="CCCCCC"/>
+              <w:left w:val="single" w:sz="6" w:space="0" w:color="CCCCCC"/>
+              <w:bottom w:val="single" w:sz="6" w:space="0" w:color="CCCCCC"/>
+              <w:right w:val="single" w:sz="6" w:space="0" w:color="CCCCCC"/>
+            </w:tcBorders>
+            <w:tcMar>
+              <w:top w:w="30" w:type="dxa"/>
+              <w:left w:w="45" w:type="dxa"/>
+              <w:bottom w:w="30" w:type="dxa"/>
+              <w:right w:w="45" w:type="dxa"/>
+            </w:tcMar>
+            <w:vAlign w:val="bottom"/>
+            <w:hideMark/>
+          </w:tcPr>
+          <w:p>
+            <w:pPr>
+              <w:spacing w:line="360" w:lineRule="auto"/>
+              <w:jc w:val="both"/>
+              <w:rPr>
+                <w:rFonts w:ascii="Times New Roman" w:hAnsi="Times New Roman" w:cs="Times New Roman"/>
+                <w:color w:val="000000" w:themeColor="text1"/>
+                <w:sz w:val="26"/>
+                <w:szCs w:val="26"/>
+                <w:lang w:val="en-US"/>
+              </w:rPr>
+            </w:pPr>
+            <w:r>
+              <w:rPr>
+                <w:rFonts w:ascii="Times New Roman" w:hAnsi="Times New Roman" w:cs="Times New Roman"/>
+                <w:color w:val="000000" w:themeColor="text1"/>
+                <w:sz w:val="26"/>
+                <w:szCs w:val="26"/>
+                <w:lang w:val="en-US"/>
+              </w:rPr>
+              <w:t>General Purpose Input/Output</w:t>
+            </w:r>
+          </w:p>
+        </w:tc>
+        <w:tc>
+          <w:tcPr>
+            <w:tcW w:w="2790" w:type="dxa"/>
+            <w:tcBorders>
+              <w:top w:val="single" w:sz="6" w:space="0" w:color="CCCCCC"/>
+              <w:left w:val="single" w:sz="6" w:space="0" w:color="CCCCCC"/>
+              <w:bottom w:val="single" w:sz="6" w:space="0" w:color="CCCCCC"/>
+              <w:right w:val="single" w:sz="6" w:space="0" w:color="CCCCCC"/>
+            </w:tcBorders>
+            <w:tcMar>
+              <w:top w:w="30" w:type="dxa"/>
+              <w:left w:w="45" w:type="dxa"/>
+              <w:bottom w:w="30" w:type="dxa"/>
+              <w:right w:w="45" w:type="dxa"/>
+            </w:tcMar>
+            <w:vAlign w:val="bottom"/>
+            <w:hideMark/>
+          </w:tcPr>
+          <w:p>
+            <w:pPr>
+              <w:spacing w:line="360" w:lineRule="auto"/>
+              <w:jc w:val="both"/>
+              <w:rPr>
+                <w:rFonts w:ascii="Times New Roman" w:hAnsi="Times New Roman" w:cs="Times New Roman"/>
+                <w:color w:val="000000" w:themeColor="text1"/>
+                <w:sz w:val="26"/>
+                <w:szCs w:val="26"/>
+                <w:lang w:val="en-US"/>
+              </w:rPr>
+            </w:pPr>
+            <w:r>
+              <w:rPr>
+                <w:rFonts w:ascii="Times New Roman" w:hAnsi="Times New Roman" w:cs="Times New Roman"/>
+                <w:color w:val="000000" w:themeColor="text1"/>
+                <w:sz w:val="26"/>
+                <w:szCs w:val="26"/>
+                <w:lang w:val="en-US"/>
+              </w:rPr>
+              <w:t>Cổng vào/ra đa dụng: Các chân cắm trên ESP32 dùng để điều khiển LED và Servo.</w:t>
+            </w:r>
+          </w:p>
+        </w:tc>
+      </w:tr>
+      <w:tr>
+        <w:trPr>
+          <w:trHeight w:val="315"/>
+        </w:trPr>
+        <w:tc>
+          <w:tcPr>
+            <w:tcW w:w="0" w:type="auto"/>
+            <w:tcBorders>
+              <w:top w:val="single" w:sz="6" w:space="0" w:color="CCCCCC"/>
+              <w:left w:val="single" w:sz="6" w:space="0" w:color="CCCCCC"/>
+              <w:bottom w:val="single" w:sz="6" w:space="0" w:color="CCCCCC"/>
+              <w:right w:val="single" w:sz="6" w:space="0" w:color="CCCCCC"/>
+            </w:tcBorders>
+            <w:tcMar>
+              <w:top w:w="30" w:type="dxa"/>
+              <w:left w:w="45" w:type="dxa"/>
+              <w:bottom w:w="30" w:type="dxa"/>
+              <w:right w:w="45" w:type="dxa"/>
+            </w:tcMar>
+            <w:vAlign w:val="bottom"/>
+            <w:hideMark/>
+          </w:tcPr>
+          <w:p>
+            <w:pPr>
+              <w:spacing w:line="360" w:lineRule="auto"/>
+              <w:jc w:val="both"/>
+              <w:rPr>
+                <w:rFonts w:ascii="Times New Roman" w:hAnsi="Times New Roman" w:cs="Times New Roman"/>
+                <w:b/>
+                <w:bCs/>
+                <w:color w:val="000000" w:themeColor="text1"/>
+                <w:sz w:val="26"/>
+                <w:szCs w:val="26"/>
+                <w:lang w:val="en-US"/>
+              </w:rPr>
+            </w:pPr>
+            <w:r>
+              <w:rPr>
+                <w:rFonts w:ascii="Times New Roman" w:hAnsi="Times New Roman" w:cs="Times New Roman"/>
+                <w:b/>
+                <w:bCs/>
+                <w:color w:val="000000" w:themeColor="text1"/>
+                <w:sz w:val="26"/>
+                <w:szCs w:val="26"/>
+                <w:lang w:val="en-US"/>
+              </w:rPr>
+              <w:t>HMI</w:t>
+            </w:r>
+          </w:p>
+        </w:tc>
+        <w:tc>
+          <w:tcPr>
+            <w:tcW w:w="0" w:type="auto"/>
+            <w:tcBorders>
+              <w:top w:val="single" w:sz="6" w:space="0" w:color="CCCCCC"/>
+              <w:left w:val="single" w:sz="6" w:space="0" w:color="CCCCCC"/>
+              <w:bottom w:val="single" w:sz="6" w:space="0" w:color="CCCCCC"/>
+              <w:right w:val="single" w:sz="6" w:space="0" w:color="CCCCCC"/>
+            </w:tcBorders>
+            <w:tcMar>
+              <w:top w:w="30" w:type="dxa"/>
+              <w:left w:w="45" w:type="dxa"/>
+              <w:bottom w:w="30" w:type="dxa"/>
+              <w:right w:w="45" w:type="dxa"/>
+            </w:tcMar>
+            <w:vAlign w:val="bottom"/>
+            <w:hideMark/>
+          </w:tcPr>
+          <w:p>
+            <w:pPr>
+              <w:spacing w:line="360" w:lineRule="auto"/>
+              <w:jc w:val="both"/>
+              <w:rPr>
+                <w:rFonts w:ascii="Times New Roman" w:hAnsi="Times New Roman" w:cs="Times New Roman"/>
+                <w:color w:val="000000" w:themeColor="text1"/>
+                <w:sz w:val="26"/>
+                <w:szCs w:val="26"/>
+                <w:lang w:val="en-US"/>
+              </w:rPr>
+            </w:pPr>
+            <w:r>
+              <w:rPr>
+                <w:rFonts w:ascii="Times New Roman" w:hAnsi="Times New Roman" w:cs="Times New Roman"/>
+                <w:color w:val="000000" w:themeColor="text1"/>
+                <w:sz w:val="26"/>
+                <w:szCs w:val="26"/>
+                <w:lang w:val="en-US"/>
+              </w:rPr>
+              <w:t>Human-Machine Interface</w:t>
+            </w:r>
+          </w:p>
+        </w:tc>
+        <w:tc>
+          <w:tcPr>
+            <w:tcW w:w="2790" w:type="dxa"/>
+            <w:tcBorders>
+              <w:top w:val="single" w:sz="6" w:space="0" w:color="CCCCCC"/>
+              <w:left w:val="single" w:sz="6" w:space="0" w:color="CCCCCC"/>
+              <w:bottom w:val="single" w:sz="6" w:space="0" w:color="CCCCCC"/>
+              <w:right w:val="single" w:sz="6" w:space="0" w:color="CCCCCC"/>
+            </w:tcBorders>
+            <w:tcMar>
+              <w:top w:w="30" w:type="dxa"/>
+              <w:left w:w="45" w:type="dxa"/>
+              <w:bottom w:w="30" w:type="dxa"/>
+              <w:right w:w="45" w:type="dxa"/>
+            </w:tcMar>
+            <w:vAlign w:val="bottom"/>
+            <w:hideMark/>
+          </w:tcPr>
+          <w:p>
+            <w:pPr>
+              <w:spacing w:line="360" w:lineRule="auto"/>
+              <w:jc w:val="both"/>
+              <w:rPr>
+                <w:rFonts w:ascii="Times New Roman" w:hAnsi="Times New Roman" w:cs="Times New Roman"/>
+                <w:color w:val="000000" w:themeColor="text1"/>
+                <w:sz w:val="26"/>
+                <w:szCs w:val="26"/>
+                <w:lang w:val="en-US"/>
+              </w:rPr>
+            </w:pPr>
+            <w:r>
+              <w:rPr>
+                <w:rFonts w:ascii="Times New Roman" w:hAnsi="Times New Roman" w:cs="Times New Roman"/>
+                <w:color w:val="000000" w:themeColor="text1"/>
+                <w:sz w:val="26"/>
+                <w:szCs w:val="26"/>
+                <w:lang w:val="en-US"/>
+              </w:rPr>
+              <w:t>Giao diện người - máy: Cách thức tương tác giữa người dùng và thiết bị thông qua cử chỉ.</w:t>
+            </w:r>
+          </w:p>
+        </w:tc>
+      </w:tr>
+      <w:tr>
+        <w:trPr>
+          <w:trHeight w:val="315"/>
+        </w:trPr>
+        <w:tc>
+          <w:tcPr>
+            <w:tcW w:w="0" w:type="auto"/>
+            <w:tcBorders>
+              <w:top w:val="single" w:sz="6" w:space="0" w:color="CCCCCC"/>
+              <w:left w:val="single" w:sz="6" w:space="0" w:color="CCCCCC"/>
+              <w:bottom w:val="single" w:sz="6" w:space="0" w:color="CCCCCC"/>
+              <w:right w:val="single" w:sz="6" w:space="0" w:color="CCCCCC"/>
+            </w:tcBorders>
+            <w:tcMar>
+              <w:top w:w="30" w:type="dxa"/>
+              <w:left w:w="45" w:type="dxa"/>
+              <w:bottom w:w="30" w:type="dxa"/>
+              <w:right w:w="45" w:type="dxa"/>
+            </w:tcMar>
+            <w:vAlign w:val="bottom"/>
+            <w:hideMark/>
+          </w:tcPr>
+          <w:p>
+            <w:pPr>
+              <w:spacing w:line="360" w:lineRule="auto"/>
+              <w:jc w:val="both"/>
+              <w:rPr>
+                <w:rFonts w:ascii="Times New Roman" w:hAnsi="Times New Roman" w:cs="Times New Roman"/>
+                <w:b/>
+                <w:bCs/>
+                <w:color w:val="000000" w:themeColor="text1"/>
+                <w:sz w:val="26"/>
+                <w:szCs w:val="26"/>
+                <w:lang w:val="en-US"/>
+              </w:rPr>
+            </w:pPr>
+            <w:r>
+              <w:rPr>
+                <w:rFonts w:ascii="Times New Roman" w:hAnsi="Times New Roman" w:cs="Times New Roman"/>
+                <w:b/>
+                <w:bCs/>
+                <w:color w:val="000000" w:themeColor="text1"/>
+                <w:sz w:val="26"/>
+                <w:szCs w:val="26"/>
+                <w:lang w:val="en-US"/>
+              </w:rPr>
+              <w:t>I2C</w:t>
+            </w:r>
+          </w:p>
+        </w:tc>
+        <w:tc>
+          <w:tcPr>
+            <w:tcW w:w="0" w:type="auto"/>
+            <w:tcBorders>
+              <w:top w:val="single" w:sz="6" w:space="0" w:color="CCCCCC"/>
+              <w:left w:val="single" w:sz="6" w:space="0" w:color="CCCCCC"/>
+              <w:bottom w:val="single" w:sz="6" w:space="0" w:color="CCCCCC"/>
+              <w:right w:val="single" w:sz="6" w:space="0" w:color="CCCCCC"/>
+            </w:tcBorders>
+            <w:tcMar>
+              <w:top w:w="30" w:type="dxa"/>
+              <w:left w:w="45" w:type="dxa"/>
+              <w:bottom w:w="30" w:type="dxa"/>
+              <w:right w:w="45" w:type="dxa"/>
+            </w:tcMar>
+            <w:vAlign w:val="bottom"/>
+            <w:hideMark/>
+          </w:tcPr>
+          <w:p>
+            <w:pPr>
+              <w:spacing w:line="360" w:lineRule="auto"/>
+              <w:jc w:val="both"/>
+              <w:rPr>
+                <w:rFonts w:ascii="Times New Roman" w:hAnsi="Times New Roman" w:cs="Times New Roman"/>
+                <w:color w:val="000000" w:themeColor="text1"/>
+                <w:sz w:val="26"/>
+                <w:szCs w:val="26"/>
+                <w:lang w:val="en-US"/>
+              </w:rPr>
+            </w:pPr>
+            <w:r>
+              <w:rPr>
+                <w:rFonts w:ascii="Times New Roman" w:hAnsi="Times New Roman" w:cs="Times New Roman"/>
+                <w:color w:val="000000" w:themeColor="text1"/>
+                <w:sz w:val="26"/>
+                <w:szCs w:val="26"/>
+                <w:lang w:val="en-US"/>
+              </w:rPr>
+              <w:t>Inter-Integrated Circuit</w:t>
+            </w:r>
+          </w:p>
+        </w:tc>
+        <w:tc>
+          <w:tcPr>
+            <w:tcW w:w="2790" w:type="dxa"/>
+            <w:tcBorders>
+              <w:top w:val="single" w:sz="6" w:space="0" w:color="CCCCCC"/>
+              <w:left w:val="single" w:sz="6" w:space="0" w:color="CCCCCC"/>
+              <w:bottom w:val="single" w:sz="6" w:space="0" w:color="CCCCCC"/>
+              <w:right w:val="single" w:sz="6" w:space="0" w:color="CCCCCC"/>
+            </w:tcBorders>
+            <w:tcMar>
+              <w:top w:w="30" w:type="dxa"/>
+              <w:left w:w="45" w:type="dxa"/>
+              <w:bottom w:w="30" w:type="dxa"/>
+              <w:right w:w="45" w:type="dxa"/>
+            </w:tcMar>
+            <w:vAlign w:val="bottom"/>
+            <w:hideMark/>
+          </w:tcPr>
+          <w:p>
+            <w:pPr>
+              <w:spacing w:line="360" w:lineRule="auto"/>
+              <w:jc w:val="both"/>
+              <w:rPr>
+                <w:rFonts w:ascii="Times New Roman" w:hAnsi="Times New Roman" w:cs="Times New Roman"/>
+                <w:color w:val="000000" w:themeColor="text1"/>
+                <w:sz w:val="26"/>
+                <w:szCs w:val="26"/>
+                <w:lang w:val="en-US"/>
+              </w:rPr>
+            </w:pPr>
+            <w:r>
+              <w:rPr>
+                <w:rFonts w:ascii="Times New Roman" w:hAnsi="Times New Roman" w:cs="Times New Roman"/>
+                <w:color w:val="000000" w:themeColor="text1"/>
+                <w:sz w:val="26"/>
+                <w:szCs w:val="26"/>
+                <w:lang w:val="en-US"/>
+              </w:rPr>
+              <w:t>Giao thức nối tiếp: Chuẩn giao tiếp dữ liệu giữa vi điều khiển và các module cảm biến.</w:t>
+            </w:r>
+          </w:p>
+        </w:tc>
+      </w:tr>
+      <w:tr>
+        <w:trPr>
+          <w:trHeight w:val="315"/>
+        </w:trPr>
+        <w:tc>
+          <w:tcPr>
+            <w:tcW w:w="0" w:type="auto"/>
+            <w:tcBorders>
+              <w:top w:val="single" w:sz="6" w:space="0" w:color="CCCCCC"/>
+              <w:left w:val="single" w:sz="6" w:space="0" w:color="CCCCCC"/>
+              <w:bottom w:val="single" w:sz="6" w:space="0" w:color="CCCCCC"/>
+              <w:right w:val="single" w:sz="6" w:space="0" w:color="CCCCCC"/>
+            </w:tcBorders>
+            <w:tcMar>
+              <w:top w:w="30" w:type="dxa"/>
+              <w:left w:w="45" w:type="dxa"/>
+              <w:bottom w:w="30" w:type="dxa"/>
+              <w:right w:w="45" w:type="dxa"/>
+            </w:tcMar>
+            <w:vAlign w:val="bottom"/>
+            <w:hideMark/>
+          </w:tcPr>
+          <w:p>
+            <w:pPr>
+              <w:spacing w:line="360" w:lineRule="auto"/>
+              <w:jc w:val="both"/>
+              <w:rPr>
+                <w:rFonts w:ascii="Times New Roman" w:hAnsi="Times New Roman" w:cs="Times New Roman"/>
+                <w:b/>
+                <w:bCs/>
+                <w:color w:val="000000" w:themeColor="text1"/>
+                <w:sz w:val="26"/>
+                <w:szCs w:val="26"/>
+                <w:lang w:val="en-US"/>
+              </w:rPr>
+            </w:pPr>
+            <w:r>
+              <w:rPr>
+                <w:rFonts w:ascii="Times New Roman" w:hAnsi="Times New Roman" w:cs="Times New Roman"/>
+                <w:b/>
+                <w:bCs/>
+                <w:color w:val="000000" w:themeColor="text1"/>
+                <w:sz w:val="26"/>
+                <w:szCs w:val="26"/>
+                <w:lang w:val="en-US"/>
+              </w:rPr>
+              <w:t>IoT</w:t>
+            </w:r>
+          </w:p>
+        </w:tc>
+        <w:tc>
+          <w:tcPr>
+            <w:tcW w:w="0" w:type="auto"/>
+            <w:tcBorders>
+              <w:top w:val="single" w:sz="6" w:space="0" w:color="CCCCCC"/>
+              <w:left w:val="single" w:sz="6" w:space="0" w:color="CCCCCC"/>
+              <w:bottom w:val="single" w:sz="6" w:space="0" w:color="CCCCCC"/>
+              <w:right w:val="single" w:sz="6" w:space="0" w:color="CCCCCC"/>
+            </w:tcBorders>
+            <w:tcMar>
+              <w:top w:w="30" w:type="dxa"/>
+              <w:left w:w="45" w:type="dxa"/>
+              <w:bottom w:w="30" w:type="dxa"/>
+              <w:right w:w="45" w:type="dxa"/>
+            </w:tcMar>
+            <w:vAlign w:val="bottom"/>
+            <w:hideMark/>
+          </w:tcPr>
+          <w:p>
+            <w:pPr>
+              <w:spacing w:line="360" w:lineRule="auto"/>
+              <w:jc w:val="both"/>
+              <w:rPr>
+                <w:rFonts w:ascii="Times New Roman" w:hAnsi="Times New Roman" w:cs="Times New Roman"/>
+                <w:color w:val="000000" w:themeColor="text1"/>
+                <w:sz w:val="26"/>
+                <w:szCs w:val="26"/>
+                <w:lang w:val="en-US"/>
+              </w:rPr>
+            </w:pPr>
+            <w:r>
+              <w:rPr>
+                <w:rFonts w:ascii="Times New Roman" w:hAnsi="Times New Roman" w:cs="Times New Roman"/>
+                <w:color w:val="000000" w:themeColor="text1"/>
+                <w:sz w:val="26"/>
+                <w:szCs w:val="26"/>
+                <w:lang w:val="en-US"/>
+              </w:rPr>
+              <w:t>Internet of Things</w:t>
+            </w:r>
+          </w:p>
+        </w:tc>
+        <w:tc>
+          <w:tcPr>
+            <w:tcW w:w="2790" w:type="dxa"/>
+            <w:tcBorders>
+              <w:top w:val="single" w:sz="6" w:space="0" w:color="CCCCCC"/>
+              <w:left w:val="single" w:sz="6" w:space="0" w:color="CCCCCC"/>
+              <w:bottom w:val="single" w:sz="6" w:space="0" w:color="CCCCCC"/>
+              <w:right w:val="single" w:sz="6" w:space="0" w:color="CCCCCC"/>
+            </w:tcBorders>
+            <w:tcMar>
+              <w:top w:w="30" w:type="dxa"/>
+              <w:left w:w="45" w:type="dxa"/>
+              <w:bottom w:w="30" w:type="dxa"/>
+              <w:right w:w="45" w:type="dxa"/>
+            </w:tcMar>
+            <w:vAlign w:val="bottom"/>
+            <w:hideMark/>
+          </w:tcPr>
+          <w:p>
+            <w:pPr>
+              <w:spacing w:line="360" w:lineRule="auto"/>
+              <w:jc w:val="both"/>
+              <w:rPr>
+                <w:rFonts w:ascii="Times New Roman" w:hAnsi="Times New Roman" w:cs="Times New Roman"/>
+                <w:color w:val="000000" w:themeColor="text1"/>
+                <w:sz w:val="26"/>
+                <w:szCs w:val="26"/>
+                <w:lang w:val="en-US"/>
+              </w:rPr>
+            </w:pPr>
+            <w:r>
+              <w:rPr>
+                <w:rFonts w:ascii="Times New Roman" w:hAnsi="Times New Roman" w:cs="Times New Roman"/>
+                <w:color w:val="000000" w:themeColor="text1"/>
+                <w:sz w:val="26"/>
+                <w:szCs w:val="26"/>
+                <w:lang w:val="en-US"/>
+              </w:rPr>
+              <w:t>Internet vạn vật: Mạng lưới các thiết bị kết nối và trao đổi dữ liệu qua Internet.</w:t>
+            </w:r>
+          </w:p>
+        </w:tc>
+      </w:tr>
+      <w:tr>
+        <w:trPr>
+          <w:trHeight w:val="315"/>
+        </w:trPr>
+        <w:tc>
+          <w:tcPr>
+            <w:tcW w:w="0" w:type="auto"/>
+            <w:tcBorders>
+              <w:top w:val="single" w:sz="6" w:space="0" w:color="CCCCCC"/>
+              <w:left w:val="single" w:sz="6" w:space="0" w:color="CCCCCC"/>
+              <w:bottom w:val="single" w:sz="6" w:space="0" w:color="CCCCCC"/>
+              <w:right w:val="single" w:sz="6" w:space="0" w:color="CCCCCC"/>
+            </w:tcBorders>
+            <w:tcMar>
+              <w:top w:w="30" w:type="dxa"/>
+              <w:left w:w="45" w:type="dxa"/>
+              <w:bottom w:w="30" w:type="dxa"/>
+              <w:right w:w="45" w:type="dxa"/>
+            </w:tcMar>
+            <w:vAlign w:val="bottom"/>
+            <w:hideMark/>
+          </w:tcPr>
+          <w:p>
+            <w:pPr>
+              <w:spacing w:line="360" w:lineRule="auto"/>
+              <w:jc w:val="both"/>
+              <w:rPr>
+                <w:rFonts w:ascii="Times New Roman" w:hAnsi="Times New Roman" w:cs="Times New Roman"/>
+                <w:b/>
+                <w:bCs/>
+                <w:color w:val="000000" w:themeColor="text1"/>
+                <w:sz w:val="26"/>
+                <w:szCs w:val="26"/>
+                <w:lang w:val="en-US"/>
+              </w:rPr>
+            </w:pPr>
+            <w:r>
+              <w:rPr>
+                <w:rFonts w:ascii="Times New Roman" w:hAnsi="Times New Roman" w:cs="Times New Roman"/>
+                <w:b/>
+                <w:bCs/>
+                <w:color w:val="000000" w:themeColor="text1"/>
+                <w:sz w:val="26"/>
+                <w:szCs w:val="26"/>
+                <w:lang w:val="en-US"/>
+              </w:rPr>
+              <w:t>JSON</w:t>
+            </w:r>
+          </w:p>
+        </w:tc>
+        <w:tc>
+          <w:tcPr>
+            <w:tcW w:w="0" w:type="auto"/>
+            <w:tcBorders>
+              <w:top w:val="single" w:sz="6" w:space="0" w:color="CCCCCC"/>
+              <w:left w:val="single" w:sz="6" w:space="0" w:color="CCCCCC"/>
+              <w:bottom w:val="single" w:sz="6" w:space="0" w:color="CCCCCC"/>
+              <w:right w:val="single" w:sz="6" w:space="0" w:color="CCCCCC"/>
+            </w:tcBorders>
+            <w:tcMar>
+              <w:top w:w="30" w:type="dxa"/>
+              <w:left w:w="45" w:type="dxa"/>
+              <w:bottom w:w="30" w:type="dxa"/>
+              <w:right w:w="45" w:type="dxa"/>
+            </w:tcMar>
+            <w:vAlign w:val="bottom"/>
+            <w:hideMark/>
+          </w:tcPr>
+          <w:p>
+            <w:pPr>
+              <w:spacing w:line="360" w:lineRule="auto"/>
+              <w:jc w:val="both"/>
+              <w:rPr>
+                <w:rFonts w:ascii="Times New Roman" w:hAnsi="Times New Roman" w:cs="Times New Roman"/>
+                <w:color w:val="000000" w:themeColor="text1"/>
+                <w:sz w:val="26"/>
+                <w:szCs w:val="26"/>
+                <w:lang w:val="en-US"/>
+              </w:rPr>
+            </w:pPr>
+            <w:r>
+              <w:rPr>
+                <w:rFonts w:ascii="Times New Roman" w:hAnsi="Times New Roman" w:cs="Times New Roman"/>
+                <w:color w:val="000000" w:themeColor="text1"/>
+                <w:sz w:val="26"/>
+                <w:szCs w:val="26"/>
+                <w:lang w:val="en-US"/>
+              </w:rPr>
+              <w:t>JavaScript Object Notation</w:t>
+            </w:r>
+          </w:p>
+        </w:tc>
+        <w:tc>
+          <w:tcPr>
+            <w:tcW w:w="2790" w:type="dxa"/>
+            <w:tcBorders>
+              <w:top w:val="single" w:sz="6" w:space="0" w:color="CCCCCC"/>
+              <w:left w:val="single" w:sz="6" w:space="0" w:color="CCCCCC"/>
+              <w:bottom w:val="single" w:sz="6" w:space="0" w:color="CCCCCC"/>
+              <w:right w:val="single" w:sz="6" w:space="0" w:color="CCCCCC"/>
+            </w:tcBorders>
+            <w:tcMar>
+              <w:top w:w="30" w:type="dxa"/>
+              <w:left w:w="45" w:type="dxa"/>
+              <w:bottom w:w="30" w:type="dxa"/>
+              <w:right w:w="45" w:type="dxa"/>
+            </w:tcMar>
+            <w:vAlign w:val="bottom"/>
+            <w:hideMark/>
+          </w:tcPr>
+          <w:p>
+            <w:pPr>
+              <w:spacing w:line="360" w:lineRule="auto"/>
+              <w:jc w:val="both"/>
+              <w:rPr>
+                <w:rFonts w:ascii="Times New Roman" w:hAnsi="Times New Roman" w:cs="Times New Roman"/>
+                <w:color w:val="000000" w:themeColor="text1"/>
+                <w:sz w:val="26"/>
+                <w:szCs w:val="26"/>
+                <w:lang w:val="en-US"/>
+              </w:rPr>
+            </w:pPr>
+            <w:r>
+              <w:rPr>
+                <w:rFonts w:ascii="Times New Roman" w:hAnsi="Times New Roman" w:cs="Times New Roman"/>
+                <w:color w:val="000000" w:themeColor="text1"/>
+                <w:sz w:val="26"/>
+                <w:szCs w:val="26"/>
+                <w:lang w:val="en-US"/>
+              </w:rPr>
+              <w:t>Định dạng dữ liệu nhẹ: Dùng để đóng gói các lệnh điều khiển (Living_light, Door...) gửi qua MQTT.</w:t>
+            </w:r>
+          </w:p>
+        </w:tc>
+      </w:tr>
+      <w:tr>
+        <w:trPr>
+          <w:trHeight w:val="315"/>
+        </w:trPr>
+        <w:tc>
+          <w:tcPr>
+            <w:tcW w:w="0" w:type="auto"/>
+            <w:tcBorders>
+              <w:top w:val="single" w:sz="6" w:space="0" w:color="CCCCCC"/>
+              <w:left w:val="single" w:sz="6" w:space="0" w:color="CCCCCC"/>
+              <w:bottom w:val="single" w:sz="6" w:space="0" w:color="CCCCCC"/>
+              <w:right w:val="single" w:sz="6" w:space="0" w:color="CCCCCC"/>
+            </w:tcBorders>
+            <w:tcMar>
+              <w:top w:w="30" w:type="dxa"/>
+              <w:left w:w="45" w:type="dxa"/>
+              <w:bottom w:w="30" w:type="dxa"/>
+              <w:right w:w="45" w:type="dxa"/>
+            </w:tcMar>
+            <w:vAlign w:val="bottom"/>
+            <w:hideMark/>
+          </w:tcPr>
+          <w:p>
+            <w:pPr>
+              <w:spacing w:line="360" w:lineRule="auto"/>
+              <w:jc w:val="both"/>
+              <w:rPr>
+                <w:rFonts w:ascii="Times New Roman" w:hAnsi="Times New Roman" w:cs="Times New Roman"/>
+                <w:b/>
+                <w:bCs/>
+                <w:color w:val="000000" w:themeColor="text1"/>
+                <w:sz w:val="26"/>
+                <w:szCs w:val="26"/>
+                <w:lang w:val="en-US"/>
+              </w:rPr>
+            </w:pPr>
+            <w:r>
+              <w:rPr>
+                <w:rFonts w:ascii="Times New Roman" w:hAnsi="Times New Roman" w:cs="Times New Roman"/>
+                <w:b/>
+                <w:bCs/>
+                <w:color w:val="000000" w:themeColor="text1"/>
+                <w:sz w:val="26"/>
+                <w:szCs w:val="26"/>
+                <w:lang w:val="en-US"/>
+              </w:rPr>
+              <w:lastRenderedPageBreak/>
+              <w:t>MQTT</w:t>
+            </w:r>
+          </w:p>
+        </w:tc>
+        <w:tc>
+          <w:tcPr>
+            <w:tcW w:w="0" w:type="auto"/>
+            <w:tcBorders>
+              <w:top w:val="single" w:sz="6" w:space="0" w:color="CCCCCC"/>
+              <w:left w:val="single" w:sz="6" w:space="0" w:color="CCCCCC"/>
+              <w:bottom w:val="single" w:sz="6" w:space="0" w:color="CCCCCC"/>
+              <w:right w:val="single" w:sz="6" w:space="0" w:color="CCCCCC"/>
+            </w:tcBorders>
+            <w:tcMar>
+              <w:top w:w="30" w:type="dxa"/>
+              <w:left w:w="45" w:type="dxa"/>
+              <w:bottom w:w="30" w:type="dxa"/>
+              <w:right w:w="45" w:type="dxa"/>
+            </w:tcMar>
+            <w:vAlign w:val="bottom"/>
+            <w:hideMark/>
+          </w:tcPr>
+          <w:p>
+            <w:pPr>
+              <w:spacing w:line="360" w:lineRule="auto"/>
+              <w:jc w:val="both"/>
+              <w:rPr>
+                <w:rFonts w:ascii="Times New Roman" w:hAnsi="Times New Roman" w:cs="Times New Roman"/>
+                <w:color w:val="000000" w:themeColor="text1"/>
+                <w:sz w:val="26"/>
+                <w:szCs w:val="26"/>
+                <w:lang w:val="en-US"/>
+              </w:rPr>
+            </w:pPr>
+            <w:r>
+              <w:rPr>
+                <w:rFonts w:ascii="Times New Roman" w:hAnsi="Times New Roman" w:cs="Times New Roman"/>
+                <w:color w:val="000000" w:themeColor="text1"/>
+                <w:sz w:val="26"/>
+                <w:szCs w:val="26"/>
+                <w:lang w:val="en-US"/>
+              </w:rPr>
+              <w:t>Message Queuing Telemetry Transport</w:t>
+            </w:r>
+          </w:p>
+        </w:tc>
+        <w:tc>
+          <w:tcPr>
+            <w:tcW w:w="2790" w:type="dxa"/>
+            <w:tcBorders>
+              <w:top w:val="single" w:sz="6" w:space="0" w:color="CCCCCC"/>
+              <w:left w:val="single" w:sz="6" w:space="0" w:color="CCCCCC"/>
+              <w:bottom w:val="single" w:sz="6" w:space="0" w:color="CCCCCC"/>
+              <w:right w:val="single" w:sz="6" w:space="0" w:color="CCCCCC"/>
+            </w:tcBorders>
+            <w:tcMar>
+              <w:top w:w="30" w:type="dxa"/>
+              <w:left w:w="45" w:type="dxa"/>
+              <w:bottom w:w="30" w:type="dxa"/>
+              <w:right w:w="45" w:type="dxa"/>
+            </w:tcMar>
+            <w:vAlign w:val="bottom"/>
+            <w:hideMark/>
+          </w:tcPr>
+          <w:p>
+            <w:pPr>
+              <w:spacing w:line="360" w:lineRule="auto"/>
+              <w:jc w:val="both"/>
+              <w:rPr>
+                <w:rFonts w:ascii="Times New Roman" w:hAnsi="Times New Roman" w:cs="Times New Roman"/>
+                <w:color w:val="000000" w:themeColor="text1"/>
+                <w:sz w:val="26"/>
+                <w:szCs w:val="26"/>
+                <w:lang w:val="en-US"/>
+              </w:rPr>
+            </w:pPr>
+            <w:r>
+              <w:rPr>
+                <w:rFonts w:ascii="Times New Roman" w:hAnsi="Times New Roman" w:cs="Times New Roman"/>
+                <w:color w:val="000000" w:themeColor="text1"/>
+                <w:sz w:val="26"/>
+                <w:szCs w:val="26"/>
+                <w:lang w:val="en-US"/>
+              </w:rPr>
+              <w:t>Giao thức truyền tin: Giao thức nhẹ, tối ưu cho việc gửi lệnh điều khiển giữa Máy chủ và ESP32.</w:t>
+            </w:r>
+          </w:p>
+        </w:tc>
+      </w:tr>
+      <w:tr>
+        <w:trPr>
+          <w:trHeight w:val="315"/>
+        </w:trPr>
+        <w:tc>
+          <w:tcPr>
+            <w:tcW w:w="0" w:type="auto"/>
+            <w:tcBorders>
+              <w:top w:val="single" w:sz="6" w:space="0" w:color="CCCCCC"/>
+              <w:left w:val="single" w:sz="6" w:space="0" w:color="CCCCCC"/>
+              <w:bottom w:val="single" w:sz="6" w:space="0" w:color="CCCCCC"/>
+              <w:right w:val="single" w:sz="6" w:space="0" w:color="CCCCCC"/>
+            </w:tcBorders>
+            <w:tcMar>
+              <w:top w:w="30" w:type="dxa"/>
+              <w:left w:w="45" w:type="dxa"/>
+              <w:bottom w:w="30" w:type="dxa"/>
+              <w:right w:w="45" w:type="dxa"/>
+            </w:tcMar>
+            <w:vAlign w:val="bottom"/>
+            <w:hideMark/>
+          </w:tcPr>
+          <w:p>
+            <w:pPr>
+              <w:spacing w:line="360" w:lineRule="auto"/>
+              <w:jc w:val="both"/>
+              <w:rPr>
+                <w:rFonts w:ascii="Times New Roman" w:hAnsi="Times New Roman" w:cs="Times New Roman"/>
+                <w:b/>
+                <w:bCs/>
+                <w:color w:val="000000" w:themeColor="text1"/>
+                <w:sz w:val="26"/>
+                <w:szCs w:val="26"/>
+                <w:lang w:val="en-US"/>
+              </w:rPr>
+            </w:pPr>
+            <w:r>
+              <w:rPr>
+                <w:rFonts w:ascii="Times New Roman" w:hAnsi="Times New Roman" w:cs="Times New Roman"/>
+                <w:b/>
+                <w:bCs/>
+                <w:color w:val="000000" w:themeColor="text1"/>
+                <w:sz w:val="26"/>
+                <w:szCs w:val="26"/>
+                <w:lang w:val="en-US"/>
+              </w:rPr>
+              <w:t>PWM</w:t>
+            </w:r>
+          </w:p>
+        </w:tc>
+        <w:tc>
+          <w:tcPr>
+            <w:tcW w:w="0" w:type="auto"/>
+            <w:tcBorders>
+              <w:top w:val="single" w:sz="6" w:space="0" w:color="CCCCCC"/>
+              <w:left w:val="single" w:sz="6" w:space="0" w:color="CCCCCC"/>
+              <w:bottom w:val="single" w:sz="6" w:space="0" w:color="CCCCCC"/>
+              <w:right w:val="single" w:sz="6" w:space="0" w:color="CCCCCC"/>
+            </w:tcBorders>
+            <w:tcMar>
+              <w:top w:w="30" w:type="dxa"/>
+              <w:left w:w="45" w:type="dxa"/>
+              <w:bottom w:w="30" w:type="dxa"/>
+              <w:right w:w="45" w:type="dxa"/>
+            </w:tcMar>
+            <w:vAlign w:val="bottom"/>
+            <w:hideMark/>
+          </w:tcPr>
+          <w:p>
+            <w:pPr>
+              <w:spacing w:line="360" w:lineRule="auto"/>
+              <w:jc w:val="both"/>
+              <w:rPr>
+                <w:rFonts w:ascii="Times New Roman" w:hAnsi="Times New Roman" w:cs="Times New Roman"/>
+                <w:color w:val="000000" w:themeColor="text1"/>
+                <w:sz w:val="26"/>
+                <w:szCs w:val="26"/>
+                <w:lang w:val="en-US"/>
+              </w:rPr>
+            </w:pPr>
+            <w:r>
+              <w:rPr>
+                <w:rFonts w:ascii="Times New Roman" w:hAnsi="Times New Roman" w:cs="Times New Roman"/>
+                <w:color w:val="000000" w:themeColor="text1"/>
+                <w:sz w:val="26"/>
+                <w:szCs w:val="26"/>
+                <w:lang w:val="en-US"/>
+              </w:rPr>
+              <w:t>Pulse Width Modulation</w:t>
+            </w:r>
+          </w:p>
+        </w:tc>
+        <w:tc>
+          <w:tcPr>
+            <w:tcW w:w="2790" w:type="dxa"/>
+            <w:tcBorders>
+              <w:top w:val="single" w:sz="6" w:space="0" w:color="CCCCCC"/>
+              <w:left w:val="single" w:sz="6" w:space="0" w:color="CCCCCC"/>
+              <w:bottom w:val="single" w:sz="6" w:space="0" w:color="CCCCCC"/>
+              <w:right w:val="single" w:sz="6" w:space="0" w:color="CCCCCC"/>
+            </w:tcBorders>
+            <w:tcMar>
+              <w:top w:w="30" w:type="dxa"/>
+              <w:left w:w="45" w:type="dxa"/>
+              <w:bottom w:w="30" w:type="dxa"/>
+              <w:right w:w="45" w:type="dxa"/>
+            </w:tcMar>
+            <w:vAlign w:val="bottom"/>
+            <w:hideMark/>
+          </w:tcPr>
+          <w:p>
+            <w:pPr>
+              <w:spacing w:line="360" w:lineRule="auto"/>
+              <w:jc w:val="both"/>
+              <w:rPr>
+                <w:rFonts w:ascii="Times New Roman" w:hAnsi="Times New Roman" w:cs="Times New Roman"/>
+                <w:color w:val="000000" w:themeColor="text1"/>
+                <w:sz w:val="26"/>
+                <w:szCs w:val="26"/>
+                <w:lang w:val="en-US"/>
+              </w:rPr>
+            </w:pPr>
+            <w:r>
+              <w:rPr>
+                <w:rFonts w:ascii="Times New Roman" w:hAnsi="Times New Roman" w:cs="Times New Roman"/>
+                <w:color w:val="000000" w:themeColor="text1"/>
+                <w:sz w:val="26"/>
+                <w:szCs w:val="26"/>
+                <w:lang w:val="en-US"/>
+              </w:rPr>
+              <w:t>Điều chế độ rộng xung: Phương pháp dùng để điều khiển góc quay của động cơ Servo MG90S.</w:t>
+            </w:r>
+          </w:p>
+        </w:tc>
+      </w:tr>
+      <w:tr>
+        <w:trPr>
+          <w:trHeight w:val="315"/>
+        </w:trPr>
+        <w:tc>
+          <w:tcPr>
+            <w:tcW w:w="0" w:type="auto"/>
+            <w:tcBorders>
+              <w:top w:val="single" w:sz="6" w:space="0" w:color="CCCCCC"/>
+              <w:left w:val="single" w:sz="6" w:space="0" w:color="CCCCCC"/>
+              <w:bottom w:val="single" w:sz="6" w:space="0" w:color="CCCCCC"/>
+              <w:right w:val="single" w:sz="6" w:space="0" w:color="CCCCCC"/>
+            </w:tcBorders>
+            <w:tcMar>
+              <w:top w:w="30" w:type="dxa"/>
+              <w:left w:w="45" w:type="dxa"/>
+              <w:bottom w:w="30" w:type="dxa"/>
+              <w:right w:w="45" w:type="dxa"/>
+            </w:tcMar>
+            <w:vAlign w:val="bottom"/>
+            <w:hideMark/>
+          </w:tcPr>
+          <w:p>
+            <w:pPr>
+              <w:spacing w:line="360" w:lineRule="auto"/>
+              <w:jc w:val="both"/>
+              <w:rPr>
+                <w:rFonts w:ascii="Times New Roman" w:hAnsi="Times New Roman" w:cs="Times New Roman"/>
+                <w:b/>
+                <w:bCs/>
+                <w:color w:val="000000" w:themeColor="text1"/>
+                <w:sz w:val="26"/>
+                <w:szCs w:val="26"/>
+                <w:lang w:val="en-US"/>
+              </w:rPr>
+            </w:pPr>
+            <w:r>
+              <w:rPr>
+                <w:rFonts w:ascii="Times New Roman" w:hAnsi="Times New Roman" w:cs="Times New Roman"/>
+                <w:b/>
+                <w:bCs/>
+                <w:color w:val="000000" w:themeColor="text1"/>
+                <w:sz w:val="26"/>
+                <w:szCs w:val="26"/>
+                <w:lang w:val="en-US"/>
+              </w:rPr>
+              <w:t>QoS</w:t>
+            </w:r>
+          </w:p>
+        </w:tc>
+        <w:tc>
+          <w:tcPr>
+            <w:tcW w:w="0" w:type="auto"/>
+            <w:tcBorders>
+              <w:top w:val="single" w:sz="6" w:space="0" w:color="CCCCCC"/>
+              <w:left w:val="single" w:sz="6" w:space="0" w:color="CCCCCC"/>
+              <w:bottom w:val="single" w:sz="6" w:space="0" w:color="CCCCCC"/>
+              <w:right w:val="single" w:sz="6" w:space="0" w:color="CCCCCC"/>
+            </w:tcBorders>
+            <w:tcMar>
+              <w:top w:w="30" w:type="dxa"/>
+              <w:left w:w="45" w:type="dxa"/>
+              <w:bottom w:w="30" w:type="dxa"/>
+              <w:right w:w="45" w:type="dxa"/>
+            </w:tcMar>
+            <w:vAlign w:val="bottom"/>
+            <w:hideMark/>
+          </w:tcPr>
+          <w:p>
+            <w:pPr>
+              <w:spacing w:line="360" w:lineRule="auto"/>
+              <w:jc w:val="both"/>
+              <w:rPr>
+                <w:rFonts w:ascii="Times New Roman" w:hAnsi="Times New Roman" w:cs="Times New Roman"/>
+                <w:color w:val="000000" w:themeColor="text1"/>
+                <w:sz w:val="26"/>
+                <w:szCs w:val="26"/>
+                <w:lang w:val="en-US"/>
+              </w:rPr>
+            </w:pPr>
+            <w:r>
+              <w:rPr>
+                <w:rFonts w:ascii="Times New Roman" w:hAnsi="Times New Roman" w:cs="Times New Roman"/>
+                <w:color w:val="000000" w:themeColor="text1"/>
+                <w:sz w:val="26"/>
+                <w:szCs w:val="26"/>
+                <w:lang w:val="en-US"/>
+              </w:rPr>
+              <w:t>Quality of Service</w:t>
+            </w:r>
+          </w:p>
+        </w:tc>
+        <w:tc>
+          <w:tcPr>
+            <w:tcW w:w="2790" w:type="dxa"/>
+            <w:tcBorders>
+              <w:top w:val="single" w:sz="6" w:space="0" w:color="CCCCCC"/>
+              <w:left w:val="single" w:sz="6" w:space="0" w:color="CCCCCC"/>
+              <w:bottom w:val="single" w:sz="6" w:space="0" w:color="CCCCCC"/>
+              <w:right w:val="single" w:sz="6" w:space="0" w:color="CCCCCC"/>
+            </w:tcBorders>
+            <w:tcMar>
+              <w:top w:w="30" w:type="dxa"/>
+              <w:left w:w="45" w:type="dxa"/>
+              <w:bottom w:w="30" w:type="dxa"/>
+              <w:right w:w="45" w:type="dxa"/>
+            </w:tcMar>
+            <w:vAlign w:val="bottom"/>
+            <w:hideMark/>
+          </w:tcPr>
+          <w:p>
+            <w:pPr>
+              <w:spacing w:line="360" w:lineRule="auto"/>
+              <w:jc w:val="both"/>
+              <w:rPr>
+                <w:rFonts w:ascii="Times New Roman" w:hAnsi="Times New Roman" w:cs="Times New Roman"/>
+                <w:color w:val="000000" w:themeColor="text1"/>
+                <w:sz w:val="26"/>
+                <w:szCs w:val="26"/>
+                <w:lang w:val="en-US"/>
+              </w:rPr>
+            </w:pPr>
+            <w:r>
+              <w:rPr>
+                <w:rFonts w:ascii="Times New Roman" w:hAnsi="Times New Roman" w:cs="Times New Roman"/>
+                <w:color w:val="000000" w:themeColor="text1"/>
+                <w:sz w:val="26"/>
+                <w:szCs w:val="26"/>
+                <w:lang w:val="en-US"/>
+              </w:rPr>
+              <w:t>Chất lượng dịch vụ: Các mức độ đảm bảo việc chuyển phát tin nhắn thành công trong giao thức MQTT.</w:t>
+            </w:r>
+          </w:p>
+        </w:tc>
+      </w:tr>
+      <w:tr>
+        <w:trPr>
+          <w:trHeight w:val="315"/>
+        </w:trPr>
+        <w:tc>
+          <w:tcPr>
+            <w:tcW w:w="0" w:type="auto"/>
+            <w:tcBorders>
+              <w:top w:val="single" w:sz="6" w:space="0" w:color="CCCCCC"/>
+              <w:left w:val="single" w:sz="6" w:space="0" w:color="CCCCCC"/>
+              <w:bottom w:val="single" w:sz="6" w:space="0" w:color="CCCCCC"/>
+              <w:right w:val="single" w:sz="6" w:space="0" w:color="CCCCCC"/>
+            </w:tcBorders>
+            <w:tcMar>
+              <w:top w:w="30" w:type="dxa"/>
+              <w:left w:w="45" w:type="dxa"/>
+              <w:bottom w:w="30" w:type="dxa"/>
+              <w:right w:w="45" w:type="dxa"/>
+            </w:tcMar>
+            <w:vAlign w:val="bottom"/>
+            <w:hideMark/>
+          </w:tcPr>
+          <w:p>
+            <w:pPr>
+              <w:spacing w:line="360" w:lineRule="auto"/>
+              <w:jc w:val="both"/>
+              <w:rPr>
+                <w:rFonts w:ascii="Times New Roman" w:hAnsi="Times New Roman" w:cs="Times New Roman"/>
+                <w:b/>
+                <w:bCs/>
+                <w:color w:val="000000" w:themeColor="text1"/>
+                <w:sz w:val="26"/>
+                <w:szCs w:val="26"/>
+                <w:lang w:val="en-US"/>
+              </w:rPr>
+            </w:pPr>
+            <w:r>
+              <w:rPr>
+                <w:rFonts w:ascii="Times New Roman" w:hAnsi="Times New Roman" w:cs="Times New Roman"/>
+                <w:b/>
+                <w:bCs/>
+                <w:color w:val="000000" w:themeColor="text1"/>
+                <w:sz w:val="26"/>
+                <w:szCs w:val="26"/>
+                <w:lang w:val="en-US"/>
+              </w:rPr>
+              <w:t>SPI</w:t>
+            </w:r>
+          </w:p>
+        </w:tc>
+        <w:tc>
+          <w:tcPr>
+            <w:tcW w:w="0" w:type="auto"/>
+            <w:tcBorders>
+              <w:top w:val="single" w:sz="6" w:space="0" w:color="CCCCCC"/>
+              <w:left w:val="single" w:sz="6" w:space="0" w:color="CCCCCC"/>
+              <w:bottom w:val="single" w:sz="6" w:space="0" w:color="CCCCCC"/>
+              <w:right w:val="single" w:sz="6" w:space="0" w:color="CCCCCC"/>
+            </w:tcBorders>
+            <w:tcMar>
+              <w:top w:w="30" w:type="dxa"/>
+              <w:left w:w="45" w:type="dxa"/>
+              <w:bottom w:w="30" w:type="dxa"/>
+              <w:right w:w="45" w:type="dxa"/>
+            </w:tcMar>
+            <w:vAlign w:val="bottom"/>
+            <w:hideMark/>
+          </w:tcPr>
+          <w:p>
+            <w:pPr>
+              <w:spacing w:line="360" w:lineRule="auto"/>
+              <w:jc w:val="both"/>
+              <w:rPr>
+                <w:rFonts w:ascii="Times New Roman" w:hAnsi="Times New Roman" w:cs="Times New Roman"/>
+                <w:color w:val="000000" w:themeColor="text1"/>
+                <w:sz w:val="26"/>
+                <w:szCs w:val="26"/>
+                <w:lang w:val="en-US"/>
+              </w:rPr>
+            </w:pPr>
+            <w:r>
+              <w:rPr>
+                <w:rFonts w:ascii="Times New Roman" w:hAnsi="Times New Roman" w:cs="Times New Roman"/>
+                <w:color w:val="000000" w:themeColor="text1"/>
+                <w:sz w:val="26"/>
+                <w:szCs w:val="26"/>
+                <w:lang w:val="en-US"/>
+              </w:rPr>
+              <w:t>Serial Peripheral Interface</w:t>
+            </w:r>
+          </w:p>
+        </w:tc>
+        <w:tc>
+          <w:tcPr>
+            <w:tcW w:w="2790" w:type="dxa"/>
+            <w:tcBorders>
+              <w:top w:val="single" w:sz="6" w:space="0" w:color="CCCCCC"/>
+              <w:left w:val="single" w:sz="6" w:space="0" w:color="CCCCCC"/>
+              <w:bottom w:val="single" w:sz="6" w:space="0" w:color="CCCCCC"/>
+              <w:right w:val="single" w:sz="6" w:space="0" w:color="CCCCCC"/>
+            </w:tcBorders>
+            <w:tcMar>
+              <w:top w:w="30" w:type="dxa"/>
+              <w:left w:w="45" w:type="dxa"/>
+              <w:bottom w:w="30" w:type="dxa"/>
+              <w:right w:w="45" w:type="dxa"/>
+            </w:tcMar>
+            <w:vAlign w:val="bottom"/>
+            <w:hideMark/>
+          </w:tcPr>
+          <w:p>
+            <w:pPr>
+              <w:spacing w:line="360" w:lineRule="auto"/>
+              <w:jc w:val="both"/>
+              <w:rPr>
+                <w:rFonts w:ascii="Times New Roman" w:hAnsi="Times New Roman" w:cs="Times New Roman"/>
+                <w:color w:val="000000" w:themeColor="text1"/>
+                <w:sz w:val="26"/>
+                <w:szCs w:val="26"/>
+                <w:lang w:val="en-US"/>
+              </w:rPr>
+            </w:pPr>
+            <w:r>
+              <w:rPr>
+                <w:rFonts w:ascii="Times New Roman" w:hAnsi="Times New Roman" w:cs="Times New Roman"/>
+                <w:color w:val="000000" w:themeColor="text1"/>
+                <w:sz w:val="26"/>
+                <w:szCs w:val="26"/>
+                <w:lang w:val="en-US"/>
+              </w:rPr>
+              <w:t>Giao diện ngoại vi nối tiếp: Chuẩn giao tiếp đồng bộ tốc độ cao cho các thiết bị ngoại vi.</w:t>
+            </w:r>
+          </w:p>
+        </w:tc>
+      </w:tr>
+      <w:tr>
+        <w:trPr>
+          <w:trHeight w:val="315"/>
+        </w:trPr>
+        <w:tc>
+          <w:tcPr>
+            <w:tcW w:w="0" w:type="auto"/>
+            <w:tcBorders>
+              <w:top w:val="single" w:sz="6" w:space="0" w:color="CCCCCC"/>
+              <w:left w:val="single" w:sz="6" w:space="0" w:color="CCCCCC"/>
+              <w:bottom w:val="single" w:sz="6" w:space="0" w:color="CCCCCC"/>
+              <w:right w:val="single" w:sz="6" w:space="0" w:color="CCCCCC"/>
+            </w:tcBorders>
+            <w:tcMar>
+              <w:top w:w="30" w:type="dxa"/>
+              <w:left w:w="45" w:type="dxa"/>
+              <w:bottom w:w="30" w:type="dxa"/>
+              <w:right w:w="45" w:type="dxa"/>
+            </w:tcMar>
+            <w:vAlign w:val="bottom"/>
+            <w:hideMark/>
+          </w:tcPr>
+          <w:p>
+            <w:pPr>
+              <w:spacing w:line="360" w:lineRule="auto"/>
+              <w:jc w:val="both"/>
+              <w:rPr>
+                <w:rFonts w:ascii="Times New Roman" w:hAnsi="Times New Roman" w:cs="Times New Roman"/>
+                <w:b/>
+                <w:bCs/>
+                <w:color w:val="000000" w:themeColor="text1"/>
+                <w:sz w:val="26"/>
+                <w:szCs w:val="26"/>
+                <w:lang w:val="en-US"/>
+              </w:rPr>
+            </w:pPr>
+            <w:r>
+              <w:rPr>
+                <w:rFonts w:ascii="Times New Roman" w:hAnsi="Times New Roman" w:cs="Times New Roman"/>
+                <w:b/>
+                <w:bCs/>
+                <w:color w:val="000000" w:themeColor="text1"/>
+                <w:sz w:val="26"/>
+                <w:szCs w:val="26"/>
+                <w:lang w:val="en-US"/>
+              </w:rPr>
+              <w:t>SSID</w:t>
+            </w:r>
+          </w:p>
+        </w:tc>
+        <w:tc>
+          <w:tcPr>
+            <w:tcW w:w="0" w:type="auto"/>
+            <w:tcBorders>
+              <w:top w:val="single" w:sz="6" w:space="0" w:color="CCCCCC"/>
+              <w:left w:val="single" w:sz="6" w:space="0" w:color="CCCCCC"/>
+              <w:bottom w:val="single" w:sz="6" w:space="0" w:color="CCCCCC"/>
+              <w:right w:val="single" w:sz="6" w:space="0" w:color="CCCCCC"/>
+            </w:tcBorders>
+            <w:tcMar>
+              <w:top w:w="30" w:type="dxa"/>
+              <w:left w:w="45" w:type="dxa"/>
+              <w:bottom w:w="30" w:type="dxa"/>
+              <w:right w:w="45" w:type="dxa"/>
+            </w:tcMar>
+            <w:vAlign w:val="bottom"/>
+            <w:hideMark/>
+          </w:tcPr>
+          <w:p>
+            <w:pPr>
+              <w:spacing w:line="360" w:lineRule="auto"/>
+              <w:jc w:val="both"/>
+              <w:rPr>
+                <w:rFonts w:ascii="Times New Roman" w:hAnsi="Times New Roman" w:cs="Times New Roman"/>
+                <w:color w:val="000000" w:themeColor="text1"/>
+                <w:sz w:val="26"/>
+                <w:szCs w:val="26"/>
+                <w:lang w:val="en-US"/>
+              </w:rPr>
+            </w:pPr>
+            <w:r>
+              <w:rPr>
+                <w:rFonts w:ascii="Times New Roman" w:hAnsi="Times New Roman" w:cs="Times New Roman"/>
+                <w:color w:val="000000" w:themeColor="text1"/>
+                <w:sz w:val="26"/>
+                <w:szCs w:val="26"/>
+                <w:lang w:val="en-US"/>
+              </w:rPr>
+              <w:t>Service Set Identifier</w:t>
+            </w:r>
+          </w:p>
+        </w:tc>
+        <w:tc>
+          <w:tcPr>
+            <w:tcW w:w="2790" w:type="dxa"/>
+            <w:tcBorders>
+              <w:top w:val="single" w:sz="6" w:space="0" w:color="CCCCCC"/>
+              <w:left w:val="single" w:sz="6" w:space="0" w:color="CCCCCC"/>
+              <w:bottom w:val="single" w:sz="6" w:space="0" w:color="CCCCCC"/>
+              <w:right w:val="single" w:sz="6" w:space="0" w:color="CCCCCC"/>
+            </w:tcBorders>
+            <w:tcMar>
+              <w:top w:w="30" w:type="dxa"/>
+              <w:left w:w="45" w:type="dxa"/>
+              <w:bottom w:w="30" w:type="dxa"/>
+              <w:right w:w="45" w:type="dxa"/>
+            </w:tcMar>
+            <w:vAlign w:val="bottom"/>
+            <w:hideMark/>
+          </w:tcPr>
+          <w:p>
+            <w:pPr>
+              <w:spacing w:line="360" w:lineRule="auto"/>
+              <w:jc w:val="both"/>
+              <w:rPr>
+                <w:rFonts w:ascii="Times New Roman" w:hAnsi="Times New Roman" w:cs="Times New Roman"/>
+                <w:color w:val="000000" w:themeColor="text1"/>
+                <w:sz w:val="26"/>
+                <w:szCs w:val="26"/>
+                <w:lang w:val="en-US"/>
+              </w:rPr>
+            </w:pPr>
+            <w:r>
+              <w:rPr>
+                <w:rFonts w:ascii="Times New Roman" w:hAnsi="Times New Roman" w:cs="Times New Roman"/>
+                <w:color w:val="000000" w:themeColor="text1"/>
+                <w:sz w:val="26"/>
+                <w:szCs w:val="26"/>
+                <w:lang w:val="en-US"/>
+              </w:rPr>
+              <w:t>Tên mạng Wi-Fi: Định danh mạng không dây mà ESP32 kết nối để truy cập Internet.</w:t>
+            </w:r>
+          </w:p>
+        </w:tc>
+      </w:tr>
+      <w:tr>
+        <w:trPr>
+          <w:trHeight w:val="315"/>
+        </w:trPr>
+        <w:tc>
+          <w:tcPr>
+            <w:tcW w:w="0" w:type="auto"/>
+            <w:tcBorders>
+              <w:top w:val="single" w:sz="6" w:space="0" w:color="CCCCCC"/>
+              <w:left w:val="single" w:sz="6" w:space="0" w:color="CCCCCC"/>
+              <w:bottom w:val="single" w:sz="6" w:space="0" w:color="CCCCCC"/>
+              <w:right w:val="single" w:sz="6" w:space="0" w:color="CCCCCC"/>
+            </w:tcBorders>
+            <w:tcMar>
+              <w:top w:w="30" w:type="dxa"/>
+              <w:left w:w="45" w:type="dxa"/>
+              <w:bottom w:w="30" w:type="dxa"/>
+              <w:right w:w="45" w:type="dxa"/>
+            </w:tcMar>
+            <w:vAlign w:val="bottom"/>
+            <w:hideMark/>
+          </w:tcPr>
+          <w:p>
+            <w:pPr>
+              <w:spacing w:line="360" w:lineRule="auto"/>
+              <w:jc w:val="both"/>
+              <w:rPr>
+                <w:rFonts w:ascii="Times New Roman" w:hAnsi="Times New Roman" w:cs="Times New Roman"/>
+                <w:b/>
+                <w:bCs/>
+                <w:color w:val="000000" w:themeColor="text1"/>
+                <w:sz w:val="26"/>
+                <w:szCs w:val="26"/>
+                <w:lang w:val="en-US"/>
+              </w:rPr>
+            </w:pPr>
+            <w:r>
+              <w:rPr>
+                <w:rFonts w:ascii="Times New Roman" w:hAnsi="Times New Roman" w:cs="Times New Roman"/>
+                <w:b/>
+                <w:bCs/>
+                <w:color w:val="000000" w:themeColor="text1"/>
+                <w:sz w:val="26"/>
+                <w:szCs w:val="26"/>
+                <w:lang w:val="en-US"/>
+              </w:rPr>
+              <w:t>SSL/TLS</w:t>
+            </w:r>
+          </w:p>
+        </w:tc>
+        <w:tc>
+          <w:tcPr>
+            <w:tcW w:w="0" w:type="auto"/>
+            <w:tcBorders>
+              <w:top w:val="single" w:sz="6" w:space="0" w:color="CCCCCC"/>
+              <w:left w:val="single" w:sz="6" w:space="0" w:color="CCCCCC"/>
+              <w:bottom w:val="single" w:sz="6" w:space="0" w:color="CCCCCC"/>
+              <w:right w:val="single" w:sz="6" w:space="0" w:color="CCCCCC"/>
+            </w:tcBorders>
+            <w:tcMar>
+              <w:top w:w="30" w:type="dxa"/>
+              <w:left w:w="45" w:type="dxa"/>
+              <w:bottom w:w="30" w:type="dxa"/>
+              <w:right w:w="45" w:type="dxa"/>
+            </w:tcMar>
+            <w:vAlign w:val="bottom"/>
+            <w:hideMark/>
+          </w:tcPr>
+          <w:p>
+            <w:pPr>
+              <w:spacing w:line="360" w:lineRule="auto"/>
+              <w:jc w:val="both"/>
+              <w:rPr>
+                <w:rFonts w:ascii="Times New Roman" w:hAnsi="Times New Roman" w:cs="Times New Roman"/>
+                <w:color w:val="000000" w:themeColor="text1"/>
+                <w:sz w:val="26"/>
+                <w:szCs w:val="26"/>
+                <w:lang w:val="en-US"/>
+              </w:rPr>
+            </w:pPr>
+            <w:r>
+              <w:rPr>
+                <w:rFonts w:ascii="Times New Roman" w:hAnsi="Times New Roman" w:cs="Times New Roman"/>
+                <w:color w:val="000000" w:themeColor="text1"/>
+                <w:sz w:val="26"/>
+                <w:szCs w:val="26"/>
+                <w:lang w:val="en-US"/>
+              </w:rPr>
+              <w:t>Secure Sockets Layer / Transport Layer Security</w:t>
+            </w:r>
+          </w:p>
+        </w:tc>
+        <w:tc>
+          <w:tcPr>
+            <w:tcW w:w="2790" w:type="dxa"/>
+            <w:tcBorders>
+              <w:top w:val="single" w:sz="6" w:space="0" w:color="CCCCCC"/>
+              <w:left w:val="single" w:sz="6" w:space="0" w:color="CCCCCC"/>
+              <w:bottom w:val="single" w:sz="6" w:space="0" w:color="CCCCCC"/>
+              <w:right w:val="single" w:sz="6" w:space="0" w:color="CCCCCC"/>
+            </w:tcBorders>
+            <w:tcMar>
+              <w:top w:w="30" w:type="dxa"/>
+              <w:left w:w="45" w:type="dxa"/>
+              <w:bottom w:w="30" w:type="dxa"/>
+              <w:right w:w="45" w:type="dxa"/>
+            </w:tcMar>
+            <w:vAlign w:val="bottom"/>
+            <w:hideMark/>
+          </w:tcPr>
+          <w:p>
+            <w:pPr>
+              <w:spacing w:line="360" w:lineRule="auto"/>
+              <w:jc w:val="both"/>
+              <w:rPr>
+                <w:rFonts w:ascii="Times New Roman" w:hAnsi="Times New Roman" w:cs="Times New Roman"/>
+                <w:color w:val="000000" w:themeColor="text1"/>
+                <w:sz w:val="26"/>
+                <w:szCs w:val="26"/>
+                <w:lang w:val="en-US"/>
+              </w:rPr>
+            </w:pPr>
+            <w:r>
+              <w:rPr>
+                <w:rFonts w:ascii="Times New Roman" w:hAnsi="Times New Roman" w:cs="Times New Roman"/>
+                <w:color w:val="000000" w:themeColor="text1"/>
+                <w:sz w:val="26"/>
+                <w:szCs w:val="26"/>
+                <w:lang w:val="en-US"/>
+              </w:rPr>
+              <w:t>Giao thức bảo mật: Cơ chế mã hóa dữ liệu trên đường truyền từ máy chủ lên Cloud HiveMQ.</w:t>
+            </w:r>
+          </w:p>
+        </w:tc>
+      </w:tr>
+      <w:tr>
+        <w:trPr>
+          <w:trHeight w:val="315"/>
+        </w:trPr>
+        <w:tc>
+          <w:tcPr>
+            <w:tcW w:w="0" w:type="auto"/>
+            <w:tcBorders>
+              <w:top w:val="single" w:sz="6" w:space="0" w:color="CCCCCC"/>
+              <w:left w:val="single" w:sz="6" w:space="0" w:color="CCCCCC"/>
+              <w:bottom w:val="single" w:sz="6" w:space="0" w:color="CCCCCC"/>
+              <w:right w:val="single" w:sz="6" w:space="0" w:color="CCCCCC"/>
+            </w:tcBorders>
+            <w:tcMar>
+              <w:top w:w="30" w:type="dxa"/>
+              <w:left w:w="45" w:type="dxa"/>
+              <w:bottom w:w="30" w:type="dxa"/>
+              <w:right w:w="45" w:type="dxa"/>
+            </w:tcMar>
+            <w:vAlign w:val="bottom"/>
+            <w:hideMark/>
+          </w:tcPr>
+          <w:p>
+            <w:pPr>
+              <w:spacing w:line="360" w:lineRule="auto"/>
+              <w:jc w:val="both"/>
+              <w:rPr>
+                <w:rFonts w:ascii="Times New Roman" w:hAnsi="Times New Roman" w:cs="Times New Roman"/>
+                <w:b/>
+                <w:bCs/>
+                <w:color w:val="000000" w:themeColor="text1"/>
+                <w:sz w:val="26"/>
+                <w:szCs w:val="26"/>
+                <w:lang w:val="en-US"/>
+              </w:rPr>
+            </w:pPr>
+            <w:r>
+              <w:rPr>
+                <w:rFonts w:ascii="Times New Roman" w:hAnsi="Times New Roman" w:cs="Times New Roman"/>
+                <w:b/>
+                <w:bCs/>
+                <w:color w:val="000000" w:themeColor="text1"/>
+                <w:sz w:val="26"/>
+                <w:szCs w:val="26"/>
+                <w:lang w:val="en-US"/>
+              </w:rPr>
+              <w:t>UART</w:t>
+            </w:r>
+          </w:p>
+        </w:tc>
+        <w:tc>
+          <w:tcPr>
+            <w:tcW w:w="0" w:type="auto"/>
+            <w:tcBorders>
+              <w:top w:val="single" w:sz="6" w:space="0" w:color="CCCCCC"/>
+              <w:left w:val="single" w:sz="6" w:space="0" w:color="CCCCCC"/>
+              <w:bottom w:val="single" w:sz="6" w:space="0" w:color="CCCCCC"/>
+              <w:right w:val="single" w:sz="6" w:space="0" w:color="CCCCCC"/>
+            </w:tcBorders>
+            <w:tcMar>
+              <w:top w:w="30" w:type="dxa"/>
+              <w:left w:w="45" w:type="dxa"/>
+              <w:bottom w:w="30" w:type="dxa"/>
+              <w:right w:w="45" w:type="dxa"/>
+            </w:tcMar>
+            <w:vAlign w:val="bottom"/>
+            <w:hideMark/>
+          </w:tcPr>
+          <w:p>
+            <w:pPr>
+              <w:spacing w:line="360" w:lineRule="auto"/>
+              <w:jc w:val="both"/>
+              <w:rPr>
+                <w:rFonts w:ascii="Times New Roman" w:hAnsi="Times New Roman" w:cs="Times New Roman"/>
+                <w:color w:val="000000" w:themeColor="text1"/>
+                <w:sz w:val="26"/>
+                <w:szCs w:val="26"/>
+                <w:lang w:val="en-US"/>
+              </w:rPr>
+            </w:pPr>
+            <w:r>
+              <w:rPr>
+                <w:rFonts w:ascii="Times New Roman" w:hAnsi="Times New Roman" w:cs="Times New Roman"/>
+                <w:color w:val="000000" w:themeColor="text1"/>
+                <w:sz w:val="26"/>
+                <w:szCs w:val="26"/>
+                <w:lang w:val="en-US"/>
+              </w:rPr>
+              <w:t>Universal Asynchronous Receiver-Transmitter</w:t>
+            </w:r>
+          </w:p>
+        </w:tc>
+        <w:tc>
+          <w:tcPr>
+            <w:tcW w:w="2790" w:type="dxa"/>
+            <w:tcBorders>
+              <w:top w:val="single" w:sz="6" w:space="0" w:color="CCCCCC"/>
+              <w:left w:val="single" w:sz="6" w:space="0" w:color="CCCCCC"/>
+              <w:bottom w:val="single" w:sz="6" w:space="0" w:color="CCCCCC"/>
+              <w:right w:val="single" w:sz="6" w:space="0" w:color="CCCCCC"/>
+            </w:tcBorders>
+            <w:tcMar>
+              <w:top w:w="30" w:type="dxa"/>
+              <w:left w:w="45" w:type="dxa"/>
+              <w:bottom w:w="30" w:type="dxa"/>
+              <w:right w:w="45" w:type="dxa"/>
+            </w:tcMar>
+            <w:vAlign w:val="bottom"/>
+            <w:hideMark/>
+          </w:tcPr>
+          <w:p>
+            <w:pPr>
+              <w:spacing w:line="360" w:lineRule="auto"/>
+              <w:jc w:val="both"/>
+              <w:rPr>
+                <w:rFonts w:ascii="Times New Roman" w:hAnsi="Times New Roman" w:cs="Times New Roman"/>
+                <w:color w:val="000000" w:themeColor="text1"/>
+                <w:sz w:val="26"/>
+                <w:szCs w:val="26"/>
+                <w:lang w:val="en-US"/>
+              </w:rPr>
+            </w:pPr>
+            <w:r>
+              <w:rPr>
+                <w:rFonts w:ascii="Times New Roman" w:hAnsi="Times New Roman" w:cs="Times New Roman"/>
+                <w:color w:val="000000" w:themeColor="text1"/>
+                <w:sz w:val="26"/>
+                <w:szCs w:val="26"/>
+                <w:lang w:val="en-US"/>
+              </w:rPr>
+              <w:t>Truyền nhận dữ liệu bất đồng bộ: Giao thức dùng để nạp code và giao tiếp máy tính với ESP32.</w:t>
+            </w:r>
+          </w:p>
+        </w:tc>
+      </w:tr>
+    </w:tbl>
+    <w:p>
+      <w:pPr>
+        <w:spacing w:line="360" w:lineRule="auto"/>
+        <w:jc w:val="both"/>
+        <w:rPr>
+          <w:rFonts w:ascii="Times New Roman" w:hAnsi="Times New Roman" w:cs="Times New Roman"/>
+          <w:color w:val="000000" w:themeColor="text1"/>
+          <w:sz w:val="26"/>
+          <w:szCs w:val="26"/>
+        </w:rPr>
+      </w:pPr>
+    </w:p>
+    <w:p>
+      <w:pPr>
+        <w:spacing w:line="360" w:lineRule="auto"/>
+        <w:jc w:val="both"/>
+        <w:rPr>
+          <w:rFonts w:ascii="Times New Roman" w:hAnsi="Times New Roman" w:cs="Times New Roman"/>
+          <w:color w:val="000000" w:themeColor="text1"/>
+          <w:sz w:val="26"/>
+          <w:szCs w:val="26"/>
+        </w:rPr>
+      </w:pPr>
+    </w:p>
+    <w:p>
+      <w:pPr>
+        <w:spacing w:line="360" w:lineRule="auto"/>
+        <w:jc w:val="both"/>
+        <w:rPr>
+          <w:rFonts w:ascii="Times New Roman" w:hAnsi="Times New Roman" w:cs="Times New Roman"/>
+          <w:color w:val="000000" w:themeColor="text1"/>
+          <w:sz w:val="26"/>
+          <w:szCs w:val="26"/>
+        </w:rPr>
+      </w:pPr>
+    </w:p>
+    <w:p>
+      <w:pPr>
+        <w:spacing w:line="360" w:lineRule="auto"/>
+        <w:jc w:val="both"/>
+        <w:rPr>
+          <w:rFonts w:ascii="Times New Roman" w:hAnsi="Times New Roman" w:cs="Times New Roman"/>
+          <w:color w:val="000000" w:themeColor="text1"/>
+          <w:sz w:val="26"/>
+          <w:szCs w:val="26"/>
+        </w:rPr>
+      </w:pPr>
+    </w:p>
+    <w:p>
+      <w:pPr>
+        <w:spacing w:line="360" w:lineRule="auto"/>
+        <w:jc w:val="both"/>
+        <w:rPr>
+          <w:rFonts w:ascii="Times New Roman" w:hAnsi="Times New Roman" w:cs="Times New Roman"/>
+          <w:color w:val="000000" w:themeColor="text1"/>
+          <w:sz w:val="26"/>
+          <w:szCs w:val="26"/>
+        </w:rPr>
+      </w:pPr>
+    </w:p>
+    <w:p>
+      <w:pPr>
+        <w:spacing w:line="360" w:lineRule="auto"/>
+        <w:jc w:val="both"/>
+        <w:rPr>
+          <w:rFonts w:ascii="Times New Roman" w:hAnsi="Times New Roman" w:cs="Times New Roman"/>
+          <w:color w:val="000000" w:themeColor="text1"/>
+          <w:sz w:val="26"/>
+          <w:szCs w:val="26"/>
+        </w:rPr>
+      </w:pPr>
+    </w:p>
+    <w:p>
+      <w:pPr>
+        <w:spacing w:line="360" w:lineRule="auto"/>
+        <w:jc w:val="both"/>
+        <w:rPr>
+          <w:rFonts w:ascii="Times New Roman" w:hAnsi="Times New Roman" w:cs="Times New Roman"/>
+          <w:color w:val="000000" w:themeColor="text1"/>
+          <w:sz w:val="26"/>
+          <w:szCs w:val="26"/>
+        </w:rPr>
+      </w:pPr>
+    </w:p>
+    <w:p>
+      <w:pPr>
+        <w:spacing w:line="360" w:lineRule="auto"/>
+        <w:jc w:val="both"/>
+        <w:rPr>
+          <w:rFonts w:ascii="Times New Roman" w:hAnsi="Times New Roman" w:cs="Times New Roman"/>
+          <w:color w:val="000000" w:themeColor="text1"/>
+          <w:sz w:val="26"/>
+          <w:szCs w:val="26"/>
+        </w:rPr>
+      </w:pPr>
+    </w:p>
+    <w:p>
+      <w:pPr>
+        <w:spacing w:line="360" w:lineRule="auto"/>
+        <w:jc w:val="both"/>
+        <w:rPr>
+          <w:rFonts w:ascii="Times New Roman" w:hAnsi="Times New Roman" w:cs="Times New Roman"/>
+          <w:color w:val="000000" w:themeColor="text1"/>
+          <w:sz w:val="26"/>
+          <w:szCs w:val="26"/>
+        </w:rPr>
+      </w:pPr>
+    </w:p>
+    <w:p>
+      <w:pPr>
+        <w:spacing w:line="360" w:lineRule="auto"/>
+        <w:jc w:val="both"/>
+        <w:rPr>
+          <w:rFonts w:ascii="Times New Roman" w:hAnsi="Times New Roman" w:cs="Times New Roman"/>
+          <w:color w:val="000000" w:themeColor="text1"/>
+          <w:sz w:val="26"/>
+          <w:szCs w:val="26"/>
+        </w:rPr>
+      </w:pPr>
+    </w:p>
+    <w:p>
+      <w:pPr>
+        <w:spacing w:line="360" w:lineRule="auto"/>
+        <w:jc w:val="both"/>
+        <w:rPr>
+          <w:rFonts w:ascii="Times New Roman" w:hAnsi="Times New Roman" w:cs="Times New Roman"/>
+          <w:color w:val="000000" w:themeColor="text1"/>
+          <w:sz w:val="26"/>
+          <w:szCs w:val="26"/>
+        </w:rPr>
+      </w:pPr>
+    </w:p>
+    <w:p>
+      <w:pPr>
+        <w:spacing w:line="360" w:lineRule="auto"/>
+        <w:jc w:val="both"/>
+        <w:rPr>
+          <w:rFonts w:ascii="Times New Roman" w:hAnsi="Times New Roman" w:cs="Times New Roman"/>
+          <w:color w:val="000000" w:themeColor="text1"/>
+          <w:sz w:val="26"/>
+          <w:szCs w:val="26"/>
+        </w:rPr>
+      </w:pPr>
+    </w:p>
+    <w:p>
+      <w:pPr>
+        <w:spacing w:line="360" w:lineRule="auto"/>
+        <w:jc w:val="both"/>
+        <w:rPr>
+          <w:rFonts w:ascii="Times New Roman" w:hAnsi="Times New Roman" w:cs="Times New Roman"/>
+          <w:color w:val="000000" w:themeColor="text1"/>
+          <w:sz w:val="26"/>
+          <w:szCs w:val="26"/>
+        </w:rPr>
+      </w:pPr>
+    </w:p>
+    <w:p>
+      <w:pPr>
+        <w:spacing w:line="360" w:lineRule="auto"/>
+        <w:jc w:val="both"/>
+        <w:rPr>
+          <w:rFonts w:ascii="Times New Roman" w:hAnsi="Times New Roman" w:cs="Times New Roman"/>
+          <w:color w:val="000000" w:themeColor="text1"/>
+          <w:sz w:val="26"/>
+          <w:szCs w:val="26"/>
+        </w:rPr>
+      </w:pPr>
+    </w:p>
+    <w:p>
+      <w:pPr>
+        <w:spacing w:line="360" w:lineRule="auto"/>
+        <w:jc w:val="both"/>
+        <w:rPr>
+          <w:rFonts w:ascii="Times New Roman" w:hAnsi="Times New Roman" w:cs="Times New Roman"/>
+          <w:color w:val="000000" w:themeColor="text1"/>
+          <w:sz w:val="26"/>
+          <w:szCs w:val="26"/>
+        </w:rPr>
+      </w:pPr>
+    </w:p>
+    <w:p>
+      <w:pPr>
+        <w:spacing w:line="360" w:lineRule="auto"/>
+        <w:jc w:val="both"/>
+        <w:rPr>
+          <w:rFonts w:ascii="Times New Roman" w:hAnsi="Times New Roman" w:cs="Times New Roman"/>
+          <w:color w:val="000000" w:themeColor="text1"/>
+          <w:sz w:val="26"/>
+          <w:szCs w:val="26"/>
+        </w:rPr>
+      </w:pPr>
+    </w:p>
+    <w:p>
+      <w:pPr>
+        <w:spacing w:line="360" w:lineRule="auto"/>
+        <w:jc w:val="both"/>
+        <w:rPr>
+          <w:rFonts w:ascii="Times New Roman" w:hAnsi="Times New Roman" w:cs="Times New Roman"/>
+          <w:color w:val="000000" w:themeColor="text1"/>
+          <w:sz w:val="26"/>
+          <w:szCs w:val="26"/>
+        </w:rPr>
+      </w:pPr>
+    </w:p>
+    <w:p>
+      <w:pPr>
+        <w:spacing w:line="360" w:lineRule="auto"/>
+        <w:jc w:val="both"/>
+        <w:rPr>
+          <w:rFonts w:ascii="Times New Roman" w:hAnsi="Times New Roman" w:cs="Times New Roman"/>
+          <w:color w:val="000000" w:themeColor="text1"/>
+          <w:sz w:val="26"/>
+          <w:szCs w:val="26"/>
+        </w:rPr>
+      </w:pPr>
+    </w:p>
+    <w:p>
+      <w:pPr>
+        <w:spacing w:line="360" w:lineRule="auto"/>
+        <w:jc w:val="both"/>
+        <w:rPr>
+          <w:rFonts w:ascii="Times New Roman" w:hAnsi="Times New Roman" w:cs="Times New Roman"/>
+          <w:color w:val="000000" w:themeColor="text1"/>
+          <w:sz w:val="26"/>
+          <w:szCs w:val="26"/>
         </w:rPr>
       </w:pPr>
     </w:p>
@@ -6826,7 +8790,26 @@
           <w:szCs w:val="26"/>
           <w:lang w:val="en-US"/>
         </w:rPr>
-        <w:t>Thứ hai, tiềm năng đột phá của điều khiển bằng cử chỉ (Gesture Control): So với các phương thức điều khiển truyền thống (công tắc vật lý, ứng dụng di động), điều khiển bằng cử chỉ mang lại sự tương tác trực quan, tự nhiên và đặc biệt quan trọng trong các môi trường đặc thù:</w:t>
+        <w:t xml:space="preserve">Thứ hai, tiềm năng đột phá của điều khiển bằng cử chỉ </w:t>
+      </w:r>
+      <w:r>
+        <w:rPr>
+          <w:rFonts w:ascii="Times New Roman" w:hAnsi="Times New Roman" w:cs="Times New Roman"/>
+          <w:color w:val="000000" w:themeColor="text1"/>
+          <w:sz w:val="26"/>
+          <w:szCs w:val="26"/>
+        </w:rPr>
+        <w:t xml:space="preserve">: </w:t>
+      </w:r>
+      <w:r>
+        <w:rPr>
+          <w:rFonts w:ascii="Times New Roman" w:hAnsi="Times New Roman" w:cs="Times New Roman"/>
+          <w:color w:val="000000" w:themeColor="text1"/>
+          <w:sz w:val="26"/>
+          <w:szCs w:val="26"/>
+          <w:lang w:val="en-US"/>
+        </w:rPr>
+        <w:t>So với các phương thức điều khiển truyền thống (công tắc vật lý, ứng dụng di động), điều khiển bằng cử chỉ mang lại sự tương tác trực quan, tự nhiên và đặc biệt quan trọng trong các môi trường đặc thù:</w:t>
       </w:r>
     </w:p>
     <w:p>
@@ -6974,7 +8957,7 @@
           <w:szCs w:val="26"/>
           <w:lang w:val="en-US"/>
         </w:rPr>
-        <w:t xml:space="preserve">Thứ ba, thách thức và cơ hội nghiên cứu: Việc kết hợp giữa xử lý hình ảnh thời gian thực và điều khiển hệ thống nhúng thông qua giao thức MQTT đặt ra những bài toán kỹ thuật thú vị về tối ưu hóa độ trễ, quản lý tài nguyên hệ thống và độ chính xác của mô hình </w:t>
+        <w:t xml:space="preserve">Thứ ba, thách thức và cơ hội nghiên cứu: Việc kết hợp giữa xử lý hình ảnh thời gian thực và điều khiển hệ thống nhúng thông qua giao thức MQTT đặt ra những bài toán kỹ thuật thú vị về tối ưu hóa độ trễ, quản lý tài nguyên hệ thống và độ chính xác của mô hình nhận diện. Nghiên cứu này không chỉ giúp nhóm hoàn thiện kỹ năng làm chủ công nghệ </w:t>
       </w:r>
       <w:r>
         <w:rPr>
@@ -6986,7 +8969,7 @@
           <w:lang w:val="en-US"/>
         </w:rPr>
         <w:lastRenderedPageBreak/>
-        <w:t>nhận diện. Nghiên cứu này không chỉ giúp nhóm hoàn thiện kỹ năng làm chủ công nghệ nhúng, mà còn là bước thực nghiệm quan trọng nhằm đưa các thuật toán AI phức tạp vào ứng dụng thực tế trên phần cứng hạn chế tài nguyên.</w:t>
+        <w:t>nhúng, mà còn là bước thực nghiệm quan trọng nhằm đưa các thuật toán AI phức tạp vào ứng dụng thực tế trên phần cứng hạn chế tài nguyên.</w:t>
       </w:r>
     </w:p>
     <w:p>
@@ -7390,7 +9373,6 @@
           <w:sz w:val="26"/>
           <w:szCs w:val="26"/>
         </w:rPr>
-        <w:lastRenderedPageBreak/>
         <w:t xml:space="preserve">Thiết kế phần cứng: </w:t>
       </w:r>
       <w:r>
@@ -7430,6 +9412,7 @@
           <w:sz w:val="26"/>
           <w:szCs w:val="26"/>
         </w:rPr>
+        <w:lastRenderedPageBreak/>
         <w:t>Lập trình Firmware</w:t>
       </w:r>
       <w:r>
@@ -7905,7 +9888,6 @@
           <w:sz w:val="26"/>
           <w:szCs w:val="26"/>
         </w:rPr>
-        <w:lastRenderedPageBreak/>
         <w:t>Thuật toán thị giác máy tính:</w:t>
       </w:r>
       <w:r>
@@ -7943,6 +9925,7 @@
           <w:szCs w:val="26"/>
           <w:lang w:val="en-US"/>
         </w:rPr>
+        <w:lastRenderedPageBreak/>
         <w:t>Tín hiệu cử chỉ: Các tập lệnh điều khiển dựa trên chuyển động tay và khoảng cách giữa các bàn tay trong không gian thu nhận hình ảnh của webcam.</w:t>
       </w:r>
     </w:p>
@@ -8303,6 +10286,18 @@
         </w:rPr>
         <w:t>Sử dụng giao thức MQTT kết nối với Public Broker (HiveMQ) thông qua mạng Wi-Fi</w:t>
       </w:r>
+    </w:p>
+    <w:p>
+      <w:pPr>
+        <w:spacing w:line="360" w:lineRule="auto"/>
+        <w:jc w:val="both"/>
+        <w:rPr>
+          <w:rFonts w:ascii="Times New Roman" w:hAnsi="Times New Roman" w:cs="Times New Roman"/>
+          <w:color w:val="000000" w:themeColor="text1"/>
+          <w:sz w:val="26"/>
+          <w:szCs w:val="26"/>
+        </w:rPr>
+      </w:pPr>
     </w:p>
     <w:p>
       <w:pPr>
@@ -9380,23 +11375,7 @@
           <w:sz w:val="26"/>
           <w:szCs w:val="26"/>
         </w:rPr>
-        <w:t xml:space="preserve"> một broad mạch phát triển dựa trên chip ESP32-WROOM-32 của </w:t>
-      </w:r>
-      <w:r>
-        <w:rPr>
-          <w:rFonts w:ascii="Times New Roman" w:hAnsi="Times New Roman" w:cs="Times New Roman"/>
-          <w:sz w:val="26"/>
-          <w:szCs w:val="26"/>
-        </w:rPr>
-        <w:t>Espressif Systems.</w:t>
-      </w:r>
-      <w:r>
-        <w:rPr>
-          <w:rFonts w:ascii="Times New Roman" w:hAnsi="Times New Roman" w:cs="Times New Roman"/>
-          <w:sz w:val="26"/>
-          <w:szCs w:val="26"/>
-        </w:rPr>
-        <w:t xml:space="preserve"> Đây là dòng vi điều khiển </w:t>
+        <w:t xml:space="preserve"> một broad mạch phát triển dựa trên chip ESP32-WROOM-32 của Espressif Systems. Đây là dòng vi điều khiển </w:t>
       </w:r>
       <w:r>
         <w:rPr>
@@ -9424,7 +11403,7 @@
           <w:sz w:val="26"/>
           <w:szCs w:val="26"/>
         </w:rPr>
-        <w:t>Tại  ESBP32, chúng ta có:</w:t>
+        <w:t>Tại  ESP32, chúng ta có:</w:t>
       </w:r>
     </w:p>
     <w:p>
@@ -9432,7 +11411,7 @@
         <w:pStyle w:val="ListParagraph"/>
         <w:numPr>
           <w:ilvl w:val="0"/>
-          <w:numId w:val="59"/>
+          <w:numId w:val="36"/>
         </w:numPr>
         <w:spacing w:line="360" w:lineRule="auto"/>
         <w:rPr>
@@ -9465,15 +11444,7 @@
           <w:sz w:val="26"/>
           <w:szCs w:val="26"/>
         </w:rPr>
-        <w:t>Xtensa® Dual-Core 32-bit LX6</w:t>
-      </w:r>
-      <w:r>
-        <w:rPr>
-          <w:rFonts w:ascii="Times New Roman" w:hAnsi="Times New Roman" w:cs="Times New Roman"/>
-          <w:sz w:val="26"/>
-          <w:szCs w:val="26"/>
-        </w:rPr>
-        <w:t xml:space="preserve"> với xung nhịp cao lên đến 240 MHz, Việc có hai lõi xử lý giúp hệ thống có thể chạy song song nhiều tác vụ cùng lúc mà không bị quá tải</w:t>
+        <w:t>Xtensa® Dual-Core 32-bit LX6 với xung nhịp cao lên đến 240 MHz, Việc có hai lõi xử lý giúp hệ thống có thể chạy song song nhiều tác vụ cùng lúc mà không bị quá tải</w:t>
       </w:r>
     </w:p>
     <w:p>
@@ -9481,7 +11452,7 @@
         <w:pStyle w:val="ListParagraph"/>
         <w:numPr>
           <w:ilvl w:val="0"/>
-          <w:numId w:val="59"/>
+          <w:numId w:val="36"/>
         </w:numPr>
         <w:spacing w:line="360" w:lineRule="auto"/>
         <w:rPr>
@@ -9514,7 +11485,7 @@
         <w:pStyle w:val="ListParagraph"/>
         <w:numPr>
           <w:ilvl w:val="0"/>
-          <w:numId w:val="59"/>
+          <w:numId w:val="36"/>
         </w:numPr>
         <w:spacing w:line="360" w:lineRule="auto"/>
         <w:rPr>
@@ -9555,7 +11526,7 @@
         <w:pStyle w:val="ListParagraph"/>
         <w:numPr>
           <w:ilvl w:val="0"/>
-          <w:numId w:val="59"/>
+          <w:numId w:val="36"/>
         </w:numPr>
         <w:spacing w:line="360" w:lineRule="auto"/>
         <w:rPr>
@@ -10114,7 +12085,7 @@
         <w:pStyle w:val="ListParagraph"/>
         <w:numPr>
           <w:ilvl w:val="0"/>
-          <w:numId w:val="49"/>
+          <w:numId w:val="30"/>
         </w:numPr>
         <w:spacing w:line="360" w:lineRule="auto"/>
         <w:jc w:val="both"/>
@@ -10186,7 +12157,7 @@
         <w:pStyle w:val="ListParagraph"/>
         <w:numPr>
           <w:ilvl w:val="1"/>
-          <w:numId w:val="49"/>
+          <w:numId w:val="30"/>
         </w:numPr>
         <w:spacing w:line="360" w:lineRule="auto"/>
         <w:jc w:val="both"/>
@@ -10217,7 +12188,7 @@
         <w:pStyle w:val="ListParagraph"/>
         <w:numPr>
           <w:ilvl w:val="2"/>
-          <w:numId w:val="49"/>
+          <w:numId w:val="30"/>
         </w:numPr>
         <w:spacing w:line="360" w:lineRule="auto"/>
         <w:jc w:val="both"/>
@@ -10254,7 +12225,7 @@
         <w:pStyle w:val="ListParagraph"/>
         <w:numPr>
           <w:ilvl w:val="2"/>
-          <w:numId w:val="49"/>
+          <w:numId w:val="30"/>
         </w:numPr>
         <w:spacing w:line="360" w:lineRule="auto"/>
         <w:jc w:val="both"/>
@@ -10282,7 +12253,7 @@
         <w:pStyle w:val="ListParagraph"/>
         <w:numPr>
           <w:ilvl w:val="2"/>
-          <w:numId w:val="49"/>
+          <w:numId w:val="30"/>
         </w:numPr>
         <w:spacing w:line="360" w:lineRule="auto"/>
         <w:jc w:val="both"/>
@@ -10328,7 +12299,7 @@
         <w:pStyle w:val="ListParagraph"/>
         <w:numPr>
           <w:ilvl w:val="2"/>
-          <w:numId w:val="49"/>
+          <w:numId w:val="30"/>
         </w:numPr>
         <w:spacing w:line="360" w:lineRule="auto"/>
         <w:jc w:val="both"/>
@@ -10454,10 +12425,8 @@
                               <w:jc w:val="center"/>
                               <w:rPr>
                                 <w:rFonts w:ascii="Time s New Roman" w:hAnsi="Time s New Roman"/>
-                                <w:noProof/>
-                                <w:sz w:val="32"/>
-                                <w:szCs w:val="32"/>
-                                <w14:ligatures w14:val="none"/>
+                                <w:sz w:val="28"/>
+                                <w:szCs w:val="28"/>
                               </w:rPr>
                             </w:pPr>
                             <w:bookmarkStart w:id="28" w:name="_Toc226674109"/>
@@ -10467,7 +12436,7 @@
                                 <w:sz w:val="28"/>
                                 <w:szCs w:val="28"/>
                               </w:rPr>
-                              <w:t xml:space="preserve">Hình </w:t>
+                              <w:t>Hình</w:t>
                             </w:r>
                             <w:r>
                               <w:rPr>
@@ -10475,40 +12444,7 @@
                                 <w:sz w:val="28"/>
                                 <w:szCs w:val="28"/>
                               </w:rPr>
-                              <w:fldChar w:fldCharType="begin"/>
-                            </w:r>
-                            <w:r>
-                              <w:rPr>
-                                <w:rFonts w:ascii="Time s New Roman" w:hAnsi="Time s New Roman"/>
-                                <w:sz w:val="28"/>
-                                <w:szCs w:val="28"/>
-                              </w:rPr>
-                              <w:instrText xml:space="preserve"> SEQ Hình \* ARABIC </w:instrText>
-                            </w:r>
-                            <w:r>
-                              <w:rPr>
-                                <w:rFonts w:ascii="Time s New Roman" w:hAnsi="Time s New Roman"/>
-                                <w:sz w:val="28"/>
-                                <w:szCs w:val="28"/>
-                              </w:rPr>
-                              <w:fldChar w:fldCharType="separate"/>
-                            </w:r>
-                            <w:r>
-                              <w:rPr>
-                                <w:rFonts w:ascii="Time s New Roman" w:hAnsi="Time s New Roman"/>
-                                <w:noProof/>
-                                <w:sz w:val="28"/>
-                                <w:szCs w:val="28"/>
-                              </w:rPr>
-                              <w:t>4</w:t>
-                            </w:r>
-                            <w:r>
-                              <w:rPr>
-                                <w:rFonts w:ascii="Time s New Roman" w:hAnsi="Time s New Roman"/>
-                                <w:sz w:val="28"/>
-                                <w:szCs w:val="28"/>
-                              </w:rPr>
-                              <w:fldChar w:fldCharType="end"/>
+                              <w:t xml:space="preserve"> 3</w:t>
                             </w:r>
                             <w:r>
                               <w:rPr>
@@ -10545,10 +12481,8 @@
                         <w:jc w:val="center"/>
                         <w:rPr>
                           <w:rFonts w:ascii="Time s New Roman" w:hAnsi="Time s New Roman"/>
-                          <w:noProof/>
-                          <w:sz w:val="32"/>
-                          <w:szCs w:val="32"/>
-                          <w14:ligatures w14:val="none"/>
+                          <w:sz w:val="28"/>
+                          <w:szCs w:val="28"/>
                         </w:rPr>
                       </w:pPr>
                       <w:bookmarkStart w:id="29" w:name="_Toc226674109"/>
@@ -10558,7 +12492,7 @@
                           <w:sz w:val="28"/>
                           <w:szCs w:val="28"/>
                         </w:rPr>
-                        <w:t xml:space="preserve">Hình </w:t>
+                        <w:t>Hình</w:t>
                       </w:r>
                       <w:r>
                         <w:rPr>
@@ -10566,40 +12500,7 @@
                           <w:sz w:val="28"/>
                           <w:szCs w:val="28"/>
                         </w:rPr>
-                        <w:fldChar w:fldCharType="begin"/>
-                      </w:r>
-                      <w:r>
-                        <w:rPr>
-                          <w:rFonts w:ascii="Time s New Roman" w:hAnsi="Time s New Roman"/>
-                          <w:sz w:val="28"/>
-                          <w:szCs w:val="28"/>
-                        </w:rPr>
-                        <w:instrText xml:space="preserve"> SEQ Hình \* ARABIC </w:instrText>
-                      </w:r>
-                      <w:r>
-                        <w:rPr>
-                          <w:rFonts w:ascii="Time s New Roman" w:hAnsi="Time s New Roman"/>
-                          <w:sz w:val="28"/>
-                          <w:szCs w:val="28"/>
-                        </w:rPr>
-                        <w:fldChar w:fldCharType="separate"/>
-                      </w:r>
-                      <w:r>
-                        <w:rPr>
-                          <w:rFonts w:ascii="Time s New Roman" w:hAnsi="Time s New Roman"/>
-                          <w:noProof/>
-                          <w:sz w:val="28"/>
-                          <w:szCs w:val="28"/>
-                        </w:rPr>
-                        <w:t>4</w:t>
-                      </w:r>
-                      <w:r>
-                        <w:rPr>
-                          <w:rFonts w:ascii="Time s New Roman" w:hAnsi="Time s New Roman"/>
-                          <w:sz w:val="28"/>
-                          <w:szCs w:val="28"/>
-                        </w:rPr>
-                        <w:fldChar w:fldCharType="end"/>
+                        <w:t xml:space="preserve"> 3</w:t>
                       </w:r>
                       <w:r>
                         <w:rPr>
@@ -10628,7 +12529,7 @@
           <w14:ligatures w14:val="none"/>
         </w:rPr>
         <w:drawing>
-          <wp:anchor distT="0" distB="0" distL="114300" distR="114300" simplePos="0" relativeHeight="251695104" behindDoc="0" locked="0" layoutInCell="1" allowOverlap="1" wp14:anchorId="704C5104" wp14:editId="71365820">
+          <wp:anchor distT="0" distB="0" distL="114300" distR="114300" simplePos="0" relativeHeight="251695104" behindDoc="0" locked="0" layoutInCell="1" allowOverlap="1" wp14:anchorId="704C5104" wp14:editId="22D9C717">
             <wp:simplePos x="0" y="0"/>
             <wp:positionH relativeFrom="column">
               <wp:posOffset>227965</wp:posOffset>
@@ -10767,7 +12668,7 @@
                                 <w:sz w:val="28"/>
                                 <w:szCs w:val="28"/>
                               </w:rPr>
-                              <w:t xml:space="preserve">Hình </w:t>
+                              <w:t>Hìn</w:t>
                             </w:r>
                             <w:r>
                               <w:rPr>
@@ -10775,40 +12676,7 @@
                                 <w:sz w:val="28"/>
                                 <w:szCs w:val="28"/>
                               </w:rPr>
-                              <w:fldChar w:fldCharType="begin"/>
-                            </w:r>
-                            <w:r>
-                              <w:rPr>
-                                <w:rFonts w:ascii="Times New Roman" w:hAnsi="Times New Roman" w:cs="Times New Roman"/>
-                                <w:sz w:val="28"/>
-                                <w:szCs w:val="28"/>
-                              </w:rPr>
-                              <w:instrText xml:space="preserve"> SEQ Hình \* ARABIC </w:instrText>
-                            </w:r>
-                            <w:r>
-                              <w:rPr>
-                                <w:rFonts w:ascii="Times New Roman" w:hAnsi="Times New Roman" w:cs="Times New Roman"/>
-                                <w:sz w:val="28"/>
-                                <w:szCs w:val="28"/>
-                              </w:rPr>
-                              <w:fldChar w:fldCharType="separate"/>
-                            </w:r>
-                            <w:r>
-                              <w:rPr>
-                                <w:rFonts w:ascii="Times New Roman" w:hAnsi="Times New Roman" w:cs="Times New Roman"/>
-                                <w:noProof/>
-                                <w:sz w:val="28"/>
-                                <w:szCs w:val="28"/>
-                              </w:rPr>
-                              <w:t>3</w:t>
-                            </w:r>
-                            <w:r>
-                              <w:rPr>
-                                <w:rFonts w:ascii="Times New Roman" w:hAnsi="Times New Roman" w:cs="Times New Roman"/>
-                                <w:sz w:val="28"/>
-                                <w:szCs w:val="28"/>
-                              </w:rPr>
-                              <w:fldChar w:fldCharType="end"/>
+                              <w:t>h 4</w:t>
                             </w:r>
                             <w:r>
                               <w:rPr>
@@ -10858,7 +12726,7 @@
                           <w:sz w:val="28"/>
                           <w:szCs w:val="28"/>
                         </w:rPr>
-                        <w:t xml:space="preserve">Hình </w:t>
+                        <w:t>Hìn</w:t>
                       </w:r>
                       <w:r>
                         <w:rPr>
@@ -10866,40 +12734,7 @@
                           <w:sz w:val="28"/>
                           <w:szCs w:val="28"/>
                         </w:rPr>
-                        <w:fldChar w:fldCharType="begin"/>
-                      </w:r>
-                      <w:r>
-                        <w:rPr>
-                          <w:rFonts w:ascii="Times New Roman" w:hAnsi="Times New Roman" w:cs="Times New Roman"/>
-                          <w:sz w:val="28"/>
-                          <w:szCs w:val="28"/>
-                        </w:rPr>
-                        <w:instrText xml:space="preserve"> SEQ Hình \* ARABIC </w:instrText>
-                      </w:r>
-                      <w:r>
-                        <w:rPr>
-                          <w:rFonts w:ascii="Times New Roman" w:hAnsi="Times New Roman" w:cs="Times New Roman"/>
-                          <w:sz w:val="28"/>
-                          <w:szCs w:val="28"/>
-                        </w:rPr>
-                        <w:fldChar w:fldCharType="separate"/>
-                      </w:r>
-                      <w:r>
-                        <w:rPr>
-                          <w:rFonts w:ascii="Times New Roman" w:hAnsi="Times New Roman" w:cs="Times New Roman"/>
-                          <w:noProof/>
-                          <w:sz w:val="28"/>
-                          <w:szCs w:val="28"/>
-                        </w:rPr>
-                        <w:t>3</w:t>
-                      </w:r>
-                      <w:r>
-                        <w:rPr>
-                          <w:rFonts w:ascii="Times New Roman" w:hAnsi="Times New Roman" w:cs="Times New Roman"/>
-                          <w:sz w:val="28"/>
-                          <w:szCs w:val="28"/>
-                        </w:rPr>
-                        <w:fldChar w:fldCharType="end"/>
+                        <w:t>h 4</w:t>
                       </w:r>
                       <w:r>
                         <w:rPr>
@@ -10937,7 +12772,7 @@
         <w:pStyle w:val="ListParagraph"/>
         <w:numPr>
           <w:ilvl w:val="2"/>
-          <w:numId w:val="49"/>
+          <w:numId w:val="30"/>
         </w:numPr>
         <w:spacing w:line="360" w:lineRule="auto"/>
         <w:jc w:val="both"/>
@@ -10963,7 +12798,7 @@
         <w:pStyle w:val="ListParagraph"/>
         <w:numPr>
           <w:ilvl w:val="3"/>
-          <w:numId w:val="49"/>
+          <w:numId w:val="30"/>
         </w:numPr>
         <w:spacing w:line="360" w:lineRule="auto"/>
         <w:jc w:val="both"/>
@@ -10989,7 +12824,7 @@
         <w:pStyle w:val="ListParagraph"/>
         <w:numPr>
           <w:ilvl w:val="3"/>
-          <w:numId w:val="49"/>
+          <w:numId w:val="30"/>
         </w:numPr>
         <w:spacing w:line="360" w:lineRule="auto"/>
         <w:jc w:val="both"/>
@@ -11015,7 +12850,7 @@
         <w:pStyle w:val="ListParagraph"/>
         <w:numPr>
           <w:ilvl w:val="3"/>
-          <w:numId w:val="49"/>
+          <w:numId w:val="30"/>
         </w:numPr>
         <w:spacing w:line="360" w:lineRule="auto"/>
         <w:jc w:val="both"/>
@@ -11168,7 +13003,7 @@
         <w:pStyle w:val="ListParagraph"/>
         <w:numPr>
           <w:ilvl w:val="0"/>
-          <w:numId w:val="49"/>
+          <w:numId w:val="30"/>
         </w:numPr>
         <w:spacing w:line="360" w:lineRule="auto"/>
         <w:rPr>
@@ -11199,7 +13034,7 @@
         <w:pStyle w:val="ListParagraph"/>
         <w:numPr>
           <w:ilvl w:val="0"/>
-          <w:numId w:val="49"/>
+          <w:numId w:val="30"/>
         </w:numPr>
         <w:spacing w:line="360" w:lineRule="auto"/>
         <w:rPr>
@@ -11222,7 +13057,7 @@
         <w:pStyle w:val="ListParagraph"/>
         <w:numPr>
           <w:ilvl w:val="0"/>
-          <w:numId w:val="49"/>
+          <w:numId w:val="30"/>
         </w:numPr>
         <w:spacing w:line="360" w:lineRule="auto"/>
         <w:rPr>
@@ -11245,7 +13080,7 @@
         <w:pStyle w:val="ListParagraph"/>
         <w:numPr>
           <w:ilvl w:val="0"/>
-          <w:numId w:val="50"/>
+          <w:numId w:val="31"/>
         </w:numPr>
         <w:spacing w:line="360" w:lineRule="auto"/>
         <w:jc w:val="both"/>
@@ -11473,6 +13308,7 @@
       <w:r>
         <w:rPr>
           <w:rFonts w:ascii="Times New Roman" w:hAnsi="Times New Roman" w:cs="Times New Roman"/>
+          <w:noProof/>
           <w:color w:val="000000" w:themeColor="text1"/>
           <w:sz w:val="26"/>
           <w:szCs w:val="26"/>
@@ -11683,7 +13519,7 @@
         <w:pStyle w:val="ListParagraph"/>
         <w:numPr>
           <w:ilvl w:val="0"/>
-          <w:numId w:val="20"/>
+          <w:numId w:val="11"/>
         </w:numPr>
         <w:spacing w:line="360" w:lineRule="auto"/>
         <w:jc w:val="both"/>
@@ -11744,7 +13580,7 @@
         <w:pStyle w:val="ListParagraph"/>
         <w:numPr>
           <w:ilvl w:val="0"/>
-          <w:numId w:val="20"/>
+          <w:numId w:val="11"/>
         </w:numPr>
         <w:spacing w:line="360" w:lineRule="auto"/>
         <w:jc w:val="both"/>
@@ -11814,7 +13650,7 @@
         <w:pStyle w:val="ListParagraph"/>
         <w:numPr>
           <w:ilvl w:val="0"/>
-          <w:numId w:val="21"/>
+          <w:numId w:val="12"/>
         </w:numPr>
         <w:spacing w:line="360" w:lineRule="auto"/>
         <w:jc w:val="both"/>
@@ -11852,7 +13688,7 @@
         <w:pStyle w:val="ListParagraph"/>
         <w:numPr>
           <w:ilvl w:val="0"/>
-          <w:numId w:val="21"/>
+          <w:numId w:val="12"/>
         </w:numPr>
         <w:spacing w:line="360" w:lineRule="auto"/>
         <w:jc w:val="both"/>
@@ -11890,7 +13726,7 @@
         <w:pStyle w:val="ListParagraph"/>
         <w:numPr>
           <w:ilvl w:val="0"/>
-          <w:numId w:val="22"/>
+          <w:numId w:val="13"/>
         </w:numPr>
         <w:spacing w:line="360" w:lineRule="auto"/>
         <w:jc w:val="both"/>
@@ -11919,7 +13755,7 @@
         <w:pStyle w:val="ListParagraph"/>
         <w:numPr>
           <w:ilvl w:val="0"/>
-          <w:numId w:val="36"/>
+          <w:numId w:val="26"/>
         </w:numPr>
         <w:spacing w:line="360" w:lineRule="auto"/>
         <w:jc w:val="both"/>
@@ -11957,7 +13793,7 @@
         <w:pStyle w:val="ListParagraph"/>
         <w:numPr>
           <w:ilvl w:val="0"/>
-          <w:numId w:val="36"/>
+          <w:numId w:val="26"/>
         </w:numPr>
         <w:spacing w:line="360" w:lineRule="auto"/>
         <w:jc w:val="both"/>
@@ -11995,7 +13831,7 @@
         <w:pStyle w:val="ListParagraph"/>
         <w:numPr>
           <w:ilvl w:val="0"/>
-          <w:numId w:val="22"/>
+          <w:numId w:val="13"/>
         </w:numPr>
         <w:spacing w:line="360" w:lineRule="auto"/>
         <w:jc w:val="both"/>
@@ -12057,7 +13893,7 @@
         <w:pStyle w:val="ListParagraph"/>
         <w:numPr>
           <w:ilvl w:val="0"/>
-          <w:numId w:val="22"/>
+          <w:numId w:val="13"/>
         </w:numPr>
         <w:spacing w:line="360" w:lineRule="auto"/>
         <w:jc w:val="both"/>
@@ -12301,7 +14137,7 @@
         <w:pStyle w:val="ListParagraph"/>
         <w:numPr>
           <w:ilvl w:val="0"/>
-          <w:numId w:val="22"/>
+          <w:numId w:val="13"/>
         </w:numPr>
         <w:spacing w:line="360" w:lineRule="auto"/>
         <w:rPr>
@@ -12337,7 +14173,7 @@
         <w:pStyle w:val="ListParagraph"/>
         <w:numPr>
           <w:ilvl w:val="0"/>
-          <w:numId w:val="22"/>
+          <w:numId w:val="13"/>
         </w:numPr>
         <w:spacing w:line="360" w:lineRule="auto"/>
         <w:rPr>
@@ -12398,7 +14234,6 @@
                               <w:jc w:val="center"/>
                               <w:rPr>
                                 <w:rFonts w:ascii="Time s New Roman" w:hAnsi="Time s New Roman"/>
-                                <w:noProof/>
                                 <w:sz w:val="26"/>
                                 <w:szCs w:val="26"/>
                               </w:rPr>
@@ -12459,9 +14294,17 @@
                                 <w:sz w:val="26"/>
                                 <w:szCs w:val="26"/>
                               </w:rPr>
-                              <w:t>: 21_hand_landmarket</w:t>
+                              <w:t>: 21_hand_</w:t>
                             </w:r>
                             <w:bookmarkEnd w:id="38"/>
+                            <w:r>
+                              <w:rPr>
+                                <w:rFonts w:ascii="Time s New Roman" w:hAnsi="Time s New Roman"/>
+                                <w:sz w:val="26"/>
+                                <w:szCs w:val="26"/>
+                              </w:rPr>
+                              <w:t>Landmark</w:t>
+                            </w:r>
                           </w:p>
                         </w:txbxContent>
                       </wps:txbx>
@@ -12488,7 +14331,6 @@
                         <w:jc w:val="center"/>
                         <w:rPr>
                           <w:rFonts w:ascii="Time s New Roman" w:hAnsi="Time s New Roman"/>
-                          <w:noProof/>
                           <w:sz w:val="26"/>
                           <w:szCs w:val="26"/>
                         </w:rPr>
@@ -12549,9 +14391,17 @@
                           <w:sz w:val="26"/>
                           <w:szCs w:val="26"/>
                         </w:rPr>
-                        <w:t>: 21_hand_landmarket</w:t>
+                        <w:t>: 21_hand_</w:t>
                       </w:r>
                       <w:bookmarkEnd w:id="39"/>
+                      <w:r>
+                        <w:rPr>
+                          <w:rFonts w:ascii="Time s New Roman" w:hAnsi="Time s New Roman"/>
+                          <w:sz w:val="26"/>
+                          <w:szCs w:val="26"/>
+                        </w:rPr>
+                        <w:t>Landmark</w:t>
+                      </w:r>
                     </w:p>
                   </w:txbxContent>
                 </v:textbox>
@@ -12786,7 +14636,39 @@
           <w:sz w:val="26"/>
           <w:szCs w:val="26"/>
         </w:rPr>
-        <w:t xml:space="preserve">Mặc dù YOLOv8-pose đang là một trong những mô hình State-of-the-art về nhận diện tư thế, nhóm nghiên cứu quyết định lựa chọn </w:t>
+        <w:t xml:space="preserve">Mặc dù YOLOv8-pose đang là một trong những mô hình State-of-the-art về nhận diện tư </w:t>
+      </w:r>
+      <w:r>
+        <w:rPr>
+          <w:rFonts w:ascii="Times New Roman" w:hAnsi="Times New Roman" w:cs="Times New Roman"/>
+          <w:sz w:val="26"/>
+          <w:szCs w:val="26"/>
+        </w:rPr>
+        <w:t>thế.</w:t>
+      </w:r>
+      <w:r>
+        <w:rPr>
+          <w:rFonts w:ascii="Times New Roman" w:hAnsi="Times New Roman" w:cs="Times New Roman"/>
+          <w:sz w:val="26"/>
+          <w:szCs w:val="26"/>
+        </w:rPr>
+        <w:t xml:space="preserve"> </w:t>
+      </w:r>
+      <w:r>
+        <w:rPr>
+          <w:rFonts w:ascii="Times New Roman" w:hAnsi="Times New Roman" w:cs="Times New Roman"/>
+          <w:sz w:val="26"/>
+          <w:szCs w:val="26"/>
+        </w:rPr>
+        <w:t xml:space="preserve">Thế nhưng </w:t>
+      </w:r>
+      <w:r>
+        <w:rPr>
+          <w:rFonts w:ascii="Times New Roman" w:hAnsi="Times New Roman" w:cs="Times New Roman"/>
+          <w:sz w:val="26"/>
+          <w:szCs w:val="26"/>
+        </w:rPr>
+        <w:t xml:space="preserve">nhóm nghiên cứu quyết định lựa chọn </w:t>
       </w:r>
       <w:r>
         <w:rPr>
@@ -12871,7 +14753,7 @@
         <w:pStyle w:val="ListParagraph"/>
         <w:numPr>
           <w:ilvl w:val="0"/>
-          <w:numId w:val="51"/>
+          <w:numId w:val="32"/>
         </w:numPr>
         <w:spacing w:line="360" w:lineRule="auto"/>
         <w:ind w:left="851" w:hanging="426"/>
@@ -12902,28 +14784,27 @@
           <w:sz w:val="26"/>
           <w:szCs w:val="26"/>
         </w:rPr>
-        <w:t xml:space="preserve"> đóng vai trò là giao diện tương tác người-máy (HMI), cung cấp khả năng giám sát trạng thái thiết bị và điều khiển thời gian thực. Hệ thống được phát triển với kiến trúc tách biệt giữa cấu trúc hiển thị và logic xử lý tín hiệu:</w:t>
-      </w:r>
-      <w:r>
-        <w:rPr>
-          <w:rFonts w:ascii="Times New Roman" w:hAnsi="Times New Roman" w:cs="Times New Roman"/>
-          <w:color w:val="000000" w:themeColor="text1"/>
-          <w:sz w:val="26"/>
-          <w:szCs w:val="26"/>
-          <w:lang w:val="en-US"/>
-        </w:rPr>
-        <w:t xml:space="preserve">Đóng vai </w:t>
-      </w:r>
-      <w:r>
-        <w:rPr>
-          <w:rFonts w:ascii="Times New Roman" w:hAnsi="Times New Roman" w:cs="Times New Roman"/>
-          <w:color w:val="000000" w:themeColor="text1"/>
-          <w:sz w:val="26"/>
-          <w:szCs w:val="26"/>
-          <w:lang w:val="en-US"/>
+        <w:t xml:space="preserve"> đóng vai trò là giao diện tương tác người-máy (HMI), cung cấp khả năng giám sát trạng thái thiết bị và điều khiển thời gian thực. Hệ thống được phát </w:t>
+      </w:r>
+      <w:r>
+        <w:rPr>
+          <w:rFonts w:ascii="Times New Roman" w:hAnsi="Times New Roman" w:cs="Times New Roman"/>
+          <w:color w:val="000000" w:themeColor="text1"/>
+          <w:sz w:val="26"/>
+          <w:szCs w:val="26"/>
         </w:rPr>
         <w:lastRenderedPageBreak/>
-        <w:t>trò là trung tâm xử lý dữ liệu hình ảnh và điều phối hệ thống, bao gồm các thành phần:</w:t>
+        <w:t>triển với kiến trúc tách biệt giữa cấu trúc hiển thị và logic xử lý tín hiệu:</w:t>
+      </w:r>
+      <w:r>
+        <w:rPr>
+          <w:rFonts w:ascii="Times New Roman" w:hAnsi="Times New Roman" w:cs="Times New Roman"/>
+          <w:color w:val="000000" w:themeColor="text1"/>
+          <w:sz w:val="26"/>
+          <w:szCs w:val="26"/>
+          <w:lang w:val="en-US"/>
+        </w:rPr>
+        <w:t>Đóng vai trò là trung tâm xử lý dữ liệu hình ảnh và điều phối hệ thống, bao gồm các thành phần:</w:t>
       </w:r>
     </w:p>
     <w:p>
@@ -12931,7 +14812,7 @@
         <w:pStyle w:val="ListParagraph"/>
         <w:numPr>
           <w:ilvl w:val="0"/>
-          <w:numId w:val="51"/>
+          <w:numId w:val="32"/>
         </w:numPr>
         <w:spacing w:line="360" w:lineRule="auto"/>
         <w:jc w:val="both"/>
@@ -12987,7 +14868,7 @@
         <w:pStyle w:val="ListParagraph"/>
         <w:numPr>
           <w:ilvl w:val="0"/>
-          <w:numId w:val="52"/>
+          <w:numId w:val="33"/>
         </w:numPr>
         <w:spacing w:line="360" w:lineRule="auto"/>
         <w:jc w:val="both"/>
@@ -13014,7 +14895,7 @@
         <w:pStyle w:val="ListParagraph"/>
         <w:numPr>
           <w:ilvl w:val="0"/>
-          <w:numId w:val="52"/>
+          <w:numId w:val="33"/>
         </w:numPr>
         <w:spacing w:line="360" w:lineRule="auto"/>
         <w:jc w:val="both"/>
@@ -13041,7 +14922,7 @@
         <w:pStyle w:val="ListParagraph"/>
         <w:numPr>
           <w:ilvl w:val="0"/>
-          <w:numId w:val="52"/>
+          <w:numId w:val="33"/>
         </w:numPr>
         <w:spacing w:line="360" w:lineRule="auto"/>
         <w:ind w:left="709"/>
@@ -13073,7 +14954,7 @@
         <w:pStyle w:val="ListParagraph"/>
         <w:numPr>
           <w:ilvl w:val="0"/>
-          <w:numId w:val="53"/>
+          <w:numId w:val="34"/>
         </w:numPr>
         <w:spacing w:line="360" w:lineRule="auto"/>
         <w:jc w:val="both"/>
@@ -13100,7 +14981,7 @@
         <w:pStyle w:val="ListParagraph"/>
         <w:numPr>
           <w:ilvl w:val="0"/>
-          <w:numId w:val="53"/>
+          <w:numId w:val="34"/>
         </w:numPr>
         <w:spacing w:line="360" w:lineRule="auto"/>
         <w:jc w:val="both"/>
@@ -13147,7 +15028,7 @@
         <w:pStyle w:val="ListParagraph"/>
         <w:numPr>
           <w:ilvl w:val="0"/>
-          <w:numId w:val="53"/>
+          <w:numId w:val="34"/>
         </w:numPr>
         <w:spacing w:line="360" w:lineRule="auto"/>
         <w:jc w:val="both"/>
@@ -13374,7 +15255,7 @@
       <w:pPr>
         <w:numPr>
           <w:ilvl w:val="0"/>
-          <w:numId w:val="61"/>
+          <w:numId w:val="37"/>
         </w:numPr>
         <w:spacing w:line="360" w:lineRule="auto"/>
         <w:rPr>
@@ -13406,7 +15287,7 @@
       <w:pPr>
         <w:numPr>
           <w:ilvl w:val="0"/>
-          <w:numId w:val="61"/>
+          <w:numId w:val="37"/>
         </w:numPr>
         <w:spacing w:line="360" w:lineRule="auto"/>
         <w:rPr>
@@ -13440,7 +15321,7 @@
       <w:pPr>
         <w:numPr>
           <w:ilvl w:val="0"/>
-          <w:numId w:val="61"/>
+          <w:numId w:val="37"/>
         </w:numPr>
         <w:spacing w:line="360" w:lineRule="auto"/>
         <w:rPr>
@@ -13472,7 +15353,7 @@
       <w:pPr>
         <w:numPr>
           <w:ilvl w:val="0"/>
-          <w:numId w:val="61"/>
+          <w:numId w:val="37"/>
         </w:numPr>
         <w:spacing w:line="360" w:lineRule="auto"/>
         <w:rPr>
@@ -13525,7 +15406,7 @@
       <w:pPr>
         <w:numPr>
           <w:ilvl w:val="0"/>
-          <w:numId w:val="62"/>
+          <w:numId w:val="38"/>
         </w:numPr>
         <w:spacing w:line="360" w:lineRule="auto"/>
         <w:rPr>
@@ -13593,7 +15474,7 @@
       <w:pPr>
         <w:numPr>
           <w:ilvl w:val="0"/>
-          <w:numId w:val="62"/>
+          <w:numId w:val="38"/>
         </w:numPr>
         <w:spacing w:line="360" w:lineRule="auto"/>
         <w:rPr>
@@ -13625,7 +15506,7 @@
       <w:pPr>
         <w:numPr>
           <w:ilvl w:val="0"/>
-          <w:numId w:val="62"/>
+          <w:numId w:val="38"/>
         </w:numPr>
         <w:spacing w:line="360" w:lineRule="auto"/>
         <w:rPr>
@@ -13650,7 +15531,7 @@
           <w:sz w:val="26"/>
           <w:szCs w:val="26"/>
         </w:rPr>
-        <w:t xml:space="preserve"> * Cảm biến nhiệt độ đo được 30 độ C. Nó sẽ </w:t>
+        <w:t xml:space="preserve">  Cảm biến nhiệt độ đo được 30 độ C. Nó sẽ </w:t>
       </w:r>
       <w:r>
         <w:rPr>
@@ -13699,7 +15580,7 @@
       <w:pPr>
         <w:numPr>
           <w:ilvl w:val="0"/>
-          <w:numId w:val="63"/>
+          <w:numId w:val="39"/>
         </w:numPr>
         <w:spacing w:line="360" w:lineRule="auto"/>
         <w:rPr>
@@ -13785,7 +15666,7 @@
       <w:pPr>
         <w:numPr>
           <w:ilvl w:val="0"/>
-          <w:numId w:val="63"/>
+          <w:numId w:val="39"/>
         </w:numPr>
         <w:spacing w:line="360" w:lineRule="auto"/>
         <w:rPr>
@@ -13817,7 +15698,7 @@
       <w:pPr>
         <w:numPr>
           <w:ilvl w:val="0"/>
-          <w:numId w:val="63"/>
+          <w:numId w:val="39"/>
         </w:numPr>
         <w:spacing w:line="360" w:lineRule="auto"/>
         <w:rPr>
@@ -13843,7 +15724,29 @@
           <w:sz w:val="26"/>
           <w:szCs w:val="26"/>
         </w:rPr>
-        <w:t xml:space="preserve"> * Điện thoại của bạn </w:t>
+        <w:t xml:space="preserve"> </w:t>
+      </w:r>
+    </w:p>
+    <w:p>
+      <w:pPr>
+        <w:numPr>
+          <w:ilvl w:val="0"/>
+          <w:numId w:val="39"/>
+        </w:numPr>
+        <w:spacing w:line="360" w:lineRule="auto"/>
+        <w:rPr>
+          <w:rFonts w:ascii="Times New Roman" w:hAnsi="Times New Roman" w:cs="Times New Roman"/>
+          <w:sz w:val="26"/>
+          <w:szCs w:val="26"/>
+        </w:rPr>
+      </w:pPr>
+      <w:r>
+        <w:rPr>
+          <w:rFonts w:ascii="Times New Roman" w:hAnsi="Times New Roman" w:cs="Times New Roman"/>
+          <w:sz w:val="26"/>
+          <w:szCs w:val="26"/>
+        </w:rPr>
+        <w:t xml:space="preserve">Điện thoại của bạn </w:t>
       </w:r>
       <w:r>
         <w:rPr>
@@ -13893,7 +15796,7 @@
         <w:pStyle w:val="ListParagraph"/>
         <w:numPr>
           <w:ilvl w:val="0"/>
-          <w:numId w:val="43"/>
+          <w:numId w:val="29"/>
         </w:numPr>
         <w:spacing w:line="360" w:lineRule="auto"/>
         <w:jc w:val="both"/>
@@ -13963,7 +15866,7 @@
         <w:pStyle w:val="ListParagraph"/>
         <w:numPr>
           <w:ilvl w:val="0"/>
-          <w:numId w:val="43"/>
+          <w:numId w:val="29"/>
         </w:numPr>
         <w:spacing w:line="360" w:lineRule="auto"/>
         <w:jc w:val="both"/>
@@ -14045,7 +15948,7 @@
         <w:pStyle w:val="ListParagraph"/>
         <w:numPr>
           <w:ilvl w:val="0"/>
-          <w:numId w:val="43"/>
+          <w:numId w:val="29"/>
         </w:numPr>
         <w:spacing w:line="360" w:lineRule="auto"/>
         <w:jc w:val="both"/>
@@ -14151,7 +16054,7 @@
         <w:pStyle w:val="ListParagraph"/>
         <w:numPr>
           <w:ilvl w:val="0"/>
-          <w:numId w:val="43"/>
+          <w:numId w:val="29"/>
         </w:numPr>
         <w:spacing w:line="360" w:lineRule="auto"/>
         <w:jc w:val="both"/>
@@ -14221,7 +16124,7 @@
         <w:pStyle w:val="ListParagraph"/>
         <w:numPr>
           <w:ilvl w:val="0"/>
-          <w:numId w:val="43"/>
+          <w:numId w:val="29"/>
         </w:numPr>
         <w:spacing w:line="360" w:lineRule="auto"/>
         <w:jc w:val="both"/>
@@ -14282,9 +16185,8 @@
                               <w:jc w:val="center"/>
                               <w:rPr>
                                 <w:rFonts w:ascii="Time s New Roman" w:hAnsi="Time s New Roman"/>
-                                <w:noProof/>
-                                <w:sz w:val="32"/>
-                                <w:szCs w:val="32"/>
+                                <w:sz w:val="28"/>
+                                <w:szCs w:val="28"/>
                               </w:rPr>
                             </w:pPr>
                             <w:bookmarkStart w:id="42" w:name="_Toc226674113"/>
@@ -14294,7 +16196,7 @@
                                 <w:sz w:val="28"/>
                                 <w:szCs w:val="28"/>
                               </w:rPr>
-                              <w:t xml:space="preserve">Hình </w:t>
+                              <w:t>Hình</w:t>
                             </w:r>
                             <w:r>
                               <w:rPr>
@@ -14302,40 +16204,7 @@
                                 <w:sz w:val="28"/>
                                 <w:szCs w:val="28"/>
                               </w:rPr>
-                              <w:fldChar w:fldCharType="begin"/>
-                            </w:r>
-                            <w:r>
-                              <w:rPr>
-                                <w:rFonts w:ascii="Time s New Roman" w:hAnsi="Time s New Roman"/>
-                                <w:sz w:val="28"/>
-                                <w:szCs w:val="28"/>
-                              </w:rPr>
-                              <w:instrText xml:space="preserve"> SEQ Hình \* ARABIC </w:instrText>
-                            </w:r>
-                            <w:r>
-                              <w:rPr>
-                                <w:rFonts w:ascii="Time s New Roman" w:hAnsi="Time s New Roman"/>
-                                <w:sz w:val="28"/>
-                                <w:szCs w:val="28"/>
-                              </w:rPr>
-                              <w:fldChar w:fldCharType="separate"/>
-                            </w:r>
-                            <w:r>
-                              <w:rPr>
-                                <w:rFonts w:ascii="Time s New Roman" w:hAnsi="Time s New Roman"/>
-                                <w:noProof/>
-                                <w:sz w:val="28"/>
-                                <w:szCs w:val="28"/>
-                              </w:rPr>
-                              <w:t>9</w:t>
-                            </w:r>
-                            <w:r>
-                              <w:rPr>
-                                <w:rFonts w:ascii="Time s New Roman" w:hAnsi="Time s New Roman"/>
-                                <w:sz w:val="28"/>
-                                <w:szCs w:val="28"/>
-                              </w:rPr>
-                              <w:fldChar w:fldCharType="end"/>
+                              <w:t xml:space="preserve"> 7</w:t>
                             </w:r>
                             <w:r>
                               <w:rPr>
@@ -14372,9 +16241,8 @@
                         <w:jc w:val="center"/>
                         <w:rPr>
                           <w:rFonts w:ascii="Time s New Roman" w:hAnsi="Time s New Roman"/>
-                          <w:noProof/>
-                          <w:sz w:val="32"/>
-                          <w:szCs w:val="32"/>
+                          <w:sz w:val="28"/>
+                          <w:szCs w:val="28"/>
                         </w:rPr>
                       </w:pPr>
                       <w:bookmarkStart w:id="43" w:name="_Toc226674113"/>
@@ -14384,7 +16252,7 @@
                           <w:sz w:val="28"/>
                           <w:szCs w:val="28"/>
                         </w:rPr>
-                        <w:t xml:space="preserve">Hình </w:t>
+                        <w:t>Hình</w:t>
                       </w:r>
                       <w:r>
                         <w:rPr>
@@ -14392,40 +16260,7 @@
                           <w:sz w:val="28"/>
                           <w:szCs w:val="28"/>
                         </w:rPr>
-                        <w:fldChar w:fldCharType="begin"/>
-                      </w:r>
-                      <w:r>
-                        <w:rPr>
-                          <w:rFonts w:ascii="Time s New Roman" w:hAnsi="Time s New Roman"/>
-                          <w:sz w:val="28"/>
-                          <w:szCs w:val="28"/>
-                        </w:rPr>
-                        <w:instrText xml:space="preserve"> SEQ Hình \* ARABIC </w:instrText>
-                      </w:r>
-                      <w:r>
-                        <w:rPr>
-                          <w:rFonts w:ascii="Time s New Roman" w:hAnsi="Time s New Roman"/>
-                          <w:sz w:val="28"/>
-                          <w:szCs w:val="28"/>
-                        </w:rPr>
-                        <w:fldChar w:fldCharType="separate"/>
-                      </w:r>
-                      <w:r>
-                        <w:rPr>
-                          <w:rFonts w:ascii="Time s New Roman" w:hAnsi="Time s New Roman"/>
-                          <w:noProof/>
-                          <w:sz w:val="28"/>
-                          <w:szCs w:val="28"/>
-                        </w:rPr>
-                        <w:t>9</w:t>
-                      </w:r>
-                      <w:r>
-                        <w:rPr>
-                          <w:rFonts w:ascii="Time s New Roman" w:hAnsi="Time s New Roman"/>
-                          <w:sz w:val="28"/>
-                          <w:szCs w:val="28"/>
-                        </w:rPr>
-                        <w:fldChar w:fldCharType="end"/>
+                        <w:t xml:space="preserve"> 7</w:t>
                       </w:r>
                       <w:r>
                         <w:rPr>
@@ -14636,7 +16471,7 @@
         <w:pStyle w:val="ListParagraph"/>
         <w:numPr>
           <w:ilvl w:val="1"/>
-          <w:numId w:val="43"/>
+          <w:numId w:val="29"/>
         </w:numPr>
         <w:spacing w:line="360" w:lineRule="auto"/>
         <w:jc w:val="both"/>
@@ -14697,11 +16532,9 @@
                               <w:pStyle w:val="Caption"/>
                               <w:jc w:val="center"/>
                               <w:rPr>
-                                <w:rFonts w:ascii="Time s New Roman" w:hAnsi="Time s New Roman" w:cs="Times New Roman"/>
-                                <w:noProof/>
-                                <w:color w:val="000000" w:themeColor="text1"/>
-                                <w:sz w:val="38"/>
-                                <w:szCs w:val="38"/>
+                                <w:rFonts w:ascii="Time s New Roman" w:hAnsi="Time s New Roman"/>
+                                <w:sz w:val="28"/>
+                                <w:szCs w:val="28"/>
                               </w:rPr>
                             </w:pPr>
                             <w:bookmarkStart w:id="44" w:name="_Toc226674114"/>
@@ -14711,7 +16544,7 @@
                                 <w:sz w:val="28"/>
                                 <w:szCs w:val="28"/>
                               </w:rPr>
-                              <w:t xml:space="preserve">Hình </w:t>
+                              <w:t>Hình</w:t>
                             </w:r>
                             <w:r>
                               <w:rPr>
@@ -14719,40 +16552,7 @@
                                 <w:sz w:val="28"/>
                                 <w:szCs w:val="28"/>
                               </w:rPr>
-                              <w:fldChar w:fldCharType="begin"/>
-                            </w:r>
-                            <w:r>
-                              <w:rPr>
-                                <w:rFonts w:ascii="Time s New Roman" w:hAnsi="Time s New Roman"/>
-                                <w:sz w:val="28"/>
-                                <w:szCs w:val="28"/>
-                              </w:rPr>
-                              <w:instrText xml:space="preserve"> SEQ Hình \* ARABIC </w:instrText>
-                            </w:r>
-                            <w:r>
-                              <w:rPr>
-                                <w:rFonts w:ascii="Time s New Roman" w:hAnsi="Time s New Roman"/>
-                                <w:sz w:val="28"/>
-                                <w:szCs w:val="28"/>
-                              </w:rPr>
-                              <w:fldChar w:fldCharType="separate"/>
-                            </w:r>
-                            <w:r>
-                              <w:rPr>
-                                <w:rFonts w:ascii="Time s New Roman" w:hAnsi="Time s New Roman"/>
-                                <w:noProof/>
-                                <w:sz w:val="28"/>
-                                <w:szCs w:val="28"/>
-                              </w:rPr>
-                              <w:t>10</w:t>
-                            </w:r>
-                            <w:r>
-                              <w:rPr>
-                                <w:rFonts w:ascii="Time s New Roman" w:hAnsi="Time s New Roman"/>
-                                <w:sz w:val="28"/>
-                                <w:szCs w:val="28"/>
-                              </w:rPr>
-                              <w:fldChar w:fldCharType="end"/>
+                              <w:t xml:space="preserve"> 8</w:t>
                             </w:r>
                             <w:r>
                               <w:rPr>
@@ -14788,11 +16588,9 @@
                         <w:pStyle w:val="Caption"/>
                         <w:jc w:val="center"/>
                         <w:rPr>
-                          <w:rFonts w:ascii="Time s New Roman" w:hAnsi="Time s New Roman" w:cs="Times New Roman"/>
-                          <w:noProof/>
-                          <w:color w:val="000000" w:themeColor="text1"/>
-                          <w:sz w:val="38"/>
-                          <w:szCs w:val="38"/>
+                          <w:rFonts w:ascii="Time s New Roman" w:hAnsi="Time s New Roman"/>
+                          <w:sz w:val="28"/>
+                          <w:szCs w:val="28"/>
                         </w:rPr>
                       </w:pPr>
                       <w:bookmarkStart w:id="45" w:name="_Toc226674114"/>
@@ -14802,7 +16600,7 @@
                           <w:sz w:val="28"/>
                           <w:szCs w:val="28"/>
                         </w:rPr>
-                        <w:t xml:space="preserve">Hình </w:t>
+                        <w:t>Hình</w:t>
                       </w:r>
                       <w:r>
                         <w:rPr>
@@ -14810,40 +16608,7 @@
                           <w:sz w:val="28"/>
                           <w:szCs w:val="28"/>
                         </w:rPr>
-                        <w:fldChar w:fldCharType="begin"/>
-                      </w:r>
-                      <w:r>
-                        <w:rPr>
-                          <w:rFonts w:ascii="Time s New Roman" w:hAnsi="Time s New Roman"/>
-                          <w:sz w:val="28"/>
-                          <w:szCs w:val="28"/>
-                        </w:rPr>
-                        <w:instrText xml:space="preserve"> SEQ Hình \* ARABIC </w:instrText>
-                      </w:r>
-                      <w:r>
-                        <w:rPr>
-                          <w:rFonts w:ascii="Time s New Roman" w:hAnsi="Time s New Roman"/>
-                          <w:sz w:val="28"/>
-                          <w:szCs w:val="28"/>
-                        </w:rPr>
-                        <w:fldChar w:fldCharType="separate"/>
-                      </w:r>
-                      <w:r>
-                        <w:rPr>
-                          <w:rFonts w:ascii="Time s New Roman" w:hAnsi="Time s New Roman"/>
-                          <w:noProof/>
-                          <w:sz w:val="28"/>
-                          <w:szCs w:val="28"/>
-                        </w:rPr>
-                        <w:t>10</w:t>
-                      </w:r>
-                      <w:r>
-                        <w:rPr>
-                          <w:rFonts w:ascii="Time s New Roman" w:hAnsi="Time s New Roman"/>
-                          <w:sz w:val="28"/>
-                          <w:szCs w:val="28"/>
-                        </w:rPr>
-                        <w:fldChar w:fldCharType="end"/>
+                        <w:t xml:space="preserve"> 8</w:t>
                       </w:r>
                       <w:r>
                         <w:rPr>
@@ -14872,7 +16637,7 @@
           <w:szCs w:val="26"/>
         </w:rPr>
         <w:drawing>
-          <wp:anchor distT="0" distB="0" distL="114300" distR="114300" simplePos="0" relativeHeight="251668480" behindDoc="0" locked="0" layoutInCell="1" allowOverlap="1" wp14:anchorId="5DC3CCE7" wp14:editId="3682C314">
+          <wp:anchor distT="0" distB="0" distL="114300" distR="114300" simplePos="0" relativeHeight="251668480" behindDoc="0" locked="0" layoutInCell="1" allowOverlap="1" wp14:anchorId="5DC3CCE7" wp14:editId="23F44428">
             <wp:simplePos x="0" y="0"/>
             <wp:positionH relativeFrom="margin">
               <wp:posOffset>141605</wp:posOffset>
@@ -14943,7 +16708,25 @@
           <w:sz w:val="26"/>
           <w:szCs w:val="26"/>
         </w:rPr>
-        <w:t>Hệ thống sử dụng cổng 8883(MQTTS) và 8884(WSS) để truyền tin. Cổng 8883 là cổng mặc định cho MQTT qua SSL/TLS được sử dụng phổ biến để mã hóa dữ liệu truyền tải, bảo mật thông tin và ngăn chặn nghe lén khi gửi dữ liệu IoT qua internet. Ngoài ra 8884 là cổng dự phòng có chắc năng thay thế với chức năng tương tự với 8883.</w:t>
+        <w:t xml:space="preserve">Hệ thống sử dụng cổng 8883(MQTTS) và 8884(WSS) để truyền tin. Cổng 8883 là cổng mặc định cho MQTT qua </w:t>
+      </w:r>
+      <w:r>
+        <w:rPr>
+          <w:rFonts w:ascii="Times New Roman" w:hAnsi="Times New Roman" w:cs="Times New Roman"/>
+          <w:color w:val="000000" w:themeColor="text1"/>
+          <w:sz w:val="26"/>
+          <w:szCs w:val="26"/>
+        </w:rPr>
+        <w:t>TLS/SSL</w:t>
+      </w:r>
+      <w:r>
+        <w:rPr>
+          <w:rFonts w:ascii="Times New Roman" w:hAnsi="Times New Roman" w:cs="Times New Roman"/>
+          <w:color w:val="000000" w:themeColor="text1"/>
+          <w:sz w:val="26"/>
+          <w:szCs w:val="26"/>
+        </w:rPr>
+        <w:t xml:space="preserve"> được sử dụng phổ biến để mã hóa dữ liệu truyền tải, bảo mật thông tin và ngăn chặn nghe lén khi gửi dữ liệu IoT qua internet. Ngoài ra 8884 là cổng dự phòng có chắc năng thay thế với chức năng tương tự với 8883.</w:t>
       </w:r>
     </w:p>
     <w:p>
@@ -14977,7 +16760,7 @@
         <w:pStyle w:val="ListParagraph"/>
         <w:numPr>
           <w:ilvl w:val="1"/>
-          <w:numId w:val="43"/>
+          <w:numId w:val="29"/>
         </w:numPr>
         <w:spacing w:line="360" w:lineRule="auto"/>
         <w:jc w:val="both"/>
@@ -15090,7 +16873,7 @@
         <w:pStyle w:val="ListParagraph"/>
         <w:numPr>
           <w:ilvl w:val="0"/>
-          <w:numId w:val="23"/>
+          <w:numId w:val="14"/>
         </w:numPr>
         <w:spacing w:line="360" w:lineRule="auto"/>
         <w:jc w:val="both"/>
@@ -15192,7 +16975,7 @@
         <w:pStyle w:val="ListParagraph"/>
         <w:numPr>
           <w:ilvl w:val="0"/>
-          <w:numId w:val="23"/>
+          <w:numId w:val="14"/>
         </w:numPr>
         <w:spacing w:line="360" w:lineRule="auto"/>
         <w:jc w:val="both"/>
@@ -15293,7 +17076,7 @@
         <w:pStyle w:val="ListParagraph"/>
         <w:numPr>
           <w:ilvl w:val="0"/>
-          <w:numId w:val="24"/>
+          <w:numId w:val="15"/>
         </w:numPr>
         <w:spacing w:line="360" w:lineRule="auto"/>
         <w:jc w:val="both"/>
@@ -15376,7 +17159,7 @@
         <w:pStyle w:val="ListParagraph"/>
         <w:numPr>
           <w:ilvl w:val="0"/>
-          <w:numId w:val="24"/>
+          <w:numId w:val="15"/>
         </w:numPr>
         <w:spacing w:line="360" w:lineRule="auto"/>
         <w:ind w:left="851"/>
@@ -15665,8 +17448,8 @@
                               <w:jc w:val="center"/>
                               <w:rPr>
                                 <w:rFonts w:ascii="Time s New Roman" w:hAnsi="Time s New Roman"/>
-                                <w:sz w:val="32"/>
-                                <w:szCs w:val="32"/>
+                                <w:sz w:val="28"/>
+                                <w:szCs w:val="28"/>
                               </w:rPr>
                             </w:pPr>
                             <w:bookmarkStart w:id="48" w:name="_Toc226674115"/>
@@ -15676,7 +17459,7 @@
                                 <w:sz w:val="28"/>
                                 <w:szCs w:val="28"/>
                               </w:rPr>
-                              <w:t xml:space="preserve">Hình </w:t>
+                              <w:t>Hình</w:t>
                             </w:r>
                             <w:r>
                               <w:rPr>
@@ -15684,40 +17467,7 @@
                                 <w:sz w:val="28"/>
                                 <w:szCs w:val="28"/>
                               </w:rPr>
-                              <w:fldChar w:fldCharType="begin"/>
-                            </w:r>
-                            <w:r>
-                              <w:rPr>
-                                <w:rFonts w:ascii="Time s New Roman" w:hAnsi="Time s New Roman"/>
-                                <w:sz w:val="28"/>
-                                <w:szCs w:val="28"/>
-                              </w:rPr>
-                              <w:instrText xml:space="preserve"> SEQ Hình \* ARABIC </w:instrText>
-                            </w:r>
-                            <w:r>
-                              <w:rPr>
-                                <w:rFonts w:ascii="Time s New Roman" w:hAnsi="Time s New Roman"/>
-                                <w:sz w:val="28"/>
-                                <w:szCs w:val="28"/>
-                              </w:rPr>
-                              <w:fldChar w:fldCharType="separate"/>
-                            </w:r>
-                            <w:r>
-                              <w:rPr>
-                                <w:rFonts w:ascii="Time s New Roman" w:hAnsi="Time s New Roman"/>
-                                <w:noProof/>
-                                <w:sz w:val="28"/>
-                                <w:szCs w:val="28"/>
-                              </w:rPr>
-                              <w:t>11</w:t>
-                            </w:r>
-                            <w:r>
-                              <w:rPr>
-                                <w:rFonts w:ascii="Time s New Roman" w:hAnsi="Time s New Roman"/>
-                                <w:sz w:val="28"/>
-                                <w:szCs w:val="28"/>
-                              </w:rPr>
-                              <w:fldChar w:fldCharType="end"/>
+                              <w:t xml:space="preserve"> 9</w:t>
                             </w:r>
                             <w:r>
                               <w:rPr>
@@ -15754,8 +17504,8 @@
                         <w:jc w:val="center"/>
                         <w:rPr>
                           <w:rFonts w:ascii="Time s New Roman" w:hAnsi="Time s New Roman"/>
-                          <w:sz w:val="32"/>
-                          <w:szCs w:val="32"/>
+                          <w:sz w:val="28"/>
+                          <w:szCs w:val="28"/>
                         </w:rPr>
                       </w:pPr>
                       <w:bookmarkStart w:id="49" w:name="_Toc226674115"/>
@@ -15765,7 +17515,7 @@
                           <w:sz w:val="28"/>
                           <w:szCs w:val="28"/>
                         </w:rPr>
-                        <w:t xml:space="preserve">Hình </w:t>
+                        <w:t>Hình</w:t>
                       </w:r>
                       <w:r>
                         <w:rPr>
@@ -15773,40 +17523,7 @@
                           <w:sz w:val="28"/>
                           <w:szCs w:val="28"/>
                         </w:rPr>
-                        <w:fldChar w:fldCharType="begin"/>
-                      </w:r>
-                      <w:r>
-                        <w:rPr>
-                          <w:rFonts w:ascii="Time s New Roman" w:hAnsi="Time s New Roman"/>
-                          <w:sz w:val="28"/>
-                          <w:szCs w:val="28"/>
-                        </w:rPr>
-                        <w:instrText xml:space="preserve"> SEQ Hình \* ARABIC </w:instrText>
-                      </w:r>
-                      <w:r>
-                        <w:rPr>
-                          <w:rFonts w:ascii="Time s New Roman" w:hAnsi="Time s New Roman"/>
-                          <w:sz w:val="28"/>
-                          <w:szCs w:val="28"/>
-                        </w:rPr>
-                        <w:fldChar w:fldCharType="separate"/>
-                      </w:r>
-                      <w:r>
-                        <w:rPr>
-                          <w:rFonts w:ascii="Time s New Roman" w:hAnsi="Time s New Roman"/>
-                          <w:noProof/>
-                          <w:sz w:val="28"/>
-                          <w:szCs w:val="28"/>
-                        </w:rPr>
-                        <w:t>11</w:t>
-                      </w:r>
-                      <w:r>
-                        <w:rPr>
-                          <w:rFonts w:ascii="Time s New Roman" w:hAnsi="Time s New Roman"/>
-                          <w:sz w:val="28"/>
-                          <w:szCs w:val="28"/>
-                        </w:rPr>
-                        <w:fldChar w:fldCharType="end"/>
+                        <w:t xml:space="preserve"> 9</w:t>
                       </w:r>
                       <w:r>
                         <w:rPr>
@@ -15829,6 +17546,7 @@
       <w:r>
         <w:rPr>
           <w:rFonts w:ascii="Times New Roman" w:hAnsi="Times New Roman" w:cs="Times New Roman"/>
+          <w:noProof/>
           <w:sz w:val="26"/>
           <w:szCs w:val="26"/>
           <w:lang w:val="en-US"/>
@@ -16018,7 +17736,7 @@
         </w:rPr>
         <w:lastRenderedPageBreak/>
         <w:drawing>
-          <wp:anchor distT="0" distB="0" distL="114300" distR="114300" simplePos="0" relativeHeight="251665408" behindDoc="0" locked="0" layoutInCell="1" allowOverlap="1" wp14:anchorId="78099658" wp14:editId="29B83485">
+          <wp:anchor distT="0" distB="0" distL="114300" distR="114300" simplePos="0" relativeHeight="251665408" behindDoc="0" locked="0" layoutInCell="1" allowOverlap="1" wp14:anchorId="78099658" wp14:editId="79649D52">
             <wp:simplePos x="0" y="0"/>
             <wp:positionH relativeFrom="page">
               <wp:posOffset>1372235</wp:posOffset>
@@ -16236,9 +17954,8 @@
                               <w:jc w:val="center"/>
                               <w:rPr>
                                 <w:rFonts w:ascii="Time s New Roman" w:hAnsi="Time s New Roman"/>
-                                <w:noProof/>
-                                <w:sz w:val="32"/>
-                                <w:szCs w:val="32"/>
+                                <w:sz w:val="28"/>
+                                <w:szCs w:val="28"/>
                               </w:rPr>
                             </w:pPr>
                             <w:bookmarkStart w:id="51" w:name="_Toc226674116"/>
@@ -16248,7 +17965,7 @@
                                 <w:sz w:val="28"/>
                                 <w:szCs w:val="28"/>
                               </w:rPr>
-                              <w:t xml:space="preserve">Hình </w:t>
+                              <w:t>Hình</w:t>
                             </w:r>
                             <w:r>
                               <w:rPr>
@@ -16256,40 +17973,7 @@
                                 <w:sz w:val="28"/>
                                 <w:szCs w:val="28"/>
                               </w:rPr>
-                              <w:fldChar w:fldCharType="begin"/>
-                            </w:r>
-                            <w:r>
-                              <w:rPr>
-                                <w:rFonts w:ascii="Time s New Roman" w:hAnsi="Time s New Roman"/>
-                                <w:sz w:val="28"/>
-                                <w:szCs w:val="28"/>
-                              </w:rPr>
-                              <w:instrText xml:space="preserve"> SEQ Hình \* ARABIC </w:instrText>
-                            </w:r>
-                            <w:r>
-                              <w:rPr>
-                                <w:rFonts w:ascii="Time s New Roman" w:hAnsi="Time s New Roman"/>
-                                <w:sz w:val="28"/>
-                                <w:szCs w:val="28"/>
-                              </w:rPr>
-                              <w:fldChar w:fldCharType="separate"/>
-                            </w:r>
-                            <w:r>
-                              <w:rPr>
-                                <w:rFonts w:ascii="Time s New Roman" w:hAnsi="Time s New Roman"/>
-                                <w:noProof/>
-                                <w:sz w:val="28"/>
-                                <w:szCs w:val="28"/>
-                              </w:rPr>
-                              <w:t>12</w:t>
-                            </w:r>
-                            <w:r>
-                              <w:rPr>
-                                <w:rFonts w:ascii="Time s New Roman" w:hAnsi="Time s New Roman"/>
-                                <w:sz w:val="28"/>
-                                <w:szCs w:val="28"/>
-                              </w:rPr>
-                              <w:fldChar w:fldCharType="end"/>
+                              <w:t xml:space="preserve"> 10</w:t>
                             </w:r>
                             <w:r>
                               <w:rPr>
@@ -16326,9 +18010,8 @@
                         <w:jc w:val="center"/>
                         <w:rPr>
                           <w:rFonts w:ascii="Time s New Roman" w:hAnsi="Time s New Roman"/>
-                          <w:noProof/>
-                          <w:sz w:val="32"/>
-                          <w:szCs w:val="32"/>
+                          <w:sz w:val="28"/>
+                          <w:szCs w:val="28"/>
                         </w:rPr>
                       </w:pPr>
                       <w:bookmarkStart w:id="52" w:name="_Toc226674116"/>
@@ -16338,7 +18021,7 @@
                           <w:sz w:val="28"/>
                           <w:szCs w:val="28"/>
                         </w:rPr>
-                        <w:t xml:space="preserve">Hình </w:t>
+                        <w:t>Hình</w:t>
                       </w:r>
                       <w:r>
                         <w:rPr>
@@ -16346,40 +18029,7 @@
                           <w:sz w:val="28"/>
                           <w:szCs w:val="28"/>
                         </w:rPr>
-                        <w:fldChar w:fldCharType="begin"/>
-                      </w:r>
-                      <w:r>
-                        <w:rPr>
-                          <w:rFonts w:ascii="Time s New Roman" w:hAnsi="Time s New Roman"/>
-                          <w:sz w:val="28"/>
-                          <w:szCs w:val="28"/>
-                        </w:rPr>
-                        <w:instrText xml:space="preserve"> SEQ Hình \* ARABIC </w:instrText>
-                      </w:r>
-                      <w:r>
-                        <w:rPr>
-                          <w:rFonts w:ascii="Time s New Roman" w:hAnsi="Time s New Roman"/>
-                          <w:sz w:val="28"/>
-                          <w:szCs w:val="28"/>
-                        </w:rPr>
-                        <w:fldChar w:fldCharType="separate"/>
-                      </w:r>
-                      <w:r>
-                        <w:rPr>
-                          <w:rFonts w:ascii="Time s New Roman" w:hAnsi="Time s New Roman"/>
-                          <w:noProof/>
-                          <w:sz w:val="28"/>
-                          <w:szCs w:val="28"/>
-                        </w:rPr>
-                        <w:t>12</w:t>
-                      </w:r>
-                      <w:r>
-                        <w:rPr>
-                          <w:rFonts w:ascii="Time s New Roman" w:hAnsi="Time s New Roman"/>
-                          <w:sz w:val="28"/>
-                          <w:szCs w:val="28"/>
-                        </w:rPr>
-                        <w:fldChar w:fldCharType="end"/>
+                        <w:t xml:space="preserve"> 10</w:t>
                       </w:r>
                       <w:r>
                         <w:rPr>
@@ -16403,19 +18053,6 @@
     <w:p>
       <w:pPr>
         <w:spacing w:line="360" w:lineRule="auto"/>
-        <w:ind w:left="1080"/>
-        <w:rPr>
-          <w:rFonts w:ascii="Times New Roman" w:hAnsi="Times New Roman" w:cs="Times New Roman"/>
-          <w:b/>
-          <w:bCs/>
-          <w:sz w:val="26"/>
-          <w:szCs w:val="26"/>
-        </w:rPr>
-      </w:pPr>
-    </w:p>
-    <w:p>
-      <w:pPr>
-        <w:spacing w:line="360" w:lineRule="auto"/>
         <w:rPr>
           <w:rFonts w:ascii="Times New Roman" w:hAnsi="Times New Roman" w:cs="Times New Roman"/>
           <w:b/>
@@ -16430,7 +18067,7 @@
         <w:pStyle w:val="ListParagraph"/>
         <w:numPr>
           <w:ilvl w:val="0"/>
-          <w:numId w:val="24"/>
+          <w:numId w:val="15"/>
         </w:numPr>
         <w:spacing w:line="360" w:lineRule="auto"/>
         <w:ind w:left="540"/>
@@ -16516,233 +18153,18 @@
         <w:rPr>
           <w:rFonts w:ascii="Times New Roman" w:hAnsi="Times New Roman" w:cs="Times New Roman"/>
           <w:noProof/>
-          <w:sz w:val="26"/>
-          <w:szCs w:val="26"/>
-        </w:rPr>
-        <mc:AlternateContent>
-          <mc:Choice Requires="wps">
-            <w:drawing>
-              <wp:anchor distT="0" distB="0" distL="114300" distR="114300" simplePos="0" relativeHeight="251732992" behindDoc="0" locked="0" layoutInCell="1" allowOverlap="1" wp14:anchorId="14AD1511" wp14:editId="0D9AABF4">
-                <wp:simplePos x="0" y="0"/>
-                <wp:positionH relativeFrom="column">
-                  <wp:posOffset>155575</wp:posOffset>
-                </wp:positionH>
-                <wp:positionV relativeFrom="paragraph">
-                  <wp:posOffset>2707005</wp:posOffset>
-                </wp:positionV>
-                <wp:extent cx="5238115" cy="635"/>
-                <wp:effectExtent l="0" t="0" r="0" b="0"/>
-                <wp:wrapSquare wrapText="bothSides"/>
-                <wp:docPr id="2145889056" name="Text Box 1"/>
-                <wp:cNvGraphicFramePr/>
-                <a:graphic xmlns:a="http://schemas.openxmlformats.org/drawingml/2006/main">
-                  <a:graphicData uri="http://schemas.microsoft.com/office/word/2010/wordprocessingShape">
-                    <wps:wsp>
-                      <wps:cNvSpPr txBox="1"/>
-                      <wps:spPr>
-                        <a:xfrm>
-                          <a:off x="0" y="0"/>
-                          <a:ext cx="5238115" cy="635"/>
-                        </a:xfrm>
-                        <a:prstGeom prst="rect">
-                          <a:avLst/>
-                        </a:prstGeom>
-                        <a:solidFill>
-                          <a:prstClr val="white"/>
-                        </a:solidFill>
-                        <a:ln>
-                          <a:noFill/>
-                        </a:ln>
-                      </wps:spPr>
-                      <wps:txbx>
-                        <w:txbxContent>
-                          <w:p>
-                            <w:pPr>
-                              <w:pStyle w:val="Caption"/>
-                              <w:jc w:val="center"/>
-                              <w:rPr>
-                                <w:rFonts w:ascii="Times New Roman" w:hAnsi="Times New Roman" w:cs="Times New Roman"/>
-                                <w:noProof/>
-                                <w:color w:val="000000" w:themeColor="text1"/>
-                                <w:sz w:val="38"/>
-                                <w:szCs w:val="38"/>
-                              </w:rPr>
-                            </w:pPr>
-                            <w:bookmarkStart w:id="53" w:name="_Toc226674117"/>
-                            <w:r>
-                              <w:rPr>
-                                <w:rFonts w:ascii="Times New Roman" w:hAnsi="Times New Roman" w:cs="Times New Roman"/>
-                                <w:sz w:val="28"/>
-                                <w:szCs w:val="28"/>
-                              </w:rPr>
-                              <w:t xml:space="preserve">Hình </w:t>
-                            </w:r>
-                            <w:r>
-                              <w:rPr>
-                                <w:rFonts w:ascii="Times New Roman" w:hAnsi="Times New Roman" w:cs="Times New Roman"/>
-                                <w:sz w:val="28"/>
-                                <w:szCs w:val="28"/>
-                              </w:rPr>
-                              <w:fldChar w:fldCharType="begin"/>
-                            </w:r>
-                            <w:r>
-                              <w:rPr>
-                                <w:rFonts w:ascii="Times New Roman" w:hAnsi="Times New Roman" w:cs="Times New Roman"/>
-                                <w:sz w:val="28"/>
-                                <w:szCs w:val="28"/>
-                              </w:rPr>
-                              <w:instrText xml:space="preserve"> SEQ Hình \* ARABIC </w:instrText>
-                            </w:r>
-                            <w:r>
-                              <w:rPr>
-                                <w:rFonts w:ascii="Times New Roman" w:hAnsi="Times New Roman" w:cs="Times New Roman"/>
-                                <w:sz w:val="28"/>
-                                <w:szCs w:val="28"/>
-                              </w:rPr>
-                              <w:fldChar w:fldCharType="separate"/>
-                            </w:r>
-                            <w:r>
-                              <w:rPr>
-                                <w:rFonts w:ascii="Times New Roman" w:hAnsi="Times New Roman" w:cs="Times New Roman"/>
-                                <w:noProof/>
-                                <w:sz w:val="28"/>
-                                <w:szCs w:val="28"/>
-                              </w:rPr>
-                              <w:t>13</w:t>
-                            </w:r>
-                            <w:r>
-                              <w:rPr>
-                                <w:rFonts w:ascii="Times New Roman" w:hAnsi="Times New Roman" w:cs="Times New Roman"/>
-                                <w:sz w:val="28"/>
-                                <w:szCs w:val="28"/>
-                              </w:rPr>
-                              <w:fldChar w:fldCharType="end"/>
-                            </w:r>
-                            <w:r>
-                              <w:rPr>
-                                <w:rFonts w:ascii="Times New Roman" w:hAnsi="Times New Roman" w:cs="Times New Roman"/>
-                                <w:sz w:val="28"/>
-                                <w:szCs w:val="28"/>
-                              </w:rPr>
-                              <w:t>:Overview CLoud Cluster</w:t>
-                            </w:r>
-                            <w:bookmarkEnd w:id="53"/>
-                          </w:p>
-                        </w:txbxContent>
-                      </wps:txbx>
-                      <wps:bodyPr rot="0" spcFirstLastPara="0" vertOverflow="overflow" horzOverflow="overflow" vert="horz" wrap="square" lIns="0" tIns="0" rIns="0" bIns="0" numCol="1" spcCol="0" rtlCol="0" fromWordArt="0" anchor="t" anchorCtr="0" forceAA="0" compatLnSpc="1">
-                        <a:prstTxWarp prst="textNoShape">
-                          <a:avLst/>
-                        </a:prstTxWarp>
-                        <a:spAutoFit/>
-                      </wps:bodyPr>
-                    </wps:wsp>
-                  </a:graphicData>
-                </a:graphic>
-              </wp:anchor>
-            </w:drawing>
-          </mc:Choice>
-          <mc:Fallback>
-            <w:pict>
-              <v:shape w14:anchorId="14AD1511" id="_x0000_s1036" type="#_x0000_t202" style="position:absolute;left:0;text-align:left;margin-left:12.25pt;margin-top:213.15pt;width:412.45pt;height:.05pt;z-index:251732992;visibility:visible;mso-wrap-style:square;mso-wrap-distance-left:9pt;mso-wrap-distance-top:0;mso-wrap-distance-right:9pt;mso-wrap-distance-bottom:0;mso-position-horizontal:absolute;mso-position-horizontal-relative:text;mso-position-vertical:absolute;mso-position-vertical-relative:text;v-text-anchor:top" o:gfxdata="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" stroked="f">
-                <v:textbox style="mso-fit-shape-to-text:t" inset="0,0,0,0">
-                  <w:txbxContent>
-                    <w:p>
-                      <w:pPr>
-                        <w:pStyle w:val="Caption"/>
-                        <w:jc w:val="center"/>
-                        <w:rPr>
-                          <w:rFonts w:ascii="Times New Roman" w:hAnsi="Times New Roman" w:cs="Times New Roman"/>
-                          <w:noProof/>
-                          <w:color w:val="000000" w:themeColor="text1"/>
-                          <w:sz w:val="38"/>
-                          <w:szCs w:val="38"/>
-                        </w:rPr>
-                      </w:pPr>
-                      <w:bookmarkStart w:id="54" w:name="_Toc226674117"/>
-                      <w:r>
-                        <w:rPr>
-                          <w:rFonts w:ascii="Times New Roman" w:hAnsi="Times New Roman" w:cs="Times New Roman"/>
-                          <w:sz w:val="28"/>
-                          <w:szCs w:val="28"/>
-                        </w:rPr>
-                        <w:t xml:space="preserve">Hình </w:t>
-                      </w:r>
-                      <w:r>
-                        <w:rPr>
-                          <w:rFonts w:ascii="Times New Roman" w:hAnsi="Times New Roman" w:cs="Times New Roman"/>
-                          <w:sz w:val="28"/>
-                          <w:szCs w:val="28"/>
-                        </w:rPr>
-                        <w:fldChar w:fldCharType="begin"/>
-                      </w:r>
-                      <w:r>
-                        <w:rPr>
-                          <w:rFonts w:ascii="Times New Roman" w:hAnsi="Times New Roman" w:cs="Times New Roman"/>
-                          <w:sz w:val="28"/>
-                          <w:szCs w:val="28"/>
-                        </w:rPr>
-                        <w:instrText xml:space="preserve"> SEQ Hình \* ARABIC </w:instrText>
-                      </w:r>
-                      <w:r>
-                        <w:rPr>
-                          <w:rFonts w:ascii="Times New Roman" w:hAnsi="Times New Roman" w:cs="Times New Roman"/>
-                          <w:sz w:val="28"/>
-                          <w:szCs w:val="28"/>
-                        </w:rPr>
-                        <w:fldChar w:fldCharType="separate"/>
-                      </w:r>
-                      <w:r>
-                        <w:rPr>
-                          <w:rFonts w:ascii="Times New Roman" w:hAnsi="Times New Roman" w:cs="Times New Roman"/>
-                          <w:noProof/>
-                          <w:sz w:val="28"/>
-                          <w:szCs w:val="28"/>
-                        </w:rPr>
-                        <w:t>13</w:t>
-                      </w:r>
-                      <w:r>
-                        <w:rPr>
-                          <w:rFonts w:ascii="Times New Roman" w:hAnsi="Times New Roman" w:cs="Times New Roman"/>
-                          <w:sz w:val="28"/>
-                          <w:szCs w:val="28"/>
-                        </w:rPr>
-                        <w:fldChar w:fldCharType="end"/>
-                      </w:r>
-                      <w:r>
-                        <w:rPr>
-                          <w:rFonts w:ascii="Times New Roman" w:hAnsi="Times New Roman" w:cs="Times New Roman"/>
-                          <w:sz w:val="28"/>
-                          <w:szCs w:val="28"/>
-                        </w:rPr>
-                        <w:t>:Overview CLoud Cluster</w:t>
-                      </w:r>
-                      <w:bookmarkEnd w:id="54"/>
-                    </w:p>
-                  </w:txbxContent>
-                </v:textbox>
-                <w10:wrap type="square"/>
-              </v:shape>
-            </w:pict>
-          </mc:Fallback>
-        </mc:AlternateContent>
-      </w:r>
-      <w:r>
-        <w:rPr>
-          <w:rFonts w:ascii="Times New Roman" w:hAnsi="Times New Roman" w:cs="Times New Roman"/>
-          <w:noProof/>
           <w:color w:val="000000" w:themeColor="text1"/>
           <w:sz w:val="26"/>
           <w:szCs w:val="26"/>
         </w:rPr>
         <w:drawing>
-          <wp:anchor distT="0" distB="0" distL="114300" distR="114300" simplePos="0" relativeHeight="251669504" behindDoc="0" locked="0" layoutInCell="1" allowOverlap="1" wp14:anchorId="214C418C" wp14:editId="5811F4DE">
+          <wp:anchor distT="0" distB="0" distL="114300" distR="114300" simplePos="0" relativeHeight="251669504" behindDoc="0" locked="0" layoutInCell="1" allowOverlap="1" wp14:anchorId="214C418C" wp14:editId="58275E97">
             <wp:simplePos x="0" y="0"/>
             <wp:positionH relativeFrom="page">
-              <wp:posOffset>1236053</wp:posOffset>
+              <wp:posOffset>1320165</wp:posOffset>
             </wp:positionH>
             <wp:positionV relativeFrom="paragraph">
-              <wp:posOffset>56429</wp:posOffset>
+              <wp:posOffset>199390</wp:posOffset>
             </wp:positionV>
             <wp:extent cx="5238115" cy="2853690"/>
             <wp:effectExtent l="0" t="0" r="635" b="3810"/>
@@ -16800,13 +18222,158 @@
           </wp:anchor>
         </w:drawing>
       </w:r>
+      <w:r>
+        <w:rPr>
+          <w:rFonts w:ascii="Times New Roman" w:hAnsi="Times New Roman" w:cs="Times New Roman"/>
+          <w:noProof/>
+          <w:sz w:val="26"/>
+          <w:szCs w:val="26"/>
+        </w:rPr>
+        <mc:AlternateContent>
+          <mc:Choice Requires="wps">
+            <w:drawing>
+              <wp:anchor distT="0" distB="0" distL="114300" distR="114300" simplePos="0" relativeHeight="251732992" behindDoc="0" locked="0" layoutInCell="1" allowOverlap="1" wp14:anchorId="14AD1511" wp14:editId="5BEB95ED">
+                <wp:simplePos x="0" y="0"/>
+                <wp:positionH relativeFrom="column">
+                  <wp:posOffset>240242</wp:posOffset>
+                </wp:positionH>
+                <wp:positionV relativeFrom="paragraph">
+                  <wp:posOffset>3010746</wp:posOffset>
+                </wp:positionV>
+                <wp:extent cx="5238115" cy="635"/>
+                <wp:effectExtent l="0" t="0" r="0" b="0"/>
+                <wp:wrapSquare wrapText="bothSides"/>
+                <wp:docPr id="2145889056" name="Text Box 1"/>
+                <wp:cNvGraphicFramePr/>
+                <a:graphic xmlns:a="http://schemas.openxmlformats.org/drawingml/2006/main">
+                  <a:graphicData uri="http://schemas.microsoft.com/office/word/2010/wordprocessingShape">
+                    <wps:wsp>
+                      <wps:cNvSpPr txBox="1"/>
+                      <wps:spPr>
+                        <a:xfrm>
+                          <a:off x="0" y="0"/>
+                          <a:ext cx="5238115" cy="635"/>
+                        </a:xfrm>
+                        <a:prstGeom prst="rect">
+                          <a:avLst/>
+                        </a:prstGeom>
+                        <a:solidFill>
+                          <a:prstClr val="white"/>
+                        </a:solidFill>
+                        <a:ln>
+                          <a:noFill/>
+                        </a:ln>
+                      </wps:spPr>
+                      <wps:txbx>
+                        <w:txbxContent>
+                          <w:p>
+                            <w:pPr>
+                              <w:pStyle w:val="Caption"/>
+                              <w:jc w:val="center"/>
+                              <w:rPr>
+                                <w:rFonts w:ascii="Times New Roman" w:hAnsi="Times New Roman" w:cs="Times New Roman"/>
+                                <w:sz w:val="28"/>
+                                <w:szCs w:val="28"/>
+                              </w:rPr>
+                            </w:pPr>
+                            <w:bookmarkStart w:id="53" w:name="_Toc226674117"/>
+                            <w:r>
+                              <w:rPr>
+                                <w:rFonts w:ascii="Times New Roman" w:hAnsi="Times New Roman" w:cs="Times New Roman"/>
+                                <w:sz w:val="28"/>
+                                <w:szCs w:val="28"/>
+                              </w:rPr>
+                              <w:t>Hình</w:t>
+                            </w:r>
+                            <w:r>
+                              <w:rPr>
+                                <w:rFonts w:ascii="Times New Roman" w:hAnsi="Times New Roman" w:cs="Times New Roman"/>
+                                <w:sz w:val="28"/>
+                                <w:szCs w:val="28"/>
+                              </w:rPr>
+                              <w:t xml:space="preserve"> 11</w:t>
+                            </w:r>
+                            <w:r>
+                              <w:rPr>
+                                <w:rFonts w:ascii="Times New Roman" w:hAnsi="Times New Roman" w:cs="Times New Roman"/>
+                                <w:sz w:val="28"/>
+                                <w:szCs w:val="28"/>
+                              </w:rPr>
+                              <w:t>:Overview CLoud Cluster</w:t>
+                            </w:r>
+                            <w:bookmarkEnd w:id="53"/>
+                          </w:p>
+                        </w:txbxContent>
+                      </wps:txbx>
+                      <wps:bodyPr rot="0" spcFirstLastPara="0" vertOverflow="overflow" horzOverflow="overflow" vert="horz" wrap="square" lIns="0" tIns="0" rIns="0" bIns="0" numCol="1" spcCol="0" rtlCol="0" fromWordArt="0" anchor="t" anchorCtr="0" forceAA="0" compatLnSpc="1">
+                        <a:prstTxWarp prst="textNoShape">
+                          <a:avLst/>
+                        </a:prstTxWarp>
+                        <a:spAutoFit/>
+                      </wps:bodyPr>
+                    </wps:wsp>
+                  </a:graphicData>
+                </a:graphic>
+              </wp:anchor>
+            </w:drawing>
+          </mc:Choice>
+          <mc:Fallback>
+            <w:pict>
+              <v:shape w14:anchorId="14AD1511" id="_x0000_s1036" type="#_x0000_t202" style="position:absolute;left:0;text-align:left;margin-left:18.9pt;margin-top:237.05pt;width:412.45pt;height:.05pt;z-index:251732992;visibility:visible;mso-wrap-style:square;mso-wrap-distance-left:9pt;mso-wrap-distance-top:0;mso-wrap-distance-right:9pt;mso-wrap-distance-bottom:0;mso-position-horizontal:absolute;mso-position-horizontal-relative:text;mso-position-vertical:absolute;mso-position-vertical-relative:text;v-text-anchor:top" o:gfxdata="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" stroked="f">
+                <v:textbox style="mso-fit-shape-to-text:t" inset="0,0,0,0">
+                  <w:txbxContent>
+                    <w:p>
+                      <w:pPr>
+                        <w:pStyle w:val="Caption"/>
+                        <w:jc w:val="center"/>
+                        <w:rPr>
+                          <w:rFonts w:ascii="Times New Roman" w:hAnsi="Times New Roman" w:cs="Times New Roman"/>
+                          <w:sz w:val="28"/>
+                          <w:szCs w:val="28"/>
+                        </w:rPr>
+                      </w:pPr>
+                      <w:bookmarkStart w:id="54" w:name="_Toc226674117"/>
+                      <w:r>
+                        <w:rPr>
+                          <w:rFonts w:ascii="Times New Roman" w:hAnsi="Times New Roman" w:cs="Times New Roman"/>
+                          <w:sz w:val="28"/>
+                          <w:szCs w:val="28"/>
+                        </w:rPr>
+                        <w:t>Hình</w:t>
+                      </w:r>
+                      <w:r>
+                        <w:rPr>
+                          <w:rFonts w:ascii="Times New Roman" w:hAnsi="Times New Roman" w:cs="Times New Roman"/>
+                          <w:sz w:val="28"/>
+                          <w:szCs w:val="28"/>
+                        </w:rPr>
+                        <w:t xml:space="preserve"> 11</w:t>
+                      </w:r>
+                      <w:r>
+                        <w:rPr>
+                          <w:rFonts w:ascii="Times New Roman" w:hAnsi="Times New Roman" w:cs="Times New Roman"/>
+                          <w:sz w:val="28"/>
+                          <w:szCs w:val="28"/>
+                        </w:rPr>
+                        <w:t>:Overview CLoud Cluster</w:t>
+                      </w:r>
+                      <w:bookmarkEnd w:id="54"/>
+                    </w:p>
+                  </w:txbxContent>
+                </v:textbox>
+                <w10:wrap type="square"/>
+              </v:shape>
+            </w:pict>
+          </mc:Fallback>
+        </mc:AlternateContent>
+      </w:r>
     </w:p>
     <w:p>
       <w:pPr>
         <w:pStyle w:val="ListParagraph"/>
         <w:numPr>
           <w:ilvl w:val="0"/>
-          <w:numId w:val="24"/>
+          <w:numId w:val="15"/>
         </w:numPr>
         <w:spacing w:line="360" w:lineRule="auto"/>
         <w:ind w:left="426"/>
@@ -16867,7 +18434,23 @@
           <w:sz w:val="26"/>
           <w:szCs w:val="26"/>
         </w:rPr>
-        <w:t>Ngoài ra giao thức MQTT trên nền của WebSockets (8884/443): được suẻ dụng để phục vụ trạng thái thiết bị trực tiếp lên giao diện Web theo thời gian thực mà không bị gián đoạn.</w:t>
+        <w:t xml:space="preserve">Ngoài ra giao thức MQTT trên nền của WebSockets (8884/443): được </w:t>
+      </w:r>
+      <w:r>
+        <w:rPr>
+          <w:rFonts w:ascii="Times New Roman" w:hAnsi="Times New Roman" w:cs="Times New Roman"/>
+          <w:sz w:val="26"/>
+          <w:szCs w:val="26"/>
+        </w:rPr>
+        <w:t>sử</w:t>
+      </w:r>
+      <w:r>
+        <w:rPr>
+          <w:rFonts w:ascii="Times New Roman" w:hAnsi="Times New Roman" w:cs="Times New Roman"/>
+          <w:sz w:val="26"/>
+          <w:szCs w:val="26"/>
+        </w:rPr>
+        <w:t xml:space="preserve"> dụng để phục vụ trạng thái thiết bị trực tiếp lên giao diện Web theo thời gian thực mà không bị gián đoạn.</w:t>
       </w:r>
     </w:p>
     <w:p>
@@ -16875,7 +18458,7 @@
         <w:pStyle w:val="ListParagraph"/>
         <w:numPr>
           <w:ilvl w:val="0"/>
-          <w:numId w:val="24"/>
+          <w:numId w:val="15"/>
         </w:numPr>
         <w:spacing w:line="360" w:lineRule="auto"/>
         <w:ind w:left="567"/>
@@ -17064,7 +18647,7 @@
         <w:pStyle w:val="ListParagraph"/>
         <w:numPr>
           <w:ilvl w:val="0"/>
-          <w:numId w:val="25"/>
+          <w:numId w:val="16"/>
         </w:numPr>
         <w:spacing w:line="360" w:lineRule="auto"/>
         <w:jc w:val="both"/>
@@ -17117,7 +18700,16 @@
           <w:sz w:val="26"/>
           <w:szCs w:val="26"/>
         </w:rPr>
-        <w:t>vs PASSWORD</w:t>
+        <w:t xml:space="preserve">và </w:t>
+      </w:r>
+      <w:r>
+        <w:rPr>
+          <w:rFonts w:ascii="Times New Roman" w:hAnsi="Times New Roman" w:cs="Times New Roman"/>
+          <w:color w:val="000000" w:themeColor="text1"/>
+          <w:sz w:val="26"/>
+          <w:szCs w:val="26"/>
+        </w:rPr>
+        <w:t>PASSWORD</w:t>
       </w:r>
       <w:r>
         <w:rPr>
@@ -17134,7 +18726,7 @@
         <w:pStyle w:val="ListParagraph"/>
         <w:numPr>
           <w:ilvl w:val="0"/>
-          <w:numId w:val="25"/>
+          <w:numId w:val="16"/>
         </w:numPr>
         <w:spacing w:line="360" w:lineRule="auto"/>
         <w:jc w:val="both"/>
@@ -17265,7 +18857,7 @@
         <w:pStyle w:val="ListParagraph"/>
         <w:numPr>
           <w:ilvl w:val="0"/>
-          <w:numId w:val="25"/>
+          <w:numId w:val="16"/>
         </w:numPr>
         <w:spacing w:line="360" w:lineRule="auto"/>
         <w:jc w:val="both"/>
@@ -17448,7 +19040,7 @@
         <w:pStyle w:val="ListParagraph"/>
         <w:numPr>
           <w:ilvl w:val="0"/>
-          <w:numId w:val="26"/>
+          <w:numId w:val="17"/>
         </w:numPr>
         <w:spacing w:line="360" w:lineRule="auto"/>
         <w:jc w:val="both"/>
@@ -17538,7 +19130,7 @@
         <w:pStyle w:val="ListParagraph"/>
         <w:numPr>
           <w:ilvl w:val="0"/>
-          <w:numId w:val="26"/>
+          <w:numId w:val="17"/>
         </w:numPr>
         <w:spacing w:line="360" w:lineRule="auto"/>
         <w:jc w:val="both"/>
@@ -17612,7 +19204,7 @@
         <w:pStyle w:val="ListParagraph"/>
         <w:numPr>
           <w:ilvl w:val="0"/>
-          <w:numId w:val="27"/>
+          <w:numId w:val="18"/>
         </w:numPr>
         <w:spacing w:line="360" w:lineRule="auto"/>
         <w:jc w:val="both"/>
@@ -17711,7 +19303,7 @@
         <w:pStyle w:val="ListParagraph"/>
         <w:numPr>
           <w:ilvl w:val="0"/>
-          <w:numId w:val="27"/>
+          <w:numId w:val="18"/>
         </w:numPr>
         <w:spacing w:line="360" w:lineRule="auto"/>
         <w:jc w:val="both"/>
@@ -17819,10 +19411,7 @@
                               <w:jc w:val="center"/>
                               <w:rPr>
                                 <w:rFonts w:ascii="Time s New Roman" w:hAnsi="Time s New Roman"/>
-                                <w:b/>
-                                <w:noProof/>
-                                <w:color w:val="auto"/>
-                                <w:sz w:val="38"/>
+                                <w:sz w:val="28"/>
                                 <w:szCs w:val="28"/>
                               </w:rPr>
                             </w:pPr>
@@ -17833,7 +19422,7 @@
                                 <w:sz w:val="28"/>
                                 <w:szCs w:val="28"/>
                               </w:rPr>
-                              <w:t xml:space="preserve">Hình </w:t>
+                              <w:t>Hìn</w:t>
                             </w:r>
                             <w:r>
                               <w:rPr>
@@ -17841,40 +19430,7 @@
                                 <w:sz w:val="28"/>
                                 <w:szCs w:val="28"/>
                               </w:rPr>
-                              <w:fldChar w:fldCharType="begin"/>
-                            </w:r>
-                            <w:r>
-                              <w:rPr>
-                                <w:rFonts w:ascii="Time s New Roman" w:hAnsi="Time s New Roman"/>
-                                <w:sz w:val="28"/>
-                                <w:szCs w:val="28"/>
-                              </w:rPr>
-                              <w:instrText xml:space="preserve"> SEQ Hình \* ARABIC </w:instrText>
-                            </w:r>
-                            <w:r>
-                              <w:rPr>
-                                <w:rFonts w:ascii="Time s New Roman" w:hAnsi="Time s New Roman"/>
-                                <w:sz w:val="28"/>
-                                <w:szCs w:val="28"/>
-                              </w:rPr>
-                              <w:fldChar w:fldCharType="separate"/>
-                            </w:r>
-                            <w:r>
-                              <w:rPr>
-                                <w:rFonts w:ascii="Time s New Roman" w:hAnsi="Time s New Roman"/>
-                                <w:noProof/>
-                                <w:sz w:val="28"/>
-                                <w:szCs w:val="28"/>
-                              </w:rPr>
-                              <w:t>14</w:t>
-                            </w:r>
-                            <w:r>
-                              <w:rPr>
-                                <w:rFonts w:ascii="Time s New Roman" w:hAnsi="Time s New Roman"/>
-                                <w:sz w:val="28"/>
-                                <w:szCs w:val="28"/>
-                              </w:rPr>
-                              <w:fldChar w:fldCharType="end"/>
+                              <w:t>h 12</w:t>
                             </w:r>
                             <w:r>
                               <w:rPr>
@@ -17911,10 +19467,7 @@
                         <w:jc w:val="center"/>
                         <w:rPr>
                           <w:rFonts w:ascii="Time s New Roman" w:hAnsi="Time s New Roman"/>
-                          <w:b/>
-                          <w:noProof/>
-                          <w:color w:val="auto"/>
-                          <w:sz w:val="38"/>
+                          <w:sz w:val="28"/>
                           <w:szCs w:val="28"/>
                         </w:rPr>
                       </w:pPr>
@@ -17925,7 +19478,7 @@
                           <w:sz w:val="28"/>
                           <w:szCs w:val="28"/>
                         </w:rPr>
-                        <w:t xml:space="preserve">Hình </w:t>
+                        <w:t>Hìn</w:t>
                       </w:r>
                       <w:r>
                         <w:rPr>
@@ -17933,40 +19486,7 @@
                           <w:sz w:val="28"/>
                           <w:szCs w:val="28"/>
                         </w:rPr>
-                        <w:fldChar w:fldCharType="begin"/>
-                      </w:r>
-                      <w:r>
-                        <w:rPr>
-                          <w:rFonts w:ascii="Time s New Roman" w:hAnsi="Time s New Roman"/>
-                          <w:sz w:val="28"/>
-                          <w:szCs w:val="28"/>
-                        </w:rPr>
-                        <w:instrText xml:space="preserve"> SEQ Hình \* ARABIC </w:instrText>
-                      </w:r>
-                      <w:r>
-                        <w:rPr>
-                          <w:rFonts w:ascii="Time s New Roman" w:hAnsi="Time s New Roman"/>
-                          <w:sz w:val="28"/>
-                          <w:szCs w:val="28"/>
-                        </w:rPr>
-                        <w:fldChar w:fldCharType="separate"/>
-                      </w:r>
-                      <w:r>
-                        <w:rPr>
-                          <w:rFonts w:ascii="Time s New Roman" w:hAnsi="Time s New Roman"/>
-                          <w:noProof/>
-                          <w:sz w:val="28"/>
-                          <w:szCs w:val="28"/>
-                        </w:rPr>
-                        <w:t>14</w:t>
-                      </w:r>
-                      <w:r>
-                        <w:rPr>
-                          <w:rFonts w:ascii="Time s New Roman" w:hAnsi="Time s New Roman"/>
-                          <w:sz w:val="28"/>
-                          <w:szCs w:val="28"/>
-                        </w:rPr>
-                        <w:fldChar w:fldCharType="end"/>
+                        <w:t>h 12</w:t>
                       </w:r>
                       <w:r>
                         <w:rPr>
@@ -18189,7 +19709,7 @@
         <w:pStyle w:val="ListParagraph"/>
         <w:numPr>
           <w:ilvl w:val="0"/>
-          <w:numId w:val="39"/>
+          <w:numId w:val="28"/>
         </w:numPr>
         <w:spacing w:line="360" w:lineRule="auto"/>
         <w:jc w:val="both"/>
@@ -18280,7 +19800,7 @@
         <w:pStyle w:val="ListParagraph"/>
         <w:numPr>
           <w:ilvl w:val="0"/>
-          <w:numId w:val="28"/>
+          <w:numId w:val="19"/>
         </w:numPr>
         <w:spacing w:line="360" w:lineRule="auto"/>
         <w:jc w:val="both"/>
@@ -18332,7 +19852,7 @@
         <w:pStyle w:val="ListParagraph"/>
         <w:numPr>
           <w:ilvl w:val="0"/>
-          <w:numId w:val="28"/>
+          <w:numId w:val="19"/>
         </w:numPr>
         <w:spacing w:line="360" w:lineRule="auto"/>
         <w:jc w:val="both"/>
@@ -18494,7 +20014,7 @@
         <w:pStyle w:val="ListParagraph"/>
         <w:numPr>
           <w:ilvl w:val="0"/>
-          <w:numId w:val="29"/>
+          <w:numId w:val="20"/>
         </w:numPr>
         <w:spacing w:line="360" w:lineRule="auto"/>
         <w:jc w:val="both"/>
@@ -18555,7 +20075,7 @@
         <w:pStyle w:val="ListParagraph"/>
         <w:numPr>
           <w:ilvl w:val="0"/>
-          <w:numId w:val="29"/>
+          <w:numId w:val="20"/>
         </w:numPr>
         <w:spacing w:line="360" w:lineRule="auto"/>
         <w:jc w:val="both"/>
@@ -18616,7 +20136,7 @@
         <w:pStyle w:val="ListParagraph"/>
         <w:numPr>
           <w:ilvl w:val="0"/>
-          <w:numId w:val="55"/>
+          <w:numId w:val="35"/>
         </w:numPr>
         <w:spacing w:line="360" w:lineRule="auto"/>
         <w:jc w:val="both"/>
@@ -18656,7 +20176,7 @@
         <w:pStyle w:val="ListParagraph"/>
         <w:numPr>
           <w:ilvl w:val="0"/>
-          <w:numId w:val="55"/>
+          <w:numId w:val="35"/>
         </w:numPr>
         <w:spacing w:line="360" w:lineRule="auto"/>
         <w:jc w:val="both"/>
@@ -18694,7 +20214,7 @@
         <w:pStyle w:val="ListParagraph"/>
         <w:numPr>
           <w:ilvl w:val="0"/>
-          <w:numId w:val="31"/>
+          <w:numId w:val="21"/>
         </w:numPr>
         <w:spacing w:line="360" w:lineRule="auto"/>
         <w:jc w:val="both"/>
@@ -18851,7 +20371,7 @@
         <w:pStyle w:val="ListParagraph"/>
         <w:numPr>
           <w:ilvl w:val="0"/>
-          <w:numId w:val="31"/>
+          <w:numId w:val="21"/>
         </w:numPr>
         <w:spacing w:line="360" w:lineRule="auto"/>
         <w:jc w:val="both"/>
@@ -18950,7 +20470,7 @@
         <w:pStyle w:val="ListParagraph"/>
         <w:numPr>
           <w:ilvl w:val="0"/>
-          <w:numId w:val="31"/>
+          <w:numId w:val="21"/>
         </w:numPr>
         <w:spacing w:line="360" w:lineRule="auto"/>
         <w:jc w:val="both"/>
@@ -19012,7 +20532,7 @@
         <w:pStyle w:val="ListParagraph"/>
         <w:numPr>
           <w:ilvl w:val="1"/>
-          <w:numId w:val="31"/>
+          <w:numId w:val="21"/>
         </w:numPr>
         <w:spacing w:line="360" w:lineRule="auto"/>
         <w:jc w:val="both"/>
@@ -19057,7 +20577,7 @@
         <w:pStyle w:val="ListParagraph"/>
         <w:numPr>
           <w:ilvl w:val="0"/>
-          <w:numId w:val="33"/>
+          <w:numId w:val="23"/>
         </w:numPr>
         <w:spacing w:line="360" w:lineRule="auto"/>
         <w:jc w:val="both"/>
@@ -19354,7 +20874,7 @@
         <w:pStyle w:val="ListParagraph"/>
         <w:numPr>
           <w:ilvl w:val="0"/>
-          <w:numId w:val="32"/>
+          <w:numId w:val="22"/>
         </w:numPr>
         <w:spacing w:line="360" w:lineRule="auto"/>
         <w:jc w:val="both"/>
@@ -19392,7 +20912,7 @@
         <w:pStyle w:val="ListParagraph"/>
         <w:numPr>
           <w:ilvl w:val="0"/>
-          <w:numId w:val="32"/>
+          <w:numId w:val="22"/>
         </w:numPr>
         <w:spacing w:line="360" w:lineRule="auto"/>
         <w:jc w:val="both"/>
@@ -19805,7 +21325,7 @@
         <w:pStyle w:val="ListParagraph"/>
         <w:numPr>
           <w:ilvl w:val="0"/>
-          <w:numId w:val="38"/>
+          <w:numId w:val="27"/>
         </w:numPr>
         <w:spacing w:line="360" w:lineRule="auto"/>
         <w:jc w:val="both"/>
@@ -19832,7 +21352,7 @@
         <w:pStyle w:val="ListParagraph"/>
         <w:numPr>
           <w:ilvl w:val="0"/>
-          <w:numId w:val="38"/>
+          <w:numId w:val="27"/>
         </w:numPr>
         <w:spacing w:after="0" w:line="360" w:lineRule="auto"/>
         <w:jc w:val="both"/>
@@ -19879,7 +21399,7 @@
         <w:pStyle w:val="ListParagraph"/>
         <w:numPr>
           <w:ilvl w:val="0"/>
-          <w:numId w:val="38"/>
+          <w:numId w:val="27"/>
         </w:numPr>
         <w:spacing w:after="0" w:line="360" w:lineRule="auto"/>
         <w:jc w:val="both"/>
@@ -20229,7 +21749,16 @@
           <w:lang w:val="en-US"/>
         </w:rPr>
         <w:lastRenderedPageBreak/>
-        <w:t xml:space="preserve">CHƯƠNG 4. </w:t>
+        <w:t>Chương</w:t>
+      </w:r>
+      <w:r>
+        <w:rPr>
+          <w:rFonts w:cs="Times New Roman"/>
+          <w:sz w:val="36"/>
+          <w:szCs w:val="36"/>
+          <w:lang w:val="en-US"/>
+        </w:rPr>
+        <w:t xml:space="preserve"> 4. </w:t>
       </w:r>
       <w:r>
         <w:rPr>
@@ -20700,13 +22229,6 @@
           <w:szCs w:val="26"/>
         </w:rPr>
         <w:tab/>
-      </w:r>
-      <w:r>
-        <w:rPr>
-          <w:rFonts w:ascii="Times New Roman" w:hAnsi="Times New Roman" w:cs="Times New Roman"/>
-          <w:sz w:val="26"/>
-          <w:szCs w:val="26"/>
-        </w:rPr>
         <w:t xml:space="preserve">Để đánh giá tính thời gian thực của hệ thống, nhóm nghiên cứu đã tiến hành thực nghiệm đo đạc độ trễ trên </w:t>
       </w:r>
       <w:r>
@@ -20792,7 +22314,7 @@
       <w:pPr>
         <w:numPr>
           <w:ilvl w:val="0"/>
-          <w:numId w:val="64"/>
+          <w:numId w:val="40"/>
         </w:numPr>
         <w:spacing w:line="360" w:lineRule="auto"/>
         <w:rPr>
@@ -20847,7 +22369,7 @@
       <w:pPr>
         <w:numPr>
           <w:ilvl w:val="0"/>
-          <w:numId w:val="64"/>
+          <w:numId w:val="40"/>
         </w:numPr>
         <w:spacing w:line="360" w:lineRule="auto"/>
         <w:rPr>
@@ -20934,7 +22456,7 @@
       <w:pPr>
         <w:numPr>
           <w:ilvl w:val="0"/>
-          <w:numId w:val="64"/>
+          <w:numId w:val="40"/>
         </w:numPr>
         <w:spacing w:line="360" w:lineRule="auto"/>
         <w:rPr>
@@ -20969,7 +22491,7 @@
       <w:pPr>
         <w:numPr>
           <w:ilvl w:val="0"/>
-          <w:numId w:val="64"/>
+          <w:numId w:val="40"/>
         </w:numPr>
         <w:spacing w:line="360" w:lineRule="auto"/>
         <w:rPr>
@@ -21024,47 +22546,90 @@
           <w:szCs w:val="28"/>
           <w:lang w:val="en-US"/>
         </w:rPr>
-        <w:t>4</w:t>
-      </w:r>
+        <w:t>4.2.2. Hiệu quả truyền tin qua giao thức MQTT</w:t>
+      </w:r>
+      <w:bookmarkEnd w:id="74"/>
+    </w:p>
+    <w:p>
+      <w:pPr>
+        <w:spacing w:line="360" w:lineRule="auto"/>
+        <w:rPr>
+          <w:rFonts w:ascii="Times New Roman" w:hAnsi="Times New Roman" w:cs="Times New Roman"/>
+          <w:sz w:val="26"/>
+          <w:szCs w:val="26"/>
+          <w:lang w:val="en-US"/>
+        </w:rPr>
+      </w:pPr>
+      <w:r>
+        <w:rPr>
+          <w:rFonts w:ascii="Times New Roman" w:hAnsi="Times New Roman" w:cs="Times New Roman"/>
+          <w:sz w:val="26"/>
+          <w:szCs w:val="26"/>
+          <w:lang w:val="en-US"/>
+        </w:rPr>
+        <w:t>Chỉ số này đo lường thời gian thực thi của hàm client.publish tại máy chủ xử lý trung tâm.</w:t>
+      </w:r>
+    </w:p>
+    <w:p>
+      <w:pPr>
+        <w:numPr>
+          <w:ilvl w:val="0"/>
+          <w:numId w:val="41"/>
+        </w:numPr>
+        <w:spacing w:line="360" w:lineRule="auto"/>
+        <w:rPr>
+          <w:rFonts w:ascii="Times New Roman" w:hAnsi="Times New Roman" w:cs="Times New Roman"/>
+          <w:sz w:val="26"/>
+          <w:szCs w:val="26"/>
+          <w:lang w:val="en-US"/>
+        </w:rPr>
+      </w:pPr>
       <w:r>
         <w:rPr>
           <w:rFonts w:ascii="Times New Roman" w:hAnsi="Times New Roman" w:cs="Times New Roman"/>
           <w:b/>
           <w:bCs/>
-          <w:color w:val="000000" w:themeColor="text1"/>
-          <w:sz w:val="28"/>
-          <w:szCs w:val="28"/>
-          <w:lang w:val="en-US"/>
-        </w:rPr>
-        <w:t>.2.2. Hiệu quả truyền tin qua giao thức MQTT</w:t>
-      </w:r>
-      <w:bookmarkEnd w:id="74"/>
-    </w:p>
-    <w:p>
-      <w:pPr>
-        <w:spacing w:line="360" w:lineRule="auto"/>
-        <w:rPr>
-          <w:rFonts w:ascii="Times New Roman" w:hAnsi="Times New Roman" w:cs="Times New Roman"/>
-          <w:sz w:val="26"/>
-          <w:szCs w:val="26"/>
-          <w:lang w:val="en-US"/>
-        </w:rPr>
-      </w:pPr>
-      <w:r>
-        <w:rPr>
-          <w:rFonts w:ascii="Times New Roman" w:hAnsi="Times New Roman" w:cs="Times New Roman"/>
-          <w:sz w:val="26"/>
-          <w:szCs w:val="26"/>
-          <w:lang w:val="en-US"/>
-        </w:rPr>
-        <w:t>Chỉ số này đo lường thời gian thực thi của hàm client.publish tại máy chủ xử lý trung tâm.</w:t>
+          <w:sz w:val="26"/>
+          <w:szCs w:val="26"/>
+          <w:lang w:val="en-US"/>
+        </w:rPr>
+        <w:t>Độ trễ trung bình:</w:t>
+      </w:r>
+      <w:r>
+        <w:rPr>
+          <w:rFonts w:ascii="Times New Roman" w:hAnsi="Times New Roman" w:cs="Times New Roman"/>
+          <w:sz w:val="26"/>
+          <w:szCs w:val="26"/>
+          <w:lang w:val="en-US"/>
+        </w:rPr>
+        <w:t xml:space="preserve"> </w:t>
+      </w:r>
+      <w:r>
+        <w:rPr>
+          <w:rFonts w:ascii="Times New Roman" w:hAnsi="Times New Roman" w:cs="Times New Roman"/>
+          <w:b/>
+          <w:bCs/>
+          <w:sz w:val="26"/>
+          <w:szCs w:val="26"/>
+          <w:lang w:val="en-US"/>
+        </w:rPr>
+        <w:t>0.16 ms</w:t>
+      </w:r>
+      <w:r>
+        <w:rPr>
+          <w:rFonts w:ascii="Times New Roman" w:hAnsi="Times New Roman" w:cs="Times New Roman"/>
+          <w:sz w:val="26"/>
+          <w:szCs w:val="26"/>
+          <w:lang w:val="en-US"/>
+        </w:rPr>
+        <w:t>.</w:t>
       </w:r>
     </w:p>
     <w:p>
       <w:pPr>
         <w:numPr>
           <w:ilvl w:val="0"/>
-          <w:numId w:val="65"/>
+          <w:numId w:val="41"/>
         </w:numPr>
         <w:spacing w:line="360" w:lineRule="auto"/>
         <w:rPr>
@@ -21083,78 +22648,23 @@
           <w:szCs w:val="26"/>
           <w:lang w:val="en-US"/>
         </w:rPr>
-        <w:t>Độ trễ trung bình:</w:t>
-      </w:r>
-      <w:r>
-        <w:rPr>
-          <w:rFonts w:ascii="Times New Roman" w:hAnsi="Times New Roman" w:cs="Times New Roman"/>
-          <w:sz w:val="26"/>
-          <w:szCs w:val="26"/>
-          <w:lang w:val="en-US"/>
-        </w:rPr>
-        <w:t xml:space="preserve"> </w:t>
-      </w:r>
-      <w:r>
-        <w:rPr>
-          <w:rFonts w:ascii="Times New Roman" w:hAnsi="Times New Roman" w:cs="Times New Roman"/>
-          <w:b/>
-          <w:bCs/>
-          <w:sz w:val="26"/>
-          <w:szCs w:val="26"/>
-          <w:lang w:val="en-US"/>
-        </w:rPr>
-        <w:t>0.16 ms</w:t>
-      </w:r>
-      <w:r>
-        <w:rPr>
-          <w:rFonts w:ascii="Times New Roman" w:hAnsi="Times New Roman" w:cs="Times New Roman"/>
-          <w:sz w:val="26"/>
-          <w:szCs w:val="26"/>
-          <w:lang w:val="en-US"/>
-        </w:rPr>
-        <w:t>.</w:t>
+        <w:t>Độ trễ cao nhất ghi nhận:</w:t>
+      </w:r>
+      <w:r>
+        <w:rPr>
+          <w:rFonts w:ascii="Times New Roman" w:hAnsi="Times New Roman" w:cs="Times New Roman"/>
+          <w:sz w:val="26"/>
+          <w:szCs w:val="26"/>
+          <w:lang w:val="en-US"/>
+        </w:rPr>
+        <w:t xml:space="preserve"> 0.31 ms.</w:t>
       </w:r>
     </w:p>
     <w:p>
       <w:pPr>
         <w:numPr>
           <w:ilvl w:val="0"/>
-          <w:numId w:val="65"/>
-        </w:numPr>
-        <w:spacing w:line="360" w:lineRule="auto"/>
-        <w:rPr>
-          <w:rFonts w:ascii="Times New Roman" w:hAnsi="Times New Roman" w:cs="Times New Roman"/>
-          <w:sz w:val="26"/>
-          <w:szCs w:val="26"/>
-          <w:lang w:val="en-US"/>
-        </w:rPr>
-      </w:pPr>
-      <w:r>
-        <w:rPr>
-          <w:rFonts w:ascii="Times New Roman" w:hAnsi="Times New Roman" w:cs="Times New Roman"/>
-          <w:b/>
-          <w:bCs/>
-          <w:sz w:val="26"/>
-          <w:szCs w:val="26"/>
-          <w:lang w:val="en-US"/>
-        </w:rPr>
-        <w:t>Độ trễ cao nhất ghi nhận:</w:t>
-      </w:r>
-      <w:r>
-        <w:rPr>
-          <w:rFonts w:ascii="Times New Roman" w:hAnsi="Times New Roman" w:cs="Times New Roman"/>
-          <w:sz w:val="26"/>
-          <w:szCs w:val="26"/>
-          <w:lang w:val="en-US"/>
-        </w:rPr>
-        <w:t xml:space="preserve"> 0.31 ms.</w:t>
-      </w:r>
-    </w:p>
-    <w:p>
-      <w:pPr>
-        <w:numPr>
-          <w:ilvl w:val="0"/>
-          <w:numId w:val="65"/>
+          <w:numId w:val="41"/>
         </w:numPr>
         <w:spacing w:line="360" w:lineRule="auto"/>
         <w:rPr>
@@ -22082,7 +23592,7 @@
         <w:pStyle w:val="ListParagraph"/>
         <w:numPr>
           <w:ilvl w:val="0"/>
-          <w:numId w:val="34"/>
+          <w:numId w:val="24"/>
         </w:numPr>
         <w:spacing w:line="360" w:lineRule="auto"/>
         <w:jc w:val="both"/>
@@ -22120,7 +23630,7 @@
         <w:pStyle w:val="ListParagraph"/>
         <w:numPr>
           <w:ilvl w:val="0"/>
-          <w:numId w:val="34"/>
+          <w:numId w:val="24"/>
         </w:numPr>
         <w:spacing w:line="360" w:lineRule="auto"/>
         <w:jc w:val="both"/>
@@ -22158,7 +23668,7 @@
         <w:pStyle w:val="ListParagraph"/>
         <w:numPr>
           <w:ilvl w:val="0"/>
-          <w:numId w:val="34"/>
+          <w:numId w:val="24"/>
         </w:numPr>
         <w:spacing w:line="360" w:lineRule="auto"/>
         <w:jc w:val="both"/>
@@ -22256,7 +23766,7 @@
         <w:pStyle w:val="ListParagraph"/>
         <w:numPr>
           <w:ilvl w:val="0"/>
-          <w:numId w:val="35"/>
+          <w:numId w:val="25"/>
         </w:numPr>
         <w:spacing w:line="360" w:lineRule="auto"/>
         <w:jc w:val="both"/>
@@ -22294,7 +23804,7 @@
         <w:pStyle w:val="ListParagraph"/>
         <w:numPr>
           <w:ilvl w:val="0"/>
-          <w:numId w:val="35"/>
+          <w:numId w:val="25"/>
         </w:numPr>
         <w:spacing w:line="360" w:lineRule="auto"/>
         <w:jc w:val="both"/>
@@ -22333,7 +23843,7 @@
         <w:pStyle w:val="ListParagraph"/>
         <w:numPr>
           <w:ilvl w:val="0"/>
-          <w:numId w:val="35"/>
+          <w:numId w:val="25"/>
         </w:numPr>
         <w:spacing w:line="360" w:lineRule="auto"/>
         <w:jc w:val="both"/>
@@ -22371,7 +23881,7 @@
         <w:pStyle w:val="ListParagraph"/>
         <w:numPr>
           <w:ilvl w:val="0"/>
-          <w:numId w:val="35"/>
+          <w:numId w:val="25"/>
         </w:numPr>
         <w:spacing w:line="360" w:lineRule="auto"/>
         <w:jc w:val="both"/>
@@ -22403,6 +23913,107 @@
         </w:rPr>
         <w:t xml:space="preserve"> Nghiên cứu và tích hợp các mô hình học sâu (Deep Learning) tùy chỉnh để hệ thống có thể hoạt động chính xác trong điều kiện ánh sáng yếu hoặc môi trường có nhiều vật cản phức tạp.</w:t>
       </w:r>
+    </w:p>
+    <w:p>
+      <w:pPr>
+        <w:pStyle w:val="NormalWeb"/>
+        <w:numPr>
+          <w:ilvl w:val="0"/>
+          <w:numId w:val="25"/>
+        </w:numPr>
+        <w:spacing w:line="360" w:lineRule="auto"/>
+        <w:rPr>
+          <w:sz w:val="26"/>
+          <w:szCs w:val="26"/>
+        </w:rPr>
+      </w:pPr>
+      <w:r>
+        <w:rPr>
+          <w:b/>
+          <w:bCs/>
+          <w:sz w:val="26"/>
+          <w:szCs w:val="26"/>
+        </w:rPr>
+        <w:t>Tối ưu hóa năng lượng:</w:t>
+      </w:r>
+      <w:r>
+        <w:rPr>
+          <w:sz w:val="26"/>
+          <w:szCs w:val="26"/>
+        </w:rPr>
+        <w:t xml:space="preserve"> Nghiên cứu sử dụng chế độ "Deep Sleep" cho ESP32 và đánh thức thiết bị qua MQTT để ứng dụng cho các thiết bị dùng pin.</w:t>
+      </w:r>
+    </w:p>
+    <w:p>
+      <w:pPr>
+        <w:pStyle w:val="NormalWeb"/>
+        <w:numPr>
+          <w:ilvl w:val="0"/>
+          <w:numId w:val="25"/>
+        </w:numPr>
+        <w:spacing w:line="360" w:lineRule="auto"/>
+        <w:rPr>
+          <w:sz w:val="26"/>
+          <w:szCs w:val="26"/>
+        </w:rPr>
+      </w:pPr>
+      <w:r>
+        <w:rPr>
+          <w:rStyle w:val="citation-94"/>
+          <w:b/>
+          <w:bCs/>
+          <w:sz w:val="26"/>
+          <w:szCs w:val="26"/>
+        </w:rPr>
+        <w:t>Bảo mật:</w:t>
+      </w:r>
+      <w:r>
+        <w:rPr>
+          <w:rStyle w:val="citation-94"/>
+          <w:sz w:val="26"/>
+          <w:szCs w:val="26"/>
+        </w:rPr>
+        <w:t xml:space="preserve"> Nâng cấp lên giao thức MQTT trên nền </w:t>
+      </w:r>
+      <w:r>
+        <w:rPr>
+          <w:rStyle w:val="citation-94"/>
+          <w:b/>
+          <w:bCs/>
+          <w:sz w:val="26"/>
+          <w:szCs w:val="26"/>
+        </w:rPr>
+        <w:t>TLS/SSL</w:t>
+      </w:r>
+      <w:r>
+        <w:rPr>
+          <w:rStyle w:val="citation-94"/>
+          <w:sz w:val="26"/>
+          <w:szCs w:val="26"/>
+          <w:lang w:val="vi-VN"/>
+        </w:rPr>
+        <w:t xml:space="preserve"> </w:t>
+      </w:r>
+      <w:r>
+        <w:rPr>
+          <w:sz w:val="26"/>
+          <w:szCs w:val="26"/>
+        </w:rPr>
+        <w:t>để mã hóa hoàn toàn dữ liệu điều khiển giữa Server và ESP32.</w:t>
+      </w:r>
+    </w:p>
+    <w:p>
+      <w:pPr>
+        <w:spacing w:line="360" w:lineRule="auto"/>
+        <w:ind w:left="360"/>
+        <w:jc w:val="both"/>
+        <w:rPr>
+          <w:rFonts w:ascii="Times New Roman" w:hAnsi="Times New Roman" w:cs="Times New Roman"/>
+          <w:color w:val="000000" w:themeColor="text1"/>
+          <w:sz w:val="26"/>
+          <w:szCs w:val="26"/>
+        </w:rPr>
+      </w:pPr>
     </w:p>
     <w:p>
       <w:pPr>
@@ -22602,7 +24213,6 @@
           <w:sz w:val="36"/>
           <w:szCs w:val="36"/>
         </w:rPr>
-        <w:lastRenderedPageBreak/>
         <w:t>Tài liệu tham khảo</w:t>
       </w:r>
       <w:bookmarkEnd w:id="78"/>
@@ -22610,37 +24220,22 @@
     <w:p>
       <w:pPr>
         <w:spacing w:line="360" w:lineRule="auto"/>
-        <w:rPr>
-          <w:rFonts w:ascii="Times New Roman" w:hAnsi="Times New Roman" w:cs="Times New Roman"/>
-          <w:sz w:val="26"/>
-          <w:szCs w:val="26"/>
-        </w:rPr>
-      </w:pPr>
-      <w:r>
-        <w:rPr>
-          <w:rFonts w:ascii="Times New Roman" w:hAnsi="Times New Roman" w:cs="Times New Roman"/>
-          <w:sz w:val="26"/>
-          <w:szCs w:val="26"/>
-        </w:rPr>
-        <w:t>Sẽ sớm bổ sung thêm tài liệu tham khảo</w:t>
-      </w:r>
-    </w:p>
-    <w:p>
-      <w:pPr>
-        <w:spacing w:line="360" w:lineRule="auto"/>
-        <w:rPr>
-          <w:rFonts w:ascii="Times New Roman" w:hAnsi="Times New Roman" w:cs="Times New Roman"/>
-          <w:sz w:val="26"/>
-          <w:szCs w:val="26"/>
-        </w:rPr>
-      </w:pPr>
-      <w:r>
-        <w:rPr>
-          <w:rFonts w:ascii="Times New Roman" w:hAnsi="Times New Roman" w:cs="Times New Roman"/>
-          <w:sz w:val="26"/>
-          <w:szCs w:val="26"/>
-        </w:rPr>
-        <w:t xml:space="preserve">Link github: </w:t>
+      </w:pPr>
+      <w:r>
+        <w:rPr>
+          <w:rFonts w:ascii="Times New Roman" w:hAnsi="Times New Roman" w:cs="Times New Roman"/>
+          <w:sz w:val="26"/>
+          <w:szCs w:val="26"/>
+        </w:rPr>
+        <w:t>L</w:t>
+      </w:r>
+      <w:r>
+        <w:rPr>
+          <w:rFonts w:ascii="Times New Roman" w:hAnsi="Times New Roman" w:cs="Times New Roman"/>
+          <w:sz w:val="26"/>
+          <w:szCs w:val="26"/>
+        </w:rPr>
+        <w:t xml:space="preserve">ink github: </w:t>
       </w:r>
       <w:hyperlink r:id="rId21" w:history="1">
         <w:r>
@@ -22663,9 +24258,299 @@
           <w:szCs w:val="26"/>
         </w:rPr>
       </w:pPr>
+      <w:r>
+        <w:rPr>
+          <w:rFonts w:ascii="Times New Roman" w:hAnsi="Times New Roman" w:cs="Times New Roman"/>
+          <w:sz w:val="26"/>
+          <w:szCs w:val="26"/>
+        </w:rPr>
+        <w:t>[1] ESP32 Document:</w:t>
+      </w:r>
+    </w:p>
+    <w:p>
+      <w:pPr>
+        <w:spacing w:line="360" w:lineRule="auto"/>
+        <w:ind w:firstLine="720"/>
+        <w:rPr>
+          <w:rFonts w:ascii="Times New Roman" w:hAnsi="Times New Roman" w:cs="Times New Roman"/>
+          <w:sz w:val="26"/>
+          <w:szCs w:val="26"/>
+        </w:rPr>
+      </w:pPr>
+      <w:r>
+        <w:rPr>
+          <w:rFonts w:ascii="Times New Roman" w:hAnsi="Times New Roman" w:cs="Times New Roman"/>
+          <w:sz w:val="26"/>
+          <w:szCs w:val="26"/>
+        </w:rPr>
+        <w:t xml:space="preserve"> </w:t>
+      </w:r>
+      <w:hyperlink r:id="rId22" w:history="1">
+        <w:r>
+          <w:rPr>
+            <w:rStyle w:val="Hyperlink"/>
+            <w:rFonts w:ascii="Times New Roman" w:hAnsi="Times New Roman" w:cs="Times New Roman"/>
+            <w:sz w:val="26"/>
+            <w:szCs w:val="26"/>
+          </w:rPr>
+          <w:t>https://randomnerdtutorials.com/esp-idf-esp32-web-server</w:t>
+        </w:r>
+      </w:hyperlink>
+    </w:p>
+    <w:p>
+      <w:pPr>
+        <w:spacing w:line="360" w:lineRule="auto"/>
+        <w:rPr>
+          <w:rFonts w:ascii="Times New Roman" w:hAnsi="Times New Roman" w:cs="Times New Roman"/>
+          <w:sz w:val="26"/>
+          <w:szCs w:val="26"/>
+        </w:rPr>
+      </w:pPr>
+      <w:r>
+        <w:rPr>
+          <w:rFonts w:ascii="Times New Roman" w:hAnsi="Times New Roman" w:cs="Times New Roman"/>
+          <w:sz w:val="26"/>
+          <w:szCs w:val="26"/>
+        </w:rPr>
+        <w:t>[2] ESP32 Document:</w:t>
+      </w:r>
+    </w:p>
+    <w:p>
+      <w:pPr>
+        <w:spacing w:line="360" w:lineRule="auto"/>
+        <w:rPr>
+          <w:rFonts w:ascii="Times New Roman" w:hAnsi="Times New Roman" w:cs="Times New Roman"/>
+          <w:sz w:val="26"/>
+          <w:szCs w:val="26"/>
+        </w:rPr>
+      </w:pPr>
+      <w:r>
+        <w:rPr>
+          <w:rFonts w:ascii="Times New Roman" w:hAnsi="Times New Roman" w:cs="Times New Roman"/>
+          <w:sz w:val="26"/>
+          <w:szCs w:val="26"/>
+        </w:rPr>
+        <w:t xml:space="preserve"> </w:t>
+      </w:r>
+      <w:r>
+        <w:rPr>
+          <w:rFonts w:ascii="Times New Roman" w:hAnsi="Times New Roman" w:cs="Times New Roman"/>
+          <w:sz w:val="26"/>
+          <w:szCs w:val="26"/>
+        </w:rPr>
+        <w:tab/>
+      </w:r>
+      <w:hyperlink r:id="rId23" w:history="1">
+        <w:r>
+          <w:rPr>
+            <w:rStyle w:val="Hyperlink"/>
+            <w:rFonts w:ascii="Times New Roman" w:hAnsi="Times New Roman" w:cs="Times New Roman"/>
+            <w:sz w:val="26"/>
+            <w:szCs w:val="26"/>
+          </w:rPr>
+          <w:t>https://www.espboards.dev/esp32/esp32doit-devkit-v1</w:t>
+        </w:r>
+      </w:hyperlink>
+    </w:p>
+    <w:p>
+      <w:pPr>
+        <w:spacing w:line="360" w:lineRule="auto"/>
+        <w:rPr>
+          <w:rFonts w:ascii="Times New Roman" w:hAnsi="Times New Roman" w:cs="Times New Roman"/>
+          <w:sz w:val="26"/>
+          <w:szCs w:val="26"/>
+        </w:rPr>
+      </w:pPr>
+      <w:r>
+        <w:rPr>
+          <w:rFonts w:ascii="Times New Roman" w:hAnsi="Times New Roman" w:cs="Times New Roman"/>
+          <w:sz w:val="26"/>
+          <w:szCs w:val="26"/>
+        </w:rPr>
+        <w:t xml:space="preserve">[3] </w:t>
+      </w:r>
+      <w:r>
+        <w:rPr>
+          <w:rFonts w:ascii="Times New Roman" w:hAnsi="Times New Roman" w:cs="Times New Roman"/>
+          <w:sz w:val="26"/>
+          <w:szCs w:val="26"/>
+        </w:rPr>
+        <w:t xml:space="preserve">MediaPipe Hand </w:t>
+      </w:r>
+      <w:r>
+        <w:rPr>
+          <w:rFonts w:ascii="Times New Roman" w:hAnsi="Times New Roman" w:cs="Times New Roman"/>
+          <w:sz w:val="26"/>
+          <w:szCs w:val="26"/>
+        </w:rPr>
+        <w:t xml:space="preserve">Landmarker:     </w:t>
+      </w:r>
+    </w:p>
+    <w:p>
+      <w:pPr>
+        <w:spacing w:line="360" w:lineRule="auto"/>
+        <w:ind w:firstLine="720"/>
+        <w:rPr>
+          <w:rFonts w:ascii="Times New Roman" w:hAnsi="Times New Roman" w:cs="Times New Roman"/>
+          <w:sz w:val="26"/>
+          <w:szCs w:val="26"/>
+        </w:rPr>
+      </w:pPr>
+      <w:hyperlink r:id="rId24" w:history="1">
+        <w:r>
+          <w:rPr>
+            <w:rStyle w:val="Hyperlink"/>
+            <w:rFonts w:ascii="Times New Roman" w:hAnsi="Times New Roman" w:cs="Times New Roman"/>
+            <w:sz w:val="26"/>
+            <w:szCs w:val="26"/>
+          </w:rPr>
+          <w:t>https://ai.google.dev/edge/mediapipe/solutions/vision/hand_landmarker?hl=vi?</w:t>
+        </w:r>
+      </w:hyperlink>
+    </w:p>
+    <w:p>
+      <w:pPr>
+        <w:spacing w:line="360" w:lineRule="auto"/>
+        <w:rPr>
+          <w:rFonts w:ascii="Times New Roman" w:hAnsi="Times New Roman" w:cs="Times New Roman"/>
+          <w:sz w:val="26"/>
+          <w:szCs w:val="26"/>
+        </w:rPr>
+      </w:pPr>
+      <w:r>
+        <w:rPr>
+          <w:rFonts w:ascii="Times New Roman" w:hAnsi="Times New Roman" w:cs="Times New Roman"/>
+          <w:sz w:val="26"/>
+          <w:szCs w:val="26"/>
+        </w:rPr>
+        <w:t xml:space="preserve">[4] </w:t>
+      </w:r>
+      <w:r>
+        <w:rPr>
+          <w:rFonts w:ascii="Times New Roman" w:hAnsi="Times New Roman" w:cs="Times New Roman"/>
+          <w:sz w:val="26"/>
+          <w:szCs w:val="26"/>
+        </w:rPr>
+        <w:t>ArduinoJson Doc</w:t>
+      </w:r>
+      <w:r>
+        <w:rPr>
+          <w:rFonts w:ascii="Times New Roman" w:hAnsi="Times New Roman" w:cs="Times New Roman"/>
+          <w:sz w:val="26"/>
+          <w:szCs w:val="26"/>
+        </w:rPr>
+        <w:t xml:space="preserve">umentation: </w:t>
+      </w:r>
+    </w:p>
+    <w:p>
+      <w:pPr>
+        <w:spacing w:line="360" w:lineRule="auto"/>
+        <w:rPr>
+          <w:rFonts w:ascii="Times New Roman" w:hAnsi="Times New Roman" w:cs="Times New Roman"/>
+          <w:sz w:val="26"/>
+          <w:szCs w:val="26"/>
+        </w:rPr>
+      </w:pPr>
+      <w:r>
+        <w:rPr>
+          <w:rFonts w:ascii="Times New Roman" w:hAnsi="Times New Roman" w:cs="Times New Roman"/>
+          <w:sz w:val="26"/>
+          <w:szCs w:val="26"/>
+        </w:rPr>
+        <w:tab/>
+      </w:r>
+      <w:hyperlink r:id="rId25" w:history="1">
+        <w:r>
+          <w:rPr>
+            <w:rStyle w:val="Hyperlink"/>
+            <w:rFonts w:ascii="Times New Roman" w:hAnsi="Times New Roman" w:cs="Times New Roman"/>
+            <w:sz w:val="26"/>
+            <w:szCs w:val="26"/>
+          </w:rPr>
+          <w:t>https://arduinojson.org/</w:t>
+        </w:r>
+      </w:hyperlink>
+    </w:p>
+    <w:p>
+      <w:pPr>
+        <w:spacing w:line="360" w:lineRule="auto"/>
+        <w:rPr>
+          <w:rFonts w:ascii="Time s New Roman" w:hAnsi="Time s New Roman"/>
+          <w:sz w:val="26"/>
+          <w:szCs w:val="26"/>
+        </w:rPr>
+      </w:pPr>
+      <w:r>
+        <w:rPr>
+          <w:rFonts w:ascii="Time s New Roman" w:hAnsi="Time s New Roman"/>
+          <w:sz w:val="26"/>
+          <w:szCs w:val="26"/>
+        </w:rPr>
+        <w:t>[5] HiveMQ Document:</w:t>
+      </w:r>
+    </w:p>
+    <w:p>
+      <w:pPr>
+        <w:spacing w:line="360" w:lineRule="auto"/>
+      </w:pPr>
+      <w:r>
+        <w:tab/>
+      </w:r>
+      <w:hyperlink r:id="rId26" w:history="1">
+        <w:r>
+          <w:rPr>
+            <w:rStyle w:val="Hyperlink"/>
+          </w:rPr>
+          <w:t>https://docs.hivemq.com/hivemq-cloud/quick-start-guide.html</w:t>
+        </w:r>
+      </w:hyperlink>
+    </w:p>
+    <w:p>
+      <w:pPr>
+        <w:spacing w:line="360" w:lineRule="auto"/>
+        <w:rPr>
+          <w:rFonts w:ascii="Time s New Roman" w:hAnsi="Time s New Roman"/>
+          <w:sz w:val="26"/>
+          <w:szCs w:val="26"/>
+        </w:rPr>
+      </w:pPr>
+      <w:r>
+        <w:rPr>
+          <w:rFonts w:ascii="Time s New Roman" w:hAnsi="Time s New Roman"/>
+          <w:sz w:val="26"/>
+          <w:szCs w:val="26"/>
+        </w:rPr>
+        <w:t>[6] MQTT cho người mới:</w:t>
+      </w:r>
+    </w:p>
+    <w:p>
+      <w:pPr>
+        <w:spacing w:line="360" w:lineRule="auto"/>
+      </w:pPr>
+      <w:r>
+        <w:tab/>
+      </w:r>
+      <w:hyperlink r:id="rId27" w:history="1">
+        <w:r>
+          <w:rPr>
+            <w:rStyle w:val="Hyperlink"/>
+          </w:rPr>
+          <w:t>https://iotzone.vn/esp32/esp32-co-ban/mqtt-esp32-cho-nguoi-moi/</w:t>
+        </w:r>
+      </w:hyperlink>
+    </w:p>
+    <w:p>
+      <w:pPr>
+        <w:spacing w:line="360" w:lineRule="auto"/>
+        <w:rPr>
+          <w:rFonts w:ascii="Times New Roman" w:hAnsi="Times New Roman" w:cs="Times New Roman"/>
+          <w:sz w:val="26"/>
+          <w:szCs w:val="26"/>
+        </w:rPr>
+      </w:pPr>
     </w:p>
     <w:sectPr>
-      <w:footerReference w:type="default" r:id="rId22"/>
+      <w:footerReference w:type="default" r:id="rId28"/>
       <w:pgSz w:w="12240" w:h="15840"/>
       <w:pgMar w:top="1134" w:right="1134" w:bottom="1134" w:left="1701" w:header="720" w:footer="720" w:gutter="0"/>
       <w:pgNumType w:start="0"/>
@@ -23055,204 +24940,6 @@
     </w:lvl>
   </w:abstractNum>
   <w:abstractNum w:abstractNumId="2" w15:restartNumberingAfterBreak="0">
-    <w:nsid w:val="08334D67"/>
-    <w:multiLevelType w:val="hybridMultilevel"/>
-    <w:tmpl w:val="E99CBEF8"/>
-    <w:lvl w:ilvl="0" w:tplc="0409000F">
-      <w:start w:val="1"/>
-      <w:numFmt w:val="decimal"/>
-      <w:lvlText w:val="%1."/>
-      <w:lvlJc w:val="left"/>
-      <w:pPr>
-        <w:ind w:left="720" w:hanging="360"/>
-      </w:pPr>
-    </w:lvl>
-    <w:lvl w:ilvl="1" w:tplc="04090019" w:tentative="1">
-      <w:start w:val="1"/>
-      <w:numFmt w:val="lowerLetter"/>
-      <w:lvlText w:val="%2."/>
-      <w:lvlJc w:val="left"/>
-      <w:pPr>
-        <w:ind w:left="1440" w:hanging="360"/>
-      </w:pPr>
-    </w:lvl>
-    <w:lvl w:ilvl="2" w:tplc="0409001B" w:tentative="1">
-      <w:start w:val="1"/>
-      <w:numFmt w:val="lowerRoman"/>
-      <w:lvlText w:val="%3."/>
-      <w:lvlJc w:val="right"/>
-      <w:pPr>
-        <w:ind w:left="2160" w:hanging="180"/>
-      </w:pPr>
-    </w:lvl>
-    <w:lvl w:ilvl="3" w:tplc="0409000F" w:tentative="1">
-      <w:start w:val="1"/>
-      <w:numFmt w:val="decimal"/>
-      <w:lvlText w:val="%4."/>
-      <w:lvlJc w:val="left"/>
-      <w:pPr>
-        <w:ind w:left="2880" w:hanging="360"/>
-      </w:pPr>
-    </w:lvl>
-    <w:lvl w:ilvl="4" w:tplc="04090019" w:tentative="1">
-      <w:start w:val="1"/>
-      <w:numFmt w:val="lowerLetter"/>
-      <w:lvlText w:val="%5."/>
-      <w:lvlJc w:val="left"/>
-      <w:pPr>
-        <w:ind w:left="3600" w:hanging="360"/>
-      </w:pPr>
-    </w:lvl>
-    <w:lvl w:ilvl="5" w:tplc="0409001B" w:tentative="1">
-      <w:start w:val="1"/>
-      <w:numFmt w:val="lowerRoman"/>
-      <w:lvlText w:val="%6."/>
-      <w:lvlJc w:val="right"/>
-      <w:pPr>
-        <w:ind w:left="4320" w:hanging="180"/>
-      </w:pPr>
-    </w:lvl>
-    <w:lvl w:ilvl="6" w:tplc="0409000F" w:tentative="1">
-      <w:start w:val="1"/>
-      <w:numFmt w:val="decimal"/>
-      <w:lvlText w:val="%7."/>
-      <w:lvlJc w:val="left"/>
-      <w:pPr>
-        <w:ind w:left="5040" w:hanging="360"/>
-      </w:pPr>
-    </w:lvl>
-    <w:lvl w:ilvl="7" w:tplc="04090019" w:tentative="1">
-      <w:start w:val="1"/>
-      <w:numFmt w:val="lowerLetter"/>
-      <w:lvlText w:val="%8."/>
-      <w:lvlJc w:val="left"/>
-      <w:pPr>
-        <w:ind w:left="5760" w:hanging="360"/>
-      </w:pPr>
-    </w:lvl>
-    <w:lvl w:ilvl="8" w:tplc="0409001B" w:tentative="1">
-      <w:start w:val="1"/>
-      <w:numFmt w:val="lowerRoman"/>
-      <w:lvlText w:val="%9."/>
-      <w:lvlJc w:val="right"/>
-      <w:pPr>
-        <w:ind w:left="6480" w:hanging="180"/>
-      </w:pPr>
-    </w:lvl>
-  </w:abstractNum>
-  <w:abstractNum w:abstractNumId="3" w15:restartNumberingAfterBreak="0">
-    <w:nsid w:val="09327653"/>
-    <w:multiLevelType w:val="hybridMultilevel"/>
-    <w:tmpl w:val="61EC0D3C"/>
-    <w:lvl w:ilvl="0" w:tplc="95488CC2">
-      <w:numFmt w:val="bullet"/>
-      <w:lvlText w:val="-"/>
-      <w:lvlJc w:val="left"/>
-      <w:pPr>
-        <w:ind w:left="720" w:hanging="360"/>
-      </w:pPr>
-      <w:rPr>
-        <w:rFonts w:ascii="Times New Roman" w:eastAsiaTheme="minorHAnsi" w:hAnsi="Times New Roman" w:cs="Times New Roman" w:hint="default"/>
-      </w:rPr>
-    </w:lvl>
-    <w:lvl w:ilvl="1" w:tplc="04090003" w:tentative="1">
-      <w:start w:val="1"/>
-      <w:numFmt w:val="bullet"/>
-      <w:lvlText w:val="o"/>
-      <w:lvlJc w:val="left"/>
-      <w:pPr>
-        <w:ind w:left="1440" w:hanging="360"/>
-      </w:pPr>
-      <w:rPr>
-        <w:rFonts w:ascii="Courier New" w:hAnsi="Courier New" w:cs="Courier New" w:hint="default"/>
-      </w:rPr>
-    </w:lvl>
-    <w:lvl w:ilvl="2" w:tplc="04090005" w:tentative="1">
-      <w:start w:val="1"/>
-      <w:numFmt w:val="bullet"/>
-      <w:lvlText w:val=""/>
-      <w:lvlJc w:val="left"/>
-      <w:pPr>
-        <w:ind w:left="2160" w:hanging="360"/>
-      </w:pPr>
-      <w:rPr>
-        <w:rFonts w:ascii="Wingdings" w:hAnsi="Wingdings" w:hint="default"/>
-      </w:rPr>
-    </w:lvl>
-    <w:lvl w:ilvl="3" w:tplc="04090001" w:tentative="1">
-      <w:start w:val="1"/>
-      <w:numFmt w:val="bullet"/>
-      <w:lvlText w:val=""/>
-      <w:lvlJc w:val="left"/>
-      <w:pPr>
-        <w:ind w:left="2880" w:hanging="360"/>
-      </w:pPr>
-      <w:rPr>
-        <w:rFonts w:ascii="Symbol" w:hAnsi="Symbol" w:hint="default"/>
-      </w:rPr>
-    </w:lvl>
-    <w:lvl w:ilvl="4" w:tplc="04090003" w:tentative="1">
-      <w:start w:val="1"/>
-      <w:numFmt w:val="bullet"/>
-      <w:lvlText w:val="o"/>
-      <w:lvlJc w:val="left"/>
-      <w:pPr>
-        <w:ind w:left="3600" w:hanging="360"/>
-      </w:pPr>
-      <w:rPr>
-        <w:rFonts w:ascii="Courier New" w:hAnsi="Courier New" w:cs="Courier New" w:hint="default"/>
-      </w:rPr>
-    </w:lvl>
-    <w:lvl w:ilvl="5" w:tplc="04090005" w:tentative="1">
-      <w:start w:val="1"/>
-      <w:numFmt w:val="bullet"/>
-      <w:lvlText w:val=""/>
-      <w:lvlJc w:val="left"/>
-      <w:pPr>
-        <w:ind w:left="4320" w:hanging="360"/>
-      </w:pPr>
-      <w:rPr>
-        <w:rFonts w:ascii="Wingdings" w:hAnsi="Wingdings" w:hint="default"/>
-      </w:rPr>
-    </w:lvl>
-    <w:lvl w:ilvl="6" w:tplc="04090001" w:tentative="1">
-      <w:start w:val="1"/>
-      <w:numFmt w:val="bullet"/>
-      <w:lvlText w:val=""/>
-      <w:lvlJc w:val="left"/>
-      <w:pPr>
-        <w:ind w:left="5040" w:hanging="360"/>
-      </w:pPr>
-      <w:rPr>
-        <w:rFonts w:ascii="Symbol" w:hAnsi="Symbol" w:hint="default"/>
-      </w:rPr>
-    </w:lvl>
-    <w:lvl w:ilvl="7" w:tplc="04090003" w:tentative="1">
-      <w:start w:val="1"/>
-      <w:numFmt w:val="bullet"/>
-      <w:lvlText w:val="o"/>
-      <w:lvlJc w:val="left"/>
-      <w:pPr>
-        <w:ind w:left="5760" w:hanging="360"/>
-      </w:pPr>
-      <w:rPr>
-        <w:rFonts w:ascii="Courier New" w:hAnsi="Courier New" w:cs="Courier New" w:hint="default"/>
-      </w:rPr>
-    </w:lvl>
-    <w:lvl w:ilvl="8" w:tplc="04090005" w:tentative="1">
-      <w:start w:val="1"/>
-      <w:numFmt w:val="bullet"/>
-      <w:lvlText w:val=""/>
-      <w:lvlJc w:val="left"/>
-      <w:pPr>
-        <w:ind w:left="6480" w:hanging="360"/>
-      </w:pPr>
-      <w:rPr>
-        <w:rFonts w:ascii="Wingdings" w:hAnsi="Wingdings" w:hint="default"/>
-      </w:rPr>
-    </w:lvl>
-  </w:abstractNum>
-  <w:abstractNum w:abstractNumId="4" w15:restartNumberingAfterBreak="0">
     <w:nsid w:val="0BD51B33"/>
     <w:multiLevelType w:val="hybridMultilevel"/>
     <w:tmpl w:val="3800E22A"/>
@@ -23365,468 +25052,7 @@
       </w:rPr>
     </w:lvl>
   </w:abstractNum>
-  <w:abstractNum w:abstractNumId="5" w15:restartNumberingAfterBreak="0">
-    <w:nsid w:val="135B37F4"/>
-    <w:multiLevelType w:val="hybridMultilevel"/>
-    <w:tmpl w:val="C1F461AC"/>
-    <w:lvl w:ilvl="0" w:tplc="04090003">
-      <w:start w:val="1"/>
-      <w:numFmt w:val="bullet"/>
-      <w:lvlText w:val="o"/>
-      <w:lvlJc w:val="left"/>
-      <w:pPr>
-        <w:ind w:left="720" w:hanging="360"/>
-      </w:pPr>
-      <w:rPr>
-        <w:rFonts w:ascii="Courier New" w:hAnsi="Courier New" w:cs="Courier New" w:hint="default"/>
-      </w:rPr>
-    </w:lvl>
-    <w:lvl w:ilvl="1" w:tplc="04090003" w:tentative="1">
-      <w:start w:val="1"/>
-      <w:numFmt w:val="bullet"/>
-      <w:lvlText w:val="o"/>
-      <w:lvlJc w:val="left"/>
-      <w:pPr>
-        <w:ind w:left="1440" w:hanging="360"/>
-      </w:pPr>
-      <w:rPr>
-        <w:rFonts w:ascii="Courier New" w:hAnsi="Courier New" w:cs="Courier New" w:hint="default"/>
-      </w:rPr>
-    </w:lvl>
-    <w:lvl w:ilvl="2" w:tplc="04090005" w:tentative="1">
-      <w:start w:val="1"/>
-      <w:numFmt w:val="bullet"/>
-      <w:lvlText w:val=""/>
-      <w:lvlJc w:val="left"/>
-      <w:pPr>
-        <w:ind w:left="2160" w:hanging="360"/>
-      </w:pPr>
-      <w:rPr>
-        <w:rFonts w:ascii="Wingdings" w:hAnsi="Wingdings" w:hint="default"/>
-      </w:rPr>
-    </w:lvl>
-    <w:lvl w:ilvl="3" w:tplc="04090001" w:tentative="1">
-      <w:start w:val="1"/>
-      <w:numFmt w:val="bullet"/>
-      <w:lvlText w:val=""/>
-      <w:lvlJc w:val="left"/>
-      <w:pPr>
-        <w:ind w:left="2880" w:hanging="360"/>
-      </w:pPr>
-      <w:rPr>
-        <w:rFonts w:ascii="Symbol" w:hAnsi="Symbol" w:hint="default"/>
-      </w:rPr>
-    </w:lvl>
-    <w:lvl w:ilvl="4" w:tplc="04090003" w:tentative="1">
-      <w:start w:val="1"/>
-      <w:numFmt w:val="bullet"/>
-      <w:lvlText w:val="o"/>
-      <w:lvlJc w:val="left"/>
-      <w:pPr>
-        <w:ind w:left="3600" w:hanging="360"/>
-      </w:pPr>
-      <w:rPr>
-        <w:rFonts w:ascii="Courier New" w:hAnsi="Courier New" w:cs="Courier New" w:hint="default"/>
-      </w:rPr>
-    </w:lvl>
-    <w:lvl w:ilvl="5" w:tplc="04090005" w:tentative="1">
-      <w:start w:val="1"/>
-      <w:numFmt w:val="bullet"/>
-      <w:lvlText w:val=""/>
-      <w:lvlJc w:val="left"/>
-      <w:pPr>
-        <w:ind w:left="4320" w:hanging="360"/>
-      </w:pPr>
-      <w:rPr>
-        <w:rFonts w:ascii="Wingdings" w:hAnsi="Wingdings" w:hint="default"/>
-      </w:rPr>
-    </w:lvl>
-    <w:lvl w:ilvl="6" w:tplc="04090001" w:tentative="1">
-      <w:start w:val="1"/>
-      <w:numFmt w:val="bullet"/>
-      <w:lvlText w:val=""/>
-      <w:lvlJc w:val="left"/>
-      <w:pPr>
-        <w:ind w:left="5040" w:hanging="360"/>
-      </w:pPr>
-      <w:rPr>
-        <w:rFonts w:ascii="Symbol" w:hAnsi="Symbol" w:hint="default"/>
-      </w:rPr>
-    </w:lvl>
-    <w:lvl w:ilvl="7" w:tplc="04090003" w:tentative="1">
-      <w:start w:val="1"/>
-      <w:numFmt w:val="bullet"/>
-      <w:lvlText w:val="o"/>
-      <w:lvlJc w:val="left"/>
-      <w:pPr>
-        <w:ind w:left="5760" w:hanging="360"/>
-      </w:pPr>
-      <w:rPr>
-        <w:rFonts w:ascii="Courier New" w:hAnsi="Courier New" w:cs="Courier New" w:hint="default"/>
-      </w:rPr>
-    </w:lvl>
-    <w:lvl w:ilvl="8" w:tplc="04090005" w:tentative="1">
-      <w:start w:val="1"/>
-      <w:numFmt w:val="bullet"/>
-      <w:lvlText w:val=""/>
-      <w:lvlJc w:val="left"/>
-      <w:pPr>
-        <w:ind w:left="6480" w:hanging="360"/>
-      </w:pPr>
-      <w:rPr>
-        <w:rFonts w:ascii="Wingdings" w:hAnsi="Wingdings" w:hint="default"/>
-      </w:rPr>
-    </w:lvl>
-  </w:abstractNum>
-  <w:abstractNum w:abstractNumId="6" w15:restartNumberingAfterBreak="0">
-    <w:nsid w:val="16CE1421"/>
-    <w:multiLevelType w:val="multilevel"/>
-    <w:tmpl w:val="BC42B8C0"/>
-    <w:lvl w:ilvl="0">
-      <w:start w:val="2"/>
-      <w:numFmt w:val="decimal"/>
-      <w:lvlText w:val="%1"/>
-      <w:lvlJc w:val="left"/>
-      <w:pPr>
-        <w:ind w:left="624" w:hanging="624"/>
-      </w:pPr>
-      <w:rPr>
-        <w:rFonts w:hint="default"/>
-      </w:rPr>
-    </w:lvl>
-    <w:lvl w:ilvl="1">
-      <w:start w:val="2"/>
-      <w:numFmt w:val="decimal"/>
-      <w:lvlText w:val="%1.%2"/>
-      <w:lvlJc w:val="left"/>
-      <w:pPr>
-        <w:ind w:left="1440" w:hanging="720"/>
-      </w:pPr>
-      <w:rPr>
-        <w:rFonts w:hint="default"/>
-      </w:rPr>
-    </w:lvl>
-    <w:lvl w:ilvl="2">
-      <w:start w:val="2"/>
-      <w:numFmt w:val="decimal"/>
-      <w:lvlText w:val="%1.%2.%3"/>
-      <w:lvlJc w:val="left"/>
-      <w:pPr>
-        <w:ind w:left="2160" w:hanging="720"/>
-      </w:pPr>
-      <w:rPr>
-        <w:rFonts w:hint="default"/>
-      </w:rPr>
-    </w:lvl>
-    <w:lvl w:ilvl="3">
-      <w:start w:val="1"/>
-      <w:numFmt w:val="decimal"/>
-      <w:lvlText w:val="%1.%2.%3.%4"/>
-      <w:lvlJc w:val="left"/>
-      <w:pPr>
-        <w:ind w:left="3240" w:hanging="1080"/>
-      </w:pPr>
-      <w:rPr>
-        <w:rFonts w:hint="default"/>
-      </w:rPr>
-    </w:lvl>
-    <w:lvl w:ilvl="4">
-      <w:start w:val="1"/>
-      <w:numFmt w:val="decimal"/>
-      <w:lvlText w:val="%1.%2.%3.%4.%5"/>
-      <w:lvlJc w:val="left"/>
-      <w:pPr>
-        <w:ind w:left="4320" w:hanging="1440"/>
-      </w:pPr>
-      <w:rPr>
-        <w:rFonts w:hint="default"/>
-      </w:rPr>
-    </w:lvl>
-    <w:lvl w:ilvl="5">
-      <w:start w:val="1"/>
-      <w:numFmt w:val="decimal"/>
-      <w:lvlText w:val="%1.%2.%3.%4.%5.%6"/>
-      <w:lvlJc w:val="left"/>
-      <w:pPr>
-        <w:ind w:left="5040" w:hanging="1440"/>
-      </w:pPr>
-      <w:rPr>
-        <w:rFonts w:hint="default"/>
-      </w:rPr>
-    </w:lvl>
-    <w:lvl w:ilvl="6">
-      <w:start w:val="1"/>
-      <w:numFmt w:val="decimal"/>
-      <w:lvlText w:val="%1.%2.%3.%4.%5.%6.%7"/>
-      <w:lvlJc w:val="left"/>
-      <w:pPr>
-        <w:ind w:left="6120" w:hanging="1800"/>
-      </w:pPr>
-      <w:rPr>
-        <w:rFonts w:hint="default"/>
-      </w:rPr>
-    </w:lvl>
-    <w:lvl w:ilvl="7">
-      <w:start w:val="1"/>
-      <w:numFmt w:val="decimal"/>
-      <w:lvlText w:val="%1.%2.%3.%4.%5.%6.%7.%8"/>
-      <w:lvlJc w:val="left"/>
-      <w:pPr>
-        <w:ind w:left="7200" w:hanging="2160"/>
-      </w:pPr>
-      <w:rPr>
-        <w:rFonts w:hint="default"/>
-      </w:rPr>
-    </w:lvl>
-    <w:lvl w:ilvl="8">
-      <w:start w:val="1"/>
-      <w:numFmt w:val="decimal"/>
-      <w:lvlText w:val="%1.%2.%3.%4.%5.%6.%7.%8.%9"/>
-      <w:lvlJc w:val="left"/>
-      <w:pPr>
-        <w:ind w:left="7920" w:hanging="2160"/>
-      </w:pPr>
-      <w:rPr>
-        <w:rFonts w:hint="default"/>
-      </w:rPr>
-    </w:lvl>
-  </w:abstractNum>
-  <w:abstractNum w:abstractNumId="7" w15:restartNumberingAfterBreak="0">
-    <w:nsid w:val="173C0813"/>
-    <w:multiLevelType w:val="multilevel"/>
-    <w:tmpl w:val="F4388F2C"/>
-    <w:lvl w:ilvl="0">
-      <w:start w:val="1"/>
-      <w:numFmt w:val="bullet"/>
-      <w:lvlText w:val=""/>
-      <w:lvlJc w:val="left"/>
-      <w:pPr>
-        <w:tabs>
-          <w:tab w:val="num" w:pos="720"/>
-        </w:tabs>
-        <w:ind w:left="720" w:hanging="360"/>
-      </w:pPr>
-      <w:rPr>
-        <w:rFonts w:ascii="Symbol" w:hAnsi="Symbol" w:hint="default"/>
-        <w:sz w:val="20"/>
-      </w:rPr>
-    </w:lvl>
-    <w:lvl w:ilvl="1" w:tentative="1">
-      <w:start w:val="1"/>
-      <w:numFmt w:val="bullet"/>
-      <w:lvlText w:val="o"/>
-      <w:lvlJc w:val="left"/>
-      <w:pPr>
-        <w:tabs>
-          <w:tab w:val="num" w:pos="1440"/>
-        </w:tabs>
-        <w:ind w:left="1440" w:hanging="360"/>
-      </w:pPr>
-      <w:rPr>
-        <w:rFonts w:ascii="Courier New" w:hAnsi="Courier New" w:hint="default"/>
-        <w:sz w:val="20"/>
-      </w:rPr>
-    </w:lvl>
-    <w:lvl w:ilvl="2" w:tentative="1">
-      <w:start w:val="1"/>
-      <w:numFmt w:val="bullet"/>
-      <w:lvlText w:val=""/>
-      <w:lvlJc w:val="left"/>
-      <w:pPr>
-        <w:tabs>
-          <w:tab w:val="num" w:pos="2160"/>
-        </w:tabs>
-        <w:ind w:left="2160" w:hanging="360"/>
-      </w:pPr>
-      <w:rPr>
-        <w:rFonts w:ascii="Wingdings" w:hAnsi="Wingdings" w:hint="default"/>
-        <w:sz w:val="20"/>
-      </w:rPr>
-    </w:lvl>
-    <w:lvl w:ilvl="3" w:tentative="1">
-      <w:start w:val="1"/>
-      <w:numFmt w:val="bullet"/>
-      <w:lvlText w:val=""/>
-      <w:lvlJc w:val="left"/>
-      <w:pPr>
-        <w:tabs>
-          <w:tab w:val="num" w:pos="2880"/>
-        </w:tabs>
-        <w:ind w:left="2880" w:hanging="360"/>
-      </w:pPr>
-      <w:rPr>
-        <w:rFonts w:ascii="Wingdings" w:hAnsi="Wingdings" w:hint="default"/>
-        <w:sz w:val="20"/>
-      </w:rPr>
-    </w:lvl>
-    <w:lvl w:ilvl="4" w:tentative="1">
-      <w:start w:val="1"/>
-      <w:numFmt w:val="bullet"/>
-      <w:lvlText w:val=""/>
-      <w:lvlJc w:val="left"/>
-      <w:pPr>
-        <w:tabs>
-          <w:tab w:val="num" w:pos="3600"/>
-        </w:tabs>
-        <w:ind w:left="3600" w:hanging="360"/>
-      </w:pPr>
-      <w:rPr>
-        <w:rFonts w:ascii="Wingdings" w:hAnsi="Wingdings" w:hint="default"/>
-        <w:sz w:val="20"/>
-      </w:rPr>
-    </w:lvl>
-    <w:lvl w:ilvl="5" w:tentative="1">
-      <w:start w:val="1"/>
-      <w:numFmt w:val="bullet"/>
-      <w:lvlText w:val=""/>
-      <w:lvlJc w:val="left"/>
-      <w:pPr>
-        <w:tabs>
-          <w:tab w:val="num" w:pos="4320"/>
-        </w:tabs>
-        <w:ind w:left="4320" w:hanging="360"/>
-      </w:pPr>
-      <w:rPr>
-        <w:rFonts w:ascii="Wingdings" w:hAnsi="Wingdings" w:hint="default"/>
-        <w:sz w:val="20"/>
-      </w:rPr>
-    </w:lvl>
-    <w:lvl w:ilvl="6" w:tentative="1">
-      <w:start w:val="1"/>
-      <w:numFmt w:val="bullet"/>
-      <w:lvlText w:val=""/>
-      <w:lvlJc w:val="left"/>
-      <w:pPr>
-        <w:tabs>
-          <w:tab w:val="num" w:pos="5040"/>
-        </w:tabs>
-        <w:ind w:left="5040" w:hanging="360"/>
-      </w:pPr>
-      <w:rPr>
-        <w:rFonts w:ascii="Wingdings" w:hAnsi="Wingdings" w:hint="default"/>
-        <w:sz w:val="20"/>
-      </w:rPr>
-    </w:lvl>
-    <w:lvl w:ilvl="7" w:tentative="1">
-      <w:start w:val="1"/>
-      <w:numFmt w:val="bullet"/>
-      <w:lvlText w:val=""/>
-      <w:lvlJc w:val="left"/>
-      <w:pPr>
-        <w:tabs>
-          <w:tab w:val="num" w:pos="5760"/>
-        </w:tabs>
-        <w:ind w:left="5760" w:hanging="360"/>
-      </w:pPr>
-      <w:rPr>
-        <w:rFonts w:ascii="Wingdings" w:hAnsi="Wingdings" w:hint="default"/>
-        <w:sz w:val="20"/>
-      </w:rPr>
-    </w:lvl>
-    <w:lvl w:ilvl="8" w:tentative="1">
-      <w:start w:val="1"/>
-      <w:numFmt w:val="bullet"/>
-      <w:lvlText w:val=""/>
-      <w:lvlJc w:val="left"/>
-      <w:pPr>
-        <w:tabs>
-          <w:tab w:val="num" w:pos="6480"/>
-        </w:tabs>
-        <w:ind w:left="6480" w:hanging="360"/>
-      </w:pPr>
-      <w:rPr>
-        <w:rFonts w:ascii="Wingdings" w:hAnsi="Wingdings" w:hint="default"/>
-        <w:sz w:val="20"/>
-      </w:rPr>
-    </w:lvl>
-  </w:abstractNum>
-  <w:abstractNum w:abstractNumId="8" w15:restartNumberingAfterBreak="0">
-    <w:nsid w:val="1A0565DE"/>
-    <w:multiLevelType w:val="hybridMultilevel"/>
-    <w:tmpl w:val="7250ED86"/>
-    <w:lvl w:ilvl="0" w:tplc="0409000F">
-      <w:start w:val="1"/>
-      <w:numFmt w:val="decimal"/>
-      <w:lvlText w:val="%1."/>
-      <w:lvlJc w:val="left"/>
-      <w:pPr>
-        <w:ind w:left="720" w:hanging="360"/>
-      </w:pPr>
-    </w:lvl>
-    <w:lvl w:ilvl="1" w:tplc="04090019" w:tentative="1">
-      <w:start w:val="1"/>
-      <w:numFmt w:val="lowerLetter"/>
-      <w:lvlText w:val="%2."/>
-      <w:lvlJc w:val="left"/>
-      <w:pPr>
-        <w:ind w:left="1440" w:hanging="360"/>
-      </w:pPr>
-    </w:lvl>
-    <w:lvl w:ilvl="2" w:tplc="0409001B" w:tentative="1">
-      <w:start w:val="1"/>
-      <w:numFmt w:val="lowerRoman"/>
-      <w:lvlText w:val="%3."/>
-      <w:lvlJc w:val="right"/>
-      <w:pPr>
-        <w:ind w:left="2160" w:hanging="180"/>
-      </w:pPr>
-    </w:lvl>
-    <w:lvl w:ilvl="3" w:tplc="0409000F" w:tentative="1">
-      <w:start w:val="1"/>
-      <w:numFmt w:val="decimal"/>
-      <w:lvlText w:val="%4."/>
-      <w:lvlJc w:val="left"/>
-      <w:pPr>
-        <w:ind w:left="2880" w:hanging="360"/>
-      </w:pPr>
-    </w:lvl>
-    <w:lvl w:ilvl="4" w:tplc="04090019" w:tentative="1">
-      <w:start w:val="1"/>
-      <w:numFmt w:val="lowerLetter"/>
-      <w:lvlText w:val="%5."/>
-      <w:lvlJc w:val="left"/>
-      <w:pPr>
-        <w:ind w:left="3600" w:hanging="360"/>
-      </w:pPr>
-    </w:lvl>
-    <w:lvl w:ilvl="5" w:tplc="0409001B" w:tentative="1">
-      <w:start w:val="1"/>
-      <w:numFmt w:val="lowerRoman"/>
-      <w:lvlText w:val="%6."/>
-      <w:lvlJc w:val="right"/>
-      <w:pPr>
-        <w:ind w:left="4320" w:hanging="180"/>
-      </w:pPr>
-    </w:lvl>
-    <w:lvl w:ilvl="6" w:tplc="0409000F" w:tentative="1">
-      <w:start w:val="1"/>
-      <w:numFmt w:val="decimal"/>
-      <w:lvlText w:val="%7."/>
-      <w:lvlJc w:val="left"/>
-      <w:pPr>
-        <w:ind w:left="5040" w:hanging="360"/>
-      </w:pPr>
-    </w:lvl>
-    <w:lvl w:ilvl="7" w:tplc="04090019" w:tentative="1">
-      <w:start w:val="1"/>
-      <w:numFmt w:val="lowerLetter"/>
-      <w:lvlText w:val="%8."/>
-      <w:lvlJc w:val="left"/>
-      <w:pPr>
-        <w:ind w:left="5760" w:hanging="360"/>
-      </w:pPr>
-    </w:lvl>
-    <w:lvl w:ilvl="8" w:tplc="0409001B" w:tentative="1">
-      <w:start w:val="1"/>
-      <w:numFmt w:val="lowerRoman"/>
-      <w:lvlText w:val="%9."/>
-      <w:lvlJc w:val="right"/>
-      <w:pPr>
-        <w:ind w:left="6480" w:hanging="180"/>
-      </w:pPr>
-    </w:lvl>
-  </w:abstractNum>
-  <w:abstractNum w:abstractNumId="9" w15:restartNumberingAfterBreak="0">
+  <w:abstractNum w:abstractNumId="3" w15:restartNumberingAfterBreak="0">
     <w:nsid w:val="1BBA700B"/>
     <w:multiLevelType w:val="hybridMultilevel"/>
     <w:tmpl w:val="5D0C14DA"/>
@@ -23939,7 +25165,7 @@
       </w:rPr>
     </w:lvl>
   </w:abstractNum>
-  <w:abstractNum w:abstractNumId="10" w15:restartNumberingAfterBreak="0">
+  <w:abstractNum w:abstractNumId="4" w15:restartNumberingAfterBreak="0">
     <w:nsid w:val="1CB2066A"/>
     <w:multiLevelType w:val="hybridMultilevel"/>
     <w:tmpl w:val="3FE0047C"/>
@@ -24052,7 +25278,7 @@
       </w:rPr>
     </w:lvl>
   </w:abstractNum>
-  <w:abstractNum w:abstractNumId="11" w15:restartNumberingAfterBreak="0">
+  <w:abstractNum w:abstractNumId="5" w15:restartNumberingAfterBreak="0">
     <w:nsid w:val="1D091C33"/>
     <w:multiLevelType w:val="hybridMultilevel"/>
     <w:tmpl w:val="0CA6B652"/>
@@ -24167,7 +25393,7 @@
       </w:rPr>
     </w:lvl>
   </w:abstractNum>
-  <w:abstractNum w:abstractNumId="12" w15:restartNumberingAfterBreak="0">
+  <w:abstractNum w:abstractNumId="6" w15:restartNumberingAfterBreak="0">
     <w:nsid w:val="1ED87BE5"/>
     <w:multiLevelType w:val="hybridMultilevel"/>
     <w:tmpl w:val="1C52C246"/>
@@ -24280,10 +25506,10 @@
       </w:rPr>
     </w:lvl>
   </w:abstractNum>
-  <w:abstractNum w:abstractNumId="13" w15:restartNumberingAfterBreak="0">
+  <w:abstractNum w:abstractNumId="7" w15:restartNumberingAfterBreak="0">
     <w:nsid w:val="1FCD434D"/>
     <w:multiLevelType w:val="hybridMultilevel"/>
-    <w:tmpl w:val="61D8FF3C"/>
+    <w:tmpl w:val="2F16E6E4"/>
     <w:lvl w:ilvl="0" w:tplc="BAE806B6">
       <w:start w:val="2"/>
       <w:numFmt w:val="bullet"/>
@@ -24395,120 +25621,7 @@
       </w:rPr>
     </w:lvl>
   </w:abstractNum>
-  <w:abstractNum w:abstractNumId="14" w15:restartNumberingAfterBreak="0">
-    <w:nsid w:val="20091F76"/>
-    <w:multiLevelType w:val="hybridMultilevel"/>
-    <w:tmpl w:val="2DE619AC"/>
-    <w:lvl w:ilvl="0" w:tplc="F3E2A470">
-      <w:start w:val="2"/>
-      <w:numFmt w:val="bullet"/>
-      <w:lvlText w:val="-"/>
-      <w:lvlJc w:val="left"/>
-      <w:pPr>
-        <w:ind w:left="720" w:hanging="360"/>
-      </w:pPr>
-      <w:rPr>
-        <w:rFonts w:ascii="Time s New Roman" w:eastAsiaTheme="minorHAnsi" w:hAnsi="Time s New Roman" w:cs="Times New Roman" w:hint="default"/>
-      </w:rPr>
-    </w:lvl>
-    <w:lvl w:ilvl="1" w:tplc="04090003" w:tentative="1">
-      <w:start w:val="1"/>
-      <w:numFmt w:val="bullet"/>
-      <w:lvlText w:val="o"/>
-      <w:lvlJc w:val="left"/>
-      <w:pPr>
-        <w:ind w:left="1440" w:hanging="360"/>
-      </w:pPr>
-      <w:rPr>
-        <w:rFonts w:ascii="Courier New" w:hAnsi="Courier New" w:cs="Courier New" w:hint="default"/>
-      </w:rPr>
-    </w:lvl>
-    <w:lvl w:ilvl="2" w:tplc="04090005" w:tentative="1">
-      <w:start w:val="1"/>
-      <w:numFmt w:val="bullet"/>
-      <w:lvlText w:val=""/>
-      <w:lvlJc w:val="left"/>
-      <w:pPr>
-        <w:ind w:left="2160" w:hanging="360"/>
-      </w:pPr>
-      <w:rPr>
-        <w:rFonts w:ascii="Wingdings" w:hAnsi="Wingdings" w:hint="default"/>
-      </w:rPr>
-    </w:lvl>
-    <w:lvl w:ilvl="3" w:tplc="04090001" w:tentative="1">
-      <w:start w:val="1"/>
-      <w:numFmt w:val="bullet"/>
-      <w:lvlText w:val=""/>
-      <w:lvlJc w:val="left"/>
-      <w:pPr>
-        <w:ind w:left="2880" w:hanging="360"/>
-      </w:pPr>
-      <w:rPr>
-        <w:rFonts w:ascii="Symbol" w:hAnsi="Symbol" w:hint="default"/>
-      </w:rPr>
-    </w:lvl>
-    <w:lvl w:ilvl="4" w:tplc="04090003" w:tentative="1">
-      <w:start w:val="1"/>
-      <w:numFmt w:val="bullet"/>
-      <w:lvlText w:val="o"/>
-      <w:lvlJc w:val="left"/>
-      <w:pPr>
-        <w:ind w:left="3600" w:hanging="360"/>
-      </w:pPr>
-      <w:rPr>
-        <w:rFonts w:ascii="Courier New" w:hAnsi="Courier New" w:cs="Courier New" w:hint="default"/>
-      </w:rPr>
-    </w:lvl>
-    <w:lvl w:ilvl="5" w:tplc="04090005" w:tentative="1">
-      <w:start w:val="1"/>
-      <w:numFmt w:val="bullet"/>
-      <w:lvlText w:val=""/>
-      <w:lvlJc w:val="left"/>
-      <w:pPr>
-        <w:ind w:left="4320" w:hanging="360"/>
-      </w:pPr>
-      <w:rPr>
-        <w:rFonts w:ascii="Wingdings" w:hAnsi="Wingdings" w:hint="default"/>
-      </w:rPr>
-    </w:lvl>
-    <w:lvl w:ilvl="6" w:tplc="04090001" w:tentative="1">
-      <w:start w:val="1"/>
-      <w:numFmt w:val="bullet"/>
-      <w:lvlText w:val=""/>
-      <w:lvlJc w:val="left"/>
-      <w:pPr>
-        <w:ind w:left="5040" w:hanging="360"/>
-      </w:pPr>
-      <w:rPr>
-        <w:rFonts w:ascii="Symbol" w:hAnsi="Symbol" w:hint="default"/>
-      </w:rPr>
-    </w:lvl>
-    <w:lvl w:ilvl="7" w:tplc="04090003" w:tentative="1">
-      <w:start w:val="1"/>
-      <w:numFmt w:val="bullet"/>
-      <w:lvlText w:val="o"/>
-      <w:lvlJc w:val="left"/>
-      <w:pPr>
-        <w:ind w:left="5760" w:hanging="360"/>
-      </w:pPr>
-      <w:rPr>
-        <w:rFonts w:ascii="Courier New" w:hAnsi="Courier New" w:cs="Courier New" w:hint="default"/>
-      </w:rPr>
-    </w:lvl>
-    <w:lvl w:ilvl="8" w:tplc="04090005" w:tentative="1">
-      <w:start w:val="1"/>
-      <w:numFmt w:val="bullet"/>
-      <w:lvlText w:val=""/>
-      <w:lvlJc w:val="left"/>
-      <w:pPr>
-        <w:ind w:left="6480" w:hanging="360"/>
-      </w:pPr>
-      <w:rPr>
-        <w:rFonts w:ascii="Wingdings" w:hAnsi="Wingdings" w:hint="default"/>
-      </w:rPr>
-    </w:lvl>
-  </w:abstractNum>
-  <w:abstractNum w:abstractNumId="15" w15:restartNumberingAfterBreak="0">
+  <w:abstractNum w:abstractNumId="8" w15:restartNumberingAfterBreak="0">
     <w:nsid w:val="202A33B6"/>
     <w:multiLevelType w:val="multilevel"/>
     <w:tmpl w:val="94E806BE"/>
@@ -24659,98 +25772,7 @@
       </w:rPr>
     </w:lvl>
   </w:abstractNum>
-  <w:abstractNum w:abstractNumId="16" w15:restartNumberingAfterBreak="0">
-    <w:nsid w:val="20C017F5"/>
-    <w:multiLevelType w:val="hybridMultilevel"/>
-    <w:tmpl w:val="9E6413EE"/>
-    <w:lvl w:ilvl="0" w:tplc="3ED86DB8">
-      <w:start w:val="1"/>
-      <w:numFmt w:val="decimal"/>
-      <w:lvlText w:val="%1."/>
-      <w:lvlJc w:val="left"/>
-      <w:pPr>
-        <w:ind w:left="1080" w:hanging="360"/>
-      </w:pPr>
-      <w:rPr>
-        <w:rFonts w:hint="default"/>
-        <w:sz w:val="36"/>
-        <w:u w:val="single"/>
-      </w:rPr>
-    </w:lvl>
-    <w:lvl w:ilvl="1" w:tplc="04090019" w:tentative="1">
-      <w:start w:val="1"/>
-      <w:numFmt w:val="lowerLetter"/>
-      <w:lvlText w:val="%2."/>
-      <w:lvlJc w:val="left"/>
-      <w:pPr>
-        <w:ind w:left="1800" w:hanging="360"/>
-      </w:pPr>
-    </w:lvl>
-    <w:lvl w:ilvl="2" w:tplc="0409001B" w:tentative="1">
-      <w:start w:val="1"/>
-      <w:numFmt w:val="lowerRoman"/>
-      <w:lvlText w:val="%3."/>
-      <w:lvlJc w:val="right"/>
-      <w:pPr>
-        <w:ind w:left="2520" w:hanging="180"/>
-      </w:pPr>
-    </w:lvl>
-    <w:lvl w:ilvl="3" w:tplc="0409000F" w:tentative="1">
-      <w:start w:val="1"/>
-      <w:numFmt w:val="decimal"/>
-      <w:lvlText w:val="%4."/>
-      <w:lvlJc w:val="left"/>
-      <w:pPr>
-        <w:ind w:left="3240" w:hanging="360"/>
-      </w:pPr>
-    </w:lvl>
-    <w:lvl w:ilvl="4" w:tplc="04090019" w:tentative="1">
-      <w:start w:val="1"/>
-      <w:numFmt w:val="lowerLetter"/>
-      <w:lvlText w:val="%5."/>
-      <w:lvlJc w:val="left"/>
-      <w:pPr>
-        <w:ind w:left="3960" w:hanging="360"/>
-      </w:pPr>
-    </w:lvl>
-    <w:lvl w:ilvl="5" w:tplc="0409001B" w:tentative="1">
-      <w:start w:val="1"/>
-      <w:numFmt w:val="lowerRoman"/>
-      <w:lvlText w:val="%6."/>
-      <w:lvlJc w:val="right"/>
-      <w:pPr>
-        <w:ind w:left="4680" w:hanging="180"/>
-      </w:pPr>
-    </w:lvl>
-    <w:lvl w:ilvl="6" w:tplc="0409000F" w:tentative="1">
-      <w:start w:val="1"/>
-      <w:numFmt w:val="decimal"/>
-      <w:lvlText w:val="%7."/>
-      <w:lvlJc w:val="left"/>
-      <w:pPr>
-        <w:ind w:left="5400" w:hanging="360"/>
-      </w:pPr>
-    </w:lvl>
-    <w:lvl w:ilvl="7" w:tplc="04090019" w:tentative="1">
-      <w:start w:val="1"/>
-      <w:numFmt w:val="lowerLetter"/>
-      <w:lvlText w:val="%8."/>
-      <w:lvlJc w:val="left"/>
-      <w:pPr>
-        <w:ind w:left="6120" w:hanging="360"/>
-      </w:pPr>
-    </w:lvl>
-    <w:lvl w:ilvl="8" w:tplc="0409001B" w:tentative="1">
-      <w:start w:val="1"/>
-      <w:numFmt w:val="lowerRoman"/>
-      <w:lvlText w:val="%9."/>
-      <w:lvlJc w:val="right"/>
-      <w:pPr>
-        <w:ind w:left="6840" w:hanging="180"/>
-      </w:pPr>
-    </w:lvl>
-  </w:abstractNum>
-  <w:abstractNum w:abstractNumId="17" w15:restartNumberingAfterBreak="0">
+  <w:abstractNum w:abstractNumId="9" w15:restartNumberingAfterBreak="0">
     <w:nsid w:val="21B42802"/>
     <w:multiLevelType w:val="hybridMultilevel"/>
     <w:tmpl w:val="B100CA8E"/>
@@ -24865,7 +25887,7 @@
       </w:rPr>
     </w:lvl>
   </w:abstractNum>
-  <w:abstractNum w:abstractNumId="18" w15:restartNumberingAfterBreak="0">
+  <w:abstractNum w:abstractNumId="10" w15:restartNumberingAfterBreak="0">
     <w:nsid w:val="23E71282"/>
     <w:multiLevelType w:val="multilevel"/>
     <w:tmpl w:val="683889F2"/>
@@ -25014,7 +26036,7 @@
       </w:rPr>
     </w:lvl>
   </w:abstractNum>
-  <w:abstractNum w:abstractNumId="19" w15:restartNumberingAfterBreak="0">
+  <w:abstractNum w:abstractNumId="11" w15:restartNumberingAfterBreak="0">
     <w:nsid w:val="240D3621"/>
     <w:multiLevelType w:val="multilevel"/>
     <w:tmpl w:val="72E8976E"/>
@@ -25140,7 +26162,7 @@
       </w:rPr>
     </w:lvl>
   </w:abstractNum>
-  <w:abstractNum w:abstractNumId="20" w15:restartNumberingAfterBreak="0">
+  <w:abstractNum w:abstractNumId="12" w15:restartNumberingAfterBreak="0">
     <w:nsid w:val="2546322F"/>
     <w:multiLevelType w:val="hybridMultilevel"/>
     <w:tmpl w:val="17F8E782"/>
@@ -25253,7 +26275,7 @@
       </w:rPr>
     </w:lvl>
   </w:abstractNum>
-  <w:abstractNum w:abstractNumId="21" w15:restartNumberingAfterBreak="0">
+  <w:abstractNum w:abstractNumId="13" w15:restartNumberingAfterBreak="0">
     <w:nsid w:val="26C04DFB"/>
     <w:multiLevelType w:val="multilevel"/>
     <w:tmpl w:val="A63235D2"/>
@@ -25404,233 +26426,7 @@
       </w:rPr>
     </w:lvl>
   </w:abstractNum>
-  <w:abstractNum w:abstractNumId="22" w15:restartNumberingAfterBreak="0">
-    <w:nsid w:val="2C921776"/>
-    <w:multiLevelType w:val="hybridMultilevel"/>
-    <w:tmpl w:val="7098055A"/>
-    <w:lvl w:ilvl="0" w:tplc="04090003">
-      <w:start w:val="1"/>
-      <w:numFmt w:val="bullet"/>
-      <w:lvlText w:val="o"/>
-      <w:lvlJc w:val="left"/>
-      <w:pPr>
-        <w:ind w:left="360" w:hanging="360"/>
-      </w:pPr>
-      <w:rPr>
-        <w:rFonts w:ascii="Courier New" w:hAnsi="Courier New" w:cs="Courier New" w:hint="default"/>
-      </w:rPr>
-    </w:lvl>
-    <w:lvl w:ilvl="1" w:tplc="04090003" w:tentative="1">
-      <w:start w:val="1"/>
-      <w:numFmt w:val="bullet"/>
-      <w:lvlText w:val="o"/>
-      <w:lvlJc w:val="left"/>
-      <w:pPr>
-        <w:ind w:left="1080" w:hanging="360"/>
-      </w:pPr>
-      <w:rPr>
-        <w:rFonts w:ascii="Courier New" w:hAnsi="Courier New" w:cs="Courier New" w:hint="default"/>
-      </w:rPr>
-    </w:lvl>
-    <w:lvl w:ilvl="2" w:tplc="04090005" w:tentative="1">
-      <w:start w:val="1"/>
-      <w:numFmt w:val="bullet"/>
-      <w:lvlText w:val=""/>
-      <w:lvlJc w:val="left"/>
-      <w:pPr>
-        <w:ind w:left="1800" w:hanging="360"/>
-      </w:pPr>
-      <w:rPr>
-        <w:rFonts w:ascii="Wingdings" w:hAnsi="Wingdings" w:hint="default"/>
-      </w:rPr>
-    </w:lvl>
-    <w:lvl w:ilvl="3" w:tplc="04090001" w:tentative="1">
-      <w:start w:val="1"/>
-      <w:numFmt w:val="bullet"/>
-      <w:lvlText w:val=""/>
-      <w:lvlJc w:val="left"/>
-      <w:pPr>
-        <w:ind w:left="2520" w:hanging="360"/>
-      </w:pPr>
-      <w:rPr>
-        <w:rFonts w:ascii="Symbol" w:hAnsi="Symbol" w:hint="default"/>
-      </w:rPr>
-    </w:lvl>
-    <w:lvl w:ilvl="4" w:tplc="04090003" w:tentative="1">
-      <w:start w:val="1"/>
-      <w:numFmt w:val="bullet"/>
-      <w:lvlText w:val="o"/>
-      <w:lvlJc w:val="left"/>
-      <w:pPr>
-        <w:ind w:left="3240" w:hanging="360"/>
-      </w:pPr>
-      <w:rPr>
-        <w:rFonts w:ascii="Courier New" w:hAnsi="Courier New" w:cs="Courier New" w:hint="default"/>
-      </w:rPr>
-    </w:lvl>
-    <w:lvl w:ilvl="5" w:tplc="04090005" w:tentative="1">
-      <w:start w:val="1"/>
-      <w:numFmt w:val="bullet"/>
-      <w:lvlText w:val=""/>
-      <w:lvlJc w:val="left"/>
-      <w:pPr>
-        <w:ind w:left="3960" w:hanging="360"/>
-      </w:pPr>
-      <w:rPr>
-        <w:rFonts w:ascii="Wingdings" w:hAnsi="Wingdings" w:hint="default"/>
-      </w:rPr>
-    </w:lvl>
-    <w:lvl w:ilvl="6" w:tplc="04090001" w:tentative="1">
-      <w:start w:val="1"/>
-      <w:numFmt w:val="bullet"/>
-      <w:lvlText w:val=""/>
-      <w:lvlJc w:val="left"/>
-      <w:pPr>
-        <w:ind w:left="4680" w:hanging="360"/>
-      </w:pPr>
-      <w:rPr>
-        <w:rFonts w:ascii="Symbol" w:hAnsi="Symbol" w:hint="default"/>
-      </w:rPr>
-    </w:lvl>
-    <w:lvl w:ilvl="7" w:tplc="04090003" w:tentative="1">
-      <w:start w:val="1"/>
-      <w:numFmt w:val="bullet"/>
-      <w:lvlText w:val="o"/>
-      <w:lvlJc w:val="left"/>
-      <w:pPr>
-        <w:ind w:left="5400" w:hanging="360"/>
-      </w:pPr>
-      <w:rPr>
-        <w:rFonts w:ascii="Courier New" w:hAnsi="Courier New" w:cs="Courier New" w:hint="default"/>
-      </w:rPr>
-    </w:lvl>
-    <w:lvl w:ilvl="8" w:tplc="04090005" w:tentative="1">
-      <w:start w:val="1"/>
-      <w:numFmt w:val="bullet"/>
-      <w:lvlText w:val=""/>
-      <w:lvlJc w:val="left"/>
-      <w:pPr>
-        <w:ind w:left="6120" w:hanging="360"/>
-      </w:pPr>
-      <w:rPr>
-        <w:rFonts w:ascii="Wingdings" w:hAnsi="Wingdings" w:hint="default"/>
-      </w:rPr>
-    </w:lvl>
-  </w:abstractNum>
-  <w:abstractNum w:abstractNumId="23" w15:restartNumberingAfterBreak="0">
-    <w:nsid w:val="323B4C93"/>
-    <w:multiLevelType w:val="multilevel"/>
-    <w:tmpl w:val="D418233A"/>
-    <w:lvl w:ilvl="0">
-      <w:start w:val="1"/>
-      <w:numFmt w:val="decimal"/>
-      <w:lvlText w:val="%1."/>
-      <w:lvlJc w:val="left"/>
-      <w:pPr>
-        <w:tabs>
-          <w:tab w:val="num" w:pos="720"/>
-        </w:tabs>
-        <w:ind w:left="720" w:hanging="360"/>
-      </w:pPr>
-    </w:lvl>
-    <w:lvl w:ilvl="1" w:tentative="1">
-      <w:start w:val="1"/>
-      <w:numFmt w:val="decimal"/>
-      <w:lvlText w:val="%2."/>
-      <w:lvlJc w:val="left"/>
-      <w:pPr>
-        <w:tabs>
-          <w:tab w:val="num" w:pos="1440"/>
-        </w:tabs>
-        <w:ind w:left="1440" w:hanging="360"/>
-      </w:pPr>
-    </w:lvl>
-    <w:lvl w:ilvl="2" w:tentative="1">
-      <w:start w:val="1"/>
-      <w:numFmt w:val="decimal"/>
-      <w:lvlText w:val="%3."/>
-      <w:lvlJc w:val="left"/>
-      <w:pPr>
-        <w:tabs>
-          <w:tab w:val="num" w:pos="2160"/>
-        </w:tabs>
-        <w:ind w:left="2160" w:hanging="360"/>
-      </w:pPr>
-    </w:lvl>
-    <w:lvl w:ilvl="3" w:tentative="1">
-      <w:start w:val="1"/>
-      <w:numFmt w:val="decimal"/>
-      <w:lvlText w:val="%4."/>
-      <w:lvlJc w:val="left"/>
-      <w:pPr>
-        <w:tabs>
-          <w:tab w:val="num" w:pos="2880"/>
-        </w:tabs>
-        <w:ind w:left="2880" w:hanging="360"/>
-      </w:pPr>
-    </w:lvl>
-    <w:lvl w:ilvl="4" w:tentative="1">
-      <w:start w:val="1"/>
-      <w:numFmt w:val="decimal"/>
-      <w:lvlText w:val="%5."/>
-      <w:lvlJc w:val="left"/>
-      <w:pPr>
-        <w:tabs>
-          <w:tab w:val="num" w:pos="3600"/>
-        </w:tabs>
-        <w:ind w:left="3600" w:hanging="360"/>
-      </w:pPr>
-    </w:lvl>
-    <w:lvl w:ilvl="5" w:tentative="1">
-      <w:start w:val="1"/>
-      <w:numFmt w:val="decimal"/>
-      <w:lvlText w:val="%6."/>
-      <w:lvlJc w:val="left"/>
-      <w:pPr>
-        <w:tabs>
-          <w:tab w:val="num" w:pos="4320"/>
-        </w:tabs>
-        <w:ind w:left="4320" w:hanging="360"/>
-      </w:pPr>
-    </w:lvl>
-    <w:lvl w:ilvl="6" w:tentative="1">
-      <w:start w:val="1"/>
-      <w:numFmt w:val="decimal"/>
-      <w:lvlText w:val="%7."/>
-      <w:lvlJc w:val="left"/>
-      <w:pPr>
-        <w:tabs>
-          <w:tab w:val="num" w:pos="5040"/>
-        </w:tabs>
-        <w:ind w:left="5040" w:hanging="360"/>
-      </w:pPr>
-    </w:lvl>
-    <w:lvl w:ilvl="7" w:tentative="1">
-      <w:start w:val="1"/>
-      <w:numFmt w:val="decimal"/>
-      <w:lvlText w:val="%8."/>
-      <w:lvlJc w:val="left"/>
-      <w:pPr>
-        <w:tabs>
-          <w:tab w:val="num" w:pos="5760"/>
-        </w:tabs>
-        <w:ind w:left="5760" w:hanging="360"/>
-      </w:pPr>
-    </w:lvl>
-    <w:lvl w:ilvl="8" w:tentative="1">
-      <w:start w:val="1"/>
-      <w:numFmt w:val="decimal"/>
-      <w:lvlText w:val="%9."/>
-      <w:lvlJc w:val="left"/>
-      <w:pPr>
-        <w:tabs>
-          <w:tab w:val="num" w:pos="6480"/>
-        </w:tabs>
-        <w:ind w:left="6480" w:hanging="360"/>
-      </w:pPr>
-    </w:lvl>
-  </w:abstractNum>
-  <w:abstractNum w:abstractNumId="24" w15:restartNumberingAfterBreak="0">
+  <w:abstractNum w:abstractNumId="14" w15:restartNumberingAfterBreak="0">
     <w:nsid w:val="33A86970"/>
     <w:multiLevelType w:val="hybridMultilevel"/>
     <w:tmpl w:val="EDD83174"/>
@@ -25743,7 +26539,7 @@
       </w:rPr>
     </w:lvl>
   </w:abstractNum>
-  <w:abstractNum w:abstractNumId="25" w15:restartNumberingAfterBreak="0">
+  <w:abstractNum w:abstractNumId="15" w15:restartNumberingAfterBreak="0">
     <w:nsid w:val="33D652AC"/>
     <w:multiLevelType w:val="hybridMultilevel"/>
     <w:tmpl w:val="277C497E"/>
@@ -25856,7 +26652,7 @@
       </w:rPr>
     </w:lvl>
   </w:abstractNum>
-  <w:abstractNum w:abstractNumId="26" w15:restartNumberingAfterBreak="0">
+  <w:abstractNum w:abstractNumId="16" w15:restartNumberingAfterBreak="0">
     <w:nsid w:val="361756C9"/>
     <w:multiLevelType w:val="hybridMultilevel"/>
     <w:tmpl w:val="37E2316A"/>
@@ -25969,7 +26765,7 @@
       </w:rPr>
     </w:lvl>
   </w:abstractNum>
-  <w:abstractNum w:abstractNumId="27" w15:restartNumberingAfterBreak="0">
+  <w:abstractNum w:abstractNumId="17" w15:restartNumberingAfterBreak="0">
     <w:nsid w:val="37DD67EF"/>
     <w:multiLevelType w:val="multilevel"/>
     <w:tmpl w:val="4BDEEC98"/>
@@ -26117,120 +26913,7 @@
       </w:rPr>
     </w:lvl>
   </w:abstractNum>
-  <w:abstractNum w:abstractNumId="28" w15:restartNumberingAfterBreak="0">
-    <w:nsid w:val="393E37A6"/>
-    <w:multiLevelType w:val="hybridMultilevel"/>
-    <w:tmpl w:val="10443EDA"/>
-    <w:lvl w:ilvl="0" w:tplc="04090003">
-      <w:start w:val="1"/>
-      <w:numFmt w:val="bullet"/>
-      <w:lvlText w:val="o"/>
-      <w:lvlJc w:val="left"/>
-      <w:pPr>
-        <w:ind w:left="1440" w:hanging="360"/>
-      </w:pPr>
-      <w:rPr>
-        <w:rFonts w:ascii="Courier New" w:hAnsi="Courier New" w:cs="Courier New" w:hint="default"/>
-      </w:rPr>
-    </w:lvl>
-    <w:lvl w:ilvl="1" w:tplc="04090003" w:tentative="1">
-      <w:start w:val="1"/>
-      <w:numFmt w:val="bullet"/>
-      <w:lvlText w:val="o"/>
-      <w:lvlJc w:val="left"/>
-      <w:pPr>
-        <w:ind w:left="2160" w:hanging="360"/>
-      </w:pPr>
-      <w:rPr>
-        <w:rFonts w:ascii="Courier New" w:hAnsi="Courier New" w:cs="Courier New" w:hint="default"/>
-      </w:rPr>
-    </w:lvl>
-    <w:lvl w:ilvl="2" w:tplc="04090005" w:tentative="1">
-      <w:start w:val="1"/>
-      <w:numFmt w:val="bullet"/>
-      <w:lvlText w:val=""/>
-      <w:lvlJc w:val="left"/>
-      <w:pPr>
-        <w:ind w:left="2880" w:hanging="360"/>
-      </w:pPr>
-      <w:rPr>
-        <w:rFonts w:ascii="Wingdings" w:hAnsi="Wingdings" w:hint="default"/>
-      </w:rPr>
-    </w:lvl>
-    <w:lvl w:ilvl="3" w:tplc="04090001" w:tentative="1">
-      <w:start w:val="1"/>
-      <w:numFmt w:val="bullet"/>
-      <w:lvlText w:val=""/>
-      <w:lvlJc w:val="left"/>
-      <w:pPr>
-        <w:ind w:left="3600" w:hanging="360"/>
-      </w:pPr>
-      <w:rPr>
-        <w:rFonts w:ascii="Symbol" w:hAnsi="Symbol" w:hint="default"/>
-      </w:rPr>
-    </w:lvl>
-    <w:lvl w:ilvl="4" w:tplc="04090003" w:tentative="1">
-      <w:start w:val="1"/>
-      <w:numFmt w:val="bullet"/>
-      <w:lvlText w:val="o"/>
-      <w:lvlJc w:val="left"/>
-      <w:pPr>
-        <w:ind w:left="4320" w:hanging="360"/>
-      </w:pPr>
-      <w:rPr>
-        <w:rFonts w:ascii="Courier New" w:hAnsi="Courier New" w:cs="Courier New" w:hint="default"/>
-      </w:rPr>
-    </w:lvl>
-    <w:lvl w:ilvl="5" w:tplc="04090005" w:tentative="1">
-      <w:start w:val="1"/>
-      <w:numFmt w:val="bullet"/>
-      <w:lvlText w:val=""/>
-      <w:lvlJc w:val="left"/>
-      <w:pPr>
-        <w:ind w:left="5040" w:hanging="360"/>
-      </w:pPr>
-      <w:rPr>
-        <w:rFonts w:ascii="Wingdings" w:hAnsi="Wingdings" w:hint="default"/>
-      </w:rPr>
-    </w:lvl>
-    <w:lvl w:ilvl="6" w:tplc="04090001" w:tentative="1">
-      <w:start w:val="1"/>
-      <w:numFmt w:val="bullet"/>
-      <w:lvlText w:val=""/>
-      <w:lvlJc w:val="left"/>
-      <w:pPr>
-        <w:ind w:left="5760" w:hanging="360"/>
-      </w:pPr>
-      <w:rPr>
-        <w:rFonts w:ascii="Symbol" w:hAnsi="Symbol" w:hint="default"/>
-      </w:rPr>
-    </w:lvl>
-    <w:lvl w:ilvl="7" w:tplc="04090003" w:tentative="1">
-      <w:start w:val="1"/>
-      <w:numFmt w:val="bullet"/>
-      <w:lvlText w:val="o"/>
-      <w:lvlJc w:val="left"/>
-      <w:pPr>
-        <w:ind w:left="6480" w:hanging="360"/>
-      </w:pPr>
-      <w:rPr>
-        <w:rFonts w:ascii="Courier New" w:hAnsi="Courier New" w:cs="Courier New" w:hint="default"/>
-      </w:rPr>
-    </w:lvl>
-    <w:lvl w:ilvl="8" w:tplc="04090005" w:tentative="1">
-      <w:start w:val="1"/>
-      <w:numFmt w:val="bullet"/>
-      <w:lvlText w:val=""/>
-      <w:lvlJc w:val="left"/>
-      <w:pPr>
-        <w:ind w:left="7200" w:hanging="360"/>
-      </w:pPr>
-      <w:rPr>
-        <w:rFonts w:ascii="Wingdings" w:hAnsi="Wingdings" w:hint="default"/>
-      </w:rPr>
-    </w:lvl>
-  </w:abstractNum>
-  <w:abstractNum w:abstractNumId="29" w15:restartNumberingAfterBreak="0">
+  <w:abstractNum w:abstractNumId="18" w15:restartNumberingAfterBreak="0">
     <w:nsid w:val="39786922"/>
     <w:multiLevelType w:val="hybridMultilevel"/>
     <w:tmpl w:val="D8FE0F48"/>
@@ -26343,93 +27026,7 @@
       </w:rPr>
     </w:lvl>
   </w:abstractNum>
-  <w:abstractNum w:abstractNumId="30" w15:restartNumberingAfterBreak="0">
-    <w:nsid w:val="3AFC2683"/>
-    <w:multiLevelType w:val="hybridMultilevel"/>
-    <w:tmpl w:val="53346D9C"/>
-    <w:lvl w:ilvl="0" w:tplc="0409000F">
-      <w:start w:val="1"/>
-      <w:numFmt w:val="decimal"/>
-      <w:lvlText w:val="%1."/>
-      <w:lvlJc w:val="left"/>
-      <w:pPr>
-        <w:ind w:left="720" w:hanging="360"/>
-      </w:pPr>
-    </w:lvl>
-    <w:lvl w:ilvl="1" w:tplc="04090019" w:tentative="1">
-      <w:start w:val="1"/>
-      <w:numFmt w:val="lowerLetter"/>
-      <w:lvlText w:val="%2."/>
-      <w:lvlJc w:val="left"/>
-      <w:pPr>
-        <w:ind w:left="1440" w:hanging="360"/>
-      </w:pPr>
-    </w:lvl>
-    <w:lvl w:ilvl="2" w:tplc="0409001B" w:tentative="1">
-      <w:start w:val="1"/>
-      <w:numFmt w:val="lowerRoman"/>
-      <w:lvlText w:val="%3."/>
-      <w:lvlJc w:val="right"/>
-      <w:pPr>
-        <w:ind w:left="2160" w:hanging="180"/>
-      </w:pPr>
-    </w:lvl>
-    <w:lvl w:ilvl="3" w:tplc="0409000F" w:tentative="1">
-      <w:start w:val="1"/>
-      <w:numFmt w:val="decimal"/>
-      <w:lvlText w:val="%4."/>
-      <w:lvlJc w:val="left"/>
-      <w:pPr>
-        <w:ind w:left="2880" w:hanging="360"/>
-      </w:pPr>
-    </w:lvl>
-    <w:lvl w:ilvl="4" w:tplc="04090019" w:tentative="1">
-      <w:start w:val="1"/>
-      <w:numFmt w:val="lowerLetter"/>
-      <w:lvlText w:val="%5."/>
-      <w:lvlJc w:val="left"/>
-      <w:pPr>
-        <w:ind w:left="3600" w:hanging="360"/>
-      </w:pPr>
-    </w:lvl>
-    <w:lvl w:ilvl="5" w:tplc="0409001B" w:tentative="1">
-      <w:start w:val="1"/>
-      <w:numFmt w:val="lowerRoman"/>
-      <w:lvlText w:val="%6."/>
-      <w:lvlJc w:val="right"/>
-      <w:pPr>
-        <w:ind w:left="4320" w:hanging="180"/>
-      </w:pPr>
-    </w:lvl>
-    <w:lvl w:ilvl="6" w:tplc="0409000F" w:tentative="1">
-      <w:start w:val="1"/>
-      <w:numFmt w:val="decimal"/>
-      <w:lvlText w:val="%7."/>
-      <w:lvlJc w:val="left"/>
-      <w:pPr>
-        <w:ind w:left="5040" w:hanging="360"/>
-      </w:pPr>
-    </w:lvl>
-    <w:lvl w:ilvl="7" w:tplc="04090019" w:tentative="1">
-      <w:start w:val="1"/>
-      <w:numFmt w:val="lowerLetter"/>
-      <w:lvlText w:val="%8."/>
-      <w:lvlJc w:val="left"/>
-      <w:pPr>
-        <w:ind w:left="5760" w:hanging="360"/>
-      </w:pPr>
-    </w:lvl>
-    <w:lvl w:ilvl="8" w:tplc="0409001B" w:tentative="1">
-      <w:start w:val="1"/>
-      <w:numFmt w:val="lowerRoman"/>
-      <w:lvlText w:val="%9."/>
-      <w:lvlJc w:val="right"/>
-      <w:pPr>
-        <w:ind w:left="6480" w:hanging="180"/>
-      </w:pPr>
-    </w:lvl>
-  </w:abstractNum>
-  <w:abstractNum w:abstractNumId="31" w15:restartNumberingAfterBreak="0">
+  <w:abstractNum w:abstractNumId="19" w15:restartNumberingAfterBreak="0">
     <w:nsid w:val="3B090547"/>
     <w:multiLevelType w:val="hybridMultilevel"/>
     <w:tmpl w:val="45CAB6F0"/>
@@ -26542,7 +27139,7 @@
       </w:rPr>
     </w:lvl>
   </w:abstractNum>
-  <w:abstractNum w:abstractNumId="32" w15:restartNumberingAfterBreak="0">
+  <w:abstractNum w:abstractNumId="20" w15:restartNumberingAfterBreak="0">
     <w:nsid w:val="457F528E"/>
     <w:multiLevelType w:val="hybridMultilevel"/>
     <w:tmpl w:val="633A3FEC"/>
@@ -26655,120 +27252,7 @@
       </w:rPr>
     </w:lvl>
   </w:abstractNum>
-  <w:abstractNum w:abstractNumId="33" w15:restartNumberingAfterBreak="0">
-    <w:nsid w:val="46D40442"/>
-    <w:multiLevelType w:val="hybridMultilevel"/>
-    <w:tmpl w:val="C7382E9A"/>
-    <w:lvl w:ilvl="0" w:tplc="F3E2A470">
-      <w:start w:val="2"/>
-      <w:numFmt w:val="bullet"/>
-      <w:lvlText w:val="-"/>
-      <w:lvlJc w:val="left"/>
-      <w:pPr>
-        <w:ind w:left="720" w:hanging="360"/>
-      </w:pPr>
-      <w:rPr>
-        <w:rFonts w:ascii="Time s New Roman" w:eastAsiaTheme="minorHAnsi" w:hAnsi="Time s New Roman" w:cs="Times New Roman" w:hint="default"/>
-      </w:rPr>
-    </w:lvl>
-    <w:lvl w:ilvl="1" w:tplc="04090003" w:tentative="1">
-      <w:start w:val="1"/>
-      <w:numFmt w:val="bullet"/>
-      <w:lvlText w:val="o"/>
-      <w:lvlJc w:val="left"/>
-      <w:pPr>
-        <w:ind w:left="1440" w:hanging="360"/>
-      </w:pPr>
-      <w:rPr>
-        <w:rFonts w:ascii="Courier New" w:hAnsi="Courier New" w:cs="Courier New" w:hint="default"/>
-      </w:rPr>
-    </w:lvl>
-    <w:lvl w:ilvl="2" w:tplc="04090005" w:tentative="1">
-      <w:start w:val="1"/>
-      <w:numFmt w:val="bullet"/>
-      <w:lvlText w:val=""/>
-      <w:lvlJc w:val="left"/>
-      <w:pPr>
-        <w:ind w:left="2160" w:hanging="360"/>
-      </w:pPr>
-      <w:rPr>
-        <w:rFonts w:ascii="Wingdings" w:hAnsi="Wingdings" w:hint="default"/>
-      </w:rPr>
-    </w:lvl>
-    <w:lvl w:ilvl="3" w:tplc="04090001" w:tentative="1">
-      <w:start w:val="1"/>
-      <w:numFmt w:val="bullet"/>
-      <w:lvlText w:val=""/>
-      <w:lvlJc w:val="left"/>
-      <w:pPr>
-        <w:ind w:left="2880" w:hanging="360"/>
-      </w:pPr>
-      <w:rPr>
-        <w:rFonts w:ascii="Symbol" w:hAnsi="Symbol" w:hint="default"/>
-      </w:rPr>
-    </w:lvl>
-    <w:lvl w:ilvl="4" w:tplc="04090003" w:tentative="1">
-      <w:start w:val="1"/>
-      <w:numFmt w:val="bullet"/>
-      <w:lvlText w:val="o"/>
-      <w:lvlJc w:val="left"/>
-      <w:pPr>
-        <w:ind w:left="3600" w:hanging="360"/>
-      </w:pPr>
-      <w:rPr>
-        <w:rFonts w:ascii="Courier New" w:hAnsi="Courier New" w:cs="Courier New" w:hint="default"/>
-      </w:rPr>
-    </w:lvl>
-    <w:lvl w:ilvl="5" w:tplc="04090005" w:tentative="1">
-      <w:start w:val="1"/>
-      <w:numFmt w:val="bullet"/>
-      <w:lvlText w:val=""/>
-      <w:lvlJc w:val="left"/>
-      <w:pPr>
-        <w:ind w:left="4320" w:hanging="360"/>
-      </w:pPr>
-      <w:rPr>
-        <w:rFonts w:ascii="Wingdings" w:hAnsi="Wingdings" w:hint="default"/>
-      </w:rPr>
-    </w:lvl>
-    <w:lvl w:ilvl="6" w:tplc="04090001" w:tentative="1">
-      <w:start w:val="1"/>
-      <w:numFmt w:val="bullet"/>
-      <w:lvlText w:val=""/>
-      <w:lvlJc w:val="left"/>
-      <w:pPr>
-        <w:ind w:left="5040" w:hanging="360"/>
-      </w:pPr>
-      <w:rPr>
-        <w:rFonts w:ascii="Symbol" w:hAnsi="Symbol" w:hint="default"/>
-      </w:rPr>
-    </w:lvl>
-    <w:lvl w:ilvl="7" w:tplc="04090003" w:tentative="1">
-      <w:start w:val="1"/>
-      <w:numFmt w:val="bullet"/>
-      <w:lvlText w:val="o"/>
-      <w:lvlJc w:val="left"/>
-      <w:pPr>
-        <w:ind w:left="5760" w:hanging="360"/>
-      </w:pPr>
-      <w:rPr>
-        <w:rFonts w:ascii="Courier New" w:hAnsi="Courier New" w:cs="Courier New" w:hint="default"/>
-      </w:rPr>
-    </w:lvl>
-    <w:lvl w:ilvl="8" w:tplc="04090005" w:tentative="1">
-      <w:start w:val="1"/>
-      <w:numFmt w:val="bullet"/>
-      <w:lvlText w:val=""/>
-      <w:lvlJc w:val="left"/>
-      <w:pPr>
-        <w:ind w:left="6480" w:hanging="360"/>
-      </w:pPr>
-      <w:rPr>
-        <w:rFonts w:ascii="Wingdings" w:hAnsi="Wingdings" w:hint="default"/>
-      </w:rPr>
-    </w:lvl>
-  </w:abstractNum>
-  <w:abstractNum w:abstractNumId="34" w15:restartNumberingAfterBreak="0">
+  <w:abstractNum w:abstractNumId="21" w15:restartNumberingAfterBreak="0">
     <w:nsid w:val="4A086C78"/>
     <w:multiLevelType w:val="hybridMultilevel"/>
     <w:tmpl w:val="82BCE0FA"/>
@@ -26880,7 +27364,7 @@
       </w:rPr>
     </w:lvl>
   </w:abstractNum>
-  <w:abstractNum w:abstractNumId="35" w15:restartNumberingAfterBreak="0">
+  <w:abstractNum w:abstractNumId="22" w15:restartNumberingAfterBreak="0">
     <w:nsid w:val="4A991C04"/>
     <w:multiLevelType w:val="hybridMultilevel"/>
     <w:tmpl w:val="9A6A48E0"/>
@@ -26995,7 +27479,7 @@
       </w:rPr>
     </w:lvl>
   </w:abstractNum>
-  <w:abstractNum w:abstractNumId="36" w15:restartNumberingAfterBreak="0">
+  <w:abstractNum w:abstractNumId="23" w15:restartNumberingAfterBreak="0">
     <w:nsid w:val="4C4F46C7"/>
     <w:multiLevelType w:val="hybridMultilevel"/>
     <w:tmpl w:val="5EC8BC32"/>
@@ -27107,7 +27591,7 @@
       </w:rPr>
     </w:lvl>
   </w:abstractNum>
-  <w:abstractNum w:abstractNumId="37" w15:restartNumberingAfterBreak="0">
+  <w:abstractNum w:abstractNumId="24" w15:restartNumberingAfterBreak="0">
     <w:nsid w:val="4C7D1109"/>
     <w:multiLevelType w:val="hybridMultilevel"/>
     <w:tmpl w:val="7CAC494C"/>
@@ -27222,7 +27706,7 @@
       </w:rPr>
     </w:lvl>
   </w:abstractNum>
-  <w:abstractNum w:abstractNumId="38" w15:restartNumberingAfterBreak="0">
+  <w:abstractNum w:abstractNumId="25" w15:restartNumberingAfterBreak="0">
     <w:nsid w:val="4D224C15"/>
     <w:multiLevelType w:val="hybridMultilevel"/>
     <w:tmpl w:val="2DFC9548"/>
@@ -27335,242 +27819,7 @@
       </w:rPr>
     </w:lvl>
   </w:abstractNum>
-  <w:abstractNum w:abstractNumId="39" w15:restartNumberingAfterBreak="0">
-    <w:nsid w:val="4E892588"/>
-    <w:multiLevelType w:val="multilevel"/>
-    <w:tmpl w:val="07C8DF0C"/>
-    <w:lvl w:ilvl="0">
-      <w:start w:val="2"/>
-      <w:numFmt w:val="decimal"/>
-      <w:lvlText w:val="%1"/>
-      <w:lvlJc w:val="left"/>
-      <w:pPr>
-        <w:ind w:left="624" w:hanging="624"/>
-      </w:pPr>
-      <w:rPr>
-        <w:rFonts w:hint="default"/>
-        <w:b/>
-      </w:rPr>
-    </w:lvl>
-    <w:lvl w:ilvl="1">
-      <w:start w:val="1"/>
-      <w:numFmt w:val="decimal"/>
-      <w:lvlText w:val="%1.%2"/>
-      <w:lvlJc w:val="left"/>
-      <w:pPr>
-        <w:ind w:left="1080" w:hanging="720"/>
-      </w:pPr>
-      <w:rPr>
-        <w:rFonts w:hint="default"/>
-        <w:b/>
-      </w:rPr>
-    </w:lvl>
-    <w:lvl w:ilvl="2">
-      <w:start w:val="1"/>
-      <w:numFmt w:val="decimal"/>
-      <w:lvlText w:val="%1.%2.%3"/>
-      <w:lvlJc w:val="left"/>
-      <w:pPr>
-        <w:ind w:left="1440" w:hanging="720"/>
-      </w:pPr>
-      <w:rPr>
-        <w:rFonts w:hint="default"/>
-        <w:b/>
-      </w:rPr>
-    </w:lvl>
-    <w:lvl w:ilvl="3">
-      <w:start w:val="1"/>
-      <w:numFmt w:val="decimal"/>
-      <w:lvlText w:val="%1.%2.%3.%4"/>
-      <w:lvlJc w:val="left"/>
-      <w:pPr>
-        <w:ind w:left="2160" w:hanging="1080"/>
-      </w:pPr>
-      <w:rPr>
-        <w:rFonts w:hint="default"/>
-        <w:b/>
-      </w:rPr>
-    </w:lvl>
-    <w:lvl w:ilvl="4">
-      <w:start w:val="1"/>
-      <w:numFmt w:val="decimal"/>
-      <w:lvlText w:val="%1.%2.%3.%4.%5"/>
-      <w:lvlJc w:val="left"/>
-      <w:pPr>
-        <w:ind w:left="2880" w:hanging="1440"/>
-      </w:pPr>
-      <w:rPr>
-        <w:rFonts w:hint="default"/>
-        <w:b/>
-      </w:rPr>
-    </w:lvl>
-    <w:lvl w:ilvl="5">
-      <w:start w:val="1"/>
-      <w:numFmt w:val="decimal"/>
-      <w:lvlText w:val="%1.%2.%3.%4.%5.%6"/>
-      <w:lvlJc w:val="left"/>
-      <w:pPr>
-        <w:ind w:left="3240" w:hanging="1440"/>
-      </w:pPr>
-      <w:rPr>
-        <w:rFonts w:hint="default"/>
-        <w:b/>
-      </w:rPr>
-    </w:lvl>
-    <w:lvl w:ilvl="6">
-      <w:start w:val="1"/>
-      <w:numFmt w:val="decimal"/>
-      <w:lvlText w:val="%1.%2.%3.%4.%5.%6.%7"/>
-      <w:lvlJc w:val="left"/>
-      <w:pPr>
-        <w:ind w:left="3960" w:hanging="1800"/>
-      </w:pPr>
-      <w:rPr>
-        <w:rFonts w:hint="default"/>
-        <w:b/>
-      </w:rPr>
-    </w:lvl>
-    <w:lvl w:ilvl="7">
-      <w:start w:val="1"/>
-      <w:numFmt w:val="decimal"/>
-      <w:lvlText w:val="%1.%2.%3.%4.%5.%6.%7.%8"/>
-      <w:lvlJc w:val="left"/>
-      <w:pPr>
-        <w:ind w:left="4320" w:hanging="1800"/>
-      </w:pPr>
-      <w:rPr>
-        <w:rFonts w:hint="default"/>
-        <w:b/>
-      </w:rPr>
-    </w:lvl>
-    <w:lvl w:ilvl="8">
-      <w:start w:val="1"/>
-      <w:numFmt w:val="decimal"/>
-      <w:lvlText w:val="%1.%2.%3.%4.%5.%6.%7.%8.%9"/>
-      <w:lvlJc w:val="left"/>
-      <w:pPr>
-        <w:ind w:left="5040" w:hanging="2160"/>
-      </w:pPr>
-      <w:rPr>
-        <w:rFonts w:hint="default"/>
-        <w:b/>
-      </w:rPr>
-    </w:lvl>
-  </w:abstractNum>
-  <w:abstractNum w:abstractNumId="40" w15:restartNumberingAfterBreak="0">
-    <w:nsid w:val="514A5192"/>
-    <w:multiLevelType w:val="hybridMultilevel"/>
-    <w:tmpl w:val="4D44B762"/>
-    <w:lvl w:ilvl="0" w:tplc="04090003">
-      <w:start w:val="1"/>
-      <w:numFmt w:val="bullet"/>
-      <w:lvlText w:val="o"/>
-      <w:lvlJc w:val="left"/>
-      <w:pPr>
-        <w:ind w:left="1440" w:hanging="360"/>
-      </w:pPr>
-      <w:rPr>
-        <w:rFonts w:ascii="Courier New" w:hAnsi="Courier New" w:cs="Courier New" w:hint="default"/>
-      </w:rPr>
-    </w:lvl>
-    <w:lvl w:ilvl="1" w:tplc="04090003" w:tentative="1">
-      <w:start w:val="1"/>
-      <w:numFmt w:val="bullet"/>
-      <w:lvlText w:val="o"/>
-      <w:lvlJc w:val="left"/>
-      <w:pPr>
-        <w:ind w:left="2160" w:hanging="360"/>
-      </w:pPr>
-      <w:rPr>
-        <w:rFonts w:ascii="Courier New" w:hAnsi="Courier New" w:cs="Courier New" w:hint="default"/>
-      </w:rPr>
-    </w:lvl>
-    <w:lvl w:ilvl="2" w:tplc="04090005" w:tentative="1">
-      <w:start w:val="1"/>
-      <w:numFmt w:val="bullet"/>
-      <w:lvlText w:val=""/>
-      <w:lvlJc w:val="left"/>
-      <w:pPr>
-        <w:ind w:left="2880" w:hanging="360"/>
-      </w:pPr>
-      <w:rPr>
-        <w:rFonts w:ascii="Wingdings" w:hAnsi="Wingdings" w:hint="default"/>
-      </w:rPr>
-    </w:lvl>
-    <w:lvl w:ilvl="3" w:tplc="04090001" w:tentative="1">
-      <w:start w:val="1"/>
-      <w:numFmt w:val="bullet"/>
-      <w:lvlText w:val=""/>
-      <w:lvlJc w:val="left"/>
-      <w:pPr>
-        <w:ind w:left="3600" w:hanging="360"/>
-      </w:pPr>
-      <w:rPr>
-        <w:rFonts w:ascii="Symbol" w:hAnsi="Symbol" w:hint="default"/>
-      </w:rPr>
-    </w:lvl>
-    <w:lvl w:ilvl="4" w:tplc="04090003" w:tentative="1">
-      <w:start w:val="1"/>
-      <w:numFmt w:val="bullet"/>
-      <w:lvlText w:val="o"/>
-      <w:lvlJc w:val="left"/>
-      <w:pPr>
-        <w:ind w:left="4320" w:hanging="360"/>
-      </w:pPr>
-      <w:rPr>
-        <w:rFonts w:ascii="Courier New" w:hAnsi="Courier New" w:cs="Courier New" w:hint="default"/>
-      </w:rPr>
-    </w:lvl>
-    <w:lvl w:ilvl="5" w:tplc="04090005" w:tentative="1">
-      <w:start w:val="1"/>
-      <w:numFmt w:val="bullet"/>
-      <w:lvlText w:val=""/>
-      <w:lvlJc w:val="left"/>
-      <w:pPr>
-        <w:ind w:left="5040" w:hanging="360"/>
-      </w:pPr>
-      <w:rPr>
-        <w:rFonts w:ascii="Wingdings" w:hAnsi="Wingdings" w:hint="default"/>
-      </w:rPr>
-    </w:lvl>
-    <w:lvl w:ilvl="6" w:tplc="04090001" w:tentative="1">
-      <w:start w:val="1"/>
-      <w:numFmt w:val="bullet"/>
-      <w:lvlText w:val=""/>
-      <w:lvlJc w:val="left"/>
-      <w:pPr>
-        <w:ind w:left="5760" w:hanging="360"/>
-      </w:pPr>
-      <w:rPr>
-        <w:rFonts w:ascii="Symbol" w:hAnsi="Symbol" w:hint="default"/>
-      </w:rPr>
-    </w:lvl>
-    <w:lvl w:ilvl="7" w:tplc="04090003" w:tentative="1">
-      <w:start w:val="1"/>
-      <w:numFmt w:val="bullet"/>
-      <w:lvlText w:val="o"/>
-      <w:lvlJc w:val="left"/>
-      <w:pPr>
-        <w:ind w:left="6480" w:hanging="360"/>
-      </w:pPr>
-      <w:rPr>
-        <w:rFonts w:ascii="Courier New" w:hAnsi="Courier New" w:cs="Courier New" w:hint="default"/>
-      </w:rPr>
-    </w:lvl>
-    <w:lvl w:ilvl="8" w:tplc="04090005" w:tentative="1">
-      <w:start w:val="1"/>
-      <w:numFmt w:val="bullet"/>
-      <w:lvlText w:val=""/>
-      <w:lvlJc w:val="left"/>
-      <w:pPr>
-        <w:ind w:left="7200" w:hanging="360"/>
-      </w:pPr>
-      <w:rPr>
-        <w:rFonts w:ascii="Wingdings" w:hAnsi="Wingdings" w:hint="default"/>
-      </w:rPr>
-    </w:lvl>
-  </w:abstractNum>
-  <w:abstractNum w:abstractNumId="41" w15:restartNumberingAfterBreak="0">
+  <w:abstractNum w:abstractNumId="26" w15:restartNumberingAfterBreak="0">
     <w:nsid w:val="51C076C6"/>
     <w:multiLevelType w:val="hybridMultilevel"/>
     <w:tmpl w:val="FBBE3832"/>
@@ -27683,120 +27932,7 @@
       </w:rPr>
     </w:lvl>
   </w:abstractNum>
-  <w:abstractNum w:abstractNumId="42" w15:restartNumberingAfterBreak="0">
-    <w:nsid w:val="53B179BD"/>
-    <w:multiLevelType w:val="hybridMultilevel"/>
-    <w:tmpl w:val="47B2C9E2"/>
-    <w:lvl w:ilvl="0" w:tplc="04090001">
-      <w:start w:val="1"/>
-      <w:numFmt w:val="bullet"/>
-      <w:lvlText w:val=""/>
-      <w:lvlJc w:val="left"/>
-      <w:pPr>
-        <w:ind w:left="720" w:hanging="360"/>
-      </w:pPr>
-      <w:rPr>
-        <w:rFonts w:ascii="Symbol" w:hAnsi="Symbol" w:hint="default"/>
-      </w:rPr>
-    </w:lvl>
-    <w:lvl w:ilvl="1" w:tplc="04090003" w:tentative="1">
-      <w:start w:val="1"/>
-      <w:numFmt w:val="bullet"/>
-      <w:lvlText w:val="o"/>
-      <w:lvlJc w:val="left"/>
-      <w:pPr>
-        <w:ind w:left="1440" w:hanging="360"/>
-      </w:pPr>
-      <w:rPr>
-        <w:rFonts w:ascii="Courier New" w:hAnsi="Courier New" w:cs="Courier New" w:hint="default"/>
-      </w:rPr>
-    </w:lvl>
-    <w:lvl w:ilvl="2" w:tplc="04090005" w:tentative="1">
-      <w:start w:val="1"/>
-      <w:numFmt w:val="bullet"/>
-      <w:lvlText w:val=""/>
-      <w:lvlJc w:val="left"/>
-      <w:pPr>
-        <w:ind w:left="2160" w:hanging="360"/>
-      </w:pPr>
-      <w:rPr>
-        <w:rFonts w:ascii="Wingdings" w:hAnsi="Wingdings" w:hint="default"/>
-      </w:rPr>
-    </w:lvl>
-    <w:lvl w:ilvl="3" w:tplc="04090001" w:tentative="1">
-      <w:start w:val="1"/>
-      <w:numFmt w:val="bullet"/>
-      <w:lvlText w:val=""/>
-      <w:lvlJc w:val="left"/>
-      <w:pPr>
-        <w:ind w:left="2880" w:hanging="360"/>
-      </w:pPr>
-      <w:rPr>
-        <w:rFonts w:ascii="Symbol" w:hAnsi="Symbol" w:hint="default"/>
-      </w:rPr>
-    </w:lvl>
-    <w:lvl w:ilvl="4" w:tplc="04090003" w:tentative="1">
-      <w:start w:val="1"/>
-      <w:numFmt w:val="bullet"/>
-      <w:lvlText w:val="o"/>
-      <w:lvlJc w:val="left"/>
-      <w:pPr>
-        <w:ind w:left="3600" w:hanging="360"/>
-      </w:pPr>
-      <w:rPr>
-        <w:rFonts w:ascii="Courier New" w:hAnsi="Courier New" w:cs="Courier New" w:hint="default"/>
-      </w:rPr>
-    </w:lvl>
-    <w:lvl w:ilvl="5" w:tplc="04090005" w:tentative="1">
-      <w:start w:val="1"/>
-      <w:numFmt w:val="bullet"/>
-      <w:lvlText w:val=""/>
-      <w:lvlJc w:val="left"/>
-      <w:pPr>
-        <w:ind w:left="4320" w:hanging="360"/>
-      </w:pPr>
-      <w:rPr>
-        <w:rFonts w:ascii="Wingdings" w:hAnsi="Wingdings" w:hint="default"/>
-      </w:rPr>
-    </w:lvl>
-    <w:lvl w:ilvl="6" w:tplc="04090001" w:tentative="1">
-      <w:start w:val="1"/>
-      <w:numFmt w:val="bullet"/>
-      <w:lvlText w:val=""/>
-      <w:lvlJc w:val="left"/>
-      <w:pPr>
-        <w:ind w:left="5040" w:hanging="360"/>
-      </w:pPr>
-      <w:rPr>
-        <w:rFonts w:ascii="Symbol" w:hAnsi="Symbol" w:hint="default"/>
-      </w:rPr>
-    </w:lvl>
-    <w:lvl w:ilvl="7" w:tplc="04090003" w:tentative="1">
-      <w:start w:val="1"/>
-      <w:numFmt w:val="bullet"/>
-      <w:lvlText w:val="o"/>
-      <w:lvlJc w:val="left"/>
-      <w:pPr>
-        <w:ind w:left="5760" w:hanging="360"/>
-      </w:pPr>
-      <w:rPr>
-        <w:rFonts w:ascii="Courier New" w:hAnsi="Courier New" w:cs="Courier New" w:hint="default"/>
-      </w:rPr>
-    </w:lvl>
-    <w:lvl w:ilvl="8" w:tplc="04090005" w:tentative="1">
-      <w:start w:val="1"/>
-      <w:numFmt w:val="bullet"/>
-      <w:lvlText w:val=""/>
-      <w:lvlJc w:val="left"/>
-      <w:pPr>
-        <w:ind w:left="6480" w:hanging="360"/>
-      </w:pPr>
-      <w:rPr>
-        <w:rFonts w:ascii="Wingdings" w:hAnsi="Wingdings" w:hint="default"/>
-      </w:rPr>
-    </w:lvl>
-  </w:abstractNum>
-  <w:abstractNum w:abstractNumId="43" w15:restartNumberingAfterBreak="0">
+  <w:abstractNum w:abstractNumId="27" w15:restartNumberingAfterBreak="0">
     <w:nsid w:val="5526499C"/>
     <w:multiLevelType w:val="hybridMultilevel"/>
     <w:tmpl w:val="DCF899C8"/>
@@ -27909,7 +28045,7 @@
       </w:rPr>
     </w:lvl>
   </w:abstractNum>
-  <w:abstractNum w:abstractNumId="44" w15:restartNumberingAfterBreak="0">
+  <w:abstractNum w:abstractNumId="28" w15:restartNumberingAfterBreak="0">
     <w:nsid w:val="555269CE"/>
     <w:multiLevelType w:val="hybridMultilevel"/>
     <w:tmpl w:val="ED267670"/>
@@ -28022,7 +28158,7 @@
       </w:rPr>
     </w:lvl>
   </w:abstractNum>
-  <w:abstractNum w:abstractNumId="45" w15:restartNumberingAfterBreak="0">
+  <w:abstractNum w:abstractNumId="29" w15:restartNumberingAfterBreak="0">
     <w:nsid w:val="572B42EB"/>
     <w:multiLevelType w:val="hybridMultilevel"/>
     <w:tmpl w:val="90360604"/>
@@ -28135,120 +28271,120 @@
       </w:rPr>
     </w:lvl>
   </w:abstractNum>
-  <w:abstractNum w:abstractNumId="46" w15:restartNumberingAfterBreak="0">
-    <w:nsid w:val="5BEB098D"/>
+  <w:abstractNum w:abstractNumId="30" w15:restartNumberingAfterBreak="0">
+    <w:nsid w:val="5D3D404B"/>
     <w:multiLevelType w:val="hybridMultilevel"/>
-    <w:tmpl w:val="3F749F20"/>
-    <w:lvl w:ilvl="0" w:tplc="04090003">
+    <w:tmpl w:val="6CBCFFD4"/>
+    <w:lvl w:ilvl="0" w:tplc="04090001">
+      <w:start w:val="1"/>
+      <w:numFmt w:val="bullet"/>
+      <w:lvlText w:val=""/>
+      <w:lvlJc w:val="left"/>
+      <w:pPr>
+        <w:ind w:left="1080" w:hanging="360"/>
+      </w:pPr>
+      <w:rPr>
+        <w:rFonts w:ascii="Symbol" w:hAnsi="Symbol" w:hint="default"/>
+      </w:rPr>
+    </w:lvl>
+    <w:lvl w:ilvl="1" w:tplc="04090003" w:tentative="1">
       <w:start w:val="1"/>
       <w:numFmt w:val="bullet"/>
       <w:lvlText w:val="o"/>
       <w:lvlJc w:val="left"/>
       <w:pPr>
-        <w:ind w:left="1080" w:hanging="360"/>
+        <w:ind w:left="1800" w:hanging="360"/>
       </w:pPr>
       <w:rPr>
         <w:rFonts w:ascii="Courier New" w:hAnsi="Courier New" w:cs="Courier New" w:hint="default"/>
       </w:rPr>
     </w:lvl>
-    <w:lvl w:ilvl="1" w:tplc="04090003" w:tentative="1">
+    <w:lvl w:ilvl="2" w:tplc="04090005" w:tentative="1">
+      <w:start w:val="1"/>
+      <w:numFmt w:val="bullet"/>
+      <w:lvlText w:val=""/>
+      <w:lvlJc w:val="left"/>
+      <w:pPr>
+        <w:ind w:left="2520" w:hanging="360"/>
+      </w:pPr>
+      <w:rPr>
+        <w:rFonts w:ascii="Wingdings" w:hAnsi="Wingdings" w:hint="default"/>
+      </w:rPr>
+    </w:lvl>
+    <w:lvl w:ilvl="3" w:tplc="04090001" w:tentative="1">
+      <w:start w:val="1"/>
+      <w:numFmt w:val="bullet"/>
+      <w:lvlText w:val=""/>
+      <w:lvlJc w:val="left"/>
+      <w:pPr>
+        <w:ind w:left="3240" w:hanging="360"/>
+      </w:pPr>
+      <w:rPr>
+        <w:rFonts w:ascii="Symbol" w:hAnsi="Symbol" w:hint="default"/>
+      </w:rPr>
+    </w:lvl>
+    <w:lvl w:ilvl="4" w:tplc="04090003" w:tentative="1">
       <w:start w:val="1"/>
       <w:numFmt w:val="bullet"/>
       <w:lvlText w:val="o"/>
       <w:lvlJc w:val="left"/>
       <w:pPr>
-        <w:ind w:left="1800" w:hanging="360"/>
+        <w:ind w:left="3960" w:hanging="360"/>
       </w:pPr>
       <w:rPr>
         <w:rFonts w:ascii="Courier New" w:hAnsi="Courier New" w:cs="Courier New" w:hint="default"/>
       </w:rPr>
     </w:lvl>
-    <w:lvl w:ilvl="2" w:tplc="04090005" w:tentative="1">
+    <w:lvl w:ilvl="5" w:tplc="04090005" w:tentative="1">
       <w:start w:val="1"/>
       <w:numFmt w:val="bullet"/>
       <w:lvlText w:val=""/>
       <w:lvlJc w:val="left"/>
       <w:pPr>
-        <w:ind w:left="2520" w:hanging="360"/>
+        <w:ind w:left="4680" w:hanging="360"/>
       </w:pPr>
       <w:rPr>
         <w:rFonts w:ascii="Wingdings" w:hAnsi="Wingdings" w:hint="default"/>
       </w:rPr>
     </w:lvl>
-    <w:lvl w:ilvl="3" w:tplc="04090001" w:tentative="1">
+    <w:lvl w:ilvl="6" w:tplc="04090001" w:tentative="1">
       <w:start w:val="1"/>
       <w:numFmt w:val="bullet"/>
       <w:lvlText w:val=""/>
       <w:lvlJc w:val="left"/>
       <w:pPr>
-        <w:ind w:left="3240" w:hanging="360"/>
+        <w:ind w:left="5400" w:hanging="360"/>
       </w:pPr>
       <w:rPr>
         <w:rFonts w:ascii="Symbol" w:hAnsi="Symbol" w:hint="default"/>
       </w:rPr>
     </w:lvl>
-    <w:lvl w:ilvl="4" w:tplc="04090003" w:tentative="1">
+    <w:lvl w:ilvl="7" w:tplc="04090003" w:tentative="1">
       <w:start w:val="1"/>
       <w:numFmt w:val="bullet"/>
       <w:lvlText w:val="o"/>
       <w:lvlJc w:val="left"/>
       <w:pPr>
-        <w:ind w:left="3960" w:hanging="360"/>
+        <w:ind w:left="6120" w:hanging="360"/>
       </w:pPr>
       <w:rPr>
         <w:rFonts w:ascii="Courier New" w:hAnsi="Courier New" w:cs="Courier New" w:hint="default"/>
       </w:rPr>
     </w:lvl>
-    <w:lvl w:ilvl="5" w:tplc="04090005" w:tentative="1">
+    <w:lvl w:ilvl="8" w:tplc="04090005" w:tentative="1">
       <w:start w:val="1"/>
       <w:numFmt w:val="bullet"/>
       <w:lvlText w:val=""/>
       <w:lvlJc w:val="left"/>
       <w:pPr>
-        <w:ind w:left="4680" w:hanging="360"/>
+        <w:ind w:left="6840" w:hanging="360"/>
       </w:pPr>
       <w:rPr>
         <w:rFonts w:ascii="Wingdings" w:hAnsi="Wingdings" w:hint="default"/>
       </w:rPr>
     </w:lvl>
-    <w:lvl w:ilvl="6" w:tplc="04090001" w:tentative="1">
-      <w:start w:val="1"/>
-      <w:numFmt w:val="bullet"/>
-      <w:lvlText w:val=""/>
-      <w:lvlJc w:val="left"/>
-      <w:pPr>
-        <w:ind w:left="5400" w:hanging="360"/>
-      </w:pPr>
-      <w:rPr>
-        <w:rFonts w:ascii="Symbol" w:hAnsi="Symbol" w:hint="default"/>
-      </w:rPr>
-    </w:lvl>
-    <w:lvl w:ilvl="7" w:tplc="04090003" w:tentative="1">
-      <w:start w:val="1"/>
-      <w:numFmt w:val="bullet"/>
-      <w:lvlText w:val="o"/>
-      <w:lvlJc w:val="left"/>
-      <w:pPr>
-        <w:ind w:left="6120" w:hanging="360"/>
-      </w:pPr>
-      <w:rPr>
-        <w:rFonts w:ascii="Courier New" w:hAnsi="Courier New" w:cs="Courier New" w:hint="default"/>
-      </w:rPr>
-    </w:lvl>
-    <w:lvl w:ilvl="8" w:tplc="04090005" w:tentative="1">
-      <w:start w:val="1"/>
-      <w:numFmt w:val="bullet"/>
-      <w:lvlText w:val=""/>
-      <w:lvlJc w:val="left"/>
-      <w:pPr>
-        <w:ind w:left="6840" w:hanging="360"/>
-      </w:pPr>
-      <w:rPr>
-        <w:rFonts w:ascii="Wingdings" w:hAnsi="Wingdings" w:hint="default"/>
-      </w:rPr>
-    </w:lvl>
   </w:abstractNum>
-  <w:abstractNum w:abstractNumId="47" w15:restartNumberingAfterBreak="0">
+  <w:abstractNum w:abstractNumId="31" w15:restartNumberingAfterBreak="0">
     <w:nsid w:val="5EF77E5E"/>
     <w:multiLevelType w:val="hybridMultilevel"/>
     <w:tmpl w:val="3AD8FE0E"/>
@@ -28361,233 +28497,7 @@
       </w:rPr>
     </w:lvl>
   </w:abstractNum>
-  <w:abstractNum w:abstractNumId="48" w15:restartNumberingAfterBreak="0">
-    <w:nsid w:val="5FF20AC4"/>
-    <w:multiLevelType w:val="hybridMultilevel"/>
-    <w:tmpl w:val="78EEC69E"/>
-    <w:lvl w:ilvl="0" w:tplc="04090003">
-      <w:start w:val="1"/>
-      <w:numFmt w:val="bullet"/>
-      <w:lvlText w:val="o"/>
-      <w:lvlJc w:val="left"/>
-      <w:pPr>
-        <w:ind w:left="1440" w:hanging="360"/>
-      </w:pPr>
-      <w:rPr>
-        <w:rFonts w:ascii="Courier New" w:hAnsi="Courier New" w:cs="Courier New" w:hint="default"/>
-      </w:rPr>
-    </w:lvl>
-    <w:lvl w:ilvl="1" w:tplc="04090003" w:tentative="1">
-      <w:start w:val="1"/>
-      <w:numFmt w:val="bullet"/>
-      <w:lvlText w:val="o"/>
-      <w:lvlJc w:val="left"/>
-      <w:pPr>
-        <w:ind w:left="2160" w:hanging="360"/>
-      </w:pPr>
-      <w:rPr>
-        <w:rFonts w:ascii="Courier New" w:hAnsi="Courier New" w:cs="Courier New" w:hint="default"/>
-      </w:rPr>
-    </w:lvl>
-    <w:lvl w:ilvl="2" w:tplc="04090005" w:tentative="1">
-      <w:start w:val="1"/>
-      <w:numFmt w:val="bullet"/>
-      <w:lvlText w:val=""/>
-      <w:lvlJc w:val="left"/>
-      <w:pPr>
-        <w:ind w:left="2880" w:hanging="360"/>
-      </w:pPr>
-      <w:rPr>
-        <w:rFonts w:ascii="Wingdings" w:hAnsi="Wingdings" w:hint="default"/>
-      </w:rPr>
-    </w:lvl>
-    <w:lvl w:ilvl="3" w:tplc="04090001" w:tentative="1">
-      <w:start w:val="1"/>
-      <w:numFmt w:val="bullet"/>
-      <w:lvlText w:val=""/>
-      <w:lvlJc w:val="left"/>
-      <w:pPr>
-        <w:ind w:left="3600" w:hanging="360"/>
-      </w:pPr>
-      <w:rPr>
-        <w:rFonts w:ascii="Symbol" w:hAnsi="Symbol" w:hint="default"/>
-      </w:rPr>
-    </w:lvl>
-    <w:lvl w:ilvl="4" w:tplc="04090003" w:tentative="1">
-      <w:start w:val="1"/>
-      <w:numFmt w:val="bullet"/>
-      <w:lvlText w:val="o"/>
-      <w:lvlJc w:val="left"/>
-      <w:pPr>
-        <w:ind w:left="4320" w:hanging="360"/>
-      </w:pPr>
-      <w:rPr>
-        <w:rFonts w:ascii="Courier New" w:hAnsi="Courier New" w:cs="Courier New" w:hint="default"/>
-      </w:rPr>
-    </w:lvl>
-    <w:lvl w:ilvl="5" w:tplc="04090005" w:tentative="1">
-      <w:start w:val="1"/>
-      <w:numFmt w:val="bullet"/>
-      <w:lvlText w:val=""/>
-      <w:lvlJc w:val="left"/>
-      <w:pPr>
-        <w:ind w:left="5040" w:hanging="360"/>
-      </w:pPr>
-      <w:rPr>
-        <w:rFonts w:ascii="Wingdings" w:hAnsi="Wingdings" w:hint="default"/>
-      </w:rPr>
-    </w:lvl>
-    <w:lvl w:ilvl="6" w:tplc="04090001" w:tentative="1">
-      <w:start w:val="1"/>
-      <w:numFmt w:val="bullet"/>
-      <w:lvlText w:val=""/>
-      <w:lvlJc w:val="left"/>
-      <w:pPr>
-        <w:ind w:left="5760" w:hanging="360"/>
-      </w:pPr>
-      <w:rPr>
-        <w:rFonts w:ascii="Symbol" w:hAnsi="Symbol" w:hint="default"/>
-      </w:rPr>
-    </w:lvl>
-    <w:lvl w:ilvl="7" w:tplc="04090003" w:tentative="1">
-      <w:start w:val="1"/>
-      <w:numFmt w:val="bullet"/>
-      <w:lvlText w:val="o"/>
-      <w:lvlJc w:val="left"/>
-      <w:pPr>
-        <w:ind w:left="6480" w:hanging="360"/>
-      </w:pPr>
-      <w:rPr>
-        <w:rFonts w:ascii="Courier New" w:hAnsi="Courier New" w:cs="Courier New" w:hint="default"/>
-      </w:rPr>
-    </w:lvl>
-    <w:lvl w:ilvl="8" w:tplc="04090005" w:tentative="1">
-      <w:start w:val="1"/>
-      <w:numFmt w:val="bullet"/>
-      <w:lvlText w:val=""/>
-      <w:lvlJc w:val="left"/>
-      <w:pPr>
-        <w:ind w:left="7200" w:hanging="360"/>
-      </w:pPr>
-      <w:rPr>
-        <w:rFonts w:ascii="Wingdings" w:hAnsi="Wingdings" w:hint="default"/>
-      </w:rPr>
-    </w:lvl>
-  </w:abstractNum>
-  <w:abstractNum w:abstractNumId="49" w15:restartNumberingAfterBreak="0">
-    <w:nsid w:val="605C05E6"/>
-    <w:multiLevelType w:val="hybridMultilevel"/>
-    <w:tmpl w:val="F1469E34"/>
-    <w:lvl w:ilvl="0" w:tplc="04090003">
-      <w:start w:val="1"/>
-      <w:numFmt w:val="bullet"/>
-      <w:lvlText w:val="o"/>
-      <w:lvlJc w:val="left"/>
-      <w:pPr>
-        <w:ind w:left="360" w:hanging="360"/>
-      </w:pPr>
-      <w:rPr>
-        <w:rFonts w:ascii="Courier New" w:hAnsi="Courier New" w:cs="Courier New" w:hint="default"/>
-      </w:rPr>
-    </w:lvl>
-    <w:lvl w:ilvl="1" w:tplc="04090003" w:tentative="1">
-      <w:start w:val="1"/>
-      <w:numFmt w:val="bullet"/>
-      <w:lvlText w:val="o"/>
-      <w:lvlJc w:val="left"/>
-      <w:pPr>
-        <w:ind w:left="1080" w:hanging="360"/>
-      </w:pPr>
-      <w:rPr>
-        <w:rFonts w:ascii="Courier New" w:hAnsi="Courier New" w:cs="Courier New" w:hint="default"/>
-      </w:rPr>
-    </w:lvl>
-    <w:lvl w:ilvl="2" w:tplc="04090005" w:tentative="1">
-      <w:start w:val="1"/>
-      <w:numFmt w:val="bullet"/>
-      <w:lvlText w:val=""/>
-      <w:lvlJc w:val="left"/>
-      <w:pPr>
-        <w:ind w:left="1800" w:hanging="360"/>
-      </w:pPr>
-      <w:rPr>
-        <w:rFonts w:ascii="Wingdings" w:hAnsi="Wingdings" w:hint="default"/>
-      </w:rPr>
-    </w:lvl>
-    <w:lvl w:ilvl="3" w:tplc="04090001" w:tentative="1">
-      <w:start w:val="1"/>
-      <w:numFmt w:val="bullet"/>
-      <w:lvlText w:val=""/>
-      <w:lvlJc w:val="left"/>
-      <w:pPr>
-        <w:ind w:left="2520" w:hanging="360"/>
-      </w:pPr>
-      <w:rPr>
-        <w:rFonts w:ascii="Symbol" w:hAnsi="Symbol" w:hint="default"/>
-      </w:rPr>
-    </w:lvl>
-    <w:lvl w:ilvl="4" w:tplc="04090003" w:tentative="1">
-      <w:start w:val="1"/>
-      <w:numFmt w:val="bullet"/>
-      <w:lvlText w:val="o"/>
-      <w:lvlJc w:val="left"/>
-      <w:pPr>
-        <w:ind w:left="3240" w:hanging="360"/>
-      </w:pPr>
-      <w:rPr>
-        <w:rFonts w:ascii="Courier New" w:hAnsi="Courier New" w:cs="Courier New" w:hint="default"/>
-      </w:rPr>
-    </w:lvl>
-    <w:lvl w:ilvl="5" w:tplc="04090005" w:tentative="1">
-      <w:start w:val="1"/>
-      <w:numFmt w:val="bullet"/>
-      <w:lvlText w:val=""/>
-      <w:lvlJc w:val="left"/>
-      <w:pPr>
-        <w:ind w:left="3960" w:hanging="360"/>
-      </w:pPr>
-      <w:rPr>
-        <w:rFonts w:ascii="Wingdings" w:hAnsi="Wingdings" w:hint="default"/>
-      </w:rPr>
-    </w:lvl>
-    <w:lvl w:ilvl="6" w:tplc="04090001" w:tentative="1">
-      <w:start w:val="1"/>
-      <w:numFmt w:val="bullet"/>
-      <w:lvlText w:val=""/>
-      <w:lvlJc w:val="left"/>
-      <w:pPr>
-        <w:ind w:left="4680" w:hanging="360"/>
-      </w:pPr>
-      <w:rPr>
-        <w:rFonts w:ascii="Symbol" w:hAnsi="Symbol" w:hint="default"/>
-      </w:rPr>
-    </w:lvl>
-    <w:lvl w:ilvl="7" w:tplc="04090003" w:tentative="1">
-      <w:start w:val="1"/>
-      <w:numFmt w:val="bullet"/>
-      <w:lvlText w:val="o"/>
-      <w:lvlJc w:val="left"/>
-      <w:pPr>
-        <w:ind w:left="5400" w:hanging="360"/>
-      </w:pPr>
-      <w:rPr>
-        <w:rFonts w:ascii="Courier New" w:hAnsi="Courier New" w:cs="Courier New" w:hint="default"/>
-      </w:rPr>
-    </w:lvl>
-    <w:lvl w:ilvl="8" w:tplc="04090005" w:tentative="1">
-      <w:start w:val="1"/>
-      <w:numFmt w:val="bullet"/>
-      <w:lvlText w:val=""/>
-      <w:lvlJc w:val="left"/>
-      <w:pPr>
-        <w:ind w:left="6120" w:hanging="360"/>
-      </w:pPr>
-      <w:rPr>
-        <w:rFonts w:ascii="Wingdings" w:hAnsi="Wingdings" w:hint="default"/>
-      </w:rPr>
-    </w:lvl>
-  </w:abstractNum>
-  <w:abstractNum w:abstractNumId="50" w15:restartNumberingAfterBreak="0">
+  <w:abstractNum w:abstractNumId="32" w15:restartNumberingAfterBreak="0">
     <w:nsid w:val="618449AB"/>
     <w:multiLevelType w:val="multilevel"/>
     <w:tmpl w:val="B8A40B92"/>
@@ -28736,233 +28646,122 @@
       </w:rPr>
     </w:lvl>
   </w:abstractNum>
-  <w:abstractNum w:abstractNumId="51" w15:restartNumberingAfterBreak="0">
-    <w:nsid w:val="620B09AE"/>
-    <w:multiLevelType w:val="hybridMultilevel"/>
-    <w:tmpl w:val="FB9E6F08"/>
-    <w:lvl w:ilvl="0" w:tplc="F3E2A470">
-      <w:start w:val="2"/>
-      <w:numFmt w:val="bullet"/>
-      <w:lvlText w:val="-"/>
-      <w:lvlJc w:val="left"/>
-      <w:pPr>
-        <w:ind w:left="720" w:hanging="360"/>
-      </w:pPr>
-      <w:rPr>
-        <w:rFonts w:ascii="Time s New Roman" w:eastAsiaTheme="minorHAnsi" w:hAnsi="Time s New Roman" w:cs="Times New Roman" w:hint="default"/>
-      </w:rPr>
-    </w:lvl>
-    <w:lvl w:ilvl="1" w:tplc="04090003" w:tentative="1">
-      <w:start w:val="1"/>
-      <w:numFmt w:val="bullet"/>
-      <w:lvlText w:val="o"/>
-      <w:lvlJc w:val="left"/>
-      <w:pPr>
-        <w:ind w:left="1440" w:hanging="360"/>
-      </w:pPr>
-      <w:rPr>
-        <w:rFonts w:ascii="Courier New" w:hAnsi="Courier New" w:cs="Courier New" w:hint="default"/>
-      </w:rPr>
-    </w:lvl>
-    <w:lvl w:ilvl="2" w:tplc="04090005" w:tentative="1">
-      <w:start w:val="1"/>
-      <w:numFmt w:val="bullet"/>
-      <w:lvlText w:val=""/>
-      <w:lvlJc w:val="left"/>
-      <w:pPr>
-        <w:ind w:left="2160" w:hanging="360"/>
-      </w:pPr>
-      <w:rPr>
-        <w:rFonts w:ascii="Wingdings" w:hAnsi="Wingdings" w:hint="default"/>
-      </w:rPr>
-    </w:lvl>
-    <w:lvl w:ilvl="3" w:tplc="04090001" w:tentative="1">
-      <w:start w:val="1"/>
-      <w:numFmt w:val="bullet"/>
-      <w:lvlText w:val=""/>
-      <w:lvlJc w:val="left"/>
-      <w:pPr>
-        <w:ind w:left="2880" w:hanging="360"/>
-      </w:pPr>
-      <w:rPr>
-        <w:rFonts w:ascii="Symbol" w:hAnsi="Symbol" w:hint="default"/>
-      </w:rPr>
-    </w:lvl>
-    <w:lvl w:ilvl="4" w:tplc="04090003" w:tentative="1">
-      <w:start w:val="1"/>
-      <w:numFmt w:val="bullet"/>
-      <w:lvlText w:val="o"/>
-      <w:lvlJc w:val="left"/>
-      <w:pPr>
-        <w:ind w:left="3600" w:hanging="360"/>
-      </w:pPr>
-      <w:rPr>
-        <w:rFonts w:ascii="Courier New" w:hAnsi="Courier New" w:cs="Courier New" w:hint="default"/>
-      </w:rPr>
-    </w:lvl>
-    <w:lvl w:ilvl="5" w:tplc="04090005" w:tentative="1">
-      <w:start w:val="1"/>
-      <w:numFmt w:val="bullet"/>
-      <w:lvlText w:val=""/>
-      <w:lvlJc w:val="left"/>
-      <w:pPr>
-        <w:ind w:left="4320" w:hanging="360"/>
-      </w:pPr>
-      <w:rPr>
-        <w:rFonts w:ascii="Wingdings" w:hAnsi="Wingdings" w:hint="default"/>
-      </w:rPr>
-    </w:lvl>
-    <w:lvl w:ilvl="6" w:tplc="04090001" w:tentative="1">
-      <w:start w:val="1"/>
-      <w:numFmt w:val="bullet"/>
-      <w:lvlText w:val=""/>
-      <w:lvlJc w:val="left"/>
-      <w:pPr>
-        <w:ind w:left="5040" w:hanging="360"/>
-      </w:pPr>
-      <w:rPr>
-        <w:rFonts w:ascii="Symbol" w:hAnsi="Symbol" w:hint="default"/>
-      </w:rPr>
-    </w:lvl>
-    <w:lvl w:ilvl="7" w:tplc="04090003" w:tentative="1">
-      <w:start w:val="1"/>
-      <w:numFmt w:val="bullet"/>
-      <w:lvlText w:val="o"/>
-      <w:lvlJc w:val="left"/>
-      <w:pPr>
-        <w:ind w:left="5760" w:hanging="360"/>
-      </w:pPr>
-      <w:rPr>
-        <w:rFonts w:ascii="Courier New" w:hAnsi="Courier New" w:cs="Courier New" w:hint="default"/>
-      </w:rPr>
-    </w:lvl>
-    <w:lvl w:ilvl="8" w:tplc="04090005" w:tentative="1">
-      <w:start w:val="1"/>
-      <w:numFmt w:val="bullet"/>
-      <w:lvlText w:val=""/>
-      <w:lvlJc w:val="left"/>
-      <w:pPr>
-        <w:ind w:left="6480" w:hanging="360"/>
-      </w:pPr>
-      <w:rPr>
-        <w:rFonts w:ascii="Wingdings" w:hAnsi="Wingdings" w:hint="default"/>
-      </w:rPr>
-    </w:lvl>
-  </w:abstractNum>
-  <w:abstractNum w:abstractNumId="52" w15:restartNumberingAfterBreak="0">
+  <w:abstractNum w:abstractNumId="33" w15:restartNumberingAfterBreak="0">
     <w:nsid w:val="628D0B7E"/>
     <w:multiLevelType w:val="hybridMultilevel"/>
-    <w:tmpl w:val="3D2E8DBA"/>
-    <w:lvl w:ilvl="0" w:tplc="04090001">
+    <w:tmpl w:val="FF749BD4"/>
+    <w:lvl w:ilvl="0" w:tplc="BAE806B6">
+      <w:start w:val="2"/>
+      <w:numFmt w:val="bullet"/>
+      <w:lvlText w:val="-"/>
+      <w:lvlJc w:val="left"/>
+      <w:pPr>
+        <w:ind w:left="720" w:hanging="360"/>
+      </w:pPr>
+      <w:rPr>
+        <w:rFonts w:ascii="Time s New Roman" w:eastAsiaTheme="minorHAnsi" w:hAnsi="Time s New Roman" w:cs="Times New Roman" w:hint="default"/>
+        <w:b w:val="0"/>
+        <w:bCs/>
+      </w:rPr>
+    </w:lvl>
+    <w:lvl w:ilvl="1" w:tplc="04090003" w:tentative="1">
+      <w:start w:val="1"/>
+      <w:numFmt w:val="bullet"/>
+      <w:lvlText w:val="o"/>
+      <w:lvlJc w:val="left"/>
+      <w:pPr>
+        <w:ind w:left="1440" w:hanging="360"/>
+      </w:pPr>
+      <w:rPr>
+        <w:rFonts w:ascii="Courier New" w:hAnsi="Courier New" w:cs="Courier New" w:hint="default"/>
+      </w:rPr>
+    </w:lvl>
+    <w:lvl w:ilvl="2" w:tplc="04090005" w:tentative="1">
+      <w:start w:val="1"/>
+      <w:numFmt w:val="bullet"/>
+      <w:lvlText w:val=""/>
+      <w:lvlJc w:val="left"/>
+      <w:pPr>
+        <w:ind w:left="2160" w:hanging="360"/>
+      </w:pPr>
+      <w:rPr>
+        <w:rFonts w:ascii="Wingdings" w:hAnsi="Wingdings" w:hint="default"/>
+      </w:rPr>
+    </w:lvl>
+    <w:lvl w:ilvl="3" w:tplc="04090001" w:tentative="1">
       <w:start w:val="1"/>
       <w:numFmt w:val="bullet"/>
       <w:lvlText w:val=""/>
       <w:lvlJc w:val="left"/>
       <w:pPr>
-        <w:ind w:left="720" w:hanging="360"/>
+        <w:ind w:left="2880" w:hanging="360"/>
       </w:pPr>
       <w:rPr>
         <w:rFonts w:ascii="Symbol" w:hAnsi="Symbol" w:hint="default"/>
       </w:rPr>
     </w:lvl>
-    <w:lvl w:ilvl="1" w:tplc="04090003" w:tentative="1">
+    <w:lvl w:ilvl="4" w:tplc="04090003" w:tentative="1">
       <w:start w:val="1"/>
       <w:numFmt w:val="bullet"/>
       <w:lvlText w:val="o"/>
       <w:lvlJc w:val="left"/>
       <w:pPr>
-        <w:ind w:left="1440" w:hanging="360"/>
+        <w:ind w:left="3600" w:hanging="360"/>
       </w:pPr>
       <w:rPr>
         <w:rFonts w:ascii="Courier New" w:hAnsi="Courier New" w:cs="Courier New" w:hint="default"/>
       </w:rPr>
     </w:lvl>
-    <w:lvl w:ilvl="2" w:tplc="04090005" w:tentative="1">
+    <w:lvl w:ilvl="5" w:tplc="04090005" w:tentative="1">
       <w:start w:val="1"/>
       <w:numFmt w:val="bullet"/>
       <w:lvlText w:val=""/>
       <w:lvlJc w:val="left"/>
       <w:pPr>
-        <w:ind w:left="2160" w:hanging="360"/>
+        <w:ind w:left="4320" w:hanging="360"/>
       </w:pPr>
       <w:rPr>
         <w:rFonts w:ascii="Wingdings" w:hAnsi="Wingdings" w:hint="default"/>
       </w:rPr>
     </w:lvl>
-    <w:lvl w:ilvl="3" w:tplc="04090001" w:tentative="1">
+    <w:lvl w:ilvl="6" w:tplc="04090001" w:tentative="1">
       <w:start w:val="1"/>
       <w:numFmt w:val="bullet"/>
       <w:lvlText w:val=""/>
       <w:lvlJc w:val="left"/>
       <w:pPr>
-        <w:ind w:left="2880" w:hanging="360"/>
+        <w:ind w:left="5040" w:hanging="360"/>
       </w:pPr>
       <w:rPr>
         <w:rFonts w:ascii="Symbol" w:hAnsi="Symbol" w:hint="default"/>
       </w:rPr>
     </w:lvl>
-    <w:lvl w:ilvl="4" w:tplc="04090003" w:tentative="1">
+    <w:lvl w:ilvl="7" w:tplc="04090003" w:tentative="1">
       <w:start w:val="1"/>
       <w:numFmt w:val="bullet"/>
       <w:lvlText w:val="o"/>
       <w:lvlJc w:val="left"/>
       <w:pPr>
-        <w:ind w:left="3600" w:hanging="360"/>
+        <w:ind w:left="5760" w:hanging="360"/>
       </w:pPr>
       <w:rPr>
         <w:rFonts w:ascii="Courier New" w:hAnsi="Courier New" w:cs="Courier New" w:hint="default"/>
       </w:rPr>
     </w:lvl>
-    <w:lvl w:ilvl="5" w:tplc="04090005" w:tentative="1">
+    <w:lvl w:ilvl="8" w:tplc="04090005" w:tentative="1">
       <w:start w:val="1"/>
       <w:numFmt w:val="bullet"/>
       <w:lvlText w:val=""/>
       <w:lvlJc w:val="left"/>
       <w:pPr>
-        <w:ind w:left="4320" w:hanging="360"/>
+        <w:ind w:left="6480" w:hanging="360"/>
       </w:pPr>
       <w:rPr>
         <w:rFonts w:ascii="Wingdings" w:hAnsi="Wingdings" w:hint="default"/>
       </w:rPr>
     </w:lvl>
-    <w:lvl w:ilvl="6" w:tplc="04090001" w:tentative="1">
-      <w:start w:val="1"/>
-      <w:numFmt w:val="bullet"/>
-      <w:lvlText w:val=""/>
-      <w:lvlJc w:val="left"/>
-      <w:pPr>
-        <w:ind w:left="5040" w:hanging="360"/>
-      </w:pPr>
-      <w:rPr>
-        <w:rFonts w:ascii="Symbol" w:hAnsi="Symbol" w:hint="default"/>
-      </w:rPr>
-    </w:lvl>
-    <w:lvl w:ilvl="7" w:tplc="04090003" w:tentative="1">
-      <w:start w:val="1"/>
-      <w:numFmt w:val="bullet"/>
-      <w:lvlText w:val="o"/>
-      <w:lvlJc w:val="left"/>
-      <w:pPr>
-        <w:ind w:left="5760" w:hanging="360"/>
-      </w:pPr>
-      <w:rPr>
-        <w:rFonts w:ascii="Courier New" w:hAnsi="Courier New" w:cs="Courier New" w:hint="default"/>
-      </w:rPr>
-    </w:lvl>
-    <w:lvl w:ilvl="8" w:tplc="04090005" w:tentative="1">
-      <w:start w:val="1"/>
-      <w:numFmt w:val="bullet"/>
-      <w:lvlText w:val=""/>
-      <w:lvlJc w:val="left"/>
-      <w:pPr>
-        <w:ind w:left="6480" w:hanging="360"/>
-      </w:pPr>
-      <w:rPr>
-        <w:rFonts w:ascii="Wingdings" w:hAnsi="Wingdings" w:hint="default"/>
-      </w:rPr>
-    </w:lvl>
   </w:abstractNum>
-  <w:abstractNum w:abstractNumId="53" w15:restartNumberingAfterBreak="0">
+  <w:abstractNum w:abstractNumId="34" w15:restartNumberingAfterBreak="0">
     <w:nsid w:val="63AE5BC9"/>
     <w:multiLevelType w:val="hybridMultilevel"/>
     <w:tmpl w:val="F5E61810"/>
@@ -29075,7 +28874,7 @@
       </w:rPr>
     </w:lvl>
   </w:abstractNum>
-  <w:abstractNum w:abstractNumId="54" w15:restartNumberingAfterBreak="0">
+  <w:abstractNum w:abstractNumId="35" w15:restartNumberingAfterBreak="0">
     <w:nsid w:val="649B5B23"/>
     <w:multiLevelType w:val="multilevel"/>
     <w:tmpl w:val="94E806BE"/>
@@ -29226,7 +29025,7 @@
       </w:rPr>
     </w:lvl>
   </w:abstractNum>
-  <w:abstractNum w:abstractNumId="55" w15:restartNumberingAfterBreak="0">
+  <w:abstractNum w:abstractNumId="36" w15:restartNumberingAfterBreak="0">
     <w:nsid w:val="669374FE"/>
     <w:multiLevelType w:val="hybridMultilevel"/>
     <w:tmpl w:val="B89E03A2"/>
@@ -29341,156 +29140,7 @@
       </w:rPr>
     </w:lvl>
   </w:abstractNum>
-  <w:abstractNum w:abstractNumId="56" w15:restartNumberingAfterBreak="0">
-    <w:nsid w:val="698B550D"/>
-    <w:multiLevelType w:val="multilevel"/>
-    <w:tmpl w:val="5A7E1BB0"/>
-    <w:lvl w:ilvl="0">
-      <w:start w:val="1"/>
-      <w:numFmt w:val="bullet"/>
-      <w:lvlText w:val=""/>
-      <w:lvlJc w:val="left"/>
-      <w:pPr>
-        <w:tabs>
-          <w:tab w:val="num" w:pos="720"/>
-        </w:tabs>
-        <w:ind w:left="720" w:hanging="360"/>
-      </w:pPr>
-      <w:rPr>
-        <w:rFonts w:ascii="Symbol" w:hAnsi="Symbol" w:hint="default"/>
-        <w:sz w:val="20"/>
-      </w:rPr>
-    </w:lvl>
-    <w:lvl w:ilvl="1" w:tentative="1">
-      <w:start w:val="1"/>
-      <w:numFmt w:val="bullet"/>
-      <w:lvlText w:val="o"/>
-      <w:lvlJc w:val="left"/>
-      <w:pPr>
-        <w:tabs>
-          <w:tab w:val="num" w:pos="1440"/>
-        </w:tabs>
-        <w:ind w:left="1440" w:hanging="360"/>
-      </w:pPr>
-      <w:rPr>
-        <w:rFonts w:ascii="Courier New" w:hAnsi="Courier New" w:hint="default"/>
-        <w:sz w:val="20"/>
-      </w:rPr>
-    </w:lvl>
-    <w:lvl w:ilvl="2" w:tentative="1">
-      <w:start w:val="1"/>
-      <w:numFmt w:val="bullet"/>
-      <w:lvlText w:val=""/>
-      <w:lvlJc w:val="left"/>
-      <w:pPr>
-        <w:tabs>
-          <w:tab w:val="num" w:pos="2160"/>
-        </w:tabs>
-        <w:ind w:left="2160" w:hanging="360"/>
-      </w:pPr>
-      <w:rPr>
-        <w:rFonts w:ascii="Wingdings" w:hAnsi="Wingdings" w:hint="default"/>
-        <w:sz w:val="20"/>
-      </w:rPr>
-    </w:lvl>
-    <w:lvl w:ilvl="3" w:tentative="1">
-      <w:start w:val="1"/>
-      <w:numFmt w:val="bullet"/>
-      <w:lvlText w:val=""/>
-      <w:lvlJc w:val="left"/>
-      <w:pPr>
-        <w:tabs>
-          <w:tab w:val="num" w:pos="2880"/>
-        </w:tabs>
-        <w:ind w:left="2880" w:hanging="360"/>
-      </w:pPr>
-      <w:rPr>
-        <w:rFonts w:ascii="Wingdings" w:hAnsi="Wingdings" w:hint="default"/>
-        <w:sz w:val="20"/>
-      </w:rPr>
-    </w:lvl>
-    <w:lvl w:ilvl="4" w:tentative="1">
-      <w:start w:val="1"/>
-      <w:numFmt w:val="bullet"/>
-      <w:lvlText w:val=""/>
-      <w:lvlJc w:val="left"/>
-      <w:pPr>
-        <w:tabs>
-          <w:tab w:val="num" w:pos="3600"/>
-        </w:tabs>
-        <w:ind w:left="3600" w:hanging="360"/>
-      </w:pPr>
-      <w:rPr>
-        <w:rFonts w:ascii="Wingdings" w:hAnsi="Wingdings" w:hint="default"/>
-        <w:sz w:val="20"/>
-      </w:rPr>
-    </w:lvl>
-    <w:lvl w:ilvl="5" w:tentative="1">
-      <w:start w:val="1"/>
-      <w:numFmt w:val="bullet"/>
-      <w:lvlText w:val=""/>
-      <w:lvlJc w:val="left"/>
-      <w:pPr>
-        <w:tabs>
-          <w:tab w:val="num" w:pos="4320"/>
-        </w:tabs>
-        <w:ind w:left="4320" w:hanging="360"/>
-      </w:pPr>
-      <w:rPr>
-        <w:rFonts w:ascii="Wingdings" w:hAnsi="Wingdings" w:hint="default"/>
-        <w:sz w:val="20"/>
-      </w:rPr>
-    </w:lvl>
-    <w:lvl w:ilvl="6" w:tentative="1">
-      <w:start w:val="1"/>
-      <w:numFmt w:val="bullet"/>
-      <w:lvlText w:val=""/>
-      <w:lvlJc w:val="left"/>
-      <w:pPr>
-        <w:tabs>
-          <w:tab w:val="num" w:pos="5040"/>
-        </w:tabs>
-        <w:ind w:left="5040" w:hanging="360"/>
-      </w:pPr>
-      <w:rPr>
-        <w:rFonts w:ascii="Wingdings" w:hAnsi="Wingdings" w:hint="default"/>
-        <w:sz w:val="20"/>
-      </w:rPr>
-    </w:lvl>
-    <w:lvl w:ilvl="7" w:tentative="1">
-      <w:start w:val="1"/>
-      <w:numFmt w:val="bullet"/>
-      <w:lvlText w:val=""/>
-      <w:lvlJc w:val="left"/>
-      <w:pPr>
-        <w:tabs>
-          <w:tab w:val="num" w:pos="5760"/>
-        </w:tabs>
-        <w:ind w:left="5760" w:hanging="360"/>
-      </w:pPr>
-      <w:rPr>
-        <w:rFonts w:ascii="Wingdings" w:hAnsi="Wingdings" w:hint="default"/>
-        <w:sz w:val="20"/>
-      </w:rPr>
-    </w:lvl>
-    <w:lvl w:ilvl="8" w:tentative="1">
-      <w:start w:val="1"/>
-      <w:numFmt w:val="bullet"/>
-      <w:lvlText w:val=""/>
-      <w:lvlJc w:val="left"/>
-      <w:pPr>
-        <w:tabs>
-          <w:tab w:val="num" w:pos="6480"/>
-        </w:tabs>
-        <w:ind w:left="6480" w:hanging="360"/>
-      </w:pPr>
-      <w:rPr>
-        <w:rFonts w:ascii="Wingdings" w:hAnsi="Wingdings" w:hint="default"/>
-        <w:sz w:val="20"/>
-      </w:rPr>
-    </w:lvl>
-  </w:abstractNum>
-  <w:abstractNum w:abstractNumId="57" w15:restartNumberingAfterBreak="0">
+  <w:abstractNum w:abstractNumId="37" w15:restartNumberingAfterBreak="0">
     <w:nsid w:val="6ADB2CB4"/>
     <w:multiLevelType w:val="hybridMultilevel"/>
     <w:tmpl w:val="530ED1DE"/>
@@ -29603,233 +29253,7 @@
       </w:rPr>
     </w:lvl>
   </w:abstractNum>
-  <w:abstractNum w:abstractNumId="58" w15:restartNumberingAfterBreak="0">
-    <w:nsid w:val="6D495CED"/>
-    <w:multiLevelType w:val="multilevel"/>
-    <w:tmpl w:val="5A5E4318"/>
-    <w:lvl w:ilvl="0">
-      <w:start w:val="2"/>
-      <w:numFmt w:val="decimal"/>
-      <w:lvlText w:val="%1"/>
-      <w:lvlJc w:val="left"/>
-      <w:pPr>
-        <w:ind w:left="624" w:hanging="624"/>
-      </w:pPr>
-      <w:rPr>
-        <w:rFonts w:hint="default"/>
-      </w:rPr>
-    </w:lvl>
-    <w:lvl w:ilvl="1">
-      <w:start w:val="2"/>
-      <w:numFmt w:val="decimal"/>
-      <w:lvlText w:val="%1.%2"/>
-      <w:lvlJc w:val="left"/>
-      <w:pPr>
-        <w:ind w:left="720" w:hanging="720"/>
-      </w:pPr>
-      <w:rPr>
-        <w:rFonts w:hint="default"/>
-      </w:rPr>
-    </w:lvl>
-    <w:lvl w:ilvl="2">
-      <w:start w:val="1"/>
-      <w:numFmt w:val="decimal"/>
-      <w:lvlText w:val="%1.%2.%3"/>
-      <w:lvlJc w:val="left"/>
-      <w:pPr>
-        <w:ind w:left="720" w:hanging="720"/>
-      </w:pPr>
-      <w:rPr>
-        <w:rFonts w:hint="default"/>
-      </w:rPr>
-    </w:lvl>
-    <w:lvl w:ilvl="3">
-      <w:start w:val="1"/>
-      <w:numFmt w:val="decimal"/>
-      <w:lvlText w:val="%1.%2.%3.%4"/>
-      <w:lvlJc w:val="left"/>
-      <w:pPr>
-        <w:ind w:left="1080" w:hanging="1080"/>
-      </w:pPr>
-      <w:rPr>
-        <w:rFonts w:hint="default"/>
-      </w:rPr>
-    </w:lvl>
-    <w:lvl w:ilvl="4">
-      <w:start w:val="1"/>
-      <w:numFmt w:val="decimal"/>
-      <w:lvlText w:val="%1.%2.%3.%4.%5"/>
-      <w:lvlJc w:val="left"/>
-      <w:pPr>
-        <w:ind w:left="1440" w:hanging="1440"/>
-      </w:pPr>
-      <w:rPr>
-        <w:rFonts w:hint="default"/>
-      </w:rPr>
-    </w:lvl>
-    <w:lvl w:ilvl="5">
-      <w:start w:val="1"/>
-      <w:numFmt w:val="decimal"/>
-      <w:lvlText w:val="%1.%2.%3.%4.%5.%6"/>
-      <w:lvlJc w:val="left"/>
-      <w:pPr>
-        <w:ind w:left="1440" w:hanging="1440"/>
-      </w:pPr>
-      <w:rPr>
-        <w:rFonts w:hint="default"/>
-      </w:rPr>
-    </w:lvl>
-    <w:lvl w:ilvl="6">
-      <w:start w:val="1"/>
-      <w:numFmt w:val="decimal"/>
-      <w:lvlText w:val="%1.%2.%3.%4.%5.%6.%7"/>
-      <w:lvlJc w:val="left"/>
-      <w:pPr>
-        <w:ind w:left="1800" w:hanging="1800"/>
-      </w:pPr>
-      <w:rPr>
-        <w:rFonts w:hint="default"/>
-      </w:rPr>
-    </w:lvl>
-    <w:lvl w:ilvl="7">
-      <w:start w:val="1"/>
-      <w:numFmt w:val="decimal"/>
-      <w:lvlText w:val="%1.%2.%3.%4.%5.%6.%7.%8"/>
-      <w:lvlJc w:val="left"/>
-      <w:pPr>
-        <w:ind w:left="1800" w:hanging="1800"/>
-      </w:pPr>
-      <w:rPr>
-        <w:rFonts w:hint="default"/>
-      </w:rPr>
-    </w:lvl>
-    <w:lvl w:ilvl="8">
-      <w:start w:val="1"/>
-      <w:numFmt w:val="decimal"/>
-      <w:lvlText w:val="%1.%2.%3.%4.%5.%6.%7.%8.%9"/>
-      <w:lvlJc w:val="left"/>
-      <w:pPr>
-        <w:ind w:left="2160" w:hanging="2160"/>
-      </w:pPr>
-      <w:rPr>
-        <w:rFonts w:hint="default"/>
-      </w:rPr>
-    </w:lvl>
-  </w:abstractNum>
-  <w:abstractNum w:abstractNumId="59" w15:restartNumberingAfterBreak="0">
-    <w:nsid w:val="71E35406"/>
-    <w:multiLevelType w:val="hybridMultilevel"/>
-    <w:tmpl w:val="75AE15D8"/>
-    <w:lvl w:ilvl="0" w:tplc="F3E2A470">
-      <w:start w:val="2"/>
-      <w:numFmt w:val="bullet"/>
-      <w:lvlText w:val="-"/>
-      <w:lvlJc w:val="left"/>
-      <w:pPr>
-        <w:ind w:left="720" w:hanging="360"/>
-      </w:pPr>
-      <w:rPr>
-        <w:rFonts w:ascii="Time s New Roman" w:eastAsiaTheme="minorHAnsi" w:hAnsi="Time s New Roman" w:cs="Times New Roman" w:hint="default"/>
-      </w:rPr>
-    </w:lvl>
-    <w:lvl w:ilvl="1" w:tplc="04090003" w:tentative="1">
-      <w:start w:val="1"/>
-      <w:numFmt w:val="bullet"/>
-      <w:lvlText w:val="o"/>
-      <w:lvlJc w:val="left"/>
-      <w:pPr>
-        <w:ind w:left="1440" w:hanging="360"/>
-      </w:pPr>
-      <w:rPr>
-        <w:rFonts w:ascii="Courier New" w:hAnsi="Courier New" w:cs="Courier New" w:hint="default"/>
-      </w:rPr>
-    </w:lvl>
-    <w:lvl w:ilvl="2" w:tplc="04090005" w:tentative="1">
-      <w:start w:val="1"/>
-      <w:numFmt w:val="bullet"/>
-      <w:lvlText w:val=""/>
-      <w:lvlJc w:val="left"/>
-      <w:pPr>
-        <w:ind w:left="2160" w:hanging="360"/>
-      </w:pPr>
-      <w:rPr>
-        <w:rFonts w:ascii="Wingdings" w:hAnsi="Wingdings" w:hint="default"/>
-      </w:rPr>
-    </w:lvl>
-    <w:lvl w:ilvl="3" w:tplc="04090001" w:tentative="1">
-      <w:start w:val="1"/>
-      <w:numFmt w:val="bullet"/>
-      <w:lvlText w:val=""/>
-      <w:lvlJc w:val="left"/>
-      <w:pPr>
-        <w:ind w:left="2880" w:hanging="360"/>
-      </w:pPr>
-      <w:rPr>
-        <w:rFonts w:ascii="Symbol" w:hAnsi="Symbol" w:hint="default"/>
-      </w:rPr>
-    </w:lvl>
-    <w:lvl w:ilvl="4" w:tplc="04090003" w:tentative="1">
-      <w:start w:val="1"/>
-      <w:numFmt w:val="bullet"/>
-      <w:lvlText w:val="o"/>
-      <w:lvlJc w:val="left"/>
-      <w:pPr>
-        <w:ind w:left="3600" w:hanging="360"/>
-      </w:pPr>
-      <w:rPr>
-        <w:rFonts w:ascii="Courier New" w:hAnsi="Courier New" w:cs="Courier New" w:hint="default"/>
-      </w:rPr>
-    </w:lvl>
-    <w:lvl w:ilvl="5" w:tplc="04090005" w:tentative="1">
-      <w:start w:val="1"/>
-      <w:numFmt w:val="bullet"/>
-      <w:lvlText w:val=""/>
-      <w:lvlJc w:val="left"/>
-      <w:pPr>
-        <w:ind w:left="4320" w:hanging="360"/>
-      </w:pPr>
-      <w:rPr>
-        <w:rFonts w:ascii="Wingdings" w:hAnsi="Wingdings" w:hint="default"/>
-      </w:rPr>
-    </w:lvl>
-    <w:lvl w:ilvl="6" w:tplc="04090001" w:tentative="1">
-      <w:start w:val="1"/>
-      <w:numFmt w:val="bullet"/>
-      <w:lvlText w:val=""/>
-      <w:lvlJc w:val="left"/>
-      <w:pPr>
-        <w:ind w:left="5040" w:hanging="360"/>
-      </w:pPr>
-      <w:rPr>
-        <w:rFonts w:ascii="Symbol" w:hAnsi="Symbol" w:hint="default"/>
-      </w:rPr>
-    </w:lvl>
-    <w:lvl w:ilvl="7" w:tplc="04090003" w:tentative="1">
-      <w:start w:val="1"/>
-      <w:numFmt w:val="bullet"/>
-      <w:lvlText w:val="o"/>
-      <w:lvlJc w:val="left"/>
-      <w:pPr>
-        <w:ind w:left="5760" w:hanging="360"/>
-      </w:pPr>
-      <w:rPr>
-        <w:rFonts w:ascii="Courier New" w:hAnsi="Courier New" w:cs="Courier New" w:hint="default"/>
-      </w:rPr>
-    </w:lvl>
-    <w:lvl w:ilvl="8" w:tplc="04090005" w:tentative="1">
-      <w:start w:val="1"/>
-      <w:numFmt w:val="bullet"/>
-      <w:lvlText w:val=""/>
-      <w:lvlJc w:val="left"/>
-      <w:pPr>
-        <w:ind w:left="6480" w:hanging="360"/>
-      </w:pPr>
-      <w:rPr>
-        <w:rFonts w:ascii="Wingdings" w:hAnsi="Wingdings" w:hint="default"/>
-      </w:rPr>
-    </w:lvl>
-  </w:abstractNum>
-  <w:abstractNum w:abstractNumId="60" w15:restartNumberingAfterBreak="0">
+  <w:abstractNum w:abstractNumId="38" w15:restartNumberingAfterBreak="0">
     <w:nsid w:val="72185192"/>
     <w:multiLevelType w:val="multilevel"/>
     <w:tmpl w:val="4BBA828A"/>
@@ -29942,7 +29366,7 @@
       </w:rPr>
     </w:lvl>
   </w:abstractNum>
-  <w:abstractNum w:abstractNumId="61" w15:restartNumberingAfterBreak="0">
+  <w:abstractNum w:abstractNumId="39" w15:restartNumberingAfterBreak="0">
     <w:nsid w:val="721F6EC9"/>
     <w:multiLevelType w:val="hybridMultilevel"/>
     <w:tmpl w:val="8DCC685E"/>
@@ -30055,120 +29479,7 @@
       </w:rPr>
     </w:lvl>
   </w:abstractNum>
-  <w:abstractNum w:abstractNumId="62" w15:restartNumberingAfterBreak="0">
-    <w:nsid w:val="723E153B"/>
-    <w:multiLevelType w:val="multilevel"/>
-    <w:tmpl w:val="7ED88F56"/>
-    <w:lvl w:ilvl="0">
-      <w:start w:val="2"/>
-      <w:numFmt w:val="decimal"/>
-      <w:lvlText w:val="%1"/>
-      <w:lvlJc w:val="left"/>
-      <w:pPr>
-        <w:ind w:left="624" w:hanging="624"/>
-      </w:pPr>
-      <w:rPr>
-        <w:rFonts w:hint="default"/>
-      </w:rPr>
-    </w:lvl>
-    <w:lvl w:ilvl="1">
-      <w:start w:val="1"/>
-      <w:numFmt w:val="decimal"/>
-      <w:lvlText w:val="%1.%2"/>
-      <w:lvlJc w:val="left"/>
-      <w:pPr>
-        <w:ind w:left="1080" w:hanging="720"/>
-      </w:pPr>
-      <w:rPr>
-        <w:rFonts w:hint="default"/>
-      </w:rPr>
-    </w:lvl>
-    <w:lvl w:ilvl="2">
-      <w:start w:val="2"/>
-      <w:numFmt w:val="decimal"/>
-      <w:lvlText w:val="%1.%2.%3"/>
-      <w:lvlJc w:val="left"/>
-      <w:pPr>
-        <w:ind w:left="1440" w:hanging="720"/>
-      </w:pPr>
-      <w:rPr>
-        <w:rFonts w:hint="default"/>
-      </w:rPr>
-    </w:lvl>
-    <w:lvl w:ilvl="3">
-      <w:start w:val="1"/>
-      <w:numFmt w:val="decimal"/>
-      <w:lvlText w:val="%1.%2.%3.%4"/>
-      <w:lvlJc w:val="left"/>
-      <w:pPr>
-        <w:ind w:left="2160" w:hanging="1080"/>
-      </w:pPr>
-      <w:rPr>
-        <w:rFonts w:hint="default"/>
-      </w:rPr>
-    </w:lvl>
-    <w:lvl w:ilvl="4">
-      <w:start w:val="1"/>
-      <w:numFmt w:val="decimal"/>
-      <w:lvlText w:val="%1.%2.%3.%4.%5"/>
-      <w:lvlJc w:val="left"/>
-      <w:pPr>
-        <w:ind w:left="2880" w:hanging="1440"/>
-      </w:pPr>
-      <w:rPr>
-        <w:rFonts w:hint="default"/>
-      </w:rPr>
-    </w:lvl>
-    <w:lvl w:ilvl="5">
-      <w:start w:val="1"/>
-      <w:numFmt w:val="decimal"/>
-      <w:lvlText w:val="%1.%2.%3.%4.%5.%6"/>
-      <w:lvlJc w:val="left"/>
-      <w:pPr>
-        <w:ind w:left="3240" w:hanging="1440"/>
-      </w:pPr>
-      <w:rPr>
-        <w:rFonts w:hint="default"/>
-      </w:rPr>
-    </w:lvl>
-    <w:lvl w:ilvl="6">
-      <w:start w:val="1"/>
-      <w:numFmt w:val="decimal"/>
-      <w:lvlText w:val="%1.%2.%3.%4.%5.%6.%7"/>
-      <w:lvlJc w:val="left"/>
-      <w:pPr>
-        <w:ind w:left="3960" w:hanging="1800"/>
-      </w:pPr>
-      <w:rPr>
-        <w:rFonts w:hint="default"/>
-      </w:rPr>
-    </w:lvl>
-    <w:lvl w:ilvl="7">
-      <w:start w:val="1"/>
-      <w:numFmt w:val="decimal"/>
-      <w:lvlText w:val="%1.%2.%3.%4.%5.%6.%7.%8"/>
-      <w:lvlJc w:val="left"/>
-      <w:pPr>
-        <w:ind w:left="4680" w:hanging="2160"/>
-      </w:pPr>
-      <w:rPr>
-        <w:rFonts w:hint="default"/>
-      </w:rPr>
-    </w:lvl>
-    <w:lvl w:ilvl="8">
-      <w:start w:val="1"/>
-      <w:numFmt w:val="decimal"/>
-      <w:lvlText w:val="%1.%2.%3.%4.%5.%6.%7.%8.%9"/>
-      <w:lvlJc w:val="left"/>
-      <w:pPr>
-        <w:ind w:left="5040" w:hanging="2160"/>
-      </w:pPr>
-      <w:rPr>
-        <w:rFonts w:hint="default"/>
-      </w:rPr>
-    </w:lvl>
-  </w:abstractNum>
-  <w:abstractNum w:abstractNumId="63" w15:restartNumberingAfterBreak="0">
+  <w:abstractNum w:abstractNumId="40" w15:restartNumberingAfterBreak="0">
     <w:nsid w:val="7839750F"/>
     <w:multiLevelType w:val="multilevel"/>
     <w:tmpl w:val="6DEC98CC"/>
@@ -30319,7 +29630,7 @@
       </w:rPr>
     </w:lvl>
   </w:abstractNum>
-  <w:abstractNum w:abstractNumId="64" w15:restartNumberingAfterBreak="0">
+  <w:abstractNum w:abstractNumId="41" w15:restartNumberingAfterBreak="0">
     <w:nsid w:val="78F646B2"/>
     <w:multiLevelType w:val="hybridMultilevel"/>
     <w:tmpl w:val="E6B64F88"/>
@@ -30433,201 +29744,132 @@
     </w:lvl>
   </w:abstractNum>
   <w:num w:numId="1" w16cid:durableId="1032808773">
+    <w:abstractNumId w:val="10"/>
+  </w:num>
+  <w:num w:numId="2" w16cid:durableId="1575243374">
+    <w:abstractNumId w:val="8"/>
+  </w:num>
+  <w:num w:numId="3" w16cid:durableId="1289968968">
+    <w:abstractNumId w:val="35"/>
+  </w:num>
+  <w:num w:numId="4" w16cid:durableId="1795368028">
+    <w:abstractNumId w:val="9"/>
+  </w:num>
+  <w:num w:numId="5" w16cid:durableId="753360757">
+    <w:abstractNumId w:val="33"/>
+  </w:num>
+  <w:num w:numId="6" w16cid:durableId="389308644">
+    <w:abstractNumId w:val="28"/>
+  </w:num>
+  <w:num w:numId="7" w16cid:durableId="1076052880">
+    <w:abstractNumId w:val="3"/>
+  </w:num>
+  <w:num w:numId="8" w16cid:durableId="1263342204">
+    <w:abstractNumId w:val="24"/>
+  </w:num>
+  <w:num w:numId="9" w16cid:durableId="1517889874">
+    <w:abstractNumId w:val="36"/>
+  </w:num>
+  <w:num w:numId="10" w16cid:durableId="453409437">
+    <w:abstractNumId w:val="11"/>
+  </w:num>
+  <w:num w:numId="11" w16cid:durableId="673538138">
+    <w:abstractNumId w:val="15"/>
+  </w:num>
+  <w:num w:numId="12" w16cid:durableId="1307583635">
+    <w:abstractNumId w:val="29"/>
+  </w:num>
+  <w:num w:numId="13" w16cid:durableId="317727991">
+    <w:abstractNumId w:val="31"/>
+  </w:num>
+  <w:num w:numId="14" w16cid:durableId="1113671715">
     <w:abstractNumId w:val="18"/>
   </w:num>
-  <w:num w:numId="2" w16cid:durableId="1575243374">
-    <w:abstractNumId w:val="15"/>
+  <w:num w:numId="15" w16cid:durableId="324283649">
+    <w:abstractNumId w:val="22"/>
   </w:num>
-  <w:num w:numId="3" w16cid:durableId="1289968968">
-    <w:abstractNumId w:val="54"/>
+  <w:num w:numId="16" w16cid:durableId="1573661540">
+    <w:abstractNumId w:val="25"/>
   </w:num>
-  <w:num w:numId="4" w16cid:durableId="1795368028">
+  <w:num w:numId="17" w16cid:durableId="1288316043">
+    <w:abstractNumId w:val="6"/>
+  </w:num>
+  <w:num w:numId="18" w16cid:durableId="1553422196">
+    <w:abstractNumId w:val="14"/>
+  </w:num>
+  <w:num w:numId="19" w16cid:durableId="1441946330">
+    <w:abstractNumId w:val="12"/>
+  </w:num>
+  <w:num w:numId="20" w16cid:durableId="821000976">
+    <w:abstractNumId w:val="39"/>
+  </w:num>
+  <w:num w:numId="21" w16cid:durableId="1326057120">
+    <w:abstractNumId w:val="37"/>
+  </w:num>
+  <w:num w:numId="22" w16cid:durableId="791944767">
+    <w:abstractNumId w:val="2"/>
+  </w:num>
+  <w:num w:numId="23" w16cid:durableId="1557664811">
+    <w:abstractNumId w:val="34"/>
+  </w:num>
+  <w:num w:numId="24" w16cid:durableId="1285499897">
+    <w:abstractNumId w:val="5"/>
+  </w:num>
+  <w:num w:numId="25" w16cid:durableId="1772117535">
+    <w:abstractNumId w:val="7"/>
+  </w:num>
+  <w:num w:numId="26" w16cid:durableId="629675384">
+    <w:abstractNumId w:val="26"/>
+  </w:num>
+  <w:num w:numId="27" w16cid:durableId="529145612">
+    <w:abstractNumId w:val="16"/>
+  </w:num>
+  <w:num w:numId="28" w16cid:durableId="514541404">
+    <w:abstractNumId w:val="20"/>
+  </w:num>
+  <w:num w:numId="29" w16cid:durableId="2066446739">
+    <w:abstractNumId w:val="38"/>
+  </w:num>
+  <w:num w:numId="30" w16cid:durableId="1015421649">
+    <w:abstractNumId w:val="1"/>
+  </w:num>
+  <w:num w:numId="31" w16cid:durableId="32463559">
+    <w:abstractNumId w:val="21"/>
+  </w:num>
+  <w:num w:numId="32" w16cid:durableId="1407337204">
+    <w:abstractNumId w:val="19"/>
+  </w:num>
+  <w:num w:numId="33" w16cid:durableId="498925944">
+    <w:abstractNumId w:val="27"/>
+  </w:num>
+  <w:num w:numId="34" w16cid:durableId="1181892012">
+    <w:abstractNumId w:val="4"/>
+  </w:num>
+  <w:num w:numId="35" w16cid:durableId="1546870149">
+    <w:abstractNumId w:val="41"/>
+  </w:num>
+  <w:num w:numId="36" w16cid:durableId="1083186990">
+    <w:abstractNumId w:val="23"/>
+  </w:num>
+  <w:num w:numId="37" w16cid:durableId="971138058">
     <w:abstractNumId w:val="17"/>
   </w:num>
-  <w:num w:numId="5" w16cid:durableId="753360757">
-    <w:abstractNumId w:val="52"/>
+  <w:num w:numId="38" w16cid:durableId="1172260595">
+    <w:abstractNumId w:val="13"/>
   </w:num>
-  <w:num w:numId="6" w16cid:durableId="389308644">
-    <w:abstractNumId w:val="44"/>
-  </w:num>
-  <w:num w:numId="7" w16cid:durableId="1076052880">
-    <w:abstractNumId w:val="9"/>
-  </w:num>
-  <w:num w:numId="8" w16cid:durableId="1263342204">
-    <w:abstractNumId w:val="37"/>
-  </w:num>
-  <w:num w:numId="9" w16cid:durableId="1517889874">
-    <w:abstractNumId w:val="55"/>
-  </w:num>
-  <w:num w:numId="10" w16cid:durableId="453409437">
-    <w:abstractNumId w:val="19"/>
-  </w:num>
-  <w:num w:numId="11" w16cid:durableId="1888028805">
-    <w:abstractNumId w:val="8"/>
-  </w:num>
-  <w:num w:numId="12" w16cid:durableId="2096436447">
-    <w:abstractNumId w:val="42"/>
-  </w:num>
-  <w:num w:numId="13" w16cid:durableId="1993831461">
-    <w:abstractNumId w:val="5"/>
-  </w:num>
-  <w:num w:numId="14" w16cid:durableId="941299178">
-    <w:abstractNumId w:val="48"/>
-  </w:num>
-  <w:num w:numId="15" w16cid:durableId="1801533961">
-    <w:abstractNumId w:val="22"/>
-  </w:num>
-  <w:num w:numId="16" w16cid:durableId="1320617112">
-    <w:abstractNumId w:val="49"/>
-  </w:num>
-  <w:num w:numId="17" w16cid:durableId="1284729906">
-    <w:abstractNumId w:val="56"/>
-  </w:num>
-  <w:num w:numId="18" w16cid:durableId="1774084851">
+  <w:num w:numId="39" w16cid:durableId="1640569027">
     <w:abstractNumId w:val="40"/>
   </w:num>
-  <w:num w:numId="19" w16cid:durableId="753820135">
-    <w:abstractNumId w:val="28"/>
+  <w:num w:numId="40" w16cid:durableId="511335982">
+    <w:abstractNumId w:val="0"/>
   </w:num>
-  <w:num w:numId="20" w16cid:durableId="673538138">
-    <w:abstractNumId w:val="25"/>
-  </w:num>
-  <w:num w:numId="21" w16cid:durableId="1307583635">
-    <w:abstractNumId w:val="45"/>
-  </w:num>
-  <w:num w:numId="22" w16cid:durableId="317727991">
-    <w:abstractNumId w:val="47"/>
-  </w:num>
-  <w:num w:numId="23" w16cid:durableId="1113671715">
-    <w:abstractNumId w:val="29"/>
-  </w:num>
-  <w:num w:numId="24" w16cid:durableId="324283649">
-    <w:abstractNumId w:val="35"/>
-  </w:num>
-  <w:num w:numId="25" w16cid:durableId="1573661540">
-    <w:abstractNumId w:val="38"/>
-  </w:num>
-  <w:num w:numId="26" w16cid:durableId="1288316043">
-    <w:abstractNumId w:val="12"/>
-  </w:num>
-  <w:num w:numId="27" w16cid:durableId="1553422196">
-    <w:abstractNumId w:val="24"/>
-  </w:num>
-  <w:num w:numId="28" w16cid:durableId="1441946330">
-    <w:abstractNumId w:val="20"/>
-  </w:num>
-  <w:num w:numId="29" w16cid:durableId="821000976">
-    <w:abstractNumId w:val="61"/>
-  </w:num>
-  <w:num w:numId="30" w16cid:durableId="303043954">
-    <w:abstractNumId w:val="46"/>
-  </w:num>
-  <w:num w:numId="31" w16cid:durableId="1326057120">
-    <w:abstractNumId w:val="57"/>
-  </w:num>
-  <w:num w:numId="32" w16cid:durableId="791944767">
-    <w:abstractNumId w:val="4"/>
-  </w:num>
-  <w:num w:numId="33" w16cid:durableId="1557664811">
-    <w:abstractNumId w:val="53"/>
-  </w:num>
-  <w:num w:numId="34" w16cid:durableId="1285499897">
-    <w:abstractNumId w:val="11"/>
-  </w:num>
-  <w:num w:numId="35" w16cid:durableId="1772117535">
-    <w:abstractNumId w:val="13"/>
-  </w:num>
-  <w:num w:numId="36" w16cid:durableId="629675384">
-    <w:abstractNumId w:val="41"/>
-  </w:num>
-  <w:num w:numId="37" w16cid:durableId="2094620881">
-    <w:abstractNumId w:val="7"/>
-  </w:num>
-  <w:num w:numId="38" w16cid:durableId="529145612">
-    <w:abstractNumId w:val="26"/>
-  </w:num>
-  <w:num w:numId="39" w16cid:durableId="514541404">
+  <w:num w:numId="41" w16cid:durableId="722103022">
     <w:abstractNumId w:val="32"/>
   </w:num>
-  <w:num w:numId="40" w16cid:durableId="1027221926">
-    <w:abstractNumId w:val="2"/>
-  </w:num>
-  <w:num w:numId="41" w16cid:durableId="774864128">
-    <w:abstractNumId w:val="39"/>
-  </w:num>
-  <w:num w:numId="42" w16cid:durableId="702364537">
-    <w:abstractNumId w:val="62"/>
-  </w:num>
-  <w:num w:numId="43" w16cid:durableId="2066446739">
-    <w:abstractNumId w:val="60"/>
-  </w:num>
-  <w:num w:numId="44" w16cid:durableId="638539153">
-    <w:abstractNumId w:val="6"/>
-  </w:num>
-  <w:num w:numId="45" w16cid:durableId="778644251">
-    <w:abstractNumId w:val="58"/>
-  </w:num>
-  <w:num w:numId="46" w16cid:durableId="1993439099">
-    <w:abstractNumId w:val="33"/>
-  </w:num>
-  <w:num w:numId="47" w16cid:durableId="1687705931">
-    <w:abstractNumId w:val="51"/>
-  </w:num>
-  <w:num w:numId="48" w16cid:durableId="685134425">
-    <w:abstractNumId w:val="59"/>
-  </w:num>
-  <w:num w:numId="49" w16cid:durableId="1015421649">
-    <w:abstractNumId w:val="1"/>
-  </w:num>
-  <w:num w:numId="50" w16cid:durableId="32463559">
-    <w:abstractNumId w:val="34"/>
-  </w:num>
-  <w:num w:numId="51" w16cid:durableId="1407337204">
-    <w:abstractNumId w:val="31"/>
-  </w:num>
-  <w:num w:numId="52" w16cid:durableId="498925944">
-    <w:abstractNumId w:val="43"/>
-  </w:num>
-  <w:num w:numId="53" w16cid:durableId="1181892012">
-    <w:abstractNumId w:val="10"/>
-  </w:num>
-  <w:num w:numId="54" w16cid:durableId="1213276028">
-    <w:abstractNumId w:val="14"/>
-  </w:num>
-  <w:num w:numId="55" w16cid:durableId="1546870149">
-    <w:abstractNumId w:val="64"/>
-  </w:num>
-  <w:num w:numId="56" w16cid:durableId="1530144965">
+  <w:num w:numId="42" w16cid:durableId="1532958860">
     <w:abstractNumId w:val="30"/>
   </w:num>
-  <w:num w:numId="57" w16cid:durableId="1935815832">
-    <w:abstractNumId w:val="23"/>
-  </w:num>
-  <w:num w:numId="58" w16cid:durableId="1422264782">
-    <w:abstractNumId w:val="3"/>
-  </w:num>
-  <w:num w:numId="59" w16cid:durableId="1083186990">
-    <w:abstractNumId w:val="36"/>
-  </w:num>
-  <w:num w:numId="60" w16cid:durableId="1863400268">
-    <w:abstractNumId w:val="16"/>
-  </w:num>
-  <w:num w:numId="61" w16cid:durableId="971138058">
-    <w:abstractNumId w:val="27"/>
-  </w:num>
-  <w:num w:numId="62" w16cid:durableId="1172260595">
-    <w:abstractNumId w:val="21"/>
-  </w:num>
-  <w:num w:numId="63" w16cid:durableId="1640569027">
-    <w:abstractNumId w:val="63"/>
-  </w:num>
-  <w:num w:numId="64" w16cid:durableId="511335982">
-    <w:abstractNumId w:val="0"/>
-  </w:num>
-  <w:num w:numId="65" w16cid:durableId="722103022">
-    <w:abstractNumId w:val="50"/>
-  </w:num>
-  <w:numIdMacAtCleanup w:val="35"/>
+  <w:numIdMacAtCleanup w:val="41"/>
 </w:numbering>
 </file>
 
@@ -31649,6 +30891,11 @@
       <w:u w:val="single"/>
     </w:rPr>
   </w:style>
+  <w:style w:type="character" w:customStyle="1" w:styleId="citation-94">
+    <w:name w:val="citation-94"/>
+    <w:basedOn w:val="DefaultParagraphFont"/>
+    <w:rsid w:val="00B34DED"/>
+  </w:style>
 </w:styles>
 </file>
 
